--- a/ChunkRetrievalDsprawl.docx
+++ b/ChunkRetrievalDsprawl.docx
@@ -63,13 +63,15 @@
       </w:pPr>
       <w:r>
         <w:rPr>
-          <w:rFonts w:ascii="Times New Roman" w:eastAsia="Times New Roman" w:hAnsi="Times New Roman" w:cs="Times New Roman"/>
           <w:noProof/>
-          <w:kern w:val="0"/>
-          <w:lang w:eastAsia="en-GB"/>
-        </w:rPr>
-        <w:pict w14:anchorId="1ADF4E0C">
-          <v:rect id="_x0000_i1039" alt="" style="width:451.3pt;height:.05pt;mso-width-percent:0;mso-height-percent:0;mso-width-percent:0;mso-height-percent:0" o:hralign="center" o:hrstd="t" o:hr="t" fillcolor="#a0a0a0" stroked="f"/>
+        </w:rPr>
+      </w:r>
+      <w:r>
+        <w:pict w14:anchorId="6A327214">
+          <v:rect id="Horizontal Line 1" o:spid="_x0000_s1039" style="width:451.3pt;height:.05pt;visibility:visible;mso-wrap-style:square;mso-left-percent:-10001;mso-top-percent:-10001;mso-position-horizontal:absolute;mso-position-horizontal-relative:char;mso-position-vertical:absolute;mso-position-vertical-relative:line;mso-left-percent:-10001;mso-top-percent:-10001;v-text-anchor:top" o:gfxdata="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" filled="f">
+            <o:lock v:ext="edit" rotation="t" aspectratio="t" verticies="t" text="t" shapetype="t"/>
+            <w10:anchorlock/>
+          </v:rect>
         </w:pict>
       </w:r>
     </w:p>
@@ -134,13 +136,15 @@
       </w:pPr>
       <w:r>
         <w:rPr>
-          <w:rFonts w:ascii="Times New Roman" w:eastAsia="Times New Roman" w:hAnsi="Times New Roman" w:cs="Times New Roman"/>
           <w:noProof/>
-          <w:kern w:val="0"/>
-          <w:lang w:eastAsia="en-GB"/>
-        </w:rPr>
-        <w:pict w14:anchorId="0F95380A">
-          <v:rect id="_x0000_i1038" alt="" style="width:451.3pt;height:.05pt;mso-width-percent:0;mso-height-percent:0;mso-width-percent:0;mso-height-percent:0" o:hralign="center" o:hrstd="t" o:hr="t" fillcolor="#a0a0a0" stroked="f"/>
+        </w:rPr>
+      </w:r>
+      <w:r>
+        <w:pict w14:anchorId="37EF269F">
+          <v:rect id="Horizontal Line 2" o:spid="_x0000_s1038" style="width:451.3pt;height:.05pt;visibility:visible;mso-wrap-style:square;mso-left-percent:-10001;mso-top-percent:-10001;mso-position-horizontal:absolute;mso-position-horizontal-relative:char;mso-position-vertical:absolute;mso-position-vertical-relative:line;mso-left-percent:-10001;mso-top-percent:-10001;v-text-anchor:top" o:gfxdata="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" filled="f">
+            <o:lock v:ext="edit" rotation="t" aspectratio="t" verticies="t" text="t" shapetype="t"/>
+            <w10:anchorlock/>
+          </v:rect>
         </w:pict>
       </w:r>
     </w:p>
@@ -205,13 +209,15 @@
       </w:pPr>
       <w:r>
         <w:rPr>
-          <w:rFonts w:ascii="Times New Roman" w:eastAsia="Times New Roman" w:hAnsi="Times New Roman" w:cs="Times New Roman"/>
           <w:noProof/>
-          <w:kern w:val="0"/>
-          <w:lang w:eastAsia="en-GB"/>
-        </w:rPr>
-        <w:pict w14:anchorId="3426A277">
-          <v:rect id="_x0000_i1037" alt="" style="width:451.3pt;height:.05pt;mso-width-percent:0;mso-height-percent:0;mso-width-percent:0;mso-height-percent:0" o:hralign="center" o:hrstd="t" o:hr="t" fillcolor="#a0a0a0" stroked="f"/>
+        </w:rPr>
+      </w:r>
+      <w:r>
+        <w:pict w14:anchorId="3D9DE5C9">
+          <v:rect id="Horizontal Line 3" o:spid="_x0000_s1037" style="width:451.3pt;height:.05pt;visibility:visible;mso-wrap-style:square;mso-left-percent:-10001;mso-top-percent:-10001;mso-position-horizontal:absolute;mso-position-horizontal-relative:char;mso-position-vertical:absolute;mso-position-vertical-relative:line;mso-left-percent:-10001;mso-top-percent:-10001;v-text-anchor:top" o:gfxdata="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" filled="f">
+            <o:lock v:ext="edit" rotation="t" aspectratio="t" verticies="t" text="t" shapetype="t"/>
+            <w10:anchorlock/>
+          </v:rect>
         </w:pict>
       </w:r>
     </w:p>
@@ -276,13 +282,15 @@
       </w:pPr>
       <w:r>
         <w:rPr>
-          <w:rFonts w:ascii="Times New Roman" w:eastAsia="Times New Roman" w:hAnsi="Times New Roman" w:cs="Times New Roman"/>
           <w:noProof/>
-          <w:kern w:val="0"/>
-          <w:lang w:eastAsia="en-GB"/>
-        </w:rPr>
-        <w:pict w14:anchorId="5796F847">
-          <v:rect id="_x0000_i1036" alt="" style="width:451.3pt;height:.05pt;mso-width-percent:0;mso-height-percent:0;mso-width-percent:0;mso-height-percent:0" o:hralign="center" o:hrstd="t" o:hr="t" fillcolor="#a0a0a0" stroked="f"/>
+        </w:rPr>
+      </w:r>
+      <w:r>
+        <w:pict w14:anchorId="466B8770">
+          <v:rect id="Horizontal Line 4" o:spid="_x0000_s1036" style="width:451.3pt;height:.05pt;visibility:visible;mso-wrap-style:square;mso-left-percent:-10001;mso-top-percent:-10001;mso-position-horizontal:absolute;mso-position-horizontal-relative:char;mso-position-vertical:absolute;mso-position-vertical-relative:line;mso-left-percent:-10001;mso-top-percent:-10001;v-text-anchor:top" o:gfxdata="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" filled="f">
+            <o:lock v:ext="edit" rotation="t" aspectratio="t" verticies="t" text="t" shapetype="t"/>
+            <w10:anchorlock/>
+          </v:rect>
         </w:pict>
       </w:r>
     </w:p>
@@ -347,13 +355,15 @@
       </w:pPr>
       <w:r>
         <w:rPr>
-          <w:rFonts w:ascii="Times New Roman" w:eastAsia="Times New Roman" w:hAnsi="Times New Roman" w:cs="Times New Roman"/>
           <w:noProof/>
-          <w:kern w:val="0"/>
-          <w:lang w:eastAsia="en-GB"/>
-        </w:rPr>
-        <w:pict w14:anchorId="4E597ECF">
-          <v:rect id="_x0000_i1035" style="width:0;height:1.5pt" o:hralign="center" o:hrstd="t" o:hr="t" fillcolor="#a0a0a0" stroked="f"/>
+        </w:rPr>
+      </w:r>
+      <w:r>
+        <w:pict w14:anchorId="2A9763D3">
+          <v:rect id="Horizontal Line 5" o:spid="_x0000_s1035" style="width:451.3pt;height:1.1pt;visibility:visible;mso-wrap-style:square;mso-left-percent:-10001;mso-top-percent:-10001;mso-position-horizontal:absolute;mso-position-horizontal-relative:char;mso-position-vertical:absolute;mso-position-vertical-relative:line;mso-left-percent:-10001;mso-top-percent:-10001;v-text-anchor:top" o:gfxdata="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" filled="f">
+            <o:lock v:ext="edit" rotation="t" aspectratio="t" verticies="t" text="t" shapetype="t"/>
+            <w10:anchorlock/>
+          </v:rect>
         </w:pict>
       </w:r>
     </w:p>
@@ -481,13 +491,15 @@
       </w:pPr>
       <w:r>
         <w:rPr>
-          <w:rFonts w:ascii="Times New Roman" w:eastAsia="Times New Roman" w:hAnsi="Times New Roman" w:cs="Times New Roman"/>
           <w:noProof/>
-          <w:kern w:val="0"/>
-          <w:lang w:eastAsia="en-GB"/>
-        </w:rPr>
-        <w:pict w14:anchorId="52BF9EBE">
-          <v:rect id="_x0000_i1034" style="width:0;height:1.5pt" o:hralign="center" o:hrstd="t" o:hr="t" fillcolor="#a0a0a0" stroked="f"/>
+        </w:rPr>
+      </w:r>
+      <w:r>
+        <w:pict w14:anchorId="57C7E3DF">
+          <v:rect id="Horizontal Line 6" o:spid="_x0000_s1034" style="width:451.3pt;height:1.1pt;visibility:visible;mso-wrap-style:square;mso-left-percent:-10001;mso-top-percent:-10001;mso-position-horizontal:absolute;mso-position-horizontal-relative:char;mso-position-vertical:absolute;mso-position-vertical-relative:line;mso-left-percent:-10001;mso-top-percent:-10001;v-text-anchor:top" o:gfxdata="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" filled="f">
+            <o:lock v:ext="edit" rotation="t" aspectratio="t" verticies="t" text="t" shapetype="t"/>
+            <w10:anchorlock/>
+          </v:rect>
         </w:pict>
       </w:r>
     </w:p>
@@ -668,13 +680,15 @@
       </w:pPr>
       <w:r>
         <w:rPr>
-          <w:rFonts w:ascii="Times New Roman" w:eastAsia="Times New Roman" w:hAnsi="Times New Roman" w:cs="Times New Roman"/>
           <w:noProof/>
-          <w:kern w:val="0"/>
-          <w:lang w:eastAsia="en-GB"/>
-        </w:rPr>
-        <w:pict w14:anchorId="7AB24272">
-          <v:rect id="_x0000_i1033" style="width:0;height:1.5pt" o:hralign="center" o:hrstd="t" o:hr="t" fillcolor="#a0a0a0" stroked="f"/>
+        </w:rPr>
+      </w:r>
+      <w:r>
+        <w:pict w14:anchorId="24044E7E">
+          <v:rect id="Horizontal Line 7" o:spid="_x0000_s1033" style="width:451.3pt;height:1.1pt;visibility:visible;mso-wrap-style:square;mso-left-percent:-10001;mso-top-percent:-10001;mso-position-horizontal:absolute;mso-position-horizontal-relative:char;mso-position-vertical:absolute;mso-position-vertical-relative:line;mso-left-percent:-10001;mso-top-percent:-10001;v-text-anchor:top" o:gfxdata="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" filled="f">
+            <o:lock v:ext="edit" rotation="t" aspectratio="t" verticies="t" text="t" shapetype="t"/>
+            <w10:anchorlock/>
+          </v:rect>
         </w:pict>
       </w:r>
     </w:p>
@@ -899,13 +913,15 @@
       </w:pPr>
       <w:r>
         <w:rPr>
-          <w:rFonts w:ascii="Times New Roman" w:eastAsia="Times New Roman" w:hAnsi="Times New Roman" w:cs="Times New Roman"/>
           <w:noProof/>
-          <w:kern w:val="0"/>
-          <w:lang w:eastAsia="en-GB"/>
-        </w:rPr>
-        <w:pict w14:anchorId="325F6332">
-          <v:rect id="_x0000_i1032" style="width:0;height:1.5pt" o:hralign="center" o:hrstd="t" o:hr="t" fillcolor="#a0a0a0" stroked="f"/>
+        </w:rPr>
+      </w:r>
+      <w:r>
+        <w:pict w14:anchorId="413632BD">
+          <v:rect id="Horizontal Line 8" o:spid="_x0000_s1032" style="width:451.3pt;height:1.1pt;visibility:visible;mso-wrap-style:square;mso-left-percent:-10001;mso-top-percent:-10001;mso-position-horizontal:absolute;mso-position-horizontal-relative:char;mso-position-vertical:absolute;mso-position-vertical-relative:line;mso-left-percent:-10001;mso-top-percent:-10001;v-text-anchor:top" o:gfxdata="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" filled="f">
+            <o:lock v:ext="edit" rotation="t" aspectratio="t" verticies="t" text="t" shapetype="t"/>
+            <w10:anchorlock/>
+          </v:rect>
         </w:pict>
       </w:r>
     </w:p>
@@ -1130,13 +1146,15 @@
       </w:pPr>
       <w:r>
         <w:rPr>
-          <w:rFonts w:ascii="Times New Roman" w:eastAsia="Times New Roman" w:hAnsi="Times New Roman" w:cs="Times New Roman"/>
           <w:noProof/>
-          <w:kern w:val="0"/>
-          <w:lang w:eastAsia="en-GB"/>
-        </w:rPr>
-        <w:pict w14:anchorId="774311F4">
-          <v:rect id="_x0000_i1031" style="width:0;height:1.5pt" o:hralign="center" o:hrstd="t" o:hr="t" fillcolor="#a0a0a0" stroked="f"/>
+        </w:rPr>
+      </w:r>
+      <w:r>
+        <w:pict w14:anchorId="279D12FE">
+          <v:rect id="Horizontal Line 9" o:spid="_x0000_s1031" style="width:451.3pt;height:1.1pt;visibility:visible;mso-wrap-style:square;mso-left-percent:-10001;mso-top-percent:-10001;mso-position-horizontal:absolute;mso-position-horizontal-relative:char;mso-position-vertical:absolute;mso-position-vertical-relative:line;mso-left-percent:-10001;mso-top-percent:-10001;v-text-anchor:top" o:gfxdata="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" filled="f">
+            <o:lock v:ext="edit" rotation="t" aspectratio="t" verticies="t" text="t" shapetype="t"/>
+            <w10:anchorlock/>
+          </v:rect>
         </w:pict>
       </w:r>
     </w:p>
@@ -1314,13 +1332,15 @@
       </w:pPr>
       <w:r>
         <w:rPr>
-          <w:rFonts w:ascii="Times New Roman" w:eastAsia="Times New Roman" w:hAnsi="Times New Roman" w:cs="Times New Roman"/>
           <w:noProof/>
-          <w:kern w:val="0"/>
-          <w:lang w:eastAsia="en-GB"/>
-        </w:rPr>
-        <w:pict w14:anchorId="365BA665">
-          <v:rect id="_x0000_i1030" style="width:0;height:1.5pt" o:hralign="center" o:hrstd="t" o:hr="t" fillcolor="#a0a0a0" stroked="f"/>
+        </w:rPr>
+      </w:r>
+      <w:r>
+        <w:pict w14:anchorId="767A791A">
+          <v:rect id="Horizontal Line 10" o:spid="_x0000_s1030" style="width:451.3pt;height:1.1pt;visibility:visible;mso-wrap-style:square;mso-left-percent:-10001;mso-top-percent:-10001;mso-position-horizontal:absolute;mso-position-horizontal-relative:char;mso-position-vertical:absolute;mso-position-vertical-relative:line;mso-left-percent:-10001;mso-top-percent:-10001;v-text-anchor:top" o:gfxdata="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" filled="f">
+            <o:lock v:ext="edit" rotation="t" aspectratio="t" verticies="t" text="t" shapetype="t"/>
+            <w10:anchorlock/>
+          </v:rect>
         </w:pict>
       </w:r>
     </w:p>
@@ -1483,13 +1503,15 @@
       </w:pPr>
       <w:r>
         <w:rPr>
-          <w:rFonts w:ascii="Times New Roman" w:eastAsia="Times New Roman" w:hAnsi="Times New Roman" w:cs="Times New Roman"/>
           <w:noProof/>
-          <w:kern w:val="0"/>
-          <w:lang w:eastAsia="en-GB"/>
-        </w:rPr>
-        <w:pict w14:anchorId="4FCE2DD6">
-          <v:rect id="_x0000_i1029" style="width:0;height:1.5pt" o:hralign="center" o:hrstd="t" o:hr="t" fillcolor="#a0a0a0" stroked="f"/>
+        </w:rPr>
+      </w:r>
+      <w:r>
+        <w:pict w14:anchorId="69F35A0D">
+          <v:rect id="Horizontal Line 11" o:spid="_x0000_s1029" style="width:451.3pt;height:1.1pt;visibility:visible;mso-wrap-style:square;mso-left-percent:-10001;mso-top-percent:-10001;mso-position-horizontal:absolute;mso-position-horizontal-relative:char;mso-position-vertical:absolute;mso-position-vertical-relative:line;mso-left-percent:-10001;mso-top-percent:-10001;v-text-anchor:top" o:gfxdata="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" filled="f">
+            <o:lock v:ext="edit" rotation="t" aspectratio="t" verticies="t" text="t" shapetype="t"/>
+            <w10:anchorlock/>
+          </v:rect>
         </w:pict>
       </w:r>
     </w:p>
@@ -1574,13 +1596,15 @@
       </w:pPr>
       <w:r>
         <w:rPr>
-          <w:rFonts w:ascii="Times New Roman" w:eastAsia="Times New Roman" w:hAnsi="Times New Roman" w:cs="Times New Roman"/>
           <w:noProof/>
-          <w:kern w:val="0"/>
-          <w:lang w:eastAsia="en-GB"/>
-        </w:rPr>
-        <w:pict w14:anchorId="3D94AF37">
-          <v:rect id="_x0000_i1028" alt="" style="width:451.3pt;height:.05pt;mso-width-percent:0;mso-height-percent:0;mso-width-percent:0;mso-height-percent:0" o:hralign="center" o:hrstd="t" o:hr="t" fillcolor="#a0a0a0" stroked="f"/>
+        </w:rPr>
+      </w:r>
+      <w:r>
+        <w:pict w14:anchorId="23281FD4">
+          <v:rect id="Horizontal Line 12" o:spid="_x0000_s1028" style="width:451.3pt;height:.05pt;visibility:visible;mso-wrap-style:square;mso-left-percent:-10001;mso-top-percent:-10001;mso-position-horizontal:absolute;mso-position-horizontal-relative:char;mso-position-vertical:absolute;mso-position-vertical-relative:line;mso-left-percent:-10001;mso-top-percent:-10001;v-text-anchor:top" o:gfxdata="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" filled="f">
+            <o:lock v:ext="edit" rotation="t" aspectratio="t" verticies="t" text="t" shapetype="t"/>
+            <w10:anchorlock/>
+          </v:rect>
         </w:pict>
       </w:r>
     </w:p>
@@ -1705,13 +1729,15 @@
       </w:pPr>
       <w:r>
         <w:rPr>
-          <w:rFonts w:ascii="Times New Roman" w:eastAsia="Times New Roman" w:hAnsi="Times New Roman" w:cs="Times New Roman"/>
           <w:noProof/>
-          <w:kern w:val="0"/>
-          <w:lang w:eastAsia="en-GB"/>
-        </w:rPr>
-        <w:pict w14:anchorId="3E77EE8A">
-          <v:rect id="_x0000_i1027" style="width:0;height:1.5pt" o:hralign="center" o:hrstd="t" o:hr="t" fillcolor="#a0a0a0" stroked="f"/>
+        </w:rPr>
+      </w:r>
+      <w:r>
+        <w:pict w14:anchorId="35B25495">
+          <v:rect id="Horizontal Line 13" o:spid="_x0000_s1027" style="width:451.3pt;height:1.1pt;visibility:visible;mso-wrap-style:square;mso-left-percent:-10001;mso-top-percent:-10001;mso-position-horizontal:absolute;mso-position-horizontal-relative:char;mso-position-vertical:absolute;mso-position-vertical-relative:line;mso-left-percent:-10001;mso-top-percent:-10001;v-text-anchor:top" o:gfxdata="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" filled="f">
+            <o:lock v:ext="edit" rotation="t" aspectratio="t" verticies="t" text="t" shapetype="t"/>
+            <w10:anchorlock/>
+          </v:rect>
         </w:pict>
       </w:r>
     </w:p>
@@ -1977,13 +2003,15 @@
       </w:pPr>
       <w:r>
         <w:rPr>
-          <w:rFonts w:ascii="Times New Roman" w:eastAsia="Times New Roman" w:hAnsi="Times New Roman" w:cs="Times New Roman"/>
           <w:noProof/>
-          <w:kern w:val="0"/>
-          <w:lang w:eastAsia="en-GB"/>
-        </w:rPr>
-        <w:pict w14:anchorId="6761687D">
-          <v:rect id="_x0000_i1026" alt="" style="width:451.3pt;height:.05pt;mso-width-percent:0;mso-height-percent:0;mso-width-percent:0;mso-height-percent:0" o:hralign="center" o:hrstd="t" o:hr="t" fillcolor="#a0a0a0" stroked="f"/>
+        </w:rPr>
+      </w:r>
+      <w:r>
+        <w:pict w14:anchorId="765C93D3">
+          <v:rect id="Horizontal Line 14" o:spid="_x0000_s1026" style="width:451.3pt;height:.05pt;visibility:visible;mso-wrap-style:square;mso-left-percent:-10001;mso-top-percent:-10001;mso-position-horizontal:absolute;mso-position-horizontal-relative:char;mso-position-vertical:absolute;mso-position-vertical-relative:line;mso-left-percent:-10001;mso-top-percent:-10001;v-text-anchor:top" o:gfxdata="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" filled="f">
+            <o:lock v:ext="edit" rotation="t" aspectratio="t" verticies="t" text="t" shapetype="t"/>
+            <w10:anchorlock/>
+          </v:rect>
         </w:pict>
       </w:r>
     </w:p>
@@ -2271,8 +2299,8 @@
           <w:kern w:val="0"/>
           <w:lang w:eastAsia="en-GB"/>
         </w:rPr>
-        <w:pict w14:anchorId="6A807171">
-          <v:rect id="_x0000_i1025" style="width:0;height:1.5pt" o:hralign="center" o:hrstd="t" o:hr="t" fillcolor="#a0a0a0" stroked="f"/>
+        <w:pict w14:anchorId="54D78FB2">
+          <v:rect id="_x0000_i1073" alt="" style="width:451.3pt;height:.05pt;mso-width-percent:0;mso-height-percent:0;mso-width-percent:0;mso-height-percent:0" o:hralign="center" o:hrstd="t" o:hr="t" fillcolor="#a0a0a0" stroked="f"/>
         </w:pict>
       </w:r>
     </w:p>
@@ -2365,6 +2393,5764 @@
         </w:rPr>
         <w:t>That is a very solid interview explanation.</w:t>
       </w:r>
+    </w:p>
+    <w:p>
+      <w:pPr>
+        <w:spacing w:before="100" w:beforeAutospacing="1" w:after="100" w:afterAutospacing="1" w:line="240" w:lineRule="auto"/>
+        <w:rPr>
+          <w:rFonts w:ascii="Times New Roman" w:eastAsia="Times New Roman" w:hAnsi="Times New Roman" w:cs="Times New Roman"/>
+          <w:kern w:val="0"/>
+          <w:lang w:eastAsia="en-GB"/>
+          <w14:ligatures w14:val="none"/>
+        </w:rPr>
+      </w:pPr>
+    </w:p>
+    <w:p>
+      <w:pPr>
+        <w:spacing w:before="100" w:beforeAutospacing="1" w:after="100" w:afterAutospacing="1" w:line="240" w:lineRule="auto"/>
+        <w:outlineLvl w:val="1"/>
+        <w:rPr>
+          <w:rFonts w:ascii="Times New Roman" w:eastAsia="Times New Roman" w:hAnsi="Times New Roman" w:cs="Times New Roman"/>
+          <w:b/>
+          <w:bCs/>
+          <w:kern w:val="0"/>
+          <w:sz w:val="36"/>
+          <w:szCs w:val="36"/>
+          <w:lang w:eastAsia="en-GB"/>
+          <w14:ligatures w14:val="none"/>
+        </w:rPr>
+      </w:pPr>
+      <w:r>
+        <w:rPr>
+          <w:rFonts w:ascii="Times New Roman" w:eastAsia="Times New Roman" w:hAnsi="Times New Roman" w:cs="Times New Roman"/>
+          <w:b/>
+          <w:bCs/>
+          <w:kern w:val="0"/>
+          <w:sz w:val="36"/>
+          <w:szCs w:val="36"/>
+          <w:lang w:eastAsia="en-GB"/>
+          <w14:ligatures w14:val="none"/>
+        </w:rPr>
+        <w:t>BM25 internals: the key concepts</w:t>
+      </w:r>
+    </w:p>
+    <w:p>
+      <w:pPr>
+        <w:spacing w:before="100" w:beforeAutospacing="1" w:after="100" w:afterAutospacing="1" w:line="240" w:lineRule="auto"/>
+        <w:outlineLvl w:val="2"/>
+        <w:rPr>
+          <w:rFonts w:ascii="Times New Roman" w:eastAsia="Times New Roman" w:hAnsi="Times New Roman" w:cs="Times New Roman"/>
+          <w:b/>
+          <w:bCs/>
+          <w:kern w:val="0"/>
+          <w:sz w:val="27"/>
+          <w:szCs w:val="27"/>
+          <w:lang w:eastAsia="en-GB"/>
+          <w14:ligatures w14:val="none"/>
+        </w:rPr>
+      </w:pPr>
+      <w:r>
+        <w:rPr>
+          <w:rFonts w:ascii="Times New Roman" w:eastAsia="Times New Roman" w:hAnsi="Times New Roman" w:cs="Times New Roman"/>
+          <w:b/>
+          <w:bCs/>
+          <w:kern w:val="0"/>
+          <w:sz w:val="27"/>
+          <w:szCs w:val="27"/>
+          <w:lang w:eastAsia="en-GB"/>
+          <w14:ligatures w14:val="none"/>
+        </w:rPr>
+        <w:t>A. Term Frequency (TF)</w:t>
+      </w:r>
+    </w:p>
+    <w:p>
+      <w:pPr>
+        <w:spacing w:before="100" w:beforeAutospacing="1" w:after="100" w:afterAutospacing="1" w:line="240" w:lineRule="auto"/>
+        <w:rPr>
+          <w:rFonts w:ascii="Times New Roman" w:eastAsia="Times New Roman" w:hAnsi="Times New Roman" w:cs="Times New Roman"/>
+          <w:kern w:val="0"/>
+          <w:lang w:eastAsia="en-GB"/>
+          <w14:ligatures w14:val="none"/>
+        </w:rPr>
+      </w:pPr>
+      <w:r>
+        <w:rPr>
+          <w:rFonts w:ascii="Times New Roman" w:eastAsia="Times New Roman" w:hAnsi="Times New Roman" w:cs="Times New Roman"/>
+          <w:kern w:val="0"/>
+          <w:lang w:eastAsia="en-GB"/>
+          <w14:ligatures w14:val="none"/>
+        </w:rPr>
+        <w:t>This means:</w:t>
+      </w:r>
+    </w:p>
+    <w:p>
+      <w:pPr>
+        <w:spacing w:before="100" w:beforeAutospacing="1" w:after="100" w:afterAutospacing="1" w:line="240" w:lineRule="auto"/>
+        <w:rPr>
+          <w:rFonts w:ascii="Times New Roman" w:eastAsia="Times New Roman" w:hAnsi="Times New Roman" w:cs="Times New Roman"/>
+          <w:kern w:val="0"/>
+          <w:lang w:eastAsia="en-GB"/>
+          <w14:ligatures w14:val="none"/>
+        </w:rPr>
+      </w:pPr>
+      <w:r>
+        <w:rPr>
+          <w:rFonts w:ascii="Times New Roman" w:eastAsia="Times New Roman" w:hAnsi="Times New Roman" w:cs="Times New Roman"/>
+          <w:b/>
+          <w:bCs/>
+          <w:kern w:val="0"/>
+          <w:lang w:eastAsia="en-GB"/>
+          <w14:ligatures w14:val="none"/>
+        </w:rPr>
+        <w:t>How many times does a query word appear in the document?</w:t>
+      </w:r>
+    </w:p>
+    <w:p>
+      <w:pPr>
+        <w:spacing w:before="100" w:beforeAutospacing="1" w:after="100" w:afterAutospacing="1" w:line="240" w:lineRule="auto"/>
+        <w:rPr>
+          <w:rFonts w:ascii="Times New Roman" w:eastAsia="Times New Roman" w:hAnsi="Times New Roman" w:cs="Times New Roman"/>
+          <w:kern w:val="0"/>
+          <w:lang w:eastAsia="en-GB"/>
+          <w14:ligatures w14:val="none"/>
+        </w:rPr>
+      </w:pPr>
+      <w:r>
+        <w:rPr>
+          <w:rFonts w:ascii="Times New Roman" w:eastAsia="Times New Roman" w:hAnsi="Times New Roman" w:cs="Times New Roman"/>
+          <w:kern w:val="0"/>
+          <w:lang w:eastAsia="en-GB"/>
+          <w14:ligatures w14:val="none"/>
+        </w:rPr>
+        <w:t>Example:</w:t>
+      </w:r>
+    </w:p>
+    <w:p>
+      <w:pPr>
+        <w:spacing w:before="100" w:beforeAutospacing="1" w:after="100" w:afterAutospacing="1" w:line="240" w:lineRule="auto"/>
+        <w:rPr>
+          <w:rFonts w:ascii="Times New Roman" w:eastAsia="Times New Roman" w:hAnsi="Times New Roman" w:cs="Times New Roman"/>
+          <w:kern w:val="0"/>
+          <w:lang w:eastAsia="en-GB"/>
+          <w14:ligatures w14:val="none"/>
+        </w:rPr>
+      </w:pPr>
+      <w:r>
+        <w:rPr>
+          <w:rFonts w:ascii="Times New Roman" w:eastAsia="Times New Roman" w:hAnsi="Times New Roman" w:cs="Times New Roman"/>
+          <w:kern w:val="0"/>
+          <w:lang w:eastAsia="en-GB"/>
+          <w14:ligatures w14:val="none"/>
+        </w:rPr>
+        <w:t xml:space="preserve">Query word: </w:t>
+      </w:r>
+      <w:r>
+        <w:rPr>
+          <w:rFonts w:ascii="Courier New" w:eastAsia="Times New Roman" w:hAnsi="Courier New" w:cs="Courier New"/>
+          <w:kern w:val="0"/>
+          <w:sz w:val="20"/>
+          <w:szCs w:val="20"/>
+          <w:lang w:eastAsia="en-GB"/>
+          <w14:ligatures w14:val="none"/>
+        </w:rPr>
+        <w:t>ATM</w:t>
+      </w:r>
+    </w:p>
+    <w:p>
+      <w:pPr>
+        <w:spacing w:before="100" w:beforeAutospacing="1" w:after="100" w:afterAutospacing="1" w:line="240" w:lineRule="auto"/>
+        <w:rPr>
+          <w:rFonts w:ascii="Times New Roman" w:eastAsia="Times New Roman" w:hAnsi="Times New Roman" w:cs="Times New Roman"/>
+          <w:kern w:val="0"/>
+          <w:lang w:eastAsia="en-GB"/>
+          <w14:ligatures w14:val="none"/>
+        </w:rPr>
+      </w:pPr>
+      <w:r>
+        <w:rPr>
+          <w:rFonts w:ascii="Times New Roman" w:eastAsia="Times New Roman" w:hAnsi="Times New Roman" w:cs="Times New Roman"/>
+          <w:kern w:val="0"/>
+          <w:lang w:eastAsia="en-GB"/>
+          <w14:ligatures w14:val="none"/>
+        </w:rPr>
+        <w:t xml:space="preserve">Chunk A contains </w:t>
+      </w:r>
+      <w:r>
+        <w:rPr>
+          <w:rFonts w:ascii="Courier New" w:eastAsia="Times New Roman" w:hAnsi="Courier New" w:cs="Courier New"/>
+          <w:kern w:val="0"/>
+          <w:sz w:val="20"/>
+          <w:szCs w:val="20"/>
+          <w:lang w:eastAsia="en-GB"/>
+          <w14:ligatures w14:val="none"/>
+        </w:rPr>
+        <w:t>ATM</w:t>
+      </w:r>
+      <w:r>
+        <w:rPr>
+          <w:rFonts w:ascii="Times New Roman" w:eastAsia="Times New Roman" w:hAnsi="Times New Roman" w:cs="Times New Roman"/>
+          <w:kern w:val="0"/>
+          <w:lang w:eastAsia="en-GB"/>
+          <w14:ligatures w14:val="none"/>
+        </w:rPr>
+        <w:t xml:space="preserve"> 1 time</w:t>
+      </w:r>
+      <w:r>
+        <w:rPr>
+          <w:rFonts w:ascii="Times New Roman" w:eastAsia="Times New Roman" w:hAnsi="Times New Roman" w:cs="Times New Roman"/>
+          <w:kern w:val="0"/>
+          <w:lang w:eastAsia="en-GB"/>
+          <w14:ligatures w14:val="none"/>
+        </w:rPr>
+        <w:br/>
+        <w:t xml:space="preserve">Chunk B contains </w:t>
+      </w:r>
+      <w:r>
+        <w:rPr>
+          <w:rFonts w:ascii="Courier New" w:eastAsia="Times New Roman" w:hAnsi="Courier New" w:cs="Courier New"/>
+          <w:kern w:val="0"/>
+          <w:sz w:val="20"/>
+          <w:szCs w:val="20"/>
+          <w:lang w:eastAsia="en-GB"/>
+          <w14:ligatures w14:val="none"/>
+        </w:rPr>
+        <w:t>ATM</w:t>
+      </w:r>
+      <w:r>
+        <w:rPr>
+          <w:rFonts w:ascii="Times New Roman" w:eastAsia="Times New Roman" w:hAnsi="Times New Roman" w:cs="Times New Roman"/>
+          <w:kern w:val="0"/>
+          <w:lang w:eastAsia="en-GB"/>
+          <w14:ligatures w14:val="none"/>
+        </w:rPr>
+        <w:t xml:space="preserve"> 5 times</w:t>
+      </w:r>
+    </w:p>
+    <w:p>
+      <w:pPr>
+        <w:spacing w:before="100" w:beforeAutospacing="1" w:after="100" w:afterAutospacing="1" w:line="240" w:lineRule="auto"/>
+        <w:rPr>
+          <w:rFonts w:ascii="Times New Roman" w:eastAsia="Times New Roman" w:hAnsi="Times New Roman" w:cs="Times New Roman"/>
+          <w:kern w:val="0"/>
+          <w:lang w:eastAsia="en-GB"/>
+          <w14:ligatures w14:val="none"/>
+        </w:rPr>
+      </w:pPr>
+      <w:r>
+        <w:rPr>
+          <w:rFonts w:ascii="Times New Roman" w:eastAsia="Times New Roman" w:hAnsi="Times New Roman" w:cs="Times New Roman"/>
+          <w:kern w:val="0"/>
+          <w:lang w:eastAsia="en-GB"/>
+          <w14:ligatures w14:val="none"/>
+        </w:rPr>
+        <w:t>Chunk B may be more relevant.</w:t>
+      </w:r>
+    </w:p>
+    <w:p>
+      <w:pPr>
+        <w:spacing w:before="100" w:beforeAutospacing="1" w:after="100" w:afterAutospacing="1" w:line="240" w:lineRule="auto"/>
+        <w:rPr>
+          <w:rFonts w:ascii="Times New Roman" w:eastAsia="Times New Roman" w:hAnsi="Times New Roman" w:cs="Times New Roman"/>
+          <w:kern w:val="0"/>
+          <w:lang w:eastAsia="en-GB"/>
+          <w14:ligatures w14:val="none"/>
+        </w:rPr>
+      </w:pPr>
+      <w:r>
+        <w:rPr>
+          <w:rFonts w:ascii="Times New Roman" w:eastAsia="Times New Roman" w:hAnsi="Times New Roman" w:cs="Times New Roman"/>
+          <w:kern w:val="0"/>
+          <w:lang w:eastAsia="en-GB"/>
+          <w14:ligatures w14:val="none"/>
+        </w:rPr>
+        <w:t xml:space="preserve">But BM25 does </w:t>
+      </w:r>
+      <w:r>
+        <w:rPr>
+          <w:rFonts w:ascii="Times New Roman" w:eastAsia="Times New Roman" w:hAnsi="Times New Roman" w:cs="Times New Roman"/>
+          <w:b/>
+          <w:bCs/>
+          <w:kern w:val="0"/>
+          <w:lang w:eastAsia="en-GB"/>
+          <w14:ligatures w14:val="none"/>
+        </w:rPr>
+        <w:t>not</w:t>
+      </w:r>
+      <w:r>
+        <w:rPr>
+          <w:rFonts w:ascii="Times New Roman" w:eastAsia="Times New Roman" w:hAnsi="Times New Roman" w:cs="Times New Roman"/>
+          <w:kern w:val="0"/>
+          <w:lang w:eastAsia="en-GB"/>
+          <w14:ligatures w14:val="none"/>
+        </w:rPr>
+        <w:t xml:space="preserve"> increase score linearly forever.</w:t>
+      </w:r>
+      <w:r>
+        <w:rPr>
+          <w:rFonts w:ascii="Times New Roman" w:eastAsia="Times New Roman" w:hAnsi="Times New Roman" w:cs="Times New Roman"/>
+          <w:kern w:val="0"/>
+          <w:lang w:eastAsia="en-GB"/>
+          <w14:ligatures w14:val="none"/>
+        </w:rPr>
+        <w:br/>
+        <w:t xml:space="preserve">It uses </w:t>
+      </w:r>
+      <w:r>
+        <w:rPr>
+          <w:rFonts w:ascii="Times New Roman" w:eastAsia="Times New Roman" w:hAnsi="Times New Roman" w:cs="Times New Roman"/>
+          <w:b/>
+          <w:bCs/>
+          <w:kern w:val="0"/>
+          <w:lang w:eastAsia="en-GB"/>
+          <w14:ligatures w14:val="none"/>
+        </w:rPr>
+        <w:t>saturation</w:t>
+      </w:r>
+      <w:r>
+        <w:rPr>
+          <w:rFonts w:ascii="Times New Roman" w:eastAsia="Times New Roman" w:hAnsi="Times New Roman" w:cs="Times New Roman"/>
+          <w:kern w:val="0"/>
+          <w:lang w:eastAsia="en-GB"/>
+          <w14:ligatures w14:val="none"/>
+        </w:rPr>
+        <w:t>.</w:t>
+      </w:r>
+    </w:p>
+    <w:p>
+      <w:pPr>
+        <w:spacing w:before="100" w:beforeAutospacing="1" w:after="100" w:afterAutospacing="1" w:line="240" w:lineRule="auto"/>
+        <w:rPr>
+          <w:rFonts w:ascii="Times New Roman" w:eastAsia="Times New Roman" w:hAnsi="Times New Roman" w:cs="Times New Roman"/>
+          <w:kern w:val="0"/>
+          <w:lang w:eastAsia="en-GB"/>
+          <w14:ligatures w14:val="none"/>
+        </w:rPr>
+      </w:pPr>
+      <w:r>
+        <w:rPr>
+          <w:rFonts w:ascii="Times New Roman" w:eastAsia="Times New Roman" w:hAnsi="Times New Roman" w:cs="Times New Roman"/>
+          <w:kern w:val="0"/>
+          <w:lang w:eastAsia="en-GB"/>
+          <w14:ligatures w14:val="none"/>
+        </w:rPr>
+        <w:t>Why?</w:t>
+      </w:r>
+    </w:p>
+    <w:p>
+      <w:pPr>
+        <w:spacing w:before="100" w:beforeAutospacing="1" w:after="100" w:afterAutospacing="1" w:line="240" w:lineRule="auto"/>
+        <w:rPr>
+          <w:rFonts w:ascii="Times New Roman" w:eastAsia="Times New Roman" w:hAnsi="Times New Roman" w:cs="Times New Roman"/>
+          <w:kern w:val="0"/>
+          <w:lang w:eastAsia="en-GB"/>
+          <w14:ligatures w14:val="none"/>
+        </w:rPr>
+      </w:pPr>
+      <w:r>
+        <w:rPr>
+          <w:rFonts w:ascii="Times New Roman" w:eastAsia="Times New Roman" w:hAnsi="Times New Roman" w:cs="Times New Roman"/>
+          <w:kern w:val="0"/>
+          <w:lang w:eastAsia="en-GB"/>
+          <w14:ligatures w14:val="none"/>
+        </w:rPr>
+        <w:t>Because:</w:t>
+      </w:r>
+    </w:p>
+    <w:p>
+      <w:pPr>
+        <w:numPr>
+          <w:ilvl w:val="0"/>
+          <w:numId w:val="8"/>
+        </w:numPr>
+        <w:spacing w:before="100" w:beforeAutospacing="1" w:after="100" w:afterAutospacing="1" w:line="240" w:lineRule="auto"/>
+        <w:rPr>
+          <w:rFonts w:ascii="Times New Roman" w:eastAsia="Times New Roman" w:hAnsi="Times New Roman" w:cs="Times New Roman"/>
+          <w:kern w:val="0"/>
+          <w:lang w:eastAsia="en-GB"/>
+          <w14:ligatures w14:val="none"/>
+        </w:rPr>
+      </w:pPr>
+      <w:r>
+        <w:rPr>
+          <w:rFonts w:ascii="Times New Roman" w:eastAsia="Times New Roman" w:hAnsi="Times New Roman" w:cs="Times New Roman"/>
+          <w:kern w:val="0"/>
+          <w:lang w:eastAsia="en-GB"/>
+          <w14:ligatures w14:val="none"/>
+        </w:rPr>
+        <w:t xml:space="preserve">a word appearing 100 times does not make the document 100x better </w:t>
+      </w:r>
+    </w:p>
+    <w:p>
+      <w:pPr>
+        <w:numPr>
+          <w:ilvl w:val="0"/>
+          <w:numId w:val="8"/>
+        </w:numPr>
+        <w:spacing w:before="100" w:beforeAutospacing="1" w:after="100" w:afterAutospacing="1" w:line="240" w:lineRule="auto"/>
+        <w:rPr>
+          <w:rFonts w:ascii="Times New Roman" w:eastAsia="Times New Roman" w:hAnsi="Times New Roman" w:cs="Times New Roman"/>
+          <w:kern w:val="0"/>
+          <w:lang w:eastAsia="en-GB"/>
+          <w14:ligatures w14:val="none"/>
+        </w:rPr>
+      </w:pPr>
+      <w:r>
+        <w:rPr>
+          <w:rFonts w:ascii="Times New Roman" w:eastAsia="Times New Roman" w:hAnsi="Times New Roman" w:cs="Times New Roman"/>
+          <w:kern w:val="0"/>
+          <w:lang w:eastAsia="en-GB"/>
+          <w14:ligatures w14:val="none"/>
+        </w:rPr>
+        <w:t xml:space="preserve">after some point, repetition adds little value </w:t>
+      </w:r>
+    </w:p>
+    <w:p>
+      <w:pPr>
+        <w:spacing w:before="100" w:beforeAutospacing="1" w:after="100" w:afterAutospacing="1" w:line="240" w:lineRule="auto"/>
+        <w:rPr>
+          <w:rFonts w:ascii="Times New Roman" w:eastAsia="Times New Roman" w:hAnsi="Times New Roman" w:cs="Times New Roman"/>
+          <w:kern w:val="0"/>
+          <w:lang w:eastAsia="en-GB"/>
+          <w14:ligatures w14:val="none"/>
+        </w:rPr>
+      </w:pPr>
+      <w:r>
+        <w:rPr>
+          <w:rFonts w:ascii="Times New Roman" w:eastAsia="Times New Roman" w:hAnsi="Times New Roman" w:cs="Times New Roman"/>
+          <w:kern w:val="0"/>
+          <w:lang w:eastAsia="en-GB"/>
+          <w14:ligatures w14:val="none"/>
+        </w:rPr>
+        <w:t>So BM25 boosts repeated terms, but with diminishing returns.</w:t>
+      </w:r>
+    </w:p>
+    <w:p>
+      <w:pPr>
+        <w:spacing w:after="0" w:line="240" w:lineRule="auto"/>
+        <w:rPr>
+          <w:rFonts w:ascii="Times New Roman" w:eastAsia="Times New Roman" w:hAnsi="Times New Roman" w:cs="Times New Roman"/>
+          <w:kern w:val="0"/>
+          <w:lang w:eastAsia="en-GB"/>
+          <w14:ligatures w14:val="none"/>
+        </w:rPr>
+      </w:pPr>
+      <w:r>
+        <w:rPr>
+          <w:rFonts w:ascii="Times New Roman" w:eastAsia="Times New Roman" w:hAnsi="Times New Roman" w:cs="Times New Roman"/>
+          <w:noProof/>
+          <w:kern w:val="0"/>
+          <w:lang w:eastAsia="en-GB"/>
+        </w:rPr>
+        <w:pict w14:anchorId="757137CF">
+          <v:rect id="_x0000_i1072" alt="" style="width:451.3pt;height:.05pt;mso-width-percent:0;mso-height-percent:0;mso-width-percent:0;mso-height-percent:0" o:hralign="center" o:hrstd="t" o:hr="t" fillcolor="#a0a0a0" stroked="f"/>
+        </w:pict>
+      </w:r>
+    </w:p>
+    <w:p>
+      <w:pPr>
+        <w:spacing w:before="100" w:beforeAutospacing="1" w:after="100" w:afterAutospacing="1" w:line="240" w:lineRule="auto"/>
+        <w:outlineLvl w:val="2"/>
+        <w:rPr>
+          <w:rFonts w:ascii="Times New Roman" w:eastAsia="Times New Roman" w:hAnsi="Times New Roman" w:cs="Times New Roman"/>
+          <w:b/>
+          <w:bCs/>
+          <w:kern w:val="0"/>
+          <w:sz w:val="27"/>
+          <w:szCs w:val="27"/>
+          <w:lang w:eastAsia="en-GB"/>
+          <w14:ligatures w14:val="none"/>
+        </w:rPr>
+      </w:pPr>
+      <w:r>
+        <w:rPr>
+          <w:rFonts w:ascii="Times New Roman" w:eastAsia="Times New Roman" w:hAnsi="Times New Roman" w:cs="Times New Roman"/>
+          <w:b/>
+          <w:bCs/>
+          <w:kern w:val="0"/>
+          <w:sz w:val="27"/>
+          <w:szCs w:val="27"/>
+          <w:lang w:eastAsia="en-GB"/>
+          <w14:ligatures w14:val="none"/>
+        </w:rPr>
+        <w:t>B. Inverse Document Frequency (IDF)</w:t>
+      </w:r>
+    </w:p>
+    <w:p>
+      <w:pPr>
+        <w:spacing w:before="100" w:beforeAutospacing="1" w:after="100" w:afterAutospacing="1" w:line="240" w:lineRule="auto"/>
+        <w:rPr>
+          <w:rFonts w:ascii="Times New Roman" w:eastAsia="Times New Roman" w:hAnsi="Times New Roman" w:cs="Times New Roman"/>
+          <w:kern w:val="0"/>
+          <w:lang w:eastAsia="en-GB"/>
+          <w14:ligatures w14:val="none"/>
+        </w:rPr>
+      </w:pPr>
+      <w:r>
+        <w:rPr>
+          <w:rFonts w:ascii="Times New Roman" w:eastAsia="Times New Roman" w:hAnsi="Times New Roman" w:cs="Times New Roman"/>
+          <w:kern w:val="0"/>
+          <w:lang w:eastAsia="en-GB"/>
+          <w14:ligatures w14:val="none"/>
+        </w:rPr>
+        <w:t>This is one of the most important ideas.</w:t>
+      </w:r>
+    </w:p>
+    <w:p>
+      <w:pPr>
+        <w:spacing w:before="100" w:beforeAutospacing="1" w:after="100" w:afterAutospacing="1" w:line="240" w:lineRule="auto"/>
+        <w:rPr>
+          <w:rFonts w:ascii="Times New Roman" w:eastAsia="Times New Roman" w:hAnsi="Times New Roman" w:cs="Times New Roman"/>
+          <w:kern w:val="0"/>
+          <w:lang w:eastAsia="en-GB"/>
+          <w14:ligatures w14:val="none"/>
+        </w:rPr>
+      </w:pPr>
+      <w:r>
+        <w:rPr>
+          <w:rFonts w:ascii="Times New Roman" w:eastAsia="Times New Roman" w:hAnsi="Times New Roman" w:cs="Times New Roman"/>
+          <w:kern w:val="0"/>
+          <w:lang w:eastAsia="en-GB"/>
+          <w14:ligatures w14:val="none"/>
+        </w:rPr>
+        <w:lastRenderedPageBreak/>
+        <w:t>It asks:</w:t>
+      </w:r>
+    </w:p>
+    <w:p>
+      <w:pPr>
+        <w:spacing w:before="100" w:beforeAutospacing="1" w:after="100" w:afterAutospacing="1" w:line="240" w:lineRule="auto"/>
+        <w:rPr>
+          <w:rFonts w:ascii="Times New Roman" w:eastAsia="Times New Roman" w:hAnsi="Times New Roman" w:cs="Times New Roman"/>
+          <w:kern w:val="0"/>
+          <w:lang w:eastAsia="en-GB"/>
+          <w14:ligatures w14:val="none"/>
+        </w:rPr>
+      </w:pPr>
+      <w:r>
+        <w:rPr>
+          <w:rFonts w:ascii="Times New Roman" w:eastAsia="Times New Roman" w:hAnsi="Times New Roman" w:cs="Times New Roman"/>
+          <w:b/>
+          <w:bCs/>
+          <w:kern w:val="0"/>
+          <w:lang w:eastAsia="en-GB"/>
+          <w14:ligatures w14:val="none"/>
+        </w:rPr>
+        <w:t>How rare is this word across the whole corpus?</w:t>
+      </w:r>
+    </w:p>
+    <w:p>
+      <w:pPr>
+        <w:spacing w:before="100" w:beforeAutospacing="1" w:after="100" w:afterAutospacing="1" w:line="240" w:lineRule="auto"/>
+        <w:rPr>
+          <w:rFonts w:ascii="Times New Roman" w:eastAsia="Times New Roman" w:hAnsi="Times New Roman" w:cs="Times New Roman"/>
+          <w:kern w:val="0"/>
+          <w:lang w:eastAsia="en-GB"/>
+          <w14:ligatures w14:val="none"/>
+        </w:rPr>
+      </w:pPr>
+      <w:r>
+        <w:rPr>
+          <w:rFonts w:ascii="Times New Roman" w:eastAsia="Times New Roman" w:hAnsi="Times New Roman" w:cs="Times New Roman"/>
+          <w:kern w:val="0"/>
+          <w:lang w:eastAsia="en-GB"/>
+          <w14:ligatures w14:val="none"/>
+        </w:rPr>
+        <w:t>Example:</w:t>
+      </w:r>
+    </w:p>
+    <w:p>
+      <w:pPr>
+        <w:numPr>
+          <w:ilvl w:val="0"/>
+          <w:numId w:val="9"/>
+        </w:numPr>
+        <w:spacing w:before="100" w:beforeAutospacing="1" w:after="100" w:afterAutospacing="1" w:line="240" w:lineRule="auto"/>
+        <w:rPr>
+          <w:rFonts w:ascii="Times New Roman" w:eastAsia="Times New Roman" w:hAnsi="Times New Roman" w:cs="Times New Roman"/>
+          <w:kern w:val="0"/>
+          <w:lang w:eastAsia="en-GB"/>
+          <w14:ligatures w14:val="none"/>
+        </w:rPr>
+      </w:pPr>
+      <w:r>
+        <w:rPr>
+          <w:rFonts w:ascii="Courier New" w:eastAsia="Times New Roman" w:hAnsi="Courier New" w:cs="Courier New"/>
+          <w:kern w:val="0"/>
+          <w:sz w:val="20"/>
+          <w:szCs w:val="20"/>
+          <w:lang w:eastAsia="en-GB"/>
+          <w14:ligatures w14:val="none"/>
+        </w:rPr>
+        <w:t>the</w:t>
+      </w:r>
+      <w:r>
+        <w:rPr>
+          <w:rFonts w:ascii="Times New Roman" w:eastAsia="Times New Roman" w:hAnsi="Times New Roman" w:cs="Times New Roman"/>
+          <w:kern w:val="0"/>
+          <w:lang w:eastAsia="en-GB"/>
+          <w14:ligatures w14:val="none"/>
+        </w:rPr>
+        <w:t xml:space="preserve"> appears everywhere → not useful </w:t>
+      </w:r>
+    </w:p>
+    <w:p>
+      <w:pPr>
+        <w:numPr>
+          <w:ilvl w:val="0"/>
+          <w:numId w:val="9"/>
+        </w:numPr>
+        <w:spacing w:before="100" w:beforeAutospacing="1" w:after="100" w:afterAutospacing="1" w:line="240" w:lineRule="auto"/>
+        <w:rPr>
+          <w:rFonts w:ascii="Times New Roman" w:eastAsia="Times New Roman" w:hAnsi="Times New Roman" w:cs="Times New Roman"/>
+          <w:kern w:val="0"/>
+          <w:lang w:eastAsia="en-GB"/>
+          <w14:ligatures w14:val="none"/>
+        </w:rPr>
+      </w:pPr>
+      <w:r>
+        <w:rPr>
+          <w:rFonts w:ascii="Courier New" w:eastAsia="Times New Roman" w:hAnsi="Courier New" w:cs="Courier New"/>
+          <w:kern w:val="0"/>
+          <w:sz w:val="20"/>
+          <w:szCs w:val="20"/>
+          <w:lang w:eastAsia="en-GB"/>
+          <w14:ligatures w14:val="none"/>
+        </w:rPr>
+        <w:t>BSBD</w:t>
+      </w:r>
+      <w:r>
+        <w:rPr>
+          <w:rFonts w:ascii="Times New Roman" w:eastAsia="Times New Roman" w:hAnsi="Times New Roman" w:cs="Times New Roman"/>
+          <w:kern w:val="0"/>
+          <w:lang w:eastAsia="en-GB"/>
+          <w14:ligatures w14:val="none"/>
+        </w:rPr>
+        <w:t xml:space="preserve"> appears rarely → very useful </w:t>
+      </w:r>
+    </w:p>
+    <w:p>
+      <w:pPr>
+        <w:spacing w:before="100" w:beforeAutospacing="1" w:after="100" w:afterAutospacing="1" w:line="240" w:lineRule="auto"/>
+        <w:rPr>
+          <w:rFonts w:ascii="Times New Roman" w:eastAsia="Times New Roman" w:hAnsi="Times New Roman" w:cs="Times New Roman"/>
+          <w:kern w:val="0"/>
+          <w:lang w:eastAsia="en-GB"/>
+          <w14:ligatures w14:val="none"/>
+        </w:rPr>
+      </w:pPr>
+      <w:r>
+        <w:rPr>
+          <w:rFonts w:ascii="Times New Roman" w:eastAsia="Times New Roman" w:hAnsi="Times New Roman" w:cs="Times New Roman"/>
+          <w:kern w:val="0"/>
+          <w:lang w:eastAsia="en-GB"/>
+          <w14:ligatures w14:val="none"/>
+        </w:rPr>
+        <w:t>So BM25 gives higher weight to rare words.</w:t>
+      </w:r>
+    </w:p>
+    <w:p>
+      <w:pPr>
+        <w:spacing w:before="100" w:beforeAutospacing="1" w:after="100" w:afterAutospacing="1" w:line="240" w:lineRule="auto"/>
+        <w:rPr>
+          <w:rFonts w:ascii="Times New Roman" w:eastAsia="Times New Roman" w:hAnsi="Times New Roman" w:cs="Times New Roman"/>
+          <w:kern w:val="0"/>
+          <w:lang w:eastAsia="en-GB"/>
+          <w14:ligatures w14:val="none"/>
+        </w:rPr>
+      </w:pPr>
+      <w:r>
+        <w:rPr>
+          <w:rFonts w:ascii="Times New Roman" w:eastAsia="Times New Roman" w:hAnsi="Times New Roman" w:cs="Times New Roman"/>
+          <w:kern w:val="0"/>
+          <w:lang w:eastAsia="en-GB"/>
+          <w14:ligatures w14:val="none"/>
+        </w:rPr>
+        <w:t>That is why exact terms like:</w:t>
+      </w:r>
+    </w:p>
+    <w:p>
+      <w:pPr>
+        <w:numPr>
+          <w:ilvl w:val="0"/>
+          <w:numId w:val="10"/>
+        </w:numPr>
+        <w:spacing w:before="100" w:beforeAutospacing="1" w:after="100" w:afterAutospacing="1" w:line="240" w:lineRule="auto"/>
+        <w:rPr>
+          <w:rFonts w:ascii="Times New Roman" w:eastAsia="Times New Roman" w:hAnsi="Times New Roman" w:cs="Times New Roman"/>
+          <w:kern w:val="0"/>
+          <w:lang w:eastAsia="en-GB"/>
+          <w14:ligatures w14:val="none"/>
+        </w:rPr>
+      </w:pPr>
+      <w:r>
+        <w:rPr>
+          <w:rFonts w:ascii="Courier New" w:eastAsia="Times New Roman" w:hAnsi="Courier New" w:cs="Courier New"/>
+          <w:kern w:val="0"/>
+          <w:sz w:val="20"/>
+          <w:szCs w:val="20"/>
+          <w:lang w:eastAsia="en-GB"/>
+          <w14:ligatures w14:val="none"/>
+        </w:rPr>
+        <w:t>BSBD</w:t>
+      </w:r>
+      <w:r>
+        <w:rPr>
+          <w:rFonts w:ascii="Times New Roman" w:eastAsia="Times New Roman" w:hAnsi="Times New Roman" w:cs="Times New Roman"/>
+          <w:kern w:val="0"/>
+          <w:lang w:eastAsia="en-GB"/>
+          <w14:ligatures w14:val="none"/>
+        </w:rPr>
+        <w:t xml:space="preserve"> </w:t>
+      </w:r>
+    </w:p>
+    <w:p>
+      <w:pPr>
+        <w:numPr>
+          <w:ilvl w:val="0"/>
+          <w:numId w:val="10"/>
+        </w:numPr>
+        <w:spacing w:before="100" w:beforeAutospacing="1" w:after="100" w:afterAutospacing="1" w:line="240" w:lineRule="auto"/>
+        <w:rPr>
+          <w:rFonts w:ascii="Times New Roman" w:eastAsia="Times New Roman" w:hAnsi="Times New Roman" w:cs="Times New Roman"/>
+          <w:kern w:val="0"/>
+          <w:lang w:eastAsia="en-GB"/>
+          <w14:ligatures w14:val="none"/>
+        </w:rPr>
+      </w:pPr>
+      <w:r>
+        <w:rPr>
+          <w:rFonts w:ascii="Courier New" w:eastAsia="Times New Roman" w:hAnsi="Courier New" w:cs="Courier New"/>
+          <w:kern w:val="0"/>
+          <w:sz w:val="20"/>
+          <w:szCs w:val="20"/>
+          <w:lang w:eastAsia="en-GB"/>
+          <w14:ligatures w14:val="none"/>
+        </w:rPr>
+        <w:t>KCC</w:t>
+      </w:r>
+      <w:r>
+        <w:rPr>
+          <w:rFonts w:ascii="Times New Roman" w:eastAsia="Times New Roman" w:hAnsi="Times New Roman" w:cs="Times New Roman"/>
+          <w:kern w:val="0"/>
+          <w:lang w:eastAsia="en-GB"/>
+          <w14:ligatures w14:val="none"/>
+        </w:rPr>
+        <w:t xml:space="preserve"> </w:t>
+      </w:r>
+    </w:p>
+    <w:p>
+      <w:pPr>
+        <w:numPr>
+          <w:ilvl w:val="0"/>
+          <w:numId w:val="10"/>
+        </w:numPr>
+        <w:spacing w:before="100" w:beforeAutospacing="1" w:after="100" w:afterAutospacing="1" w:line="240" w:lineRule="auto"/>
+        <w:rPr>
+          <w:rFonts w:ascii="Times New Roman" w:eastAsia="Times New Roman" w:hAnsi="Times New Roman" w:cs="Times New Roman"/>
+          <w:kern w:val="0"/>
+          <w:lang w:eastAsia="en-GB"/>
+          <w14:ligatures w14:val="none"/>
+        </w:rPr>
+      </w:pPr>
+      <w:r>
+        <w:rPr>
+          <w:rFonts w:ascii="Courier New" w:eastAsia="Times New Roman" w:hAnsi="Courier New" w:cs="Courier New"/>
+          <w:kern w:val="0"/>
+          <w:sz w:val="20"/>
+          <w:szCs w:val="20"/>
+          <w:lang w:eastAsia="en-GB"/>
+          <w14:ligatures w14:val="none"/>
+        </w:rPr>
+        <w:t>foreclosure</w:t>
+      </w:r>
+      <w:r>
+        <w:rPr>
+          <w:rFonts w:ascii="Times New Roman" w:eastAsia="Times New Roman" w:hAnsi="Times New Roman" w:cs="Times New Roman"/>
+          <w:kern w:val="0"/>
+          <w:lang w:eastAsia="en-GB"/>
+          <w14:ligatures w14:val="none"/>
+        </w:rPr>
+        <w:t xml:space="preserve"> </w:t>
+      </w:r>
+    </w:p>
+    <w:p>
+      <w:pPr>
+        <w:numPr>
+          <w:ilvl w:val="0"/>
+          <w:numId w:val="10"/>
+        </w:numPr>
+        <w:spacing w:before="100" w:beforeAutospacing="1" w:after="100" w:afterAutospacing="1" w:line="240" w:lineRule="auto"/>
+        <w:rPr>
+          <w:rFonts w:ascii="Times New Roman" w:eastAsia="Times New Roman" w:hAnsi="Times New Roman" w:cs="Times New Roman"/>
+          <w:kern w:val="0"/>
+          <w:lang w:eastAsia="en-GB"/>
+          <w14:ligatures w14:val="none"/>
+        </w:rPr>
+      </w:pPr>
+      <w:r>
+        <w:rPr>
+          <w:rFonts w:ascii="Courier New" w:eastAsia="Times New Roman" w:hAnsi="Courier New" w:cs="Courier New"/>
+          <w:kern w:val="0"/>
+          <w:sz w:val="20"/>
+          <w:szCs w:val="20"/>
+          <w:lang w:eastAsia="en-GB"/>
+          <w14:ligatures w14:val="none"/>
+        </w:rPr>
+        <w:t>digital lending</w:t>
+      </w:r>
+      <w:r>
+        <w:rPr>
+          <w:rFonts w:ascii="Times New Roman" w:eastAsia="Times New Roman" w:hAnsi="Times New Roman" w:cs="Times New Roman"/>
+          <w:kern w:val="0"/>
+          <w:lang w:eastAsia="en-GB"/>
+          <w14:ligatures w14:val="none"/>
+        </w:rPr>
+        <w:t xml:space="preserve"> </w:t>
+      </w:r>
+    </w:p>
+    <w:p>
+      <w:pPr>
+        <w:spacing w:before="100" w:beforeAutospacing="1" w:after="100" w:afterAutospacing="1" w:line="240" w:lineRule="auto"/>
+        <w:rPr>
+          <w:rFonts w:ascii="Times New Roman" w:eastAsia="Times New Roman" w:hAnsi="Times New Roman" w:cs="Times New Roman"/>
+          <w:kern w:val="0"/>
+          <w:lang w:eastAsia="en-GB"/>
+          <w14:ligatures w14:val="none"/>
+        </w:rPr>
+      </w:pPr>
+      <w:r>
+        <w:rPr>
+          <w:rFonts w:ascii="Times New Roman" w:eastAsia="Times New Roman" w:hAnsi="Times New Roman" w:cs="Times New Roman"/>
+          <w:kern w:val="0"/>
+          <w:lang w:eastAsia="en-GB"/>
+          <w14:ligatures w14:val="none"/>
+        </w:rPr>
+        <w:t>can strongly influence retrieval.</w:t>
+      </w:r>
+    </w:p>
+    <w:p>
+      <w:pPr>
+        <w:spacing w:before="100" w:beforeAutospacing="1" w:after="100" w:afterAutospacing="1" w:line="240" w:lineRule="auto"/>
+        <w:outlineLvl w:val="2"/>
+        <w:rPr>
+          <w:rFonts w:ascii="Times New Roman" w:eastAsia="Times New Roman" w:hAnsi="Times New Roman" w:cs="Times New Roman"/>
+          <w:b/>
+          <w:bCs/>
+          <w:kern w:val="0"/>
+          <w:sz w:val="27"/>
+          <w:szCs w:val="27"/>
+          <w:lang w:eastAsia="en-GB"/>
+          <w14:ligatures w14:val="none"/>
+        </w:rPr>
+      </w:pPr>
+      <w:r>
+        <w:rPr>
+          <w:rFonts w:ascii="Times New Roman" w:eastAsia="Times New Roman" w:hAnsi="Times New Roman" w:cs="Times New Roman"/>
+          <w:b/>
+          <w:bCs/>
+          <w:kern w:val="0"/>
+          <w:sz w:val="27"/>
+          <w:szCs w:val="27"/>
+          <w:lang w:eastAsia="en-GB"/>
+          <w14:ligatures w14:val="none"/>
+        </w:rPr>
+        <w:t>Intuition</w:t>
+      </w:r>
+    </w:p>
+    <w:p>
+      <w:pPr>
+        <w:spacing w:before="100" w:beforeAutospacing="1" w:after="100" w:afterAutospacing="1" w:line="240" w:lineRule="auto"/>
+        <w:rPr>
+          <w:rFonts w:ascii="Times New Roman" w:eastAsia="Times New Roman" w:hAnsi="Times New Roman" w:cs="Times New Roman"/>
+          <w:kern w:val="0"/>
+          <w:lang w:eastAsia="en-GB"/>
+          <w14:ligatures w14:val="none"/>
+        </w:rPr>
+      </w:pPr>
+      <w:r>
+        <w:rPr>
+          <w:rFonts w:ascii="Times New Roman" w:eastAsia="Times New Roman" w:hAnsi="Times New Roman" w:cs="Times New Roman"/>
+          <w:kern w:val="0"/>
+          <w:lang w:eastAsia="en-GB"/>
+          <w14:ligatures w14:val="none"/>
+        </w:rPr>
+        <w:t>If a term appears in only a few documents, it is more informative.</w:t>
+      </w:r>
+    </w:p>
+    <w:p>
+      <w:pPr>
+        <w:spacing w:after="0" w:line="240" w:lineRule="auto"/>
+        <w:rPr>
+          <w:rFonts w:ascii="Times New Roman" w:eastAsia="Times New Roman" w:hAnsi="Times New Roman" w:cs="Times New Roman"/>
+          <w:kern w:val="0"/>
+          <w:lang w:eastAsia="en-GB"/>
+          <w14:ligatures w14:val="none"/>
+        </w:rPr>
+      </w:pPr>
+      <w:r>
+        <w:rPr>
+          <w:rFonts w:ascii="Times New Roman" w:eastAsia="Times New Roman" w:hAnsi="Times New Roman" w:cs="Times New Roman"/>
+          <w:noProof/>
+          <w:kern w:val="0"/>
+          <w:lang w:eastAsia="en-GB"/>
+        </w:rPr>
+        <w:pict w14:anchorId="66678C16">
+          <v:rect id="_x0000_i1071" alt="" style="width:451.3pt;height:.05pt;mso-width-percent:0;mso-height-percent:0;mso-width-percent:0;mso-height-percent:0" o:hralign="center" o:hrstd="t" o:hr="t" fillcolor="#a0a0a0" stroked="f"/>
+        </w:pict>
+      </w:r>
+    </w:p>
+    <w:p>
+      <w:pPr>
+        <w:spacing w:before="100" w:beforeAutospacing="1" w:after="100" w:afterAutospacing="1" w:line="240" w:lineRule="auto"/>
+        <w:outlineLvl w:val="2"/>
+        <w:rPr>
+          <w:rFonts w:ascii="Times New Roman" w:eastAsia="Times New Roman" w:hAnsi="Times New Roman" w:cs="Times New Roman"/>
+          <w:b/>
+          <w:bCs/>
+          <w:kern w:val="0"/>
+          <w:sz w:val="27"/>
+          <w:szCs w:val="27"/>
+          <w:lang w:eastAsia="en-GB"/>
+          <w14:ligatures w14:val="none"/>
+        </w:rPr>
+      </w:pPr>
+      <w:r>
+        <w:rPr>
+          <w:rFonts w:ascii="Times New Roman" w:eastAsia="Times New Roman" w:hAnsi="Times New Roman" w:cs="Times New Roman"/>
+          <w:b/>
+          <w:bCs/>
+          <w:kern w:val="0"/>
+          <w:sz w:val="27"/>
+          <w:szCs w:val="27"/>
+          <w:lang w:eastAsia="en-GB"/>
+          <w14:ligatures w14:val="none"/>
+        </w:rPr>
+        <w:t>C. Document length normalization</w:t>
+      </w:r>
+    </w:p>
+    <w:p>
+      <w:pPr>
+        <w:spacing w:before="100" w:beforeAutospacing="1" w:after="100" w:afterAutospacing="1" w:line="240" w:lineRule="auto"/>
+        <w:rPr>
+          <w:rFonts w:ascii="Times New Roman" w:eastAsia="Times New Roman" w:hAnsi="Times New Roman" w:cs="Times New Roman"/>
+          <w:kern w:val="0"/>
+          <w:lang w:eastAsia="en-GB"/>
+          <w14:ligatures w14:val="none"/>
+        </w:rPr>
+      </w:pPr>
+      <w:r>
+        <w:rPr>
+          <w:rFonts w:ascii="Times New Roman" w:eastAsia="Times New Roman" w:hAnsi="Times New Roman" w:cs="Times New Roman"/>
+          <w:kern w:val="0"/>
+          <w:lang w:eastAsia="en-GB"/>
+          <w14:ligatures w14:val="none"/>
+        </w:rPr>
+        <w:t>Long documents naturally contain more words, so they are more likely to contain query terms by chance.</w:t>
+      </w:r>
+    </w:p>
+    <w:p>
+      <w:pPr>
+        <w:spacing w:before="100" w:beforeAutospacing="1" w:after="100" w:afterAutospacing="1" w:line="240" w:lineRule="auto"/>
+        <w:rPr>
+          <w:rFonts w:ascii="Times New Roman" w:eastAsia="Times New Roman" w:hAnsi="Times New Roman" w:cs="Times New Roman"/>
+          <w:kern w:val="0"/>
+          <w:lang w:eastAsia="en-GB"/>
+          <w14:ligatures w14:val="none"/>
+        </w:rPr>
+      </w:pPr>
+      <w:r>
+        <w:rPr>
+          <w:rFonts w:ascii="Times New Roman" w:eastAsia="Times New Roman" w:hAnsi="Times New Roman" w:cs="Times New Roman"/>
+          <w:kern w:val="0"/>
+          <w:lang w:eastAsia="en-GB"/>
+          <w14:ligatures w14:val="none"/>
+        </w:rPr>
+        <w:t>BM25 corrects for that.</w:t>
+      </w:r>
+    </w:p>
+    <w:p>
+      <w:pPr>
+        <w:spacing w:before="100" w:beforeAutospacing="1" w:after="100" w:afterAutospacing="1" w:line="240" w:lineRule="auto"/>
+        <w:rPr>
+          <w:rFonts w:ascii="Times New Roman" w:eastAsia="Times New Roman" w:hAnsi="Times New Roman" w:cs="Times New Roman"/>
+          <w:kern w:val="0"/>
+          <w:lang w:eastAsia="en-GB"/>
+          <w14:ligatures w14:val="none"/>
+        </w:rPr>
+      </w:pPr>
+      <w:r>
+        <w:rPr>
+          <w:rFonts w:ascii="Times New Roman" w:eastAsia="Times New Roman" w:hAnsi="Times New Roman" w:cs="Times New Roman"/>
+          <w:kern w:val="0"/>
+          <w:lang w:eastAsia="en-GB"/>
+          <w14:ligatures w14:val="none"/>
+        </w:rPr>
+        <w:t>It says:</w:t>
+      </w:r>
+    </w:p>
+    <w:p>
+      <w:pPr>
+        <w:spacing w:before="100" w:beforeAutospacing="1" w:after="100" w:afterAutospacing="1" w:line="240" w:lineRule="auto"/>
+        <w:rPr>
+          <w:rFonts w:ascii="Times New Roman" w:eastAsia="Times New Roman" w:hAnsi="Times New Roman" w:cs="Times New Roman"/>
+          <w:kern w:val="0"/>
+          <w:lang w:eastAsia="en-GB"/>
+          <w14:ligatures w14:val="none"/>
+        </w:rPr>
+      </w:pPr>
+      <w:r>
+        <w:rPr>
+          <w:rFonts w:ascii="Times New Roman" w:eastAsia="Times New Roman" w:hAnsi="Times New Roman" w:cs="Times New Roman"/>
+          <w:b/>
+          <w:bCs/>
+          <w:kern w:val="0"/>
+          <w:lang w:eastAsia="en-GB"/>
+          <w14:ligatures w14:val="none"/>
+        </w:rPr>
+        <w:t>Do not unfairly favor long documents just because they are long.</w:t>
+      </w:r>
+    </w:p>
+    <w:p>
+      <w:pPr>
+        <w:spacing w:before="100" w:beforeAutospacing="1" w:after="100" w:afterAutospacing="1" w:line="240" w:lineRule="auto"/>
+        <w:rPr>
+          <w:rFonts w:ascii="Times New Roman" w:eastAsia="Times New Roman" w:hAnsi="Times New Roman" w:cs="Times New Roman"/>
+          <w:kern w:val="0"/>
+          <w:lang w:eastAsia="en-GB"/>
+          <w14:ligatures w14:val="none"/>
+        </w:rPr>
+      </w:pPr>
+      <w:r>
+        <w:rPr>
+          <w:rFonts w:ascii="Times New Roman" w:eastAsia="Times New Roman" w:hAnsi="Times New Roman" w:cs="Times New Roman"/>
+          <w:kern w:val="0"/>
+          <w:lang w:eastAsia="en-GB"/>
+          <w14:ligatures w14:val="none"/>
+        </w:rPr>
+        <w:t>So if two chunks contain the same important term, BM25 may slightly prefer the shorter, more focused one.</w:t>
+      </w:r>
+    </w:p>
+    <w:p>
+      <w:pPr>
+        <w:pStyle w:val="NormalWeb"/>
+      </w:pPr>
+      <w:r>
+        <w:t>“BM25 combines term frequency, inverse document frequency, and document length normalization. It rewards important rare terms that appear in the document, but it saturates repeated occurrences and penalizes overly long documents.”</w:t>
+      </w:r>
+    </w:p>
+    <w:p>
+      <w:pPr>
+        <w:spacing w:before="100" w:beforeAutospacing="1" w:after="100" w:afterAutospacing="1" w:line="240" w:lineRule="auto"/>
+        <w:outlineLvl w:val="1"/>
+        <w:rPr>
+          <w:rFonts w:ascii="Times New Roman" w:eastAsia="Times New Roman" w:hAnsi="Times New Roman" w:cs="Times New Roman"/>
+          <w:b/>
+          <w:bCs/>
+          <w:kern w:val="0"/>
+          <w:sz w:val="36"/>
+          <w:szCs w:val="36"/>
+          <w:lang w:eastAsia="en-GB"/>
+          <w14:ligatures w14:val="none"/>
+        </w:rPr>
+      </w:pPr>
+      <w:r>
+        <w:rPr>
+          <w:rFonts w:ascii="Times New Roman" w:eastAsia="Times New Roman" w:hAnsi="Times New Roman" w:cs="Times New Roman"/>
+          <w:b/>
+          <w:bCs/>
+          <w:kern w:val="0"/>
+          <w:sz w:val="36"/>
+          <w:szCs w:val="36"/>
+          <w:lang w:eastAsia="en-GB"/>
+          <w14:ligatures w14:val="none"/>
+        </w:rPr>
+        <w:t>Core idea of ANN</w:t>
+      </w:r>
+    </w:p>
+    <w:p>
+      <w:pPr>
+        <w:spacing w:before="100" w:beforeAutospacing="1" w:after="100" w:afterAutospacing="1" w:line="240" w:lineRule="auto"/>
+        <w:rPr>
+          <w:rFonts w:ascii="Times New Roman" w:eastAsia="Times New Roman" w:hAnsi="Times New Roman" w:cs="Times New Roman"/>
+          <w:kern w:val="0"/>
+          <w:lang w:eastAsia="en-GB"/>
+          <w14:ligatures w14:val="none"/>
+        </w:rPr>
+      </w:pPr>
+      <w:r>
+        <w:rPr>
+          <w:rFonts w:ascii="Times New Roman" w:eastAsia="Times New Roman" w:hAnsi="Times New Roman" w:cs="Times New Roman"/>
+          <w:kern w:val="0"/>
+          <w:lang w:eastAsia="en-GB"/>
+          <w14:ligatures w14:val="none"/>
+        </w:rPr>
+        <w:t>When the user sends a query:</w:t>
+      </w:r>
+    </w:p>
+    <w:p>
+      <w:pPr>
+        <w:numPr>
+          <w:ilvl w:val="0"/>
+          <w:numId w:val="11"/>
+        </w:numPr>
+        <w:spacing w:before="100" w:beforeAutospacing="1" w:after="100" w:afterAutospacing="1" w:line="240" w:lineRule="auto"/>
+        <w:rPr>
+          <w:rFonts w:ascii="Times New Roman" w:eastAsia="Times New Roman" w:hAnsi="Times New Roman" w:cs="Times New Roman"/>
+          <w:kern w:val="0"/>
+          <w:lang w:eastAsia="en-GB"/>
+          <w14:ligatures w14:val="none"/>
+        </w:rPr>
+      </w:pPr>
+      <w:r>
+        <w:rPr>
+          <w:rFonts w:ascii="Times New Roman" w:eastAsia="Times New Roman" w:hAnsi="Times New Roman" w:cs="Times New Roman"/>
+          <w:kern w:val="0"/>
+          <w:lang w:eastAsia="en-GB"/>
+          <w14:ligatures w14:val="none"/>
+        </w:rPr>
+        <w:t xml:space="preserve">query is embedded into a vector </w:t>
+      </w:r>
+    </w:p>
+    <w:p>
+      <w:pPr>
+        <w:numPr>
+          <w:ilvl w:val="0"/>
+          <w:numId w:val="11"/>
+        </w:numPr>
+        <w:spacing w:before="100" w:beforeAutospacing="1" w:after="100" w:afterAutospacing="1" w:line="240" w:lineRule="auto"/>
+        <w:rPr>
+          <w:rFonts w:ascii="Times New Roman" w:eastAsia="Times New Roman" w:hAnsi="Times New Roman" w:cs="Times New Roman"/>
+          <w:kern w:val="0"/>
+          <w:lang w:eastAsia="en-GB"/>
+          <w14:ligatures w14:val="none"/>
+        </w:rPr>
+      </w:pPr>
+      <w:r>
+        <w:rPr>
+          <w:rFonts w:ascii="Times New Roman" w:eastAsia="Times New Roman" w:hAnsi="Times New Roman" w:cs="Times New Roman"/>
+          <w:kern w:val="0"/>
+          <w:lang w:eastAsia="en-GB"/>
+          <w14:ligatures w14:val="none"/>
+        </w:rPr>
+        <w:lastRenderedPageBreak/>
+        <w:t xml:space="preserve">each chunk already has a stored vector </w:t>
+      </w:r>
+    </w:p>
+    <w:p>
+      <w:pPr>
+        <w:numPr>
+          <w:ilvl w:val="0"/>
+          <w:numId w:val="11"/>
+        </w:numPr>
+        <w:spacing w:before="100" w:beforeAutospacing="1" w:after="100" w:afterAutospacing="1" w:line="240" w:lineRule="auto"/>
+        <w:rPr>
+          <w:rFonts w:ascii="Times New Roman" w:eastAsia="Times New Roman" w:hAnsi="Times New Roman" w:cs="Times New Roman"/>
+          <w:kern w:val="0"/>
+          <w:lang w:eastAsia="en-GB"/>
+          <w14:ligatures w14:val="none"/>
+        </w:rPr>
+      </w:pPr>
+      <w:r>
+        <w:rPr>
+          <w:rFonts w:ascii="Times New Roman" w:eastAsia="Times New Roman" w:hAnsi="Times New Roman" w:cs="Times New Roman"/>
+          <w:kern w:val="0"/>
+          <w:lang w:eastAsia="en-GB"/>
+          <w14:ligatures w14:val="none"/>
+        </w:rPr>
+        <w:t xml:space="preserve">ANN tries to find chunk vectors that are </w:t>
+      </w:r>
+      <w:r>
+        <w:rPr>
+          <w:rFonts w:ascii="Times New Roman" w:eastAsia="Times New Roman" w:hAnsi="Times New Roman" w:cs="Times New Roman"/>
+          <w:b/>
+          <w:bCs/>
+          <w:kern w:val="0"/>
+          <w:lang w:eastAsia="en-GB"/>
+          <w14:ligatures w14:val="none"/>
+        </w:rPr>
+        <w:t>closest</w:t>
+      </w:r>
+      <w:r>
+        <w:rPr>
+          <w:rFonts w:ascii="Times New Roman" w:eastAsia="Times New Roman" w:hAnsi="Times New Roman" w:cs="Times New Roman"/>
+          <w:kern w:val="0"/>
+          <w:lang w:eastAsia="en-GB"/>
+          <w14:ligatures w14:val="none"/>
+        </w:rPr>
+        <w:t xml:space="preserve"> to the query vector </w:t>
+      </w:r>
+    </w:p>
+    <w:p>
+      <w:pPr>
+        <w:spacing w:before="100" w:beforeAutospacing="1" w:after="100" w:afterAutospacing="1" w:line="240" w:lineRule="auto"/>
+        <w:rPr>
+          <w:rFonts w:ascii="Times New Roman" w:eastAsia="Times New Roman" w:hAnsi="Times New Roman" w:cs="Times New Roman"/>
+          <w:kern w:val="0"/>
+          <w:lang w:eastAsia="en-GB"/>
+          <w14:ligatures w14:val="none"/>
+        </w:rPr>
+      </w:pPr>
+      <w:r>
+        <w:rPr>
+          <w:rFonts w:ascii="Times New Roman" w:eastAsia="Times New Roman" w:hAnsi="Times New Roman" w:cs="Times New Roman"/>
+          <w:kern w:val="0"/>
+          <w:lang w:eastAsia="en-GB"/>
+          <w14:ligatures w14:val="none"/>
+        </w:rPr>
+        <w:t>Closest usually means:</w:t>
+      </w:r>
+    </w:p>
+    <w:p>
+      <w:pPr>
+        <w:numPr>
+          <w:ilvl w:val="0"/>
+          <w:numId w:val="12"/>
+        </w:numPr>
+        <w:spacing w:before="100" w:beforeAutospacing="1" w:after="100" w:afterAutospacing="1" w:line="240" w:lineRule="auto"/>
+        <w:rPr>
+          <w:rFonts w:ascii="Times New Roman" w:eastAsia="Times New Roman" w:hAnsi="Times New Roman" w:cs="Times New Roman"/>
+          <w:kern w:val="0"/>
+          <w:lang w:eastAsia="en-GB"/>
+          <w14:ligatures w14:val="none"/>
+        </w:rPr>
+      </w:pPr>
+      <w:r>
+        <w:rPr>
+          <w:rFonts w:ascii="Times New Roman" w:eastAsia="Times New Roman" w:hAnsi="Times New Roman" w:cs="Times New Roman"/>
+          <w:kern w:val="0"/>
+          <w:lang w:eastAsia="en-GB"/>
+          <w14:ligatures w14:val="none"/>
+        </w:rPr>
+        <w:t xml:space="preserve">cosine similarity </w:t>
+      </w:r>
+    </w:p>
+    <w:p>
+      <w:pPr>
+        <w:numPr>
+          <w:ilvl w:val="0"/>
+          <w:numId w:val="12"/>
+        </w:numPr>
+        <w:spacing w:before="100" w:beforeAutospacing="1" w:after="100" w:afterAutospacing="1" w:line="240" w:lineRule="auto"/>
+        <w:rPr>
+          <w:rFonts w:ascii="Times New Roman" w:eastAsia="Times New Roman" w:hAnsi="Times New Roman" w:cs="Times New Roman"/>
+          <w:kern w:val="0"/>
+          <w:lang w:eastAsia="en-GB"/>
+          <w14:ligatures w14:val="none"/>
+        </w:rPr>
+      </w:pPr>
+      <w:r>
+        <w:rPr>
+          <w:rFonts w:ascii="Times New Roman" w:eastAsia="Times New Roman" w:hAnsi="Times New Roman" w:cs="Times New Roman"/>
+          <w:kern w:val="0"/>
+          <w:lang w:eastAsia="en-GB"/>
+          <w14:ligatures w14:val="none"/>
+        </w:rPr>
+        <w:t xml:space="preserve">dot product </w:t>
+      </w:r>
+    </w:p>
+    <w:p>
+      <w:pPr>
+        <w:numPr>
+          <w:ilvl w:val="0"/>
+          <w:numId w:val="12"/>
+        </w:numPr>
+        <w:spacing w:before="100" w:beforeAutospacing="1" w:after="100" w:afterAutospacing="1" w:line="240" w:lineRule="auto"/>
+        <w:rPr>
+          <w:rFonts w:ascii="Times New Roman" w:eastAsia="Times New Roman" w:hAnsi="Times New Roman" w:cs="Times New Roman"/>
+          <w:kern w:val="0"/>
+          <w:lang w:eastAsia="en-GB"/>
+          <w14:ligatures w14:val="none"/>
+        </w:rPr>
+      </w:pPr>
+      <w:r>
+        <w:rPr>
+          <w:rFonts w:ascii="Times New Roman" w:eastAsia="Times New Roman" w:hAnsi="Times New Roman" w:cs="Times New Roman"/>
+          <w:kern w:val="0"/>
+          <w:lang w:eastAsia="en-GB"/>
+          <w14:ligatures w14:val="none"/>
+        </w:rPr>
+        <w:t>Euclidean distance</w:t>
+      </w:r>
+    </w:p>
+    <w:p>
+      <w:pPr>
+        <w:spacing w:before="100" w:beforeAutospacing="1" w:after="100" w:afterAutospacing="1" w:line="240" w:lineRule="auto"/>
+      </w:pPr>
+      <w:r>
+        <w:t>“ANN retrieves semantically similar chunks by searching in embedding space. It is approximate rather than exact because exact nearest-neighbor search over large vector indexes is too slow.”</w:t>
+      </w:r>
+    </w:p>
+    <w:p>
+      <w:pPr>
+        <w:spacing w:before="100" w:beforeAutospacing="1" w:after="100" w:afterAutospacing="1" w:line="240" w:lineRule="auto"/>
+      </w:pPr>
+    </w:p>
+    <w:p>
+      <w:pPr>
+        <w:spacing w:before="100" w:beforeAutospacing="1" w:after="100" w:afterAutospacing="1" w:line="240" w:lineRule="auto"/>
+        <w:rPr>
+          <w:rFonts w:ascii="Times New Roman" w:eastAsia="Times New Roman" w:hAnsi="Times New Roman" w:cs="Times New Roman"/>
+          <w:kern w:val="0"/>
+          <w:lang w:eastAsia="en-GB"/>
+          <w14:ligatures w14:val="none"/>
+        </w:rPr>
+      </w:pPr>
+      <w:r>
+        <w:rPr>
+          <w:rFonts w:ascii="Times New Roman" w:eastAsia="Times New Roman" w:hAnsi="Times New Roman" w:cs="Times New Roman"/>
+          <w:kern w:val="0"/>
+          <w:lang w:eastAsia="en-GB"/>
+          <w14:ligatures w14:val="none"/>
+        </w:rPr>
+        <w:t>Suppose the query is:</w:t>
+      </w:r>
+    </w:p>
+    <w:p>
+      <w:pPr>
+        <w:tabs>
+          <w:tab w:val="left" w:pos="916"/>
+          <w:tab w:val="left" w:pos="1832"/>
+          <w:tab w:val="left" w:pos="2748"/>
+          <w:tab w:val="left" w:pos="3664"/>
+          <w:tab w:val="left" w:pos="4580"/>
+          <w:tab w:val="left" w:pos="5496"/>
+          <w:tab w:val="left" w:pos="6412"/>
+          <w:tab w:val="left" w:pos="7328"/>
+          <w:tab w:val="left" w:pos="8244"/>
+          <w:tab w:val="left" w:pos="9160"/>
+          <w:tab w:val="left" w:pos="10076"/>
+          <w:tab w:val="left" w:pos="10992"/>
+          <w:tab w:val="left" w:pos="11908"/>
+          <w:tab w:val="left" w:pos="12824"/>
+          <w:tab w:val="left" w:pos="13740"/>
+          <w:tab w:val="left" w:pos="14656"/>
+        </w:tabs>
+        <w:spacing w:after="0" w:line="240" w:lineRule="auto"/>
+        <w:rPr>
+          <w:rFonts w:ascii="Courier New" w:eastAsia="Times New Roman" w:hAnsi="Courier New" w:cs="Courier New"/>
+          <w:kern w:val="0"/>
+          <w:sz w:val="20"/>
+          <w:szCs w:val="20"/>
+          <w:lang w:eastAsia="en-GB"/>
+          <w14:ligatures w14:val="none"/>
+        </w:rPr>
+      </w:pPr>
+      <w:r>
+        <w:rPr>
+          <w:rFonts w:ascii="Courier New" w:eastAsia="Times New Roman" w:hAnsi="Courier New" w:cs="Courier New"/>
+          <w:kern w:val="0"/>
+          <w:sz w:val="20"/>
+          <w:szCs w:val="20"/>
+          <w:lang w:eastAsia="en-GB"/>
+          <w14:ligatures w14:val="none"/>
+        </w:rPr>
+        <w:t>What are the charges for failed ATM transactions?</w:t>
+      </w:r>
+    </w:p>
+    <w:p>
+      <w:pPr>
+        <w:spacing w:before="100" w:beforeAutospacing="1" w:after="100" w:afterAutospacing="1" w:line="240" w:lineRule="auto"/>
+        <w:rPr>
+          <w:rFonts w:ascii="Times New Roman" w:eastAsia="Times New Roman" w:hAnsi="Times New Roman" w:cs="Times New Roman"/>
+          <w:kern w:val="0"/>
+          <w:lang w:eastAsia="en-GB"/>
+          <w14:ligatures w14:val="none"/>
+        </w:rPr>
+      </w:pPr>
+      <w:r>
+        <w:rPr>
+          <w:rFonts w:ascii="Times New Roman" w:eastAsia="Times New Roman" w:hAnsi="Times New Roman" w:cs="Times New Roman"/>
+          <w:kern w:val="0"/>
+          <w:lang w:eastAsia="en-GB"/>
+          <w14:ligatures w14:val="none"/>
+        </w:rPr>
+        <w:t>The embedding model converts that to a vector representing the meaning.</w:t>
+      </w:r>
+    </w:p>
+    <w:p>
+      <w:pPr>
+        <w:spacing w:before="100" w:beforeAutospacing="1" w:after="100" w:afterAutospacing="1" w:line="240" w:lineRule="auto"/>
+        <w:rPr>
+          <w:rFonts w:ascii="Times New Roman" w:eastAsia="Times New Roman" w:hAnsi="Times New Roman" w:cs="Times New Roman"/>
+          <w:kern w:val="0"/>
+          <w:lang w:eastAsia="en-GB"/>
+          <w14:ligatures w14:val="none"/>
+        </w:rPr>
+      </w:pPr>
+      <w:r>
+        <w:rPr>
+          <w:rFonts w:ascii="Times New Roman" w:eastAsia="Times New Roman" w:hAnsi="Times New Roman" w:cs="Times New Roman"/>
+          <w:kern w:val="0"/>
+          <w:lang w:eastAsia="en-GB"/>
+          <w14:ligatures w14:val="none"/>
+        </w:rPr>
+        <w:t>Chunks like:</w:t>
+      </w:r>
+    </w:p>
+    <w:p>
+      <w:pPr>
+        <w:numPr>
+          <w:ilvl w:val="0"/>
+          <w:numId w:val="13"/>
+        </w:numPr>
+        <w:spacing w:before="100" w:beforeAutospacing="1" w:after="100" w:afterAutospacing="1" w:line="240" w:lineRule="auto"/>
+        <w:rPr>
+          <w:rFonts w:ascii="Times New Roman" w:eastAsia="Times New Roman" w:hAnsi="Times New Roman" w:cs="Times New Roman"/>
+          <w:kern w:val="0"/>
+          <w:lang w:eastAsia="en-GB"/>
+          <w14:ligatures w14:val="none"/>
+        </w:rPr>
+      </w:pPr>
+      <w:r>
+        <w:rPr>
+          <w:rFonts w:ascii="Times New Roman" w:eastAsia="Times New Roman" w:hAnsi="Times New Roman" w:cs="Times New Roman"/>
+          <w:kern w:val="0"/>
+          <w:lang w:eastAsia="en-GB"/>
+          <w14:ligatures w14:val="none"/>
+        </w:rPr>
+        <w:t xml:space="preserve">“ATM decline charges due to insufficient balance” </w:t>
+      </w:r>
+    </w:p>
+    <w:p>
+      <w:pPr>
+        <w:numPr>
+          <w:ilvl w:val="0"/>
+          <w:numId w:val="13"/>
+        </w:numPr>
+        <w:spacing w:before="100" w:beforeAutospacing="1" w:after="100" w:afterAutospacing="1" w:line="240" w:lineRule="auto"/>
+        <w:rPr>
+          <w:rFonts w:ascii="Times New Roman" w:eastAsia="Times New Roman" w:hAnsi="Times New Roman" w:cs="Times New Roman"/>
+          <w:kern w:val="0"/>
+          <w:lang w:eastAsia="en-GB"/>
+          <w14:ligatures w14:val="none"/>
+        </w:rPr>
+      </w:pPr>
+      <w:r>
+        <w:rPr>
+          <w:rFonts w:ascii="Times New Roman" w:eastAsia="Times New Roman" w:hAnsi="Times New Roman" w:cs="Times New Roman"/>
+          <w:kern w:val="0"/>
+          <w:lang w:eastAsia="en-GB"/>
+          <w14:ligatures w14:val="none"/>
+        </w:rPr>
+        <w:t xml:space="preserve">“failed ATM transactions incur no fee” </w:t>
+      </w:r>
+    </w:p>
+    <w:p>
+      <w:pPr>
+        <w:numPr>
+          <w:ilvl w:val="0"/>
+          <w:numId w:val="13"/>
+        </w:numPr>
+        <w:spacing w:before="100" w:beforeAutospacing="1" w:after="100" w:afterAutospacing="1" w:line="240" w:lineRule="auto"/>
+        <w:rPr>
+          <w:rFonts w:ascii="Times New Roman" w:eastAsia="Times New Roman" w:hAnsi="Times New Roman" w:cs="Times New Roman"/>
+          <w:kern w:val="0"/>
+          <w:lang w:eastAsia="en-GB"/>
+          <w14:ligatures w14:val="none"/>
+        </w:rPr>
+      </w:pPr>
+      <w:r>
+        <w:rPr>
+          <w:rFonts w:ascii="Times New Roman" w:eastAsia="Times New Roman" w:hAnsi="Times New Roman" w:cs="Times New Roman"/>
+          <w:kern w:val="0"/>
+          <w:lang w:eastAsia="en-GB"/>
+          <w14:ligatures w14:val="none"/>
+        </w:rPr>
+        <w:t xml:space="preserve">“waiver of decline charges” </w:t>
+      </w:r>
+    </w:p>
+    <w:p>
+      <w:pPr>
+        <w:spacing w:before="100" w:beforeAutospacing="1" w:after="100" w:afterAutospacing="1" w:line="240" w:lineRule="auto"/>
+        <w:rPr>
+          <w:rFonts w:ascii="Times New Roman" w:eastAsia="Times New Roman" w:hAnsi="Times New Roman" w:cs="Times New Roman"/>
+          <w:kern w:val="0"/>
+          <w:lang w:eastAsia="en-GB"/>
+          <w14:ligatures w14:val="none"/>
+        </w:rPr>
+      </w:pPr>
+      <w:r>
+        <w:rPr>
+          <w:rFonts w:ascii="Times New Roman" w:eastAsia="Times New Roman" w:hAnsi="Times New Roman" w:cs="Times New Roman"/>
+          <w:kern w:val="0"/>
+          <w:lang w:eastAsia="en-GB"/>
+          <w14:ligatures w14:val="none"/>
+        </w:rPr>
+        <w:t>may end up close in vector space.</w:t>
+      </w:r>
+    </w:p>
+    <w:p>
+      <w:pPr>
+        <w:spacing w:before="100" w:beforeAutospacing="1" w:after="100" w:afterAutospacing="1" w:line="240" w:lineRule="auto"/>
+        <w:rPr>
+          <w:rFonts w:ascii="Times New Roman" w:eastAsia="Times New Roman" w:hAnsi="Times New Roman" w:cs="Times New Roman"/>
+          <w:kern w:val="0"/>
+          <w:lang w:eastAsia="en-GB"/>
+          <w14:ligatures w14:val="none"/>
+        </w:rPr>
+      </w:pPr>
+      <w:r>
+        <w:rPr>
+          <w:rFonts w:ascii="Times New Roman" w:eastAsia="Times New Roman" w:hAnsi="Times New Roman" w:cs="Times New Roman"/>
+          <w:kern w:val="0"/>
+          <w:lang w:eastAsia="en-GB"/>
+          <w14:ligatures w14:val="none"/>
+        </w:rPr>
+        <w:t>That is why ANN can retrieve relevant chunks even if the exact words differ.</w:t>
+      </w:r>
+    </w:p>
+    <w:p>
+      <w:pPr>
+        <w:spacing w:before="100" w:beforeAutospacing="1" w:after="100" w:afterAutospacing="1" w:line="240" w:lineRule="auto"/>
+        <w:outlineLvl w:val="1"/>
+        <w:rPr>
+          <w:rFonts w:ascii="Times New Roman" w:eastAsia="Times New Roman" w:hAnsi="Times New Roman" w:cs="Times New Roman"/>
+          <w:b/>
+          <w:bCs/>
+          <w:kern w:val="0"/>
+          <w:sz w:val="36"/>
+          <w:szCs w:val="36"/>
+          <w:lang w:eastAsia="en-GB"/>
+          <w14:ligatures w14:val="none"/>
+        </w:rPr>
+      </w:pPr>
+      <w:r>
+        <w:rPr>
+          <w:rFonts w:ascii="Times New Roman" w:eastAsia="Times New Roman" w:hAnsi="Times New Roman" w:cs="Times New Roman"/>
+          <w:b/>
+          <w:bCs/>
+          <w:kern w:val="0"/>
+          <w:sz w:val="36"/>
+          <w:szCs w:val="36"/>
+          <w:lang w:eastAsia="en-GB"/>
+          <w14:ligatures w14:val="none"/>
+        </w:rPr>
+        <w:t>ANN in your code</w:t>
+      </w:r>
+    </w:p>
+    <w:p>
+      <w:pPr>
+        <w:spacing w:before="100" w:beforeAutospacing="1" w:after="100" w:afterAutospacing="1" w:line="240" w:lineRule="auto"/>
+        <w:rPr>
+          <w:rFonts w:ascii="Times New Roman" w:eastAsia="Times New Roman" w:hAnsi="Times New Roman" w:cs="Times New Roman"/>
+          <w:kern w:val="0"/>
+          <w:lang w:eastAsia="en-GB"/>
+          <w14:ligatures w14:val="none"/>
+        </w:rPr>
+      </w:pPr>
+      <w:r>
+        <w:rPr>
+          <w:rFonts w:ascii="Times New Roman" w:eastAsia="Times New Roman" w:hAnsi="Times New Roman" w:cs="Times New Roman"/>
+          <w:kern w:val="0"/>
+          <w:lang w:eastAsia="en-GB"/>
+          <w14:ligatures w14:val="none"/>
+        </w:rPr>
+        <w:t>You do this twice:</w:t>
+      </w:r>
+    </w:p>
+    <w:p>
+      <w:pPr>
+        <w:tabs>
+          <w:tab w:val="left" w:pos="916"/>
+          <w:tab w:val="left" w:pos="1832"/>
+          <w:tab w:val="left" w:pos="2748"/>
+          <w:tab w:val="left" w:pos="3664"/>
+          <w:tab w:val="left" w:pos="4580"/>
+          <w:tab w:val="left" w:pos="5496"/>
+          <w:tab w:val="left" w:pos="6412"/>
+          <w:tab w:val="left" w:pos="7328"/>
+          <w:tab w:val="left" w:pos="8244"/>
+          <w:tab w:val="left" w:pos="9160"/>
+          <w:tab w:val="left" w:pos="10076"/>
+          <w:tab w:val="left" w:pos="10992"/>
+          <w:tab w:val="left" w:pos="11908"/>
+          <w:tab w:val="left" w:pos="12824"/>
+          <w:tab w:val="left" w:pos="13740"/>
+          <w:tab w:val="left" w:pos="14656"/>
+        </w:tabs>
+        <w:spacing w:after="0" w:line="240" w:lineRule="auto"/>
+        <w:rPr>
+          <w:rFonts w:ascii="Courier New" w:eastAsia="Times New Roman" w:hAnsi="Courier New" w:cs="Courier New"/>
+          <w:kern w:val="0"/>
+          <w:sz w:val="20"/>
+          <w:szCs w:val="20"/>
+          <w:lang w:eastAsia="en-GB"/>
+          <w14:ligatures w14:val="none"/>
+        </w:rPr>
+      </w:pPr>
+      <w:r>
+        <w:rPr>
+          <w:rFonts w:ascii="Courier New" w:eastAsia="Times New Roman" w:hAnsi="Courier New" w:cs="Courier New"/>
+          <w:kern w:val="0"/>
+          <w:sz w:val="20"/>
+          <w:szCs w:val="20"/>
+          <w:lang w:eastAsia="en-GB"/>
+          <w14:ligatures w14:val="none"/>
+        </w:rPr>
+        <w:t>ann_text = self._ann("vector", qvec, restrict_ids)</w:t>
+      </w:r>
+      <w:r>
+        <w:rPr>
+          <w:rFonts w:ascii="Courier New" w:eastAsia="Times New Roman" w:hAnsi="Courier New" w:cs="Courier New"/>
+          <w:kern w:val="0"/>
+          <w:sz w:val="20"/>
+          <w:szCs w:val="20"/>
+          <w:lang w:eastAsia="en-GB"/>
+          <w14:ligatures w14:val="none"/>
+        </w:rPr>
+        <w:br/>
+        <w:t>ann_tags = self._ann("tags_vector", qvec, restrict_ids)</w:t>
+      </w:r>
+    </w:p>
+    <w:p>
+      <w:pPr>
+        <w:spacing w:before="100" w:beforeAutospacing="1" w:after="100" w:afterAutospacing="1" w:line="240" w:lineRule="auto"/>
+        <w:outlineLvl w:val="2"/>
+        <w:rPr>
+          <w:rFonts w:ascii="Times New Roman" w:eastAsia="Times New Roman" w:hAnsi="Times New Roman" w:cs="Times New Roman"/>
+          <w:b/>
+          <w:bCs/>
+          <w:kern w:val="0"/>
+          <w:sz w:val="27"/>
+          <w:szCs w:val="27"/>
+          <w:lang w:eastAsia="en-GB"/>
+          <w14:ligatures w14:val="none"/>
+        </w:rPr>
+      </w:pPr>
+      <w:r>
+        <w:rPr>
+          <w:rFonts w:ascii="Courier New" w:eastAsia="Times New Roman" w:hAnsi="Courier New" w:cs="Courier New"/>
+          <w:b/>
+          <w:bCs/>
+          <w:kern w:val="0"/>
+          <w:sz w:val="20"/>
+          <w:szCs w:val="20"/>
+          <w:lang w:eastAsia="en-GB"/>
+          <w14:ligatures w14:val="none"/>
+        </w:rPr>
+        <w:t>vector</w:t>
+      </w:r>
+    </w:p>
+    <w:p>
+      <w:pPr>
+        <w:spacing w:before="100" w:beforeAutospacing="1" w:after="100" w:afterAutospacing="1" w:line="240" w:lineRule="auto"/>
+        <w:rPr>
+          <w:rFonts w:ascii="Times New Roman" w:eastAsia="Times New Roman" w:hAnsi="Times New Roman" w:cs="Times New Roman"/>
+          <w:kern w:val="0"/>
+          <w:lang w:eastAsia="en-GB"/>
+          <w14:ligatures w14:val="none"/>
+        </w:rPr>
+      </w:pPr>
+      <w:r>
+        <w:rPr>
+          <w:rFonts w:ascii="Times New Roman" w:eastAsia="Times New Roman" w:hAnsi="Times New Roman" w:cs="Times New Roman"/>
+          <w:kern w:val="0"/>
+          <w:lang w:eastAsia="en-GB"/>
+          <w14:ligatures w14:val="none"/>
+        </w:rPr>
+        <w:t>This is chunk content embedding.</w:t>
+      </w:r>
+    </w:p>
+    <w:p>
+      <w:pPr>
+        <w:spacing w:before="100" w:beforeAutospacing="1" w:after="100" w:afterAutospacing="1" w:line="240" w:lineRule="auto"/>
+        <w:outlineLvl w:val="2"/>
+        <w:rPr>
+          <w:rFonts w:ascii="Times New Roman" w:eastAsia="Times New Roman" w:hAnsi="Times New Roman" w:cs="Times New Roman"/>
+          <w:b/>
+          <w:bCs/>
+          <w:kern w:val="0"/>
+          <w:sz w:val="27"/>
+          <w:szCs w:val="27"/>
+          <w:lang w:eastAsia="en-GB"/>
+          <w14:ligatures w14:val="none"/>
+        </w:rPr>
+      </w:pPr>
+      <w:r>
+        <w:rPr>
+          <w:rFonts w:ascii="Courier New" w:eastAsia="Times New Roman" w:hAnsi="Courier New" w:cs="Courier New"/>
+          <w:b/>
+          <w:bCs/>
+          <w:kern w:val="0"/>
+          <w:sz w:val="20"/>
+          <w:szCs w:val="20"/>
+          <w:lang w:eastAsia="en-GB"/>
+          <w14:ligatures w14:val="none"/>
+        </w:rPr>
+        <w:t>tags_vector</w:t>
+      </w:r>
+    </w:p>
+    <w:p>
+      <w:pPr>
+        <w:spacing w:before="100" w:beforeAutospacing="1" w:after="100" w:afterAutospacing="1" w:line="240" w:lineRule="auto"/>
+        <w:rPr>
+          <w:rFonts w:ascii="Times New Roman" w:eastAsia="Times New Roman" w:hAnsi="Times New Roman" w:cs="Times New Roman"/>
+          <w:kern w:val="0"/>
+          <w:lang w:eastAsia="en-GB"/>
+          <w14:ligatures w14:val="none"/>
+        </w:rPr>
+      </w:pPr>
+      <w:r>
+        <w:rPr>
+          <w:rFonts w:ascii="Times New Roman" w:eastAsia="Times New Roman" w:hAnsi="Times New Roman" w:cs="Times New Roman"/>
+          <w:kern w:val="0"/>
+          <w:lang w:eastAsia="en-GB"/>
+          <w14:ligatures w14:val="none"/>
+        </w:rPr>
+        <w:t>This is embedding of tags/metadata.</w:t>
+      </w:r>
+    </w:p>
+    <w:p>
+      <w:pPr>
+        <w:spacing w:before="100" w:beforeAutospacing="1" w:after="100" w:afterAutospacing="1" w:line="240" w:lineRule="auto"/>
+        <w:rPr>
+          <w:rFonts w:ascii="Times New Roman" w:eastAsia="Times New Roman" w:hAnsi="Times New Roman" w:cs="Times New Roman"/>
+          <w:kern w:val="0"/>
+          <w:lang w:eastAsia="en-GB"/>
+          <w14:ligatures w14:val="none"/>
+        </w:rPr>
+      </w:pPr>
+      <w:r>
+        <w:rPr>
+          <w:rFonts w:ascii="Times New Roman" w:eastAsia="Times New Roman" w:hAnsi="Times New Roman" w:cs="Times New Roman"/>
+          <w:kern w:val="0"/>
+          <w:lang w:eastAsia="en-GB"/>
+          <w14:ligatures w14:val="none"/>
+        </w:rPr>
+        <w:t>So your ANN retrieval is using:</w:t>
+      </w:r>
+    </w:p>
+    <w:p>
+      <w:pPr>
+        <w:numPr>
+          <w:ilvl w:val="0"/>
+          <w:numId w:val="14"/>
+        </w:numPr>
+        <w:spacing w:before="100" w:beforeAutospacing="1" w:after="100" w:afterAutospacing="1" w:line="240" w:lineRule="auto"/>
+        <w:rPr>
+          <w:rFonts w:ascii="Times New Roman" w:eastAsia="Times New Roman" w:hAnsi="Times New Roman" w:cs="Times New Roman"/>
+          <w:kern w:val="0"/>
+          <w:lang w:eastAsia="en-GB"/>
+          <w14:ligatures w14:val="none"/>
+        </w:rPr>
+      </w:pPr>
+      <w:r>
+        <w:rPr>
+          <w:rFonts w:ascii="Times New Roman" w:eastAsia="Times New Roman" w:hAnsi="Times New Roman" w:cs="Times New Roman"/>
+          <w:kern w:val="0"/>
+          <w:lang w:eastAsia="en-GB"/>
+          <w14:ligatures w14:val="none"/>
+        </w:rPr>
+        <w:t xml:space="preserve">semantic meaning of text </w:t>
+      </w:r>
+    </w:p>
+    <w:p>
+      <w:pPr>
+        <w:numPr>
+          <w:ilvl w:val="0"/>
+          <w:numId w:val="14"/>
+        </w:numPr>
+        <w:spacing w:before="100" w:beforeAutospacing="1" w:after="100" w:afterAutospacing="1" w:line="240" w:lineRule="auto"/>
+        <w:rPr>
+          <w:rFonts w:ascii="Times New Roman" w:eastAsia="Times New Roman" w:hAnsi="Times New Roman" w:cs="Times New Roman"/>
+          <w:kern w:val="0"/>
+          <w:lang w:eastAsia="en-GB"/>
+          <w14:ligatures w14:val="none"/>
+        </w:rPr>
+      </w:pPr>
+      <w:r>
+        <w:rPr>
+          <w:rFonts w:ascii="Times New Roman" w:eastAsia="Times New Roman" w:hAnsi="Times New Roman" w:cs="Times New Roman"/>
+          <w:kern w:val="0"/>
+          <w:lang w:eastAsia="en-GB"/>
+          <w14:ligatures w14:val="none"/>
+        </w:rPr>
+        <w:t xml:space="preserve">semantic meaning of tags </w:t>
+      </w:r>
+    </w:p>
+    <w:p>
+      <w:pPr>
+        <w:spacing w:before="100" w:beforeAutospacing="1" w:after="100" w:afterAutospacing="1" w:line="240" w:lineRule="auto"/>
+        <w:rPr>
+          <w:rFonts w:ascii="Times New Roman" w:eastAsia="Times New Roman" w:hAnsi="Times New Roman" w:cs="Times New Roman"/>
+          <w:kern w:val="0"/>
+          <w:lang w:eastAsia="en-GB"/>
+          <w14:ligatures w14:val="none"/>
+        </w:rPr>
+      </w:pPr>
+      <w:r>
+        <w:rPr>
+          <w:rFonts w:ascii="Times New Roman" w:eastAsia="Times New Roman" w:hAnsi="Times New Roman" w:cs="Times New Roman"/>
+          <w:kern w:val="0"/>
+          <w:lang w:eastAsia="en-GB"/>
+          <w14:ligatures w14:val="none"/>
+        </w:rPr>
+        <w:lastRenderedPageBreak/>
+        <w:t>That is smart because tags can carry structured domain meaning.</w:t>
+      </w:r>
+    </w:p>
+    <w:p>
+      <w:pPr>
+        <w:spacing w:after="0" w:line="240" w:lineRule="auto"/>
+        <w:rPr>
+          <w:rFonts w:ascii="Times New Roman" w:eastAsia="Times New Roman" w:hAnsi="Times New Roman" w:cs="Times New Roman"/>
+          <w:kern w:val="0"/>
+          <w:lang w:eastAsia="en-GB"/>
+          <w14:ligatures w14:val="none"/>
+        </w:rPr>
+      </w:pPr>
+      <w:r>
+        <w:rPr>
+          <w:rFonts w:ascii="Times New Roman" w:eastAsia="Times New Roman" w:hAnsi="Times New Roman" w:cs="Times New Roman"/>
+          <w:noProof/>
+          <w:kern w:val="0"/>
+          <w:lang w:eastAsia="en-GB"/>
+        </w:rPr>
+        <w:pict w14:anchorId="0CC76CFC">
+          <v:rect id="_x0000_i1070" alt="" style="width:451.3pt;height:.05pt;mso-width-percent:0;mso-height-percent:0;mso-width-percent:0;mso-height-percent:0" o:hralign="center" o:hrstd="t" o:hr="t" fillcolor="#a0a0a0" stroked="f"/>
+        </w:pict>
+      </w:r>
+    </w:p>
+    <w:p>
+      <w:pPr>
+        <w:spacing w:before="100" w:beforeAutospacing="1" w:after="100" w:afterAutospacing="1" w:line="240" w:lineRule="auto"/>
+        <w:outlineLvl w:val="1"/>
+        <w:rPr>
+          <w:rFonts w:ascii="Times New Roman" w:eastAsia="Times New Roman" w:hAnsi="Times New Roman" w:cs="Times New Roman"/>
+          <w:b/>
+          <w:bCs/>
+          <w:kern w:val="0"/>
+          <w:sz w:val="36"/>
+          <w:szCs w:val="36"/>
+          <w:lang w:eastAsia="en-GB"/>
+          <w14:ligatures w14:val="none"/>
+        </w:rPr>
+      </w:pPr>
+      <w:r>
+        <w:rPr>
+          <w:rFonts w:ascii="Times New Roman" w:eastAsia="Times New Roman" w:hAnsi="Times New Roman" w:cs="Times New Roman"/>
+          <w:b/>
+          <w:bCs/>
+          <w:kern w:val="0"/>
+          <w:sz w:val="36"/>
+          <w:szCs w:val="36"/>
+          <w:lang w:eastAsia="en-GB"/>
+          <w14:ligatures w14:val="none"/>
+        </w:rPr>
+        <w:t>ANN strengths</w:t>
+      </w:r>
+    </w:p>
+    <w:p>
+      <w:pPr>
+        <w:numPr>
+          <w:ilvl w:val="0"/>
+          <w:numId w:val="15"/>
+        </w:numPr>
+        <w:spacing w:before="100" w:beforeAutospacing="1" w:after="100" w:afterAutospacing="1" w:line="240" w:lineRule="auto"/>
+        <w:rPr>
+          <w:rFonts w:ascii="Times New Roman" w:eastAsia="Times New Roman" w:hAnsi="Times New Roman" w:cs="Times New Roman"/>
+          <w:kern w:val="0"/>
+          <w:lang w:eastAsia="en-GB"/>
+          <w14:ligatures w14:val="none"/>
+        </w:rPr>
+      </w:pPr>
+      <w:r>
+        <w:rPr>
+          <w:rFonts w:ascii="Times New Roman" w:eastAsia="Times New Roman" w:hAnsi="Times New Roman" w:cs="Times New Roman"/>
+          <w:kern w:val="0"/>
+          <w:lang w:eastAsia="en-GB"/>
+          <w14:ligatures w14:val="none"/>
+        </w:rPr>
+        <w:t xml:space="preserve">captures semantic similarity </w:t>
+      </w:r>
+    </w:p>
+    <w:p>
+      <w:pPr>
+        <w:numPr>
+          <w:ilvl w:val="0"/>
+          <w:numId w:val="15"/>
+        </w:numPr>
+        <w:spacing w:before="100" w:beforeAutospacing="1" w:after="100" w:afterAutospacing="1" w:line="240" w:lineRule="auto"/>
+        <w:rPr>
+          <w:rFonts w:ascii="Times New Roman" w:eastAsia="Times New Roman" w:hAnsi="Times New Roman" w:cs="Times New Roman"/>
+          <w:kern w:val="0"/>
+          <w:lang w:eastAsia="en-GB"/>
+          <w14:ligatures w14:val="none"/>
+        </w:rPr>
+      </w:pPr>
+      <w:r>
+        <w:rPr>
+          <w:rFonts w:ascii="Times New Roman" w:eastAsia="Times New Roman" w:hAnsi="Times New Roman" w:cs="Times New Roman"/>
+          <w:kern w:val="0"/>
+          <w:lang w:eastAsia="en-GB"/>
+          <w14:ligatures w14:val="none"/>
+        </w:rPr>
+        <w:t xml:space="preserve">handles paraphrases </w:t>
+      </w:r>
+    </w:p>
+    <w:p>
+      <w:pPr>
+        <w:numPr>
+          <w:ilvl w:val="0"/>
+          <w:numId w:val="15"/>
+        </w:numPr>
+        <w:spacing w:before="100" w:beforeAutospacing="1" w:after="100" w:afterAutospacing="1" w:line="240" w:lineRule="auto"/>
+        <w:rPr>
+          <w:rFonts w:ascii="Times New Roman" w:eastAsia="Times New Roman" w:hAnsi="Times New Roman" w:cs="Times New Roman"/>
+          <w:kern w:val="0"/>
+          <w:lang w:eastAsia="en-GB"/>
+          <w14:ligatures w14:val="none"/>
+        </w:rPr>
+      </w:pPr>
+      <w:r>
+        <w:rPr>
+          <w:rFonts w:ascii="Times New Roman" w:eastAsia="Times New Roman" w:hAnsi="Times New Roman" w:cs="Times New Roman"/>
+          <w:kern w:val="0"/>
+          <w:lang w:eastAsia="en-GB"/>
+          <w14:ligatures w14:val="none"/>
+        </w:rPr>
+        <w:t xml:space="preserve">handles related concepts </w:t>
+      </w:r>
+    </w:p>
+    <w:p>
+      <w:pPr>
+        <w:numPr>
+          <w:ilvl w:val="0"/>
+          <w:numId w:val="15"/>
+        </w:numPr>
+        <w:spacing w:before="100" w:beforeAutospacing="1" w:after="100" w:afterAutospacing="1" w:line="240" w:lineRule="auto"/>
+        <w:rPr>
+          <w:rFonts w:ascii="Times New Roman" w:eastAsia="Times New Roman" w:hAnsi="Times New Roman" w:cs="Times New Roman"/>
+          <w:kern w:val="0"/>
+          <w:lang w:eastAsia="en-GB"/>
+          <w14:ligatures w14:val="none"/>
+        </w:rPr>
+      </w:pPr>
+      <w:r>
+        <w:rPr>
+          <w:rFonts w:ascii="Times New Roman" w:eastAsia="Times New Roman" w:hAnsi="Times New Roman" w:cs="Times New Roman"/>
+          <w:kern w:val="0"/>
+          <w:lang w:eastAsia="en-GB"/>
+          <w14:ligatures w14:val="none"/>
+        </w:rPr>
+        <w:t xml:space="preserve">good recall </w:t>
+      </w:r>
+    </w:p>
+    <w:p>
+      <w:pPr>
+        <w:spacing w:before="100" w:beforeAutospacing="1" w:after="100" w:afterAutospacing="1" w:line="240" w:lineRule="auto"/>
+        <w:outlineLvl w:val="1"/>
+        <w:rPr>
+          <w:rFonts w:ascii="Times New Roman" w:eastAsia="Times New Roman" w:hAnsi="Times New Roman" w:cs="Times New Roman"/>
+          <w:b/>
+          <w:bCs/>
+          <w:kern w:val="0"/>
+          <w:sz w:val="36"/>
+          <w:szCs w:val="36"/>
+          <w:lang w:eastAsia="en-GB"/>
+          <w14:ligatures w14:val="none"/>
+        </w:rPr>
+      </w:pPr>
+      <w:r>
+        <w:rPr>
+          <w:rFonts w:ascii="Times New Roman" w:eastAsia="Times New Roman" w:hAnsi="Times New Roman" w:cs="Times New Roman"/>
+          <w:b/>
+          <w:bCs/>
+          <w:kern w:val="0"/>
+          <w:sz w:val="36"/>
+          <w:szCs w:val="36"/>
+          <w:lang w:eastAsia="en-GB"/>
+          <w14:ligatures w14:val="none"/>
+        </w:rPr>
+        <w:t>ANN weaknesses</w:t>
+      </w:r>
+    </w:p>
+    <w:p>
+      <w:pPr>
+        <w:numPr>
+          <w:ilvl w:val="0"/>
+          <w:numId w:val="16"/>
+        </w:numPr>
+        <w:spacing w:before="100" w:beforeAutospacing="1" w:after="100" w:afterAutospacing="1" w:line="240" w:lineRule="auto"/>
+        <w:rPr>
+          <w:rFonts w:ascii="Times New Roman" w:eastAsia="Times New Roman" w:hAnsi="Times New Roman" w:cs="Times New Roman"/>
+          <w:kern w:val="0"/>
+          <w:lang w:eastAsia="en-GB"/>
+          <w14:ligatures w14:val="none"/>
+        </w:rPr>
+      </w:pPr>
+      <w:r>
+        <w:rPr>
+          <w:rFonts w:ascii="Times New Roman" w:eastAsia="Times New Roman" w:hAnsi="Times New Roman" w:cs="Times New Roman"/>
+          <w:kern w:val="0"/>
+          <w:lang w:eastAsia="en-GB"/>
+          <w14:ligatures w14:val="none"/>
+        </w:rPr>
+        <w:t xml:space="preserve">may retrieve broadly related but not exact text </w:t>
+      </w:r>
+    </w:p>
+    <w:p>
+      <w:pPr>
+        <w:numPr>
+          <w:ilvl w:val="0"/>
+          <w:numId w:val="16"/>
+        </w:numPr>
+        <w:spacing w:before="100" w:beforeAutospacing="1" w:after="100" w:afterAutospacing="1" w:line="240" w:lineRule="auto"/>
+        <w:rPr>
+          <w:rFonts w:ascii="Times New Roman" w:eastAsia="Times New Roman" w:hAnsi="Times New Roman" w:cs="Times New Roman"/>
+          <w:kern w:val="0"/>
+          <w:lang w:eastAsia="en-GB"/>
+          <w14:ligatures w14:val="none"/>
+        </w:rPr>
+      </w:pPr>
+      <w:r>
+        <w:rPr>
+          <w:rFonts w:ascii="Times New Roman" w:eastAsia="Times New Roman" w:hAnsi="Times New Roman" w:cs="Times New Roman"/>
+          <w:kern w:val="0"/>
+          <w:lang w:eastAsia="en-GB"/>
+          <w14:ligatures w14:val="none"/>
+        </w:rPr>
+        <w:t xml:space="preserve">depends on embedding quality </w:t>
+      </w:r>
+    </w:p>
+    <w:p>
+      <w:pPr>
+        <w:numPr>
+          <w:ilvl w:val="0"/>
+          <w:numId w:val="16"/>
+        </w:numPr>
+        <w:spacing w:before="100" w:beforeAutospacing="1" w:after="100" w:afterAutospacing="1" w:line="240" w:lineRule="auto"/>
+        <w:rPr>
+          <w:rFonts w:ascii="Times New Roman" w:eastAsia="Times New Roman" w:hAnsi="Times New Roman" w:cs="Times New Roman"/>
+          <w:kern w:val="0"/>
+          <w:lang w:eastAsia="en-GB"/>
+          <w14:ligatures w14:val="none"/>
+        </w:rPr>
+      </w:pPr>
+      <w:r>
+        <w:rPr>
+          <w:rFonts w:ascii="Times New Roman" w:eastAsia="Times New Roman" w:hAnsi="Times New Roman" w:cs="Times New Roman"/>
+          <w:kern w:val="0"/>
+          <w:lang w:eastAsia="en-GB"/>
+          <w14:ligatures w14:val="none"/>
+        </w:rPr>
+        <w:t xml:space="preserve">scores can be less interpretable </w:t>
+      </w:r>
+    </w:p>
+    <w:p>
+      <w:pPr>
+        <w:numPr>
+          <w:ilvl w:val="0"/>
+          <w:numId w:val="16"/>
+        </w:numPr>
+        <w:spacing w:before="100" w:beforeAutospacing="1" w:after="100" w:afterAutospacing="1" w:line="240" w:lineRule="auto"/>
+        <w:rPr>
+          <w:rFonts w:ascii="Times New Roman" w:eastAsia="Times New Roman" w:hAnsi="Times New Roman" w:cs="Times New Roman"/>
+          <w:kern w:val="0"/>
+          <w:lang w:eastAsia="en-GB"/>
+          <w14:ligatures w14:val="none"/>
+        </w:rPr>
+      </w:pPr>
+      <w:r>
+        <w:rPr>
+          <w:rFonts w:ascii="Times New Roman" w:eastAsia="Times New Roman" w:hAnsi="Times New Roman" w:cs="Times New Roman"/>
+          <w:kern w:val="0"/>
+          <w:lang w:eastAsia="en-GB"/>
+          <w14:ligatures w14:val="none"/>
+        </w:rPr>
+        <w:t xml:space="preserve">sometimes weak on exact entity matching </w:t>
+      </w:r>
+    </w:p>
+    <w:p>
+      <w:pPr>
+        <w:spacing w:before="100" w:beforeAutospacing="1" w:after="100" w:afterAutospacing="1" w:line="240" w:lineRule="auto"/>
+        <w:rPr>
+          <w:rFonts w:ascii="Times New Roman" w:eastAsia="Times New Roman" w:hAnsi="Times New Roman" w:cs="Times New Roman"/>
+          <w:kern w:val="0"/>
+          <w:lang w:eastAsia="en-GB"/>
+          <w14:ligatures w14:val="none"/>
+        </w:rPr>
+      </w:pPr>
+      <w:r>
+        <w:rPr>
+          <w:rFonts w:ascii="Times New Roman" w:eastAsia="Times New Roman" w:hAnsi="Times New Roman" w:cs="Times New Roman"/>
+          <w:kern w:val="0"/>
+          <w:lang w:eastAsia="en-GB"/>
+          <w14:ligatures w14:val="none"/>
+        </w:rPr>
+        <w:t>Example:</w:t>
+      </w:r>
+      <w:r>
+        <w:rPr>
+          <w:rFonts w:ascii="Times New Roman" w:eastAsia="Times New Roman" w:hAnsi="Times New Roman" w:cs="Times New Roman"/>
+          <w:kern w:val="0"/>
+          <w:lang w:eastAsia="en-GB"/>
+          <w14:ligatures w14:val="none"/>
+        </w:rPr>
+        <w:br/>
+        <w:t xml:space="preserve">Query: </w:t>
+      </w:r>
+      <w:r>
+        <w:rPr>
+          <w:rFonts w:ascii="Courier New" w:eastAsia="Times New Roman" w:hAnsi="Courier New" w:cs="Courier New"/>
+          <w:kern w:val="0"/>
+          <w:sz w:val="20"/>
+          <w:szCs w:val="20"/>
+          <w:lang w:eastAsia="en-GB"/>
+          <w14:ligatures w14:val="none"/>
+        </w:rPr>
+        <w:t>SBI digital lending</w:t>
+      </w:r>
+    </w:p>
+    <w:p>
+      <w:pPr>
+        <w:spacing w:before="100" w:beforeAutospacing="1" w:after="100" w:afterAutospacing="1" w:line="240" w:lineRule="auto"/>
+        <w:outlineLvl w:val="0"/>
+        <w:rPr>
+          <w:rFonts w:ascii="Times New Roman" w:eastAsia="Times New Roman" w:hAnsi="Times New Roman" w:cs="Times New Roman"/>
+          <w:b/>
+          <w:bCs/>
+          <w:kern w:val="36"/>
+          <w:sz w:val="48"/>
+          <w:szCs w:val="48"/>
+          <w:lang w:eastAsia="en-GB"/>
+          <w14:ligatures w14:val="none"/>
+        </w:rPr>
+      </w:pPr>
+      <w:r>
+        <w:rPr>
+          <w:rFonts w:ascii="Times New Roman" w:eastAsia="Times New Roman" w:hAnsi="Times New Roman" w:cs="Times New Roman"/>
+          <w:b/>
+          <w:bCs/>
+          <w:kern w:val="36"/>
+          <w:sz w:val="48"/>
+          <w:szCs w:val="48"/>
+          <w:lang w:eastAsia="en-GB"/>
+          <w14:ligatures w14:val="none"/>
+        </w:rPr>
+        <w:t>4. How Elasticsearch ANN works internally, simply</w:t>
+      </w:r>
+    </w:p>
+    <w:p>
+      <w:pPr>
+        <w:spacing w:before="100" w:beforeAutospacing="1" w:after="100" w:afterAutospacing="1" w:line="240" w:lineRule="auto"/>
+        <w:rPr>
+          <w:rFonts w:ascii="Times New Roman" w:eastAsia="Times New Roman" w:hAnsi="Times New Roman" w:cs="Times New Roman"/>
+          <w:kern w:val="0"/>
+          <w:lang w:eastAsia="en-GB"/>
+          <w14:ligatures w14:val="none"/>
+        </w:rPr>
+      </w:pPr>
+      <w:r>
+        <w:rPr>
+          <w:rFonts w:ascii="Times New Roman" w:eastAsia="Times New Roman" w:hAnsi="Times New Roman" w:cs="Times New Roman"/>
+          <w:kern w:val="0"/>
+          <w:lang w:eastAsia="en-GB"/>
+          <w14:ligatures w14:val="none"/>
+        </w:rPr>
+        <w:t>You may get asked: “How does ANN actually search fast?”</w:t>
+      </w:r>
+    </w:p>
+    <w:p>
+      <w:pPr>
+        <w:spacing w:before="100" w:beforeAutospacing="1" w:after="100" w:afterAutospacing="1" w:line="240" w:lineRule="auto"/>
+        <w:rPr>
+          <w:rFonts w:ascii="Times New Roman" w:eastAsia="Times New Roman" w:hAnsi="Times New Roman" w:cs="Times New Roman"/>
+          <w:kern w:val="0"/>
+          <w:lang w:eastAsia="en-GB"/>
+          <w14:ligatures w14:val="none"/>
+        </w:rPr>
+      </w:pPr>
+      <w:r>
+        <w:rPr>
+          <w:rFonts w:ascii="Times New Roman" w:eastAsia="Times New Roman" w:hAnsi="Times New Roman" w:cs="Times New Roman"/>
+          <w:kern w:val="0"/>
+          <w:lang w:eastAsia="en-GB"/>
+          <w14:ligatures w14:val="none"/>
+        </w:rPr>
+        <w:t>Simple answer:</w:t>
+      </w:r>
+    </w:p>
+    <w:p>
+      <w:pPr>
+        <w:spacing w:before="100" w:beforeAutospacing="1" w:after="100" w:afterAutospacing="1" w:line="240" w:lineRule="auto"/>
+        <w:rPr>
+          <w:rFonts w:ascii="Times New Roman" w:eastAsia="Times New Roman" w:hAnsi="Times New Roman" w:cs="Times New Roman"/>
+          <w:kern w:val="0"/>
+          <w:lang w:eastAsia="en-GB"/>
+          <w14:ligatures w14:val="none"/>
+        </w:rPr>
+      </w:pPr>
+      <w:r>
+        <w:rPr>
+          <w:rFonts w:ascii="Times New Roman" w:eastAsia="Times New Roman" w:hAnsi="Times New Roman" w:cs="Times New Roman"/>
+          <w:kern w:val="0"/>
+          <w:lang w:eastAsia="en-GB"/>
+          <w14:ligatures w14:val="none"/>
+        </w:rPr>
+        <w:t>Elasticsearch does not brute-force compare the query vector with every stored vector one by one in the naive sense for production-scale systems. It uses an indexed vector structure to speed up nearest-neighbor retrieval.</w:t>
+      </w:r>
+    </w:p>
+    <w:p>
+      <w:pPr>
+        <w:spacing w:before="100" w:beforeAutospacing="1" w:after="100" w:afterAutospacing="1" w:line="240" w:lineRule="auto"/>
+        <w:rPr>
+          <w:rFonts w:ascii="Times New Roman" w:eastAsia="Times New Roman" w:hAnsi="Times New Roman" w:cs="Times New Roman"/>
+          <w:kern w:val="0"/>
+          <w:lang w:eastAsia="en-GB"/>
+          <w14:ligatures w14:val="none"/>
+        </w:rPr>
+      </w:pPr>
+      <w:r>
+        <w:rPr>
+          <w:rFonts w:ascii="Times New Roman" w:eastAsia="Times New Roman" w:hAnsi="Times New Roman" w:cs="Times New Roman"/>
+          <w:kern w:val="0"/>
+          <w:lang w:eastAsia="en-GB"/>
+          <w14:ligatures w14:val="none"/>
+        </w:rPr>
+        <w:t>Depending on configuration, ES uses efficient approximate vector indexing structures so it can quickly find promising candidates instead of scanning the full corpus.</w:t>
+      </w:r>
+    </w:p>
+    <w:p>
+      <w:pPr>
+        <w:spacing w:before="100" w:beforeAutospacing="1" w:after="100" w:afterAutospacing="1" w:line="240" w:lineRule="auto"/>
+        <w:outlineLvl w:val="2"/>
+        <w:rPr>
+          <w:rFonts w:ascii="Times New Roman" w:eastAsia="Times New Roman" w:hAnsi="Times New Roman" w:cs="Times New Roman"/>
+          <w:b/>
+          <w:bCs/>
+          <w:kern w:val="0"/>
+          <w:sz w:val="27"/>
+          <w:szCs w:val="27"/>
+          <w:lang w:eastAsia="en-GB"/>
+          <w14:ligatures w14:val="none"/>
+        </w:rPr>
+      </w:pPr>
+      <w:r>
+        <w:rPr>
+          <w:rFonts w:ascii="Times New Roman" w:eastAsia="Times New Roman" w:hAnsi="Times New Roman" w:cs="Times New Roman"/>
+          <w:b/>
+          <w:bCs/>
+          <w:kern w:val="0"/>
+          <w:sz w:val="27"/>
+          <w:szCs w:val="27"/>
+          <w:lang w:eastAsia="en-GB"/>
+          <w14:ligatures w14:val="none"/>
+        </w:rPr>
+        <w:t>Safe interview phrasing:</w:t>
+      </w:r>
+    </w:p>
+    <w:p>
+      <w:pPr>
+        <w:spacing w:before="100" w:beforeAutospacing="1" w:after="100" w:afterAutospacing="1" w:line="240" w:lineRule="auto"/>
+        <w:rPr>
+          <w:rFonts w:ascii="Times New Roman" w:eastAsia="Times New Roman" w:hAnsi="Times New Roman" w:cs="Times New Roman"/>
+          <w:kern w:val="0"/>
+          <w:lang w:eastAsia="en-GB"/>
+          <w14:ligatures w14:val="none"/>
+        </w:rPr>
+      </w:pPr>
+      <w:r>
+        <w:rPr>
+          <w:rFonts w:ascii="Times New Roman" w:eastAsia="Times New Roman" w:hAnsi="Times New Roman" w:cs="Times New Roman"/>
+          <w:kern w:val="0"/>
+          <w:lang w:eastAsia="en-GB"/>
+          <w14:ligatures w14:val="none"/>
+        </w:rPr>
+        <w:t>“Internally, ANN relies on vector indexes to avoid full brute-force comparison. Elasticsearch narrows the search to promising candidate vectors and then returns the nearest ones according to the configured similarity metric.”</w:t>
+      </w:r>
+    </w:p>
+    <w:p>
+      <w:pPr>
+        <w:spacing w:before="100" w:beforeAutospacing="1" w:after="100" w:afterAutospacing="1" w:line="240" w:lineRule="auto"/>
+        <w:outlineLvl w:val="0"/>
+        <w:rPr>
+          <w:rFonts w:ascii="Times New Roman" w:eastAsia="Times New Roman" w:hAnsi="Times New Roman" w:cs="Times New Roman"/>
+          <w:b/>
+          <w:bCs/>
+          <w:kern w:val="36"/>
+          <w:sz w:val="48"/>
+          <w:szCs w:val="48"/>
+          <w:lang w:eastAsia="en-GB"/>
+          <w14:ligatures w14:val="none"/>
+        </w:rPr>
+      </w:pPr>
+      <w:r>
+        <w:rPr>
+          <w:rFonts w:ascii="Times New Roman" w:eastAsia="Times New Roman" w:hAnsi="Times New Roman" w:cs="Times New Roman"/>
+          <w:b/>
+          <w:bCs/>
+          <w:kern w:val="36"/>
+          <w:sz w:val="48"/>
+          <w:szCs w:val="48"/>
+          <w:lang w:eastAsia="en-GB"/>
+          <w14:ligatures w14:val="none"/>
+        </w:rPr>
+        <w:t>5. Cross-Encoder — how it works internally</w:t>
+      </w:r>
+    </w:p>
+    <w:p>
+      <w:pPr>
+        <w:spacing w:before="100" w:beforeAutospacing="1" w:after="100" w:afterAutospacing="1" w:line="240" w:lineRule="auto"/>
+        <w:rPr>
+          <w:rFonts w:ascii="Times New Roman" w:eastAsia="Times New Roman" w:hAnsi="Times New Roman" w:cs="Times New Roman"/>
+          <w:kern w:val="0"/>
+          <w:lang w:eastAsia="en-GB"/>
+          <w14:ligatures w14:val="none"/>
+        </w:rPr>
+      </w:pPr>
+      <w:r>
+        <w:rPr>
+          <w:rFonts w:ascii="Times New Roman" w:eastAsia="Times New Roman" w:hAnsi="Times New Roman" w:cs="Times New Roman"/>
+          <w:kern w:val="0"/>
+          <w:lang w:eastAsia="en-GB"/>
+          <w14:ligatures w14:val="none"/>
+        </w:rPr>
+        <w:t>Cross-encoder is very different from ANN.</w:t>
+      </w:r>
+    </w:p>
+    <w:p>
+      <w:pPr>
+        <w:spacing w:before="100" w:beforeAutospacing="1" w:after="100" w:afterAutospacing="1" w:line="240" w:lineRule="auto"/>
+        <w:outlineLvl w:val="1"/>
+        <w:rPr>
+          <w:rFonts w:ascii="Times New Roman" w:eastAsia="Times New Roman" w:hAnsi="Times New Roman" w:cs="Times New Roman"/>
+          <w:b/>
+          <w:bCs/>
+          <w:kern w:val="0"/>
+          <w:sz w:val="36"/>
+          <w:szCs w:val="36"/>
+          <w:lang w:eastAsia="en-GB"/>
+          <w14:ligatures w14:val="none"/>
+        </w:rPr>
+      </w:pPr>
+      <w:r>
+        <w:rPr>
+          <w:rFonts w:ascii="Times New Roman" w:eastAsia="Times New Roman" w:hAnsi="Times New Roman" w:cs="Times New Roman"/>
+          <w:b/>
+          <w:bCs/>
+          <w:kern w:val="0"/>
+          <w:sz w:val="36"/>
+          <w:szCs w:val="36"/>
+          <w:lang w:eastAsia="en-GB"/>
+          <w14:ligatures w14:val="none"/>
+        </w:rPr>
+        <w:lastRenderedPageBreak/>
+        <w:t>ANN approach</w:t>
+      </w:r>
+    </w:p>
+    <w:p>
+      <w:pPr>
+        <w:spacing w:before="100" w:beforeAutospacing="1" w:after="100" w:afterAutospacing="1" w:line="240" w:lineRule="auto"/>
+        <w:rPr>
+          <w:rFonts w:ascii="Times New Roman" w:eastAsia="Times New Roman" w:hAnsi="Times New Roman" w:cs="Times New Roman"/>
+          <w:kern w:val="0"/>
+          <w:lang w:eastAsia="en-GB"/>
+          <w14:ligatures w14:val="none"/>
+        </w:rPr>
+      </w:pPr>
+      <w:r>
+        <w:rPr>
+          <w:rFonts w:ascii="Times New Roman" w:eastAsia="Times New Roman" w:hAnsi="Times New Roman" w:cs="Times New Roman"/>
+          <w:kern w:val="0"/>
+          <w:lang w:eastAsia="en-GB"/>
+          <w14:ligatures w14:val="none"/>
+        </w:rPr>
+        <w:t>ANN embeds:</w:t>
+      </w:r>
+    </w:p>
+    <w:p>
+      <w:pPr>
+        <w:numPr>
+          <w:ilvl w:val="0"/>
+          <w:numId w:val="17"/>
+        </w:numPr>
+        <w:spacing w:before="100" w:beforeAutospacing="1" w:after="100" w:afterAutospacing="1" w:line="240" w:lineRule="auto"/>
+        <w:rPr>
+          <w:rFonts w:ascii="Times New Roman" w:eastAsia="Times New Roman" w:hAnsi="Times New Roman" w:cs="Times New Roman"/>
+          <w:kern w:val="0"/>
+          <w:lang w:eastAsia="en-GB"/>
+          <w14:ligatures w14:val="none"/>
+        </w:rPr>
+      </w:pPr>
+      <w:r>
+        <w:rPr>
+          <w:rFonts w:ascii="Times New Roman" w:eastAsia="Times New Roman" w:hAnsi="Times New Roman" w:cs="Times New Roman"/>
+          <w:kern w:val="0"/>
+          <w:lang w:eastAsia="en-GB"/>
+          <w14:ligatures w14:val="none"/>
+        </w:rPr>
+        <w:t xml:space="preserve">query separately </w:t>
+      </w:r>
+    </w:p>
+    <w:p>
+      <w:pPr>
+        <w:numPr>
+          <w:ilvl w:val="0"/>
+          <w:numId w:val="17"/>
+        </w:numPr>
+        <w:spacing w:before="100" w:beforeAutospacing="1" w:after="100" w:afterAutospacing="1" w:line="240" w:lineRule="auto"/>
+        <w:rPr>
+          <w:rFonts w:ascii="Times New Roman" w:eastAsia="Times New Roman" w:hAnsi="Times New Roman" w:cs="Times New Roman"/>
+          <w:kern w:val="0"/>
+          <w:lang w:eastAsia="en-GB"/>
+          <w14:ligatures w14:val="none"/>
+        </w:rPr>
+      </w:pPr>
+      <w:r>
+        <w:rPr>
+          <w:rFonts w:ascii="Times New Roman" w:eastAsia="Times New Roman" w:hAnsi="Times New Roman" w:cs="Times New Roman"/>
+          <w:kern w:val="0"/>
+          <w:lang w:eastAsia="en-GB"/>
+          <w14:ligatures w14:val="none"/>
+        </w:rPr>
+        <w:t xml:space="preserve">chunk separately </w:t>
+      </w:r>
+    </w:p>
+    <w:p>
+      <w:pPr>
+        <w:spacing w:before="100" w:beforeAutospacing="1" w:after="100" w:afterAutospacing="1" w:line="240" w:lineRule="auto"/>
+        <w:rPr>
+          <w:rFonts w:ascii="Times New Roman" w:eastAsia="Times New Roman" w:hAnsi="Times New Roman" w:cs="Times New Roman"/>
+          <w:kern w:val="0"/>
+          <w:lang w:eastAsia="en-GB"/>
+          <w14:ligatures w14:val="none"/>
+        </w:rPr>
+      </w:pPr>
+      <w:r>
+        <w:rPr>
+          <w:rFonts w:ascii="Times New Roman" w:eastAsia="Times New Roman" w:hAnsi="Times New Roman" w:cs="Times New Roman"/>
+          <w:kern w:val="0"/>
+          <w:lang w:eastAsia="en-GB"/>
+          <w14:ligatures w14:val="none"/>
+        </w:rPr>
+        <w:t>Then compares those vectors.</w:t>
+      </w:r>
+    </w:p>
+    <w:p>
+      <w:pPr>
+        <w:spacing w:before="100" w:beforeAutospacing="1" w:after="100" w:afterAutospacing="1" w:line="240" w:lineRule="auto"/>
+        <w:rPr>
+          <w:rFonts w:ascii="Times New Roman" w:eastAsia="Times New Roman" w:hAnsi="Times New Roman" w:cs="Times New Roman"/>
+          <w:kern w:val="0"/>
+          <w:lang w:eastAsia="en-GB"/>
+          <w14:ligatures w14:val="none"/>
+        </w:rPr>
+      </w:pPr>
+      <w:r>
+        <w:rPr>
+          <w:rFonts w:ascii="Times New Roman" w:eastAsia="Times New Roman" w:hAnsi="Times New Roman" w:cs="Times New Roman"/>
+          <w:kern w:val="0"/>
+          <w:lang w:eastAsia="en-GB"/>
+          <w14:ligatures w14:val="none"/>
+        </w:rPr>
+        <w:t>This is efficient, but coarse.</w:t>
+      </w:r>
+    </w:p>
+    <w:p>
+      <w:pPr>
+        <w:spacing w:after="0" w:line="240" w:lineRule="auto"/>
+        <w:rPr>
+          <w:rFonts w:ascii="Times New Roman" w:eastAsia="Times New Roman" w:hAnsi="Times New Roman" w:cs="Times New Roman"/>
+          <w:kern w:val="0"/>
+          <w:lang w:eastAsia="en-GB"/>
+          <w14:ligatures w14:val="none"/>
+        </w:rPr>
+      </w:pPr>
+      <w:r>
+        <w:rPr>
+          <w:rFonts w:ascii="Times New Roman" w:eastAsia="Times New Roman" w:hAnsi="Times New Roman" w:cs="Times New Roman"/>
+          <w:noProof/>
+          <w:kern w:val="0"/>
+          <w:lang w:eastAsia="en-GB"/>
+        </w:rPr>
+        <w:pict w14:anchorId="4D349486">
+          <v:rect id="_x0000_i1069" alt="" style="width:451.3pt;height:.05pt;mso-width-percent:0;mso-height-percent:0;mso-width-percent:0;mso-height-percent:0" o:hralign="center" o:hrstd="t" o:hr="t" fillcolor="#a0a0a0" stroked="f"/>
+        </w:pict>
+      </w:r>
+    </w:p>
+    <w:p>
+      <w:pPr>
+        <w:spacing w:before="100" w:beforeAutospacing="1" w:after="100" w:afterAutospacing="1" w:line="240" w:lineRule="auto"/>
+        <w:outlineLvl w:val="1"/>
+        <w:rPr>
+          <w:rFonts w:ascii="Times New Roman" w:eastAsia="Times New Roman" w:hAnsi="Times New Roman" w:cs="Times New Roman"/>
+          <w:b/>
+          <w:bCs/>
+          <w:kern w:val="0"/>
+          <w:sz w:val="36"/>
+          <w:szCs w:val="36"/>
+          <w:lang w:eastAsia="en-GB"/>
+          <w14:ligatures w14:val="none"/>
+        </w:rPr>
+      </w:pPr>
+      <w:r>
+        <w:rPr>
+          <w:rFonts w:ascii="Times New Roman" w:eastAsia="Times New Roman" w:hAnsi="Times New Roman" w:cs="Times New Roman"/>
+          <w:b/>
+          <w:bCs/>
+          <w:kern w:val="0"/>
+          <w:sz w:val="36"/>
+          <w:szCs w:val="36"/>
+          <w:lang w:eastAsia="en-GB"/>
+          <w14:ligatures w14:val="none"/>
+        </w:rPr>
+        <w:t>Cross-Encoder approach</w:t>
+      </w:r>
+    </w:p>
+    <w:p>
+      <w:pPr>
+        <w:spacing w:before="100" w:beforeAutospacing="1" w:after="100" w:afterAutospacing="1" w:line="240" w:lineRule="auto"/>
+        <w:rPr>
+          <w:rFonts w:ascii="Times New Roman" w:eastAsia="Times New Roman" w:hAnsi="Times New Roman" w:cs="Times New Roman"/>
+          <w:kern w:val="0"/>
+          <w:lang w:eastAsia="en-GB"/>
+          <w14:ligatures w14:val="none"/>
+        </w:rPr>
+      </w:pPr>
+      <w:r>
+        <w:rPr>
+          <w:rFonts w:ascii="Times New Roman" w:eastAsia="Times New Roman" w:hAnsi="Times New Roman" w:cs="Times New Roman"/>
+          <w:kern w:val="0"/>
+          <w:lang w:eastAsia="en-GB"/>
+          <w14:ligatures w14:val="none"/>
+        </w:rPr>
+        <w:t>Cross-encoder takes:</w:t>
+      </w:r>
+    </w:p>
+    <w:p>
+      <w:pPr>
+        <w:tabs>
+          <w:tab w:val="left" w:pos="916"/>
+          <w:tab w:val="left" w:pos="1832"/>
+          <w:tab w:val="left" w:pos="2748"/>
+          <w:tab w:val="left" w:pos="3664"/>
+          <w:tab w:val="left" w:pos="4580"/>
+          <w:tab w:val="left" w:pos="5496"/>
+          <w:tab w:val="left" w:pos="6412"/>
+          <w:tab w:val="left" w:pos="7328"/>
+          <w:tab w:val="left" w:pos="8244"/>
+          <w:tab w:val="left" w:pos="9160"/>
+          <w:tab w:val="left" w:pos="10076"/>
+          <w:tab w:val="left" w:pos="10992"/>
+          <w:tab w:val="left" w:pos="11908"/>
+          <w:tab w:val="left" w:pos="12824"/>
+          <w:tab w:val="left" w:pos="13740"/>
+          <w:tab w:val="left" w:pos="14656"/>
+        </w:tabs>
+        <w:spacing w:after="0" w:line="240" w:lineRule="auto"/>
+        <w:rPr>
+          <w:rFonts w:ascii="Courier New" w:eastAsia="Times New Roman" w:hAnsi="Courier New" w:cs="Courier New"/>
+          <w:kern w:val="0"/>
+          <w:sz w:val="20"/>
+          <w:szCs w:val="20"/>
+          <w:lang w:eastAsia="en-GB"/>
+          <w14:ligatures w14:val="none"/>
+        </w:rPr>
+      </w:pPr>
+      <w:r>
+        <w:rPr>
+          <w:rFonts w:ascii="Courier New" w:eastAsia="Times New Roman" w:hAnsi="Courier New" w:cs="Courier New"/>
+          <w:kern w:val="0"/>
+          <w:sz w:val="20"/>
+          <w:szCs w:val="20"/>
+          <w:lang w:eastAsia="en-GB"/>
+          <w14:ligatures w14:val="none"/>
+        </w:rPr>
+        <w:t>[Query] + [Chunk]</w:t>
+      </w:r>
+    </w:p>
+    <w:p>
+      <w:pPr>
+        <w:spacing w:before="100" w:beforeAutospacing="1" w:after="100" w:afterAutospacing="1" w:line="240" w:lineRule="auto"/>
+        <w:rPr>
+          <w:rFonts w:ascii="Times New Roman" w:eastAsia="Times New Roman" w:hAnsi="Times New Roman" w:cs="Times New Roman"/>
+          <w:kern w:val="0"/>
+          <w:lang w:eastAsia="en-GB"/>
+          <w14:ligatures w14:val="none"/>
+        </w:rPr>
+      </w:pPr>
+      <w:r>
+        <w:rPr>
+          <w:rFonts w:ascii="Times New Roman" w:eastAsia="Times New Roman" w:hAnsi="Times New Roman" w:cs="Times New Roman"/>
+          <w:kern w:val="0"/>
+          <w:lang w:eastAsia="en-GB"/>
+          <w14:ligatures w14:val="none"/>
+        </w:rPr>
+        <w:t>together as one input.</w:t>
+      </w:r>
+    </w:p>
+    <w:p>
+      <w:pPr>
+        <w:spacing w:before="100" w:beforeAutospacing="1" w:after="100" w:afterAutospacing="1" w:line="240" w:lineRule="auto"/>
+        <w:rPr>
+          <w:rFonts w:ascii="Times New Roman" w:eastAsia="Times New Roman" w:hAnsi="Times New Roman" w:cs="Times New Roman"/>
+          <w:kern w:val="0"/>
+          <w:lang w:eastAsia="en-GB"/>
+          <w14:ligatures w14:val="none"/>
+        </w:rPr>
+      </w:pPr>
+      <w:r>
+        <w:rPr>
+          <w:rFonts w:ascii="Times New Roman" w:eastAsia="Times New Roman" w:hAnsi="Times New Roman" w:cs="Times New Roman"/>
+          <w:kern w:val="0"/>
+          <w:lang w:eastAsia="en-GB"/>
+          <w14:ligatures w14:val="none"/>
+        </w:rPr>
+        <w:t>So instead of:</w:t>
+      </w:r>
+    </w:p>
+    <w:p>
+      <w:pPr>
+        <w:numPr>
+          <w:ilvl w:val="0"/>
+          <w:numId w:val="18"/>
+        </w:numPr>
+        <w:spacing w:before="100" w:beforeAutospacing="1" w:after="100" w:afterAutospacing="1" w:line="240" w:lineRule="auto"/>
+        <w:rPr>
+          <w:rFonts w:ascii="Times New Roman" w:eastAsia="Times New Roman" w:hAnsi="Times New Roman" w:cs="Times New Roman"/>
+          <w:kern w:val="0"/>
+          <w:lang w:eastAsia="en-GB"/>
+          <w14:ligatures w14:val="none"/>
+        </w:rPr>
+      </w:pPr>
+      <w:r>
+        <w:rPr>
+          <w:rFonts w:ascii="Times New Roman" w:eastAsia="Times New Roman" w:hAnsi="Times New Roman" w:cs="Times New Roman"/>
+          <w:kern w:val="0"/>
+          <w:lang w:eastAsia="en-GB"/>
+          <w14:ligatures w14:val="none"/>
+        </w:rPr>
+        <w:t xml:space="preserve">encode query once </w:t>
+      </w:r>
+    </w:p>
+    <w:p>
+      <w:pPr>
+        <w:numPr>
+          <w:ilvl w:val="0"/>
+          <w:numId w:val="18"/>
+        </w:numPr>
+        <w:spacing w:before="100" w:beforeAutospacing="1" w:after="100" w:afterAutospacing="1" w:line="240" w:lineRule="auto"/>
+        <w:rPr>
+          <w:rFonts w:ascii="Times New Roman" w:eastAsia="Times New Roman" w:hAnsi="Times New Roman" w:cs="Times New Roman"/>
+          <w:kern w:val="0"/>
+          <w:lang w:eastAsia="en-GB"/>
+          <w14:ligatures w14:val="none"/>
+        </w:rPr>
+      </w:pPr>
+      <w:r>
+        <w:rPr>
+          <w:rFonts w:ascii="Times New Roman" w:eastAsia="Times New Roman" w:hAnsi="Times New Roman" w:cs="Times New Roman"/>
+          <w:kern w:val="0"/>
+          <w:lang w:eastAsia="en-GB"/>
+          <w14:ligatures w14:val="none"/>
+        </w:rPr>
+        <w:t xml:space="preserve">encode chunk once </w:t>
+      </w:r>
+    </w:p>
+    <w:p>
+      <w:pPr>
+        <w:numPr>
+          <w:ilvl w:val="0"/>
+          <w:numId w:val="18"/>
+        </w:numPr>
+        <w:spacing w:before="100" w:beforeAutospacing="1" w:after="100" w:afterAutospacing="1" w:line="240" w:lineRule="auto"/>
+        <w:rPr>
+          <w:rFonts w:ascii="Times New Roman" w:eastAsia="Times New Roman" w:hAnsi="Times New Roman" w:cs="Times New Roman"/>
+          <w:kern w:val="0"/>
+          <w:lang w:eastAsia="en-GB"/>
+          <w14:ligatures w14:val="none"/>
+        </w:rPr>
+      </w:pPr>
+      <w:r>
+        <w:rPr>
+          <w:rFonts w:ascii="Times New Roman" w:eastAsia="Times New Roman" w:hAnsi="Times New Roman" w:cs="Times New Roman"/>
+          <w:kern w:val="0"/>
+          <w:lang w:eastAsia="en-GB"/>
+          <w14:ligatures w14:val="none"/>
+        </w:rPr>
+        <w:t xml:space="preserve">compare vectors </w:t>
+      </w:r>
+    </w:p>
+    <w:p>
+      <w:pPr>
+        <w:spacing w:before="100" w:beforeAutospacing="1" w:after="100" w:afterAutospacing="1" w:line="240" w:lineRule="auto"/>
+        <w:rPr>
+          <w:rFonts w:ascii="Times New Roman" w:eastAsia="Times New Roman" w:hAnsi="Times New Roman" w:cs="Times New Roman"/>
+          <w:kern w:val="0"/>
+          <w:lang w:eastAsia="en-GB"/>
+          <w14:ligatures w14:val="none"/>
+        </w:rPr>
+      </w:pPr>
+      <w:r>
+        <w:rPr>
+          <w:rFonts w:ascii="Times New Roman" w:eastAsia="Times New Roman" w:hAnsi="Times New Roman" w:cs="Times New Roman"/>
+          <w:kern w:val="0"/>
+          <w:lang w:eastAsia="en-GB"/>
+          <w14:ligatures w14:val="none"/>
+        </w:rPr>
+        <w:t>it does:</w:t>
+      </w:r>
+    </w:p>
+    <w:p>
+      <w:pPr>
+        <w:numPr>
+          <w:ilvl w:val="0"/>
+          <w:numId w:val="19"/>
+        </w:numPr>
+        <w:spacing w:before="100" w:beforeAutospacing="1" w:after="100" w:afterAutospacing="1" w:line="240" w:lineRule="auto"/>
+        <w:rPr>
+          <w:rFonts w:ascii="Times New Roman" w:eastAsia="Times New Roman" w:hAnsi="Times New Roman" w:cs="Times New Roman"/>
+          <w:kern w:val="0"/>
+          <w:lang w:eastAsia="en-GB"/>
+          <w14:ligatures w14:val="none"/>
+        </w:rPr>
+      </w:pPr>
+      <w:r>
+        <w:rPr>
+          <w:rFonts w:ascii="Times New Roman" w:eastAsia="Times New Roman" w:hAnsi="Times New Roman" w:cs="Times New Roman"/>
+          <w:kern w:val="0"/>
+          <w:lang w:eastAsia="en-GB"/>
+          <w14:ligatures w14:val="none"/>
+        </w:rPr>
+        <w:t xml:space="preserve">read query and chunk together </w:t>
+      </w:r>
+    </w:p>
+    <w:p>
+      <w:pPr>
+        <w:numPr>
+          <w:ilvl w:val="0"/>
+          <w:numId w:val="19"/>
+        </w:numPr>
+        <w:spacing w:before="100" w:beforeAutospacing="1" w:after="100" w:afterAutospacing="1" w:line="240" w:lineRule="auto"/>
+        <w:rPr>
+          <w:rFonts w:ascii="Times New Roman" w:eastAsia="Times New Roman" w:hAnsi="Times New Roman" w:cs="Times New Roman"/>
+          <w:kern w:val="0"/>
+          <w:lang w:eastAsia="en-GB"/>
+          <w14:ligatures w14:val="none"/>
+        </w:rPr>
+      </w:pPr>
+      <w:r>
+        <w:rPr>
+          <w:rFonts w:ascii="Times New Roman" w:eastAsia="Times New Roman" w:hAnsi="Times New Roman" w:cs="Times New Roman"/>
+          <w:kern w:val="0"/>
+          <w:lang w:eastAsia="en-GB"/>
+          <w14:ligatures w14:val="none"/>
+        </w:rPr>
+        <w:t xml:space="preserve">output one relevance score </w:t>
+      </w:r>
+    </w:p>
+    <w:p>
+      <w:pPr>
+        <w:spacing w:before="100" w:beforeAutospacing="1" w:after="100" w:afterAutospacing="1" w:line="240" w:lineRule="auto"/>
+        <w:rPr>
+          <w:rFonts w:ascii="Times New Roman" w:eastAsia="Times New Roman" w:hAnsi="Times New Roman" w:cs="Times New Roman"/>
+          <w:kern w:val="0"/>
+          <w:lang w:eastAsia="en-GB"/>
+          <w14:ligatures w14:val="none"/>
+        </w:rPr>
+      </w:pPr>
+      <w:r>
+        <w:rPr>
+          <w:rFonts w:ascii="Times New Roman" w:eastAsia="Times New Roman" w:hAnsi="Times New Roman" w:cs="Times New Roman"/>
+          <w:kern w:val="0"/>
+          <w:lang w:eastAsia="en-GB"/>
+          <w14:ligatures w14:val="none"/>
+        </w:rPr>
+        <w:t>This is slower, but much more precise.</w:t>
+      </w:r>
+    </w:p>
+    <w:p>
+      <w:pPr>
+        <w:spacing w:after="0" w:line="240" w:lineRule="auto"/>
+        <w:rPr>
+          <w:rFonts w:ascii="Times New Roman" w:eastAsia="Times New Roman" w:hAnsi="Times New Roman" w:cs="Times New Roman"/>
+          <w:kern w:val="0"/>
+          <w:lang w:eastAsia="en-GB"/>
+          <w14:ligatures w14:val="none"/>
+        </w:rPr>
+      </w:pPr>
+      <w:r>
+        <w:rPr>
+          <w:rFonts w:ascii="Times New Roman" w:eastAsia="Times New Roman" w:hAnsi="Times New Roman" w:cs="Times New Roman"/>
+          <w:noProof/>
+          <w:kern w:val="0"/>
+          <w:lang w:eastAsia="en-GB"/>
+        </w:rPr>
+        <w:pict w14:anchorId="788C0E59">
+          <v:rect id="_x0000_i1068" style="width:0;height:1.5pt" o:hralign="center" o:hrstd="t" o:hr="t" fillcolor="#a0a0a0" stroked="f"/>
+        </w:pict>
+      </w:r>
+    </w:p>
+    <w:p>
+      <w:pPr>
+        <w:spacing w:before="100" w:beforeAutospacing="1" w:after="100" w:afterAutospacing="1" w:line="240" w:lineRule="auto"/>
+        <w:outlineLvl w:val="1"/>
+        <w:rPr>
+          <w:rFonts w:ascii="Times New Roman" w:eastAsia="Times New Roman" w:hAnsi="Times New Roman" w:cs="Times New Roman"/>
+          <w:b/>
+          <w:bCs/>
+          <w:kern w:val="0"/>
+          <w:sz w:val="36"/>
+          <w:szCs w:val="36"/>
+          <w:lang w:eastAsia="en-GB"/>
+          <w14:ligatures w14:val="none"/>
+        </w:rPr>
+      </w:pPr>
+      <w:r>
+        <w:rPr>
+          <w:rFonts w:ascii="Times New Roman" w:eastAsia="Times New Roman" w:hAnsi="Times New Roman" w:cs="Times New Roman"/>
+          <w:b/>
+          <w:bCs/>
+          <w:kern w:val="0"/>
+          <w:sz w:val="36"/>
+          <w:szCs w:val="36"/>
+          <w:lang w:eastAsia="en-GB"/>
+          <w14:ligatures w14:val="none"/>
+        </w:rPr>
+        <w:t>Why is it more accurate?</w:t>
+      </w:r>
+    </w:p>
+    <w:p>
+      <w:pPr>
+        <w:spacing w:before="100" w:beforeAutospacing="1" w:after="100" w:afterAutospacing="1" w:line="240" w:lineRule="auto"/>
+        <w:rPr>
+          <w:rFonts w:ascii="Times New Roman" w:eastAsia="Times New Roman" w:hAnsi="Times New Roman" w:cs="Times New Roman"/>
+          <w:kern w:val="0"/>
+          <w:lang w:eastAsia="en-GB"/>
+          <w14:ligatures w14:val="none"/>
+        </w:rPr>
+      </w:pPr>
+      <w:r>
+        <w:rPr>
+          <w:rFonts w:ascii="Times New Roman" w:eastAsia="Times New Roman" w:hAnsi="Times New Roman" w:cs="Times New Roman"/>
+          <w:kern w:val="0"/>
+          <w:lang w:eastAsia="en-GB"/>
+          <w14:ligatures w14:val="none"/>
+        </w:rPr>
+        <w:t xml:space="preserve">Because the model can look at </w:t>
+      </w:r>
+      <w:r>
+        <w:rPr>
+          <w:rFonts w:ascii="Times New Roman" w:eastAsia="Times New Roman" w:hAnsi="Times New Roman" w:cs="Times New Roman"/>
+          <w:b/>
+          <w:bCs/>
+          <w:kern w:val="0"/>
+          <w:lang w:eastAsia="en-GB"/>
+          <w14:ligatures w14:val="none"/>
+        </w:rPr>
+        <w:t>interactions between words</w:t>
+      </w:r>
+      <w:r>
+        <w:rPr>
+          <w:rFonts w:ascii="Times New Roman" w:eastAsia="Times New Roman" w:hAnsi="Times New Roman" w:cs="Times New Roman"/>
+          <w:kern w:val="0"/>
+          <w:lang w:eastAsia="en-GB"/>
+          <w14:ligatures w14:val="none"/>
+        </w:rPr>
+        <w:t>.</w:t>
+      </w:r>
+    </w:p>
+    <w:p>
+      <w:pPr>
+        <w:spacing w:before="100" w:beforeAutospacing="1" w:after="100" w:afterAutospacing="1" w:line="240" w:lineRule="auto"/>
+        <w:rPr>
+          <w:rFonts w:ascii="Times New Roman" w:eastAsia="Times New Roman" w:hAnsi="Times New Roman" w:cs="Times New Roman"/>
+          <w:kern w:val="0"/>
+          <w:lang w:eastAsia="en-GB"/>
+          <w14:ligatures w14:val="none"/>
+        </w:rPr>
+      </w:pPr>
+      <w:r>
+        <w:rPr>
+          <w:rFonts w:ascii="Times New Roman" w:eastAsia="Times New Roman" w:hAnsi="Times New Roman" w:cs="Times New Roman"/>
+          <w:kern w:val="0"/>
+          <w:lang w:eastAsia="en-GB"/>
+          <w14:ligatures w14:val="none"/>
+        </w:rPr>
+        <w:t>Example:</w:t>
+      </w:r>
+    </w:p>
+    <w:p>
+      <w:pPr>
+        <w:spacing w:before="100" w:beforeAutospacing="1" w:after="100" w:afterAutospacing="1" w:line="240" w:lineRule="auto"/>
+        <w:rPr>
+          <w:rFonts w:ascii="Times New Roman" w:eastAsia="Times New Roman" w:hAnsi="Times New Roman" w:cs="Times New Roman"/>
+          <w:kern w:val="0"/>
+          <w:lang w:eastAsia="en-GB"/>
+          <w14:ligatures w14:val="none"/>
+        </w:rPr>
+      </w:pPr>
+      <w:r>
+        <w:rPr>
+          <w:rFonts w:ascii="Times New Roman" w:eastAsia="Times New Roman" w:hAnsi="Times New Roman" w:cs="Times New Roman"/>
+          <w:kern w:val="0"/>
+          <w:lang w:eastAsia="en-GB"/>
+          <w14:ligatures w14:val="none"/>
+        </w:rPr>
+        <w:t>Query:</w:t>
+      </w:r>
+    </w:p>
+    <w:p>
+      <w:pPr>
+        <w:tabs>
+          <w:tab w:val="left" w:pos="916"/>
+          <w:tab w:val="left" w:pos="1832"/>
+          <w:tab w:val="left" w:pos="2748"/>
+          <w:tab w:val="left" w:pos="3664"/>
+          <w:tab w:val="left" w:pos="4580"/>
+          <w:tab w:val="left" w:pos="5496"/>
+          <w:tab w:val="left" w:pos="6412"/>
+          <w:tab w:val="left" w:pos="7328"/>
+          <w:tab w:val="left" w:pos="8244"/>
+          <w:tab w:val="left" w:pos="9160"/>
+          <w:tab w:val="left" w:pos="10076"/>
+          <w:tab w:val="left" w:pos="10992"/>
+          <w:tab w:val="left" w:pos="11908"/>
+          <w:tab w:val="left" w:pos="12824"/>
+          <w:tab w:val="left" w:pos="13740"/>
+          <w:tab w:val="left" w:pos="14656"/>
+        </w:tabs>
+        <w:spacing w:after="0" w:line="240" w:lineRule="auto"/>
+        <w:rPr>
+          <w:rFonts w:ascii="Courier New" w:eastAsia="Times New Roman" w:hAnsi="Courier New" w:cs="Courier New"/>
+          <w:kern w:val="0"/>
+          <w:sz w:val="20"/>
+          <w:szCs w:val="20"/>
+          <w:lang w:eastAsia="en-GB"/>
+          <w14:ligatures w14:val="none"/>
+        </w:rPr>
+      </w:pPr>
+      <w:r>
+        <w:rPr>
+          <w:rFonts w:ascii="Courier New" w:eastAsia="Times New Roman" w:hAnsi="Courier New" w:cs="Courier New"/>
+          <w:kern w:val="0"/>
+          <w:sz w:val="20"/>
+          <w:szCs w:val="20"/>
+          <w:lang w:eastAsia="en-GB"/>
+          <w14:ligatures w14:val="none"/>
+        </w:rPr>
+        <w:t>failed ATM transaction charges for BSBD</w:t>
+      </w:r>
+    </w:p>
+    <w:p>
+      <w:pPr>
+        <w:spacing w:before="100" w:beforeAutospacing="1" w:after="100" w:afterAutospacing="1" w:line="240" w:lineRule="auto"/>
+        <w:rPr>
+          <w:rFonts w:ascii="Times New Roman" w:eastAsia="Times New Roman" w:hAnsi="Times New Roman" w:cs="Times New Roman"/>
+          <w:kern w:val="0"/>
+          <w:lang w:eastAsia="en-GB"/>
+          <w14:ligatures w14:val="none"/>
+        </w:rPr>
+      </w:pPr>
+      <w:r>
+        <w:rPr>
+          <w:rFonts w:ascii="Times New Roman" w:eastAsia="Times New Roman" w:hAnsi="Times New Roman" w:cs="Times New Roman"/>
+          <w:kern w:val="0"/>
+          <w:lang w:eastAsia="en-GB"/>
+          <w14:ligatures w14:val="none"/>
+        </w:rPr>
+        <w:t>Chunk A:</w:t>
+      </w:r>
+    </w:p>
+    <w:p>
+      <w:pPr>
+        <w:tabs>
+          <w:tab w:val="left" w:pos="916"/>
+          <w:tab w:val="left" w:pos="1832"/>
+          <w:tab w:val="left" w:pos="2748"/>
+          <w:tab w:val="left" w:pos="3664"/>
+          <w:tab w:val="left" w:pos="4580"/>
+          <w:tab w:val="left" w:pos="5496"/>
+          <w:tab w:val="left" w:pos="6412"/>
+          <w:tab w:val="left" w:pos="7328"/>
+          <w:tab w:val="left" w:pos="8244"/>
+          <w:tab w:val="left" w:pos="9160"/>
+          <w:tab w:val="left" w:pos="10076"/>
+          <w:tab w:val="left" w:pos="10992"/>
+          <w:tab w:val="left" w:pos="11908"/>
+          <w:tab w:val="left" w:pos="12824"/>
+          <w:tab w:val="left" w:pos="13740"/>
+          <w:tab w:val="left" w:pos="14656"/>
+        </w:tabs>
+        <w:spacing w:after="0" w:line="240" w:lineRule="auto"/>
+        <w:rPr>
+          <w:rFonts w:ascii="Courier New" w:eastAsia="Times New Roman" w:hAnsi="Courier New" w:cs="Courier New"/>
+          <w:kern w:val="0"/>
+          <w:sz w:val="20"/>
+          <w:szCs w:val="20"/>
+          <w:lang w:eastAsia="en-GB"/>
+          <w14:ligatures w14:val="none"/>
+        </w:rPr>
+      </w:pPr>
+      <w:r>
+        <w:rPr>
+          <w:rFonts w:ascii="Courier New" w:eastAsia="Times New Roman" w:hAnsi="Courier New" w:cs="Courier New"/>
+          <w:kern w:val="0"/>
+          <w:sz w:val="20"/>
+          <w:szCs w:val="20"/>
+          <w:lang w:eastAsia="en-GB"/>
+          <w14:ligatures w14:val="none"/>
+        </w:rPr>
+        <w:t>BSBD accounts have no charges for failed ATM transactions</w:t>
+      </w:r>
+    </w:p>
+    <w:p>
+      <w:pPr>
+        <w:spacing w:before="100" w:beforeAutospacing="1" w:after="100" w:afterAutospacing="1" w:line="240" w:lineRule="auto"/>
+        <w:rPr>
+          <w:rFonts w:ascii="Times New Roman" w:eastAsia="Times New Roman" w:hAnsi="Times New Roman" w:cs="Times New Roman"/>
+          <w:kern w:val="0"/>
+          <w:lang w:eastAsia="en-GB"/>
+          <w14:ligatures w14:val="none"/>
+        </w:rPr>
+      </w:pPr>
+      <w:r>
+        <w:rPr>
+          <w:rFonts w:ascii="Times New Roman" w:eastAsia="Times New Roman" w:hAnsi="Times New Roman" w:cs="Times New Roman"/>
+          <w:kern w:val="0"/>
+          <w:lang w:eastAsia="en-GB"/>
+          <w14:ligatures w14:val="none"/>
+        </w:rPr>
+        <w:lastRenderedPageBreak/>
+        <w:t>Chunk B:</w:t>
+      </w:r>
+    </w:p>
+    <w:p>
+      <w:pPr>
+        <w:tabs>
+          <w:tab w:val="left" w:pos="916"/>
+          <w:tab w:val="left" w:pos="1832"/>
+          <w:tab w:val="left" w:pos="2748"/>
+          <w:tab w:val="left" w:pos="3664"/>
+          <w:tab w:val="left" w:pos="4580"/>
+          <w:tab w:val="left" w:pos="5496"/>
+          <w:tab w:val="left" w:pos="6412"/>
+          <w:tab w:val="left" w:pos="7328"/>
+          <w:tab w:val="left" w:pos="8244"/>
+          <w:tab w:val="left" w:pos="9160"/>
+          <w:tab w:val="left" w:pos="10076"/>
+          <w:tab w:val="left" w:pos="10992"/>
+          <w:tab w:val="left" w:pos="11908"/>
+          <w:tab w:val="left" w:pos="12824"/>
+          <w:tab w:val="left" w:pos="13740"/>
+          <w:tab w:val="left" w:pos="14656"/>
+        </w:tabs>
+        <w:spacing w:after="0" w:line="240" w:lineRule="auto"/>
+        <w:rPr>
+          <w:rFonts w:ascii="Courier New" w:eastAsia="Times New Roman" w:hAnsi="Courier New" w:cs="Courier New"/>
+          <w:kern w:val="0"/>
+          <w:sz w:val="20"/>
+          <w:szCs w:val="20"/>
+          <w:lang w:eastAsia="en-GB"/>
+          <w14:ligatures w14:val="none"/>
+        </w:rPr>
+      </w:pPr>
+      <w:r>
+        <w:rPr>
+          <w:rFonts w:ascii="Courier New" w:eastAsia="Times New Roman" w:hAnsi="Courier New" w:cs="Courier New"/>
+          <w:kern w:val="0"/>
+          <w:sz w:val="20"/>
+          <w:szCs w:val="20"/>
+          <w:lang w:eastAsia="en-GB"/>
+          <w14:ligatures w14:val="none"/>
+        </w:rPr>
+        <w:t>ATM charges apply to savings accounts</w:t>
+      </w:r>
+    </w:p>
+    <w:p>
+      <w:pPr>
+        <w:spacing w:before="100" w:beforeAutospacing="1" w:after="100" w:afterAutospacing="1" w:line="240" w:lineRule="auto"/>
+        <w:rPr>
+          <w:rFonts w:ascii="Times New Roman" w:eastAsia="Times New Roman" w:hAnsi="Times New Roman" w:cs="Times New Roman"/>
+          <w:kern w:val="0"/>
+          <w:lang w:eastAsia="en-GB"/>
+          <w14:ligatures w14:val="none"/>
+        </w:rPr>
+      </w:pPr>
+      <w:r>
+        <w:rPr>
+          <w:rFonts w:ascii="Times New Roman" w:eastAsia="Times New Roman" w:hAnsi="Times New Roman" w:cs="Times New Roman"/>
+          <w:kern w:val="0"/>
+          <w:lang w:eastAsia="en-GB"/>
+          <w14:ligatures w14:val="none"/>
+        </w:rPr>
+        <w:t>A vector model may see both as somewhat related.</w:t>
+      </w:r>
+    </w:p>
+    <w:p>
+      <w:pPr>
+        <w:spacing w:before="100" w:beforeAutospacing="1" w:after="100" w:afterAutospacing="1" w:line="240" w:lineRule="auto"/>
+        <w:rPr>
+          <w:rFonts w:ascii="Times New Roman" w:eastAsia="Times New Roman" w:hAnsi="Times New Roman" w:cs="Times New Roman"/>
+          <w:kern w:val="0"/>
+          <w:lang w:eastAsia="en-GB"/>
+          <w14:ligatures w14:val="none"/>
+        </w:rPr>
+      </w:pPr>
+      <w:r>
+        <w:rPr>
+          <w:rFonts w:ascii="Times New Roman" w:eastAsia="Times New Roman" w:hAnsi="Times New Roman" w:cs="Times New Roman"/>
+          <w:kern w:val="0"/>
+          <w:lang w:eastAsia="en-GB"/>
+          <w14:ligatures w14:val="none"/>
+        </w:rPr>
+        <w:t>But a cross-encoder can reason more precisely:</w:t>
+      </w:r>
+    </w:p>
+    <w:p>
+      <w:pPr>
+        <w:numPr>
+          <w:ilvl w:val="0"/>
+          <w:numId w:val="20"/>
+        </w:numPr>
+        <w:spacing w:before="100" w:beforeAutospacing="1" w:after="100" w:afterAutospacing="1" w:line="240" w:lineRule="auto"/>
+        <w:rPr>
+          <w:rFonts w:ascii="Times New Roman" w:eastAsia="Times New Roman" w:hAnsi="Times New Roman" w:cs="Times New Roman"/>
+          <w:kern w:val="0"/>
+          <w:lang w:eastAsia="en-GB"/>
+          <w14:ligatures w14:val="none"/>
+        </w:rPr>
+      </w:pPr>
+      <w:r>
+        <w:rPr>
+          <w:rFonts w:ascii="Times New Roman" w:eastAsia="Times New Roman" w:hAnsi="Times New Roman" w:cs="Times New Roman"/>
+          <w:kern w:val="0"/>
+          <w:lang w:eastAsia="en-GB"/>
+          <w14:ligatures w14:val="none"/>
+        </w:rPr>
+        <w:t xml:space="preserve">Chunk A matches </w:t>
+      </w:r>
+      <w:r>
+        <w:rPr>
+          <w:rFonts w:ascii="Courier New" w:eastAsia="Times New Roman" w:hAnsi="Courier New" w:cs="Courier New"/>
+          <w:kern w:val="0"/>
+          <w:sz w:val="20"/>
+          <w:szCs w:val="20"/>
+          <w:lang w:eastAsia="en-GB"/>
+          <w14:ligatures w14:val="none"/>
+        </w:rPr>
+        <w:t>failed</w:t>
+      </w:r>
+      <w:r>
+        <w:rPr>
+          <w:rFonts w:ascii="Times New Roman" w:eastAsia="Times New Roman" w:hAnsi="Times New Roman" w:cs="Times New Roman"/>
+          <w:kern w:val="0"/>
+          <w:lang w:eastAsia="en-GB"/>
+          <w14:ligatures w14:val="none"/>
+        </w:rPr>
+        <w:t xml:space="preserve">, </w:t>
+      </w:r>
+      <w:r>
+        <w:rPr>
+          <w:rFonts w:ascii="Courier New" w:eastAsia="Times New Roman" w:hAnsi="Courier New" w:cs="Courier New"/>
+          <w:kern w:val="0"/>
+          <w:sz w:val="20"/>
+          <w:szCs w:val="20"/>
+          <w:lang w:eastAsia="en-GB"/>
+          <w14:ligatures w14:val="none"/>
+        </w:rPr>
+        <w:t>BSBD</w:t>
+      </w:r>
+      <w:r>
+        <w:rPr>
+          <w:rFonts w:ascii="Times New Roman" w:eastAsia="Times New Roman" w:hAnsi="Times New Roman" w:cs="Times New Roman"/>
+          <w:kern w:val="0"/>
+          <w:lang w:eastAsia="en-GB"/>
+          <w14:ligatures w14:val="none"/>
+        </w:rPr>
+        <w:t xml:space="preserve">, </w:t>
+      </w:r>
+      <w:r>
+        <w:rPr>
+          <w:rFonts w:ascii="Courier New" w:eastAsia="Times New Roman" w:hAnsi="Courier New" w:cs="Courier New"/>
+          <w:kern w:val="0"/>
+          <w:sz w:val="20"/>
+          <w:szCs w:val="20"/>
+          <w:lang w:eastAsia="en-GB"/>
+          <w14:ligatures w14:val="none"/>
+        </w:rPr>
+        <w:t>charges</w:t>
+      </w:r>
+      <w:r>
+        <w:rPr>
+          <w:rFonts w:ascii="Times New Roman" w:eastAsia="Times New Roman" w:hAnsi="Times New Roman" w:cs="Times New Roman"/>
+          <w:kern w:val="0"/>
+          <w:lang w:eastAsia="en-GB"/>
+          <w14:ligatures w14:val="none"/>
+        </w:rPr>
+        <w:t xml:space="preserve"> </w:t>
+      </w:r>
+    </w:p>
+    <w:p>
+      <w:pPr>
+        <w:numPr>
+          <w:ilvl w:val="0"/>
+          <w:numId w:val="20"/>
+        </w:numPr>
+        <w:spacing w:before="100" w:beforeAutospacing="1" w:after="100" w:afterAutospacing="1" w:line="240" w:lineRule="auto"/>
+        <w:rPr>
+          <w:rFonts w:ascii="Times New Roman" w:eastAsia="Times New Roman" w:hAnsi="Times New Roman" w:cs="Times New Roman"/>
+          <w:kern w:val="0"/>
+          <w:lang w:eastAsia="en-GB"/>
+          <w14:ligatures w14:val="none"/>
+        </w:rPr>
+      </w:pPr>
+      <w:r>
+        <w:rPr>
+          <w:rFonts w:ascii="Times New Roman" w:eastAsia="Times New Roman" w:hAnsi="Times New Roman" w:cs="Times New Roman"/>
+          <w:kern w:val="0"/>
+          <w:lang w:eastAsia="en-GB"/>
+          <w14:ligatures w14:val="none"/>
+        </w:rPr>
+        <w:t xml:space="preserve">Chunk B misses important parts </w:t>
+      </w:r>
+    </w:p>
+    <w:p>
+      <w:pPr>
+        <w:spacing w:before="100" w:beforeAutospacing="1" w:after="100" w:afterAutospacing="1" w:line="240" w:lineRule="auto"/>
+        <w:rPr>
+          <w:rFonts w:ascii="Times New Roman" w:eastAsia="Times New Roman" w:hAnsi="Times New Roman" w:cs="Times New Roman"/>
+          <w:kern w:val="0"/>
+          <w:lang w:eastAsia="en-GB"/>
+          <w14:ligatures w14:val="none"/>
+        </w:rPr>
+      </w:pPr>
+      <w:r>
+        <w:rPr>
+          <w:rFonts w:ascii="Times New Roman" w:eastAsia="Times New Roman" w:hAnsi="Times New Roman" w:cs="Times New Roman"/>
+          <w:kern w:val="0"/>
+          <w:lang w:eastAsia="en-GB"/>
+          <w14:ligatures w14:val="none"/>
+        </w:rPr>
+        <w:t>So CE ranks A higher.</w:t>
+      </w:r>
+    </w:p>
+    <w:p>
+      <w:pPr>
+        <w:spacing w:before="100" w:beforeAutospacing="1" w:after="100" w:afterAutospacing="1" w:line="240" w:lineRule="auto"/>
+        <w:outlineLvl w:val="1"/>
+        <w:rPr>
+          <w:rFonts w:ascii="Times New Roman" w:eastAsia="Times New Roman" w:hAnsi="Times New Roman" w:cs="Times New Roman"/>
+          <w:b/>
+          <w:bCs/>
+          <w:kern w:val="0"/>
+          <w:sz w:val="36"/>
+          <w:szCs w:val="36"/>
+          <w:lang w:eastAsia="en-GB"/>
+          <w14:ligatures w14:val="none"/>
+        </w:rPr>
+      </w:pPr>
+      <w:r>
+        <w:rPr>
+          <w:rFonts w:ascii="Times New Roman" w:eastAsia="Times New Roman" w:hAnsi="Times New Roman" w:cs="Times New Roman"/>
+          <w:b/>
+          <w:bCs/>
+          <w:kern w:val="0"/>
+          <w:sz w:val="36"/>
+          <w:szCs w:val="36"/>
+          <w:lang w:eastAsia="en-GB"/>
+          <w14:ligatures w14:val="none"/>
+        </w:rPr>
+        <w:t>Cross-Encoder strengths</w:t>
+      </w:r>
+    </w:p>
+    <w:p>
+      <w:pPr>
+        <w:numPr>
+          <w:ilvl w:val="0"/>
+          <w:numId w:val="21"/>
+        </w:numPr>
+        <w:spacing w:before="100" w:beforeAutospacing="1" w:after="100" w:afterAutospacing="1" w:line="240" w:lineRule="auto"/>
+        <w:rPr>
+          <w:rFonts w:ascii="Times New Roman" w:eastAsia="Times New Roman" w:hAnsi="Times New Roman" w:cs="Times New Roman"/>
+          <w:kern w:val="0"/>
+          <w:lang w:eastAsia="en-GB"/>
+          <w14:ligatures w14:val="none"/>
+        </w:rPr>
+      </w:pPr>
+      <w:r>
+        <w:rPr>
+          <w:rFonts w:ascii="Times New Roman" w:eastAsia="Times New Roman" w:hAnsi="Times New Roman" w:cs="Times New Roman"/>
+          <w:kern w:val="0"/>
+          <w:lang w:eastAsia="en-GB"/>
+          <w14:ligatures w14:val="none"/>
+        </w:rPr>
+        <w:t xml:space="preserve">highest precision among your retrieval stages </w:t>
+      </w:r>
+    </w:p>
+    <w:p>
+      <w:pPr>
+        <w:numPr>
+          <w:ilvl w:val="0"/>
+          <w:numId w:val="21"/>
+        </w:numPr>
+        <w:spacing w:before="100" w:beforeAutospacing="1" w:after="100" w:afterAutospacing="1" w:line="240" w:lineRule="auto"/>
+        <w:rPr>
+          <w:rFonts w:ascii="Times New Roman" w:eastAsia="Times New Roman" w:hAnsi="Times New Roman" w:cs="Times New Roman"/>
+          <w:kern w:val="0"/>
+          <w:lang w:eastAsia="en-GB"/>
+          <w14:ligatures w14:val="none"/>
+        </w:rPr>
+      </w:pPr>
+      <w:r>
+        <w:rPr>
+          <w:rFonts w:ascii="Times New Roman" w:eastAsia="Times New Roman" w:hAnsi="Times New Roman" w:cs="Times New Roman"/>
+          <w:kern w:val="0"/>
+          <w:lang w:eastAsia="en-GB"/>
+          <w14:ligatures w14:val="none"/>
+        </w:rPr>
+        <w:t xml:space="preserve">great at exact relevance </w:t>
+      </w:r>
+    </w:p>
+    <w:p>
+      <w:pPr>
+        <w:numPr>
+          <w:ilvl w:val="0"/>
+          <w:numId w:val="21"/>
+        </w:numPr>
+        <w:spacing w:before="100" w:beforeAutospacing="1" w:after="100" w:afterAutospacing="1" w:line="240" w:lineRule="auto"/>
+        <w:rPr>
+          <w:rFonts w:ascii="Times New Roman" w:eastAsia="Times New Roman" w:hAnsi="Times New Roman" w:cs="Times New Roman"/>
+          <w:kern w:val="0"/>
+          <w:lang w:eastAsia="en-GB"/>
+          <w14:ligatures w14:val="none"/>
+        </w:rPr>
+      </w:pPr>
+      <w:r>
+        <w:rPr>
+          <w:rFonts w:ascii="Times New Roman" w:eastAsia="Times New Roman" w:hAnsi="Times New Roman" w:cs="Times New Roman"/>
+          <w:kern w:val="0"/>
+          <w:lang w:eastAsia="en-GB"/>
+          <w14:ligatures w14:val="none"/>
+        </w:rPr>
+        <w:t xml:space="preserve">models token interactions </w:t>
+      </w:r>
+    </w:p>
+    <w:p>
+      <w:pPr>
+        <w:numPr>
+          <w:ilvl w:val="0"/>
+          <w:numId w:val="21"/>
+        </w:numPr>
+        <w:spacing w:before="100" w:beforeAutospacing="1" w:after="100" w:afterAutospacing="1" w:line="240" w:lineRule="auto"/>
+        <w:rPr>
+          <w:rFonts w:ascii="Times New Roman" w:eastAsia="Times New Roman" w:hAnsi="Times New Roman" w:cs="Times New Roman"/>
+          <w:kern w:val="0"/>
+          <w:lang w:eastAsia="en-GB"/>
+          <w14:ligatures w14:val="none"/>
+        </w:rPr>
+      </w:pPr>
+      <w:r>
+        <w:rPr>
+          <w:rFonts w:ascii="Times New Roman" w:eastAsia="Times New Roman" w:hAnsi="Times New Roman" w:cs="Times New Roman"/>
+          <w:kern w:val="0"/>
+          <w:lang w:eastAsia="en-GB"/>
+          <w14:ligatures w14:val="none"/>
+        </w:rPr>
+        <w:t xml:space="preserve">handles subtle distinctions </w:t>
+      </w:r>
+    </w:p>
+    <w:p>
+      <w:pPr>
+        <w:spacing w:before="100" w:beforeAutospacing="1" w:after="100" w:afterAutospacing="1" w:line="240" w:lineRule="auto"/>
+        <w:outlineLvl w:val="1"/>
+        <w:rPr>
+          <w:rFonts w:ascii="Times New Roman" w:eastAsia="Times New Roman" w:hAnsi="Times New Roman" w:cs="Times New Roman"/>
+          <w:b/>
+          <w:bCs/>
+          <w:kern w:val="0"/>
+          <w:sz w:val="36"/>
+          <w:szCs w:val="36"/>
+          <w:lang w:eastAsia="en-GB"/>
+          <w14:ligatures w14:val="none"/>
+        </w:rPr>
+      </w:pPr>
+      <w:r>
+        <w:rPr>
+          <w:rFonts w:ascii="Times New Roman" w:eastAsia="Times New Roman" w:hAnsi="Times New Roman" w:cs="Times New Roman"/>
+          <w:b/>
+          <w:bCs/>
+          <w:kern w:val="0"/>
+          <w:sz w:val="36"/>
+          <w:szCs w:val="36"/>
+          <w:lang w:eastAsia="en-GB"/>
+          <w14:ligatures w14:val="none"/>
+        </w:rPr>
+        <w:t>Cross-Encoder weaknesses</w:t>
+      </w:r>
+    </w:p>
+    <w:p>
+      <w:pPr>
+        <w:numPr>
+          <w:ilvl w:val="0"/>
+          <w:numId w:val="22"/>
+        </w:numPr>
+        <w:spacing w:before="100" w:beforeAutospacing="1" w:after="100" w:afterAutospacing="1" w:line="240" w:lineRule="auto"/>
+        <w:rPr>
+          <w:rFonts w:ascii="Times New Roman" w:eastAsia="Times New Roman" w:hAnsi="Times New Roman" w:cs="Times New Roman"/>
+          <w:kern w:val="0"/>
+          <w:lang w:eastAsia="en-GB"/>
+          <w14:ligatures w14:val="none"/>
+        </w:rPr>
+      </w:pPr>
+      <w:r>
+        <w:rPr>
+          <w:rFonts w:ascii="Times New Roman" w:eastAsia="Times New Roman" w:hAnsi="Times New Roman" w:cs="Times New Roman"/>
+          <w:kern w:val="0"/>
+          <w:lang w:eastAsia="en-GB"/>
+          <w14:ligatures w14:val="none"/>
+        </w:rPr>
+        <w:t xml:space="preserve">expensive </w:t>
+      </w:r>
+    </w:p>
+    <w:p>
+      <w:pPr>
+        <w:numPr>
+          <w:ilvl w:val="0"/>
+          <w:numId w:val="22"/>
+        </w:numPr>
+        <w:spacing w:before="100" w:beforeAutospacing="1" w:after="100" w:afterAutospacing="1" w:line="240" w:lineRule="auto"/>
+        <w:rPr>
+          <w:rFonts w:ascii="Times New Roman" w:eastAsia="Times New Roman" w:hAnsi="Times New Roman" w:cs="Times New Roman"/>
+          <w:kern w:val="0"/>
+          <w:lang w:eastAsia="en-GB"/>
+          <w14:ligatures w14:val="none"/>
+        </w:rPr>
+      </w:pPr>
+      <w:r>
+        <w:rPr>
+          <w:rFonts w:ascii="Times New Roman" w:eastAsia="Times New Roman" w:hAnsi="Times New Roman" w:cs="Times New Roman"/>
+          <w:kern w:val="0"/>
+          <w:lang w:eastAsia="en-GB"/>
+          <w14:ligatures w14:val="none"/>
+        </w:rPr>
+        <w:t xml:space="preserve">too slow for full corpus retrieval </w:t>
+      </w:r>
+    </w:p>
+    <w:p>
+      <w:pPr>
+        <w:numPr>
+          <w:ilvl w:val="0"/>
+          <w:numId w:val="22"/>
+        </w:numPr>
+        <w:spacing w:before="100" w:beforeAutospacing="1" w:after="100" w:afterAutospacing="1" w:line="240" w:lineRule="auto"/>
+        <w:rPr>
+          <w:rFonts w:ascii="Times New Roman" w:eastAsia="Times New Roman" w:hAnsi="Times New Roman" w:cs="Times New Roman"/>
+          <w:kern w:val="0"/>
+          <w:lang w:eastAsia="en-GB"/>
+          <w14:ligatures w14:val="none"/>
+        </w:rPr>
+      </w:pPr>
+      <w:r>
+        <w:rPr>
+          <w:rFonts w:ascii="Times New Roman" w:eastAsia="Times New Roman" w:hAnsi="Times New Roman" w:cs="Times New Roman"/>
+          <w:kern w:val="0"/>
+          <w:lang w:eastAsia="en-GB"/>
+          <w14:ligatures w14:val="none"/>
+        </w:rPr>
+        <w:t xml:space="preserve">must only be used on a small candidate set </w:t>
+      </w:r>
+    </w:p>
+    <w:p>
+      <w:pPr>
+        <w:spacing w:before="100" w:beforeAutospacing="1" w:after="100" w:afterAutospacing="1" w:line="240" w:lineRule="auto"/>
+        <w:rPr>
+          <w:rFonts w:ascii="Times New Roman" w:eastAsia="Times New Roman" w:hAnsi="Times New Roman" w:cs="Times New Roman"/>
+          <w:kern w:val="0"/>
+          <w:lang w:eastAsia="en-GB"/>
+          <w14:ligatures w14:val="none"/>
+        </w:rPr>
+      </w:pPr>
+      <w:r>
+        <w:rPr>
+          <w:rFonts w:ascii="Times New Roman" w:eastAsia="Times New Roman" w:hAnsi="Times New Roman" w:cs="Times New Roman"/>
+          <w:kern w:val="0"/>
+          <w:lang w:eastAsia="en-GB"/>
+          <w14:ligatures w14:val="none"/>
+        </w:rPr>
+        <w:t>That is why your architecture is:</w:t>
+      </w:r>
+    </w:p>
+    <w:p>
+      <w:pPr>
+        <w:tabs>
+          <w:tab w:val="left" w:pos="916"/>
+          <w:tab w:val="left" w:pos="1832"/>
+          <w:tab w:val="left" w:pos="2748"/>
+          <w:tab w:val="left" w:pos="3664"/>
+          <w:tab w:val="left" w:pos="4580"/>
+          <w:tab w:val="left" w:pos="5496"/>
+          <w:tab w:val="left" w:pos="6412"/>
+          <w:tab w:val="left" w:pos="7328"/>
+          <w:tab w:val="left" w:pos="8244"/>
+          <w:tab w:val="left" w:pos="9160"/>
+          <w:tab w:val="left" w:pos="10076"/>
+          <w:tab w:val="left" w:pos="10992"/>
+          <w:tab w:val="left" w:pos="11908"/>
+          <w:tab w:val="left" w:pos="12824"/>
+          <w:tab w:val="left" w:pos="13740"/>
+          <w:tab w:val="left" w:pos="14656"/>
+        </w:tabs>
+        <w:spacing w:after="0" w:line="240" w:lineRule="auto"/>
+        <w:rPr>
+          <w:rFonts w:ascii="Courier New" w:eastAsia="Times New Roman" w:hAnsi="Courier New" w:cs="Courier New"/>
+          <w:kern w:val="0"/>
+          <w:sz w:val="20"/>
+          <w:szCs w:val="20"/>
+          <w:lang w:eastAsia="en-GB"/>
+          <w14:ligatures w14:val="none"/>
+        </w:rPr>
+      </w:pPr>
+      <w:r>
+        <w:rPr>
+          <w:rFonts w:ascii="Courier New" w:eastAsia="Times New Roman" w:hAnsi="Courier New" w:cs="Courier New"/>
+          <w:kern w:val="0"/>
+          <w:sz w:val="20"/>
+          <w:szCs w:val="20"/>
+          <w:lang w:eastAsia="en-GB"/>
+          <w14:ligatures w14:val="none"/>
+        </w:rPr>
+        <w:t>ANN + BM25 -&gt; candidate generation</w:t>
+      </w:r>
+      <w:r>
+        <w:rPr>
+          <w:rFonts w:ascii="Courier New" w:eastAsia="Times New Roman" w:hAnsi="Courier New" w:cs="Courier New"/>
+          <w:kern w:val="0"/>
+          <w:sz w:val="20"/>
+          <w:szCs w:val="20"/>
+          <w:lang w:eastAsia="en-GB"/>
+          <w14:ligatures w14:val="none"/>
+        </w:rPr>
+        <w:br/>
+        <w:t>RRF -&gt; candidate fusion</w:t>
+      </w:r>
+      <w:r>
+        <w:rPr>
+          <w:rFonts w:ascii="Courier New" w:eastAsia="Times New Roman" w:hAnsi="Courier New" w:cs="Courier New"/>
+          <w:kern w:val="0"/>
+          <w:sz w:val="20"/>
+          <w:szCs w:val="20"/>
+          <w:lang w:eastAsia="en-GB"/>
+          <w14:ligatures w14:val="none"/>
+        </w:rPr>
+        <w:br/>
+        <w:t>CE -&gt; final rerank</w:t>
+      </w:r>
+    </w:p>
+    <w:p>
+      <w:pPr>
+        <w:spacing w:before="100" w:beforeAutospacing="1" w:after="100" w:afterAutospacing="1" w:line="240" w:lineRule="auto"/>
+        <w:rPr>
+          <w:rFonts w:ascii="Times New Roman" w:eastAsia="Times New Roman" w:hAnsi="Times New Roman" w:cs="Times New Roman"/>
+          <w:kern w:val="0"/>
+          <w:lang w:eastAsia="en-GB"/>
+          <w14:ligatures w14:val="none"/>
+        </w:rPr>
+      </w:pPr>
+      <w:r>
+        <w:rPr>
+          <w:rFonts w:ascii="Times New Roman" w:eastAsia="Times New Roman" w:hAnsi="Times New Roman" w:cs="Times New Roman"/>
+          <w:kern w:val="0"/>
+          <w:lang w:eastAsia="en-GB"/>
+          <w14:ligatures w14:val="none"/>
+        </w:rPr>
+        <w:t xml:space="preserve">This is exactly the standard </w:t>
+      </w:r>
+      <w:r>
+        <w:rPr>
+          <w:rFonts w:ascii="Times New Roman" w:eastAsia="Times New Roman" w:hAnsi="Times New Roman" w:cs="Times New Roman"/>
+          <w:b/>
+          <w:bCs/>
+          <w:kern w:val="0"/>
+          <w:lang w:eastAsia="en-GB"/>
+          <w14:ligatures w14:val="none"/>
+        </w:rPr>
+        <w:t>recall then rerank</w:t>
+      </w:r>
+      <w:r>
+        <w:rPr>
+          <w:rFonts w:ascii="Times New Roman" w:eastAsia="Times New Roman" w:hAnsi="Times New Roman" w:cs="Times New Roman"/>
+          <w:kern w:val="0"/>
+          <w:lang w:eastAsia="en-GB"/>
+          <w14:ligatures w14:val="none"/>
+        </w:rPr>
+        <w:t xml:space="preserve"> architecture.</w:t>
+      </w:r>
+    </w:p>
+    <w:p>
+      <w:pPr>
+        <w:spacing w:after="0" w:line="240" w:lineRule="auto"/>
+        <w:rPr>
+          <w:rFonts w:ascii="Times New Roman" w:eastAsia="Times New Roman" w:hAnsi="Times New Roman" w:cs="Times New Roman"/>
+          <w:kern w:val="0"/>
+          <w:lang w:eastAsia="en-GB"/>
+          <w14:ligatures w14:val="none"/>
+        </w:rPr>
+      </w:pPr>
+      <w:r>
+        <w:rPr>
+          <w:rFonts w:ascii="Times New Roman" w:eastAsia="Times New Roman" w:hAnsi="Times New Roman" w:cs="Times New Roman"/>
+          <w:noProof/>
+          <w:kern w:val="0"/>
+          <w:lang w:eastAsia="en-GB"/>
+        </w:rPr>
+        <w:pict w14:anchorId="14F8848E">
+          <v:rect id="_x0000_i1067" alt="" style="width:451.3pt;height:.05pt;mso-width-percent:0;mso-height-percent:0;mso-width-percent:0;mso-height-percent:0" o:hralign="center" o:hrstd="t" o:hr="t" fillcolor="#a0a0a0" stroked="f"/>
+        </w:pict>
+      </w:r>
+    </w:p>
+    <w:p>
+      <w:pPr>
+        <w:spacing w:before="100" w:beforeAutospacing="1" w:after="100" w:afterAutospacing="1" w:line="240" w:lineRule="auto"/>
+        <w:outlineLvl w:val="0"/>
+        <w:rPr>
+          <w:rFonts w:ascii="Times New Roman" w:eastAsia="Times New Roman" w:hAnsi="Times New Roman" w:cs="Times New Roman"/>
+          <w:b/>
+          <w:bCs/>
+          <w:kern w:val="36"/>
+          <w:sz w:val="48"/>
+          <w:szCs w:val="48"/>
+          <w:lang w:eastAsia="en-GB"/>
+          <w14:ligatures w14:val="none"/>
+        </w:rPr>
+      </w:pPr>
+      <w:r>
+        <w:rPr>
+          <w:rFonts w:ascii="Times New Roman" w:eastAsia="Times New Roman" w:hAnsi="Times New Roman" w:cs="Times New Roman"/>
+          <w:b/>
+          <w:bCs/>
+          <w:kern w:val="36"/>
+          <w:sz w:val="48"/>
+          <w:szCs w:val="48"/>
+          <w:lang w:eastAsia="en-GB"/>
+          <w14:ligatures w14:val="none"/>
+        </w:rPr>
+        <w:t>6. RRF — why it is used between ANN/BM25 and CE</w:t>
+      </w:r>
+    </w:p>
+    <w:p>
+      <w:pPr>
+        <w:spacing w:before="100" w:beforeAutospacing="1" w:after="100" w:afterAutospacing="1" w:line="240" w:lineRule="auto"/>
+        <w:rPr>
+          <w:rFonts w:ascii="Times New Roman" w:eastAsia="Times New Roman" w:hAnsi="Times New Roman" w:cs="Times New Roman"/>
+          <w:kern w:val="0"/>
+          <w:lang w:eastAsia="en-GB"/>
+          <w14:ligatures w14:val="none"/>
+        </w:rPr>
+      </w:pPr>
+      <w:r>
+        <w:rPr>
+          <w:rFonts w:ascii="Times New Roman" w:eastAsia="Times New Roman" w:hAnsi="Times New Roman" w:cs="Times New Roman"/>
+          <w:kern w:val="0"/>
+          <w:lang w:eastAsia="en-GB"/>
+          <w14:ligatures w14:val="none"/>
+        </w:rPr>
+        <w:t>You asked about internals of RRF too.</w:t>
+      </w:r>
+    </w:p>
+    <w:p>
+      <w:pPr>
+        <w:spacing w:before="100" w:beforeAutospacing="1" w:after="100" w:afterAutospacing="1" w:line="240" w:lineRule="auto"/>
+        <w:rPr>
+          <w:rFonts w:ascii="Times New Roman" w:eastAsia="Times New Roman" w:hAnsi="Times New Roman" w:cs="Times New Roman"/>
+          <w:kern w:val="0"/>
+          <w:lang w:eastAsia="en-GB"/>
+          <w14:ligatures w14:val="none"/>
+        </w:rPr>
+      </w:pPr>
+      <w:r>
+        <w:rPr>
+          <w:rFonts w:ascii="Times New Roman" w:eastAsia="Times New Roman" w:hAnsi="Times New Roman" w:cs="Times New Roman"/>
+          <w:kern w:val="0"/>
+          <w:lang w:eastAsia="en-GB"/>
+          <w14:ligatures w14:val="none"/>
+        </w:rPr>
+        <w:t>RRF is simpler than BM25 or CE.</w:t>
+      </w:r>
+    </w:p>
+    <w:p>
+      <w:pPr>
+        <w:spacing w:before="100" w:beforeAutospacing="1" w:after="100" w:afterAutospacing="1" w:line="240" w:lineRule="auto"/>
+        <w:rPr>
+          <w:rFonts w:ascii="Times New Roman" w:eastAsia="Times New Roman" w:hAnsi="Times New Roman" w:cs="Times New Roman"/>
+          <w:kern w:val="0"/>
+          <w:lang w:eastAsia="en-GB"/>
+          <w14:ligatures w14:val="none"/>
+        </w:rPr>
+      </w:pPr>
+      <w:r>
+        <w:rPr>
+          <w:rFonts w:ascii="Times New Roman" w:eastAsia="Times New Roman" w:hAnsi="Times New Roman" w:cs="Times New Roman"/>
+          <w:kern w:val="0"/>
+          <w:lang w:eastAsia="en-GB"/>
+          <w14:ligatures w14:val="none"/>
+        </w:rPr>
+        <w:t>It does not inspect text meaning itself.</w:t>
+      </w:r>
+      <w:r>
+        <w:rPr>
+          <w:rFonts w:ascii="Times New Roman" w:eastAsia="Times New Roman" w:hAnsi="Times New Roman" w:cs="Times New Roman"/>
+          <w:kern w:val="0"/>
+          <w:lang w:eastAsia="en-GB"/>
+          <w14:ligatures w14:val="none"/>
+        </w:rPr>
+        <w:br/>
+        <w:t>It just merges ranked lists.</w:t>
+      </w:r>
+    </w:p>
+    <w:p>
+      <w:pPr>
+        <w:spacing w:before="100" w:beforeAutospacing="1" w:after="100" w:afterAutospacing="1" w:line="240" w:lineRule="auto"/>
+        <w:outlineLvl w:val="1"/>
+        <w:rPr>
+          <w:rFonts w:ascii="Times New Roman" w:eastAsia="Times New Roman" w:hAnsi="Times New Roman" w:cs="Times New Roman"/>
+          <w:b/>
+          <w:bCs/>
+          <w:kern w:val="0"/>
+          <w:sz w:val="36"/>
+          <w:szCs w:val="36"/>
+          <w:lang w:eastAsia="en-GB"/>
+          <w14:ligatures w14:val="none"/>
+        </w:rPr>
+      </w:pPr>
+      <w:r>
+        <w:rPr>
+          <w:rFonts w:ascii="Times New Roman" w:eastAsia="Times New Roman" w:hAnsi="Times New Roman" w:cs="Times New Roman"/>
+          <w:b/>
+          <w:bCs/>
+          <w:kern w:val="0"/>
+          <w:sz w:val="36"/>
+          <w:szCs w:val="36"/>
+          <w:lang w:eastAsia="en-GB"/>
+          <w14:ligatures w14:val="none"/>
+        </w:rPr>
+        <w:t>Why needed?</w:t>
+      </w:r>
+    </w:p>
+    <w:p>
+      <w:pPr>
+        <w:spacing w:before="100" w:beforeAutospacing="1" w:after="100" w:afterAutospacing="1" w:line="240" w:lineRule="auto"/>
+        <w:rPr>
+          <w:rFonts w:ascii="Times New Roman" w:eastAsia="Times New Roman" w:hAnsi="Times New Roman" w:cs="Times New Roman"/>
+          <w:kern w:val="0"/>
+          <w:lang w:eastAsia="en-GB"/>
+          <w14:ligatures w14:val="none"/>
+        </w:rPr>
+      </w:pPr>
+      <w:r>
+        <w:rPr>
+          <w:rFonts w:ascii="Times New Roman" w:eastAsia="Times New Roman" w:hAnsi="Times New Roman" w:cs="Times New Roman"/>
+          <w:kern w:val="0"/>
+          <w:lang w:eastAsia="en-GB"/>
+          <w14:ligatures w14:val="none"/>
+        </w:rPr>
+        <w:lastRenderedPageBreak/>
+        <w:t>Because ANN and BM25 are complementary.</w:t>
+      </w:r>
+    </w:p>
+    <w:p>
+      <w:pPr>
+        <w:spacing w:before="100" w:beforeAutospacing="1" w:after="100" w:afterAutospacing="1" w:line="240" w:lineRule="auto"/>
+        <w:rPr>
+          <w:rFonts w:ascii="Times New Roman" w:eastAsia="Times New Roman" w:hAnsi="Times New Roman" w:cs="Times New Roman"/>
+          <w:kern w:val="0"/>
+          <w:lang w:eastAsia="en-GB"/>
+          <w14:ligatures w14:val="none"/>
+        </w:rPr>
+      </w:pPr>
+      <w:r>
+        <w:rPr>
+          <w:rFonts w:ascii="Times New Roman" w:eastAsia="Times New Roman" w:hAnsi="Times New Roman" w:cs="Times New Roman"/>
+          <w:kern w:val="0"/>
+          <w:lang w:eastAsia="en-GB"/>
+          <w14:ligatures w14:val="none"/>
+        </w:rPr>
+        <w:t>Example:</w:t>
+      </w:r>
+    </w:p>
+    <w:p>
+      <w:pPr>
+        <w:spacing w:before="100" w:beforeAutospacing="1" w:after="100" w:afterAutospacing="1" w:line="240" w:lineRule="auto"/>
+        <w:rPr>
+          <w:rFonts w:ascii="Times New Roman" w:eastAsia="Times New Roman" w:hAnsi="Times New Roman" w:cs="Times New Roman"/>
+          <w:kern w:val="0"/>
+          <w:lang w:eastAsia="en-GB"/>
+          <w14:ligatures w14:val="none"/>
+        </w:rPr>
+      </w:pPr>
+      <w:r>
+        <w:rPr>
+          <w:rFonts w:ascii="Times New Roman" w:eastAsia="Times New Roman" w:hAnsi="Times New Roman" w:cs="Times New Roman"/>
+          <w:kern w:val="0"/>
+          <w:lang w:eastAsia="en-GB"/>
+          <w14:ligatures w14:val="none"/>
+        </w:rPr>
+        <w:t>Query:</w:t>
+      </w:r>
+      <w:r>
+        <w:rPr>
+          <w:rFonts w:ascii="Times New Roman" w:eastAsia="Times New Roman" w:hAnsi="Times New Roman" w:cs="Times New Roman"/>
+          <w:kern w:val="0"/>
+          <w:lang w:eastAsia="en-GB"/>
+          <w14:ligatures w14:val="none"/>
+        </w:rPr>
+        <w:br/>
+      </w:r>
+      <w:r>
+        <w:rPr>
+          <w:rFonts w:ascii="Courier New" w:eastAsia="Times New Roman" w:hAnsi="Courier New" w:cs="Courier New"/>
+          <w:kern w:val="0"/>
+          <w:sz w:val="20"/>
+          <w:szCs w:val="20"/>
+          <w:lang w:eastAsia="en-GB"/>
+          <w14:ligatures w14:val="none"/>
+        </w:rPr>
+        <w:t>digital lending instructions specific to SBI</w:t>
+      </w:r>
+    </w:p>
+    <w:p>
+      <w:pPr>
+        <w:numPr>
+          <w:ilvl w:val="0"/>
+          <w:numId w:val="23"/>
+        </w:numPr>
+        <w:spacing w:before="100" w:beforeAutospacing="1" w:after="100" w:afterAutospacing="1" w:line="240" w:lineRule="auto"/>
+        <w:rPr>
+          <w:rFonts w:ascii="Times New Roman" w:eastAsia="Times New Roman" w:hAnsi="Times New Roman" w:cs="Times New Roman"/>
+          <w:kern w:val="0"/>
+          <w:lang w:eastAsia="en-GB"/>
+          <w14:ligatures w14:val="none"/>
+        </w:rPr>
+      </w:pPr>
+      <w:r>
+        <w:rPr>
+          <w:rFonts w:ascii="Times New Roman" w:eastAsia="Times New Roman" w:hAnsi="Times New Roman" w:cs="Times New Roman"/>
+          <w:kern w:val="0"/>
+          <w:lang w:eastAsia="en-GB"/>
+          <w14:ligatures w14:val="none"/>
+        </w:rPr>
+        <w:t xml:space="preserve">ANN may rank semantically related digital lending chunks </w:t>
+      </w:r>
+    </w:p>
+    <w:p>
+      <w:pPr>
+        <w:numPr>
+          <w:ilvl w:val="0"/>
+          <w:numId w:val="23"/>
+        </w:numPr>
+        <w:spacing w:before="100" w:beforeAutospacing="1" w:after="100" w:afterAutospacing="1" w:line="240" w:lineRule="auto"/>
+        <w:rPr>
+          <w:rFonts w:ascii="Times New Roman" w:eastAsia="Times New Roman" w:hAnsi="Times New Roman" w:cs="Times New Roman"/>
+          <w:kern w:val="0"/>
+          <w:lang w:eastAsia="en-GB"/>
+          <w14:ligatures w14:val="none"/>
+        </w:rPr>
+      </w:pPr>
+      <w:r>
+        <w:rPr>
+          <w:rFonts w:ascii="Times New Roman" w:eastAsia="Times New Roman" w:hAnsi="Times New Roman" w:cs="Times New Roman"/>
+          <w:kern w:val="0"/>
+          <w:lang w:eastAsia="en-GB"/>
+          <w14:ligatures w14:val="none"/>
+        </w:rPr>
+        <w:t xml:space="preserve">BM25 may rank chunks with exact keyword </w:t>
+      </w:r>
+      <w:r>
+        <w:rPr>
+          <w:rFonts w:ascii="Courier New" w:eastAsia="Times New Roman" w:hAnsi="Courier New" w:cs="Courier New"/>
+          <w:kern w:val="0"/>
+          <w:sz w:val="20"/>
+          <w:szCs w:val="20"/>
+          <w:lang w:eastAsia="en-GB"/>
+          <w14:ligatures w14:val="none"/>
+        </w:rPr>
+        <w:t>SBI</w:t>
+      </w:r>
+      <w:r>
+        <w:rPr>
+          <w:rFonts w:ascii="Times New Roman" w:eastAsia="Times New Roman" w:hAnsi="Times New Roman" w:cs="Times New Roman"/>
+          <w:kern w:val="0"/>
+          <w:lang w:eastAsia="en-GB"/>
+          <w14:ligatures w14:val="none"/>
+        </w:rPr>
+        <w:t xml:space="preserve"> </w:t>
+      </w:r>
+    </w:p>
+    <w:p>
+      <w:pPr>
+        <w:spacing w:before="100" w:beforeAutospacing="1" w:after="100" w:afterAutospacing="1" w:line="240" w:lineRule="auto"/>
+        <w:rPr>
+          <w:rFonts w:ascii="Times New Roman" w:eastAsia="Times New Roman" w:hAnsi="Times New Roman" w:cs="Times New Roman"/>
+          <w:kern w:val="0"/>
+          <w:lang w:eastAsia="en-GB"/>
+          <w14:ligatures w14:val="none"/>
+        </w:rPr>
+      </w:pPr>
+      <w:r>
+        <w:rPr>
+          <w:rFonts w:ascii="Times New Roman" w:eastAsia="Times New Roman" w:hAnsi="Times New Roman" w:cs="Times New Roman"/>
+          <w:kern w:val="0"/>
+          <w:lang w:eastAsia="en-GB"/>
+          <w14:ligatures w14:val="none"/>
+        </w:rPr>
+        <w:t>RRF combines both rankings.</w:t>
+      </w:r>
+    </w:p>
+    <w:p>
+      <w:pPr>
+        <w:spacing w:before="100" w:beforeAutospacing="1" w:after="100" w:afterAutospacing="1" w:line="240" w:lineRule="auto"/>
+        <w:rPr>
+          <w:rFonts w:ascii="Times New Roman" w:eastAsia="Times New Roman" w:hAnsi="Times New Roman" w:cs="Times New Roman"/>
+          <w:kern w:val="0"/>
+          <w:lang w:eastAsia="en-GB"/>
+          <w14:ligatures w14:val="none"/>
+        </w:rPr>
+      </w:pPr>
+      <w:r>
+        <w:rPr>
+          <w:rFonts w:ascii="Times New Roman" w:eastAsia="Times New Roman" w:hAnsi="Times New Roman" w:cs="Times New Roman"/>
+          <w:kern w:val="0"/>
+          <w:lang w:eastAsia="en-GB"/>
+          <w14:ligatures w14:val="none"/>
+        </w:rPr>
+        <w:t>So a chunk that is decent in both may rise above a chunk that is only strong in one method.</w:t>
+      </w:r>
+    </w:p>
+    <w:p>
+      <w:pPr>
+        <w:spacing w:before="100" w:beforeAutospacing="1" w:after="100" w:afterAutospacing="1" w:line="240" w:lineRule="auto"/>
+        <w:rPr>
+          <w:rFonts w:ascii="Times New Roman" w:eastAsia="Times New Roman" w:hAnsi="Times New Roman" w:cs="Times New Roman"/>
+          <w:kern w:val="0"/>
+          <w:lang w:eastAsia="en-GB"/>
+          <w14:ligatures w14:val="none"/>
+        </w:rPr>
+      </w:pPr>
+      <w:r>
+        <w:rPr>
+          <w:rFonts w:ascii="Times New Roman" w:eastAsia="Times New Roman" w:hAnsi="Times New Roman" w:cs="Times New Roman"/>
+          <w:kern w:val="0"/>
+          <w:lang w:eastAsia="en-GB"/>
+          <w14:ligatures w14:val="none"/>
+        </w:rPr>
+        <w:t>That improves robustness.</w:t>
+      </w:r>
+    </w:p>
+    <w:p>
+      <w:pPr>
+        <w:spacing w:before="100" w:beforeAutospacing="1" w:after="100" w:afterAutospacing="1" w:line="240" w:lineRule="auto"/>
+        <w:outlineLvl w:val="0"/>
+        <w:rPr>
+          <w:rFonts w:ascii="Times New Roman" w:eastAsia="Times New Roman" w:hAnsi="Times New Roman" w:cs="Times New Roman"/>
+          <w:b/>
+          <w:bCs/>
+          <w:kern w:val="36"/>
+          <w:sz w:val="48"/>
+          <w:szCs w:val="48"/>
+          <w:lang w:eastAsia="en-GB"/>
+          <w14:ligatures w14:val="none"/>
+        </w:rPr>
+      </w:pPr>
+      <w:r>
+        <w:rPr>
+          <w:rFonts w:ascii="Times New Roman" w:eastAsia="Times New Roman" w:hAnsi="Times New Roman" w:cs="Times New Roman"/>
+          <w:b/>
+          <w:bCs/>
+          <w:kern w:val="36"/>
+          <w:sz w:val="48"/>
+          <w:szCs w:val="48"/>
+          <w:lang w:eastAsia="en-GB"/>
+          <w14:ligatures w14:val="none"/>
+        </w:rPr>
+        <w:t>7. How all 4 work together with one example</w:t>
+      </w:r>
+    </w:p>
+    <w:p>
+      <w:pPr>
+        <w:spacing w:before="100" w:beforeAutospacing="1" w:after="100" w:afterAutospacing="1" w:line="240" w:lineRule="auto"/>
+        <w:rPr>
+          <w:rFonts w:ascii="Times New Roman" w:eastAsia="Times New Roman" w:hAnsi="Times New Roman" w:cs="Times New Roman"/>
+          <w:kern w:val="0"/>
+          <w:lang w:eastAsia="en-GB"/>
+          <w14:ligatures w14:val="none"/>
+        </w:rPr>
+      </w:pPr>
+      <w:r>
+        <w:rPr>
+          <w:rFonts w:ascii="Times New Roman" w:eastAsia="Times New Roman" w:hAnsi="Times New Roman" w:cs="Times New Roman"/>
+          <w:kern w:val="0"/>
+          <w:lang w:eastAsia="en-GB"/>
+          <w14:ligatures w14:val="none"/>
+        </w:rPr>
+        <w:t>Let’s use this query:</w:t>
+      </w:r>
+    </w:p>
+    <w:p>
+      <w:pPr>
+        <w:tabs>
+          <w:tab w:val="left" w:pos="916"/>
+          <w:tab w:val="left" w:pos="1832"/>
+          <w:tab w:val="left" w:pos="2748"/>
+          <w:tab w:val="left" w:pos="3664"/>
+          <w:tab w:val="left" w:pos="4580"/>
+          <w:tab w:val="left" w:pos="5496"/>
+          <w:tab w:val="left" w:pos="6412"/>
+          <w:tab w:val="left" w:pos="7328"/>
+          <w:tab w:val="left" w:pos="8244"/>
+          <w:tab w:val="left" w:pos="9160"/>
+          <w:tab w:val="left" w:pos="10076"/>
+          <w:tab w:val="left" w:pos="10992"/>
+          <w:tab w:val="left" w:pos="11908"/>
+          <w:tab w:val="left" w:pos="12824"/>
+          <w:tab w:val="left" w:pos="13740"/>
+          <w:tab w:val="left" w:pos="14656"/>
+        </w:tabs>
+        <w:spacing w:after="0" w:line="240" w:lineRule="auto"/>
+        <w:rPr>
+          <w:rFonts w:ascii="Courier New" w:eastAsia="Times New Roman" w:hAnsi="Courier New" w:cs="Courier New"/>
+          <w:kern w:val="0"/>
+          <w:sz w:val="20"/>
+          <w:szCs w:val="20"/>
+          <w:lang w:eastAsia="en-GB"/>
+          <w14:ligatures w14:val="none"/>
+        </w:rPr>
+      </w:pPr>
+      <w:r>
+        <w:rPr>
+          <w:rFonts w:ascii="Courier New" w:eastAsia="Times New Roman" w:hAnsi="Courier New" w:cs="Courier New"/>
+          <w:kern w:val="0"/>
+          <w:sz w:val="20"/>
+          <w:szCs w:val="20"/>
+          <w:lang w:eastAsia="en-GB"/>
+          <w14:ligatures w14:val="none"/>
+        </w:rPr>
+        <w:t>What are the failed ATM transaction charges for BSBD accounts?</w:t>
+      </w:r>
+    </w:p>
+    <w:p>
+      <w:pPr>
+        <w:spacing w:after="0" w:line="240" w:lineRule="auto"/>
+        <w:rPr>
+          <w:rFonts w:ascii="Times New Roman" w:eastAsia="Times New Roman" w:hAnsi="Times New Roman" w:cs="Times New Roman"/>
+          <w:kern w:val="0"/>
+          <w:lang w:eastAsia="en-GB"/>
+          <w14:ligatures w14:val="none"/>
+        </w:rPr>
+      </w:pPr>
+      <w:r>
+        <w:rPr>
+          <w:rFonts w:ascii="Times New Roman" w:eastAsia="Times New Roman" w:hAnsi="Times New Roman" w:cs="Times New Roman"/>
+          <w:noProof/>
+          <w:kern w:val="0"/>
+          <w:lang w:eastAsia="en-GB"/>
+        </w:rPr>
+        <w:pict w14:anchorId="6DF73CC4">
+          <v:rect id="_x0000_i1066" alt="" style="width:451.3pt;height:.05pt;mso-width-percent:0;mso-height-percent:0;mso-width-percent:0;mso-height-percent:0" o:hralign="center" o:hrstd="t" o:hr="t" fillcolor="#a0a0a0" stroked="f"/>
+        </w:pict>
+      </w:r>
+    </w:p>
+    <w:p>
+      <w:pPr>
+        <w:spacing w:before="100" w:beforeAutospacing="1" w:after="100" w:afterAutospacing="1" w:line="240" w:lineRule="auto"/>
+        <w:outlineLvl w:val="1"/>
+        <w:rPr>
+          <w:rFonts w:ascii="Times New Roman" w:eastAsia="Times New Roman" w:hAnsi="Times New Roman" w:cs="Times New Roman"/>
+          <w:b/>
+          <w:bCs/>
+          <w:kern w:val="0"/>
+          <w:sz w:val="36"/>
+          <w:szCs w:val="36"/>
+          <w:lang w:eastAsia="en-GB"/>
+          <w14:ligatures w14:val="none"/>
+        </w:rPr>
+      </w:pPr>
+      <w:r>
+        <w:rPr>
+          <w:rFonts w:ascii="Times New Roman" w:eastAsia="Times New Roman" w:hAnsi="Times New Roman" w:cs="Times New Roman"/>
+          <w:b/>
+          <w:bCs/>
+          <w:kern w:val="0"/>
+          <w:sz w:val="36"/>
+          <w:szCs w:val="36"/>
+          <w:lang w:eastAsia="en-GB"/>
+          <w14:ligatures w14:val="none"/>
+        </w:rPr>
+        <w:t>Step 1 — ANN on content vector</w:t>
+      </w:r>
+    </w:p>
+    <w:p>
+      <w:pPr>
+        <w:spacing w:before="100" w:beforeAutospacing="1" w:after="100" w:afterAutospacing="1" w:line="240" w:lineRule="auto"/>
+        <w:rPr>
+          <w:rFonts w:ascii="Times New Roman" w:eastAsia="Times New Roman" w:hAnsi="Times New Roman" w:cs="Times New Roman"/>
+          <w:kern w:val="0"/>
+          <w:lang w:eastAsia="en-GB"/>
+          <w14:ligatures w14:val="none"/>
+        </w:rPr>
+      </w:pPr>
+      <w:r>
+        <w:rPr>
+          <w:rFonts w:ascii="Times New Roman" w:eastAsia="Times New Roman" w:hAnsi="Times New Roman" w:cs="Times New Roman"/>
+          <w:kern w:val="0"/>
+          <w:lang w:eastAsia="en-GB"/>
+          <w14:ligatures w14:val="none"/>
+        </w:rPr>
+        <w:t xml:space="preserve">Find chunks that </w:t>
+      </w:r>
+      <w:r>
+        <w:rPr>
+          <w:rFonts w:ascii="Times New Roman" w:eastAsia="Times New Roman" w:hAnsi="Times New Roman" w:cs="Times New Roman"/>
+          <w:i/>
+          <w:iCs/>
+          <w:kern w:val="0"/>
+          <w:lang w:eastAsia="en-GB"/>
+          <w14:ligatures w14:val="none"/>
+        </w:rPr>
+        <w:t>mean something similar</w:t>
+      </w:r>
+      <w:r>
+        <w:rPr>
+          <w:rFonts w:ascii="Times New Roman" w:eastAsia="Times New Roman" w:hAnsi="Times New Roman" w:cs="Times New Roman"/>
+          <w:kern w:val="0"/>
+          <w:lang w:eastAsia="en-GB"/>
+          <w14:ligatures w14:val="none"/>
+        </w:rPr>
+        <w:t>:</w:t>
+      </w:r>
+    </w:p>
+    <w:p>
+      <w:pPr>
+        <w:numPr>
+          <w:ilvl w:val="0"/>
+          <w:numId w:val="24"/>
+        </w:numPr>
+        <w:spacing w:before="100" w:beforeAutospacing="1" w:after="100" w:afterAutospacing="1" w:line="240" w:lineRule="auto"/>
+        <w:rPr>
+          <w:rFonts w:ascii="Times New Roman" w:eastAsia="Times New Roman" w:hAnsi="Times New Roman" w:cs="Times New Roman"/>
+          <w:kern w:val="0"/>
+          <w:lang w:eastAsia="en-GB"/>
+          <w14:ligatures w14:val="none"/>
+        </w:rPr>
+      </w:pPr>
+      <w:r>
+        <w:rPr>
+          <w:rFonts w:ascii="Times New Roman" w:eastAsia="Times New Roman" w:hAnsi="Times New Roman" w:cs="Times New Roman"/>
+          <w:kern w:val="0"/>
+          <w:lang w:eastAsia="en-GB"/>
+          <w14:ligatures w14:val="none"/>
+        </w:rPr>
+        <w:t xml:space="preserve">ATM transaction decline charges </w:t>
+      </w:r>
+    </w:p>
+    <w:p>
+      <w:pPr>
+        <w:numPr>
+          <w:ilvl w:val="0"/>
+          <w:numId w:val="24"/>
+        </w:numPr>
+        <w:spacing w:before="100" w:beforeAutospacing="1" w:after="100" w:afterAutospacing="1" w:line="240" w:lineRule="auto"/>
+        <w:rPr>
+          <w:rFonts w:ascii="Times New Roman" w:eastAsia="Times New Roman" w:hAnsi="Times New Roman" w:cs="Times New Roman"/>
+          <w:kern w:val="0"/>
+          <w:lang w:eastAsia="en-GB"/>
+          <w14:ligatures w14:val="none"/>
+        </w:rPr>
+      </w:pPr>
+      <w:r>
+        <w:rPr>
+          <w:rFonts w:ascii="Times New Roman" w:eastAsia="Times New Roman" w:hAnsi="Times New Roman" w:cs="Times New Roman"/>
+          <w:kern w:val="0"/>
+          <w:lang w:eastAsia="en-GB"/>
+          <w14:ligatures w14:val="none"/>
+        </w:rPr>
+        <w:t xml:space="preserve">insufficient balance failed transaction notice </w:t>
+      </w:r>
+    </w:p>
+    <w:p>
+      <w:pPr>
+        <w:numPr>
+          <w:ilvl w:val="0"/>
+          <w:numId w:val="24"/>
+        </w:numPr>
+        <w:spacing w:before="100" w:beforeAutospacing="1" w:after="100" w:afterAutospacing="1" w:line="240" w:lineRule="auto"/>
+        <w:rPr>
+          <w:rFonts w:ascii="Times New Roman" w:eastAsia="Times New Roman" w:hAnsi="Times New Roman" w:cs="Times New Roman"/>
+          <w:kern w:val="0"/>
+          <w:lang w:eastAsia="en-GB"/>
+          <w14:ligatures w14:val="none"/>
+        </w:rPr>
+      </w:pPr>
+      <w:r>
+        <w:rPr>
+          <w:rFonts w:ascii="Times New Roman" w:eastAsia="Times New Roman" w:hAnsi="Times New Roman" w:cs="Times New Roman"/>
+          <w:kern w:val="0"/>
+          <w:lang w:eastAsia="en-GB"/>
+          <w14:ligatures w14:val="none"/>
+        </w:rPr>
+        <w:t xml:space="preserve">BSBD account ATM notice </w:t>
+      </w:r>
+    </w:p>
+    <w:p>
+      <w:pPr>
+        <w:spacing w:before="100" w:beforeAutospacing="1" w:after="100" w:afterAutospacing="1" w:line="240" w:lineRule="auto"/>
+        <w:rPr>
+          <w:rFonts w:ascii="Times New Roman" w:eastAsia="Times New Roman" w:hAnsi="Times New Roman" w:cs="Times New Roman"/>
+          <w:kern w:val="0"/>
+          <w:lang w:eastAsia="en-GB"/>
+          <w14:ligatures w14:val="none"/>
+        </w:rPr>
+      </w:pPr>
+      <w:r>
+        <w:rPr>
+          <w:rFonts w:ascii="Times New Roman" w:eastAsia="Times New Roman" w:hAnsi="Times New Roman" w:cs="Times New Roman"/>
+          <w:kern w:val="0"/>
+          <w:lang w:eastAsia="en-GB"/>
+          <w14:ligatures w14:val="none"/>
+        </w:rPr>
+        <w:t>Good semantic recall.</w:t>
+      </w:r>
+    </w:p>
+    <w:p>
+      <w:pPr>
+        <w:spacing w:after="0" w:line="240" w:lineRule="auto"/>
+        <w:rPr>
+          <w:rFonts w:ascii="Times New Roman" w:eastAsia="Times New Roman" w:hAnsi="Times New Roman" w:cs="Times New Roman"/>
+          <w:kern w:val="0"/>
+          <w:lang w:eastAsia="en-GB"/>
+          <w14:ligatures w14:val="none"/>
+        </w:rPr>
+      </w:pPr>
+      <w:r>
+        <w:rPr>
+          <w:rFonts w:ascii="Times New Roman" w:eastAsia="Times New Roman" w:hAnsi="Times New Roman" w:cs="Times New Roman"/>
+          <w:kern w:val="0"/>
+          <w:lang w:eastAsia="en-GB"/>
+          <w14:ligatures w14:val="none"/>
+        </w:rPr>
+        <w:pict w14:anchorId="6BDCD304">
+          <v:rect id="_x0000_i1053" style="width:0;height:1.5pt" o:hralign="center" o:hrstd="t" o:hr="t" fillcolor="#a0a0a0" stroked="f"/>
+        </w:pict>
+      </w:r>
+    </w:p>
+    <w:p>
+      <w:pPr>
+        <w:spacing w:before="100" w:beforeAutospacing="1" w:after="100" w:afterAutospacing="1" w:line="240" w:lineRule="auto"/>
+        <w:outlineLvl w:val="1"/>
+        <w:rPr>
+          <w:rFonts w:ascii="Times New Roman" w:eastAsia="Times New Roman" w:hAnsi="Times New Roman" w:cs="Times New Roman"/>
+          <w:b/>
+          <w:bCs/>
+          <w:kern w:val="0"/>
+          <w:sz w:val="36"/>
+          <w:szCs w:val="36"/>
+          <w:lang w:eastAsia="en-GB"/>
+          <w14:ligatures w14:val="none"/>
+        </w:rPr>
+      </w:pPr>
+      <w:r>
+        <w:rPr>
+          <w:rFonts w:ascii="Times New Roman" w:eastAsia="Times New Roman" w:hAnsi="Times New Roman" w:cs="Times New Roman"/>
+          <w:b/>
+          <w:bCs/>
+          <w:kern w:val="0"/>
+          <w:sz w:val="36"/>
+          <w:szCs w:val="36"/>
+          <w:lang w:eastAsia="en-GB"/>
+          <w14:ligatures w14:val="none"/>
+        </w:rPr>
+        <w:t>Step 2 — ANN on tag vectors</w:t>
+      </w:r>
+    </w:p>
+    <w:p>
+      <w:pPr>
+        <w:spacing w:before="100" w:beforeAutospacing="1" w:after="100" w:afterAutospacing="1" w:line="240" w:lineRule="auto"/>
+        <w:rPr>
+          <w:rFonts w:ascii="Times New Roman" w:eastAsia="Times New Roman" w:hAnsi="Times New Roman" w:cs="Times New Roman"/>
+          <w:kern w:val="0"/>
+          <w:lang w:eastAsia="en-GB"/>
+          <w14:ligatures w14:val="none"/>
+        </w:rPr>
+      </w:pPr>
+      <w:r>
+        <w:rPr>
+          <w:rFonts w:ascii="Times New Roman" w:eastAsia="Times New Roman" w:hAnsi="Times New Roman" w:cs="Times New Roman"/>
+          <w:kern w:val="0"/>
+          <w:lang w:eastAsia="en-GB"/>
+          <w14:ligatures w14:val="none"/>
+        </w:rPr>
+        <w:t>If tags contain:</w:t>
+      </w:r>
+    </w:p>
+    <w:p>
+      <w:pPr>
+        <w:numPr>
+          <w:ilvl w:val="0"/>
+          <w:numId w:val="25"/>
+        </w:numPr>
+        <w:spacing w:before="100" w:beforeAutospacing="1" w:after="100" w:afterAutospacing="1" w:line="240" w:lineRule="auto"/>
+        <w:rPr>
+          <w:rFonts w:ascii="Times New Roman" w:eastAsia="Times New Roman" w:hAnsi="Times New Roman" w:cs="Times New Roman"/>
+          <w:kern w:val="0"/>
+          <w:lang w:eastAsia="en-GB"/>
+          <w14:ligatures w14:val="none"/>
+        </w:rPr>
+      </w:pPr>
+      <w:r>
+        <w:rPr>
+          <w:rFonts w:ascii="Times New Roman" w:eastAsia="Times New Roman" w:hAnsi="Times New Roman" w:cs="Times New Roman"/>
+          <w:kern w:val="0"/>
+          <w:lang w:eastAsia="en-GB"/>
+          <w14:ligatures w14:val="none"/>
+        </w:rPr>
+        <w:t xml:space="preserve">BSBD </w:t>
+      </w:r>
+    </w:p>
+    <w:p>
+      <w:pPr>
+        <w:numPr>
+          <w:ilvl w:val="0"/>
+          <w:numId w:val="25"/>
+        </w:numPr>
+        <w:spacing w:before="100" w:beforeAutospacing="1" w:after="100" w:afterAutospacing="1" w:line="240" w:lineRule="auto"/>
+        <w:rPr>
+          <w:rFonts w:ascii="Times New Roman" w:eastAsia="Times New Roman" w:hAnsi="Times New Roman" w:cs="Times New Roman"/>
+          <w:kern w:val="0"/>
+          <w:lang w:eastAsia="en-GB"/>
+          <w14:ligatures w14:val="none"/>
+        </w:rPr>
+      </w:pPr>
+      <w:r>
+        <w:rPr>
+          <w:rFonts w:ascii="Times New Roman" w:eastAsia="Times New Roman" w:hAnsi="Times New Roman" w:cs="Times New Roman"/>
+          <w:kern w:val="0"/>
+          <w:lang w:eastAsia="en-GB"/>
+          <w14:ligatures w14:val="none"/>
+        </w:rPr>
+        <w:t xml:space="preserve">ATM </w:t>
+      </w:r>
+    </w:p>
+    <w:p>
+      <w:pPr>
+        <w:numPr>
+          <w:ilvl w:val="0"/>
+          <w:numId w:val="25"/>
+        </w:numPr>
+        <w:spacing w:before="100" w:beforeAutospacing="1" w:after="100" w:afterAutospacing="1" w:line="240" w:lineRule="auto"/>
+        <w:rPr>
+          <w:rFonts w:ascii="Times New Roman" w:eastAsia="Times New Roman" w:hAnsi="Times New Roman" w:cs="Times New Roman"/>
+          <w:kern w:val="0"/>
+          <w:lang w:eastAsia="en-GB"/>
+          <w14:ligatures w14:val="none"/>
+        </w:rPr>
+      </w:pPr>
+      <w:r>
+        <w:rPr>
+          <w:rFonts w:ascii="Times New Roman" w:eastAsia="Times New Roman" w:hAnsi="Times New Roman" w:cs="Times New Roman"/>
+          <w:kern w:val="0"/>
+          <w:lang w:eastAsia="en-GB"/>
+          <w14:ligatures w14:val="none"/>
+        </w:rPr>
+        <w:t xml:space="preserve">Decline Charges </w:t>
+      </w:r>
+    </w:p>
+    <w:p>
+      <w:pPr>
+        <w:spacing w:before="100" w:beforeAutospacing="1" w:after="100" w:afterAutospacing="1" w:line="240" w:lineRule="auto"/>
+        <w:rPr>
+          <w:rFonts w:ascii="Times New Roman" w:eastAsia="Times New Roman" w:hAnsi="Times New Roman" w:cs="Times New Roman"/>
+          <w:kern w:val="0"/>
+          <w:lang w:eastAsia="en-GB"/>
+          <w14:ligatures w14:val="none"/>
+        </w:rPr>
+      </w:pPr>
+      <w:r>
+        <w:rPr>
+          <w:rFonts w:ascii="Times New Roman" w:eastAsia="Times New Roman" w:hAnsi="Times New Roman" w:cs="Times New Roman"/>
+          <w:kern w:val="0"/>
+          <w:lang w:eastAsia="en-GB"/>
+          <w14:ligatures w14:val="none"/>
+        </w:rPr>
+        <w:t>then those chunks also get boosted semantically via metadata.</w:t>
+      </w:r>
+    </w:p>
+    <w:p>
+      <w:pPr>
+        <w:spacing w:after="0" w:line="240" w:lineRule="auto"/>
+        <w:rPr>
+          <w:rFonts w:ascii="Times New Roman" w:eastAsia="Times New Roman" w:hAnsi="Times New Roman" w:cs="Times New Roman"/>
+          <w:kern w:val="0"/>
+          <w:lang w:eastAsia="en-GB"/>
+          <w14:ligatures w14:val="none"/>
+        </w:rPr>
+      </w:pPr>
+      <w:r>
+        <w:rPr>
+          <w:rFonts w:ascii="Times New Roman" w:eastAsia="Times New Roman" w:hAnsi="Times New Roman" w:cs="Times New Roman"/>
+          <w:kern w:val="0"/>
+          <w:lang w:eastAsia="en-GB"/>
+          <w14:ligatures w14:val="none"/>
+        </w:rPr>
+        <w:pict w14:anchorId="11983006">
+          <v:rect id="_x0000_i1054" style="width:0;height:1.5pt" o:hralign="center" o:hrstd="t" o:hr="t" fillcolor="#a0a0a0" stroked="f"/>
+        </w:pict>
+      </w:r>
+    </w:p>
+    <w:p>
+      <w:pPr>
+        <w:spacing w:before="100" w:beforeAutospacing="1" w:after="100" w:afterAutospacing="1" w:line="240" w:lineRule="auto"/>
+        <w:outlineLvl w:val="1"/>
+        <w:rPr>
+          <w:rFonts w:ascii="Times New Roman" w:eastAsia="Times New Roman" w:hAnsi="Times New Roman" w:cs="Times New Roman"/>
+          <w:b/>
+          <w:bCs/>
+          <w:kern w:val="0"/>
+          <w:sz w:val="36"/>
+          <w:szCs w:val="36"/>
+          <w:lang w:eastAsia="en-GB"/>
+          <w14:ligatures w14:val="none"/>
+        </w:rPr>
+      </w:pPr>
+      <w:r>
+        <w:rPr>
+          <w:rFonts w:ascii="Times New Roman" w:eastAsia="Times New Roman" w:hAnsi="Times New Roman" w:cs="Times New Roman"/>
+          <w:b/>
+          <w:bCs/>
+          <w:kern w:val="0"/>
+          <w:sz w:val="36"/>
+          <w:szCs w:val="36"/>
+          <w:lang w:eastAsia="en-GB"/>
+          <w14:ligatures w14:val="none"/>
+        </w:rPr>
+        <w:lastRenderedPageBreak/>
+        <w:t>Step 3 — BM25</w:t>
+      </w:r>
+    </w:p>
+    <w:p>
+      <w:pPr>
+        <w:spacing w:before="100" w:beforeAutospacing="1" w:after="100" w:afterAutospacing="1" w:line="240" w:lineRule="auto"/>
+        <w:rPr>
+          <w:rFonts w:ascii="Times New Roman" w:eastAsia="Times New Roman" w:hAnsi="Times New Roman" w:cs="Times New Roman"/>
+          <w:kern w:val="0"/>
+          <w:lang w:eastAsia="en-GB"/>
+          <w14:ligatures w14:val="none"/>
+        </w:rPr>
+      </w:pPr>
+      <w:r>
+        <w:rPr>
+          <w:rFonts w:ascii="Times New Roman" w:eastAsia="Times New Roman" w:hAnsi="Times New Roman" w:cs="Times New Roman"/>
+          <w:kern w:val="0"/>
+          <w:lang w:eastAsia="en-GB"/>
+          <w14:ligatures w14:val="none"/>
+        </w:rPr>
+        <w:t>Looks for exact words:</w:t>
+      </w:r>
+    </w:p>
+    <w:p>
+      <w:pPr>
+        <w:numPr>
+          <w:ilvl w:val="0"/>
+          <w:numId w:val="26"/>
+        </w:numPr>
+        <w:spacing w:before="100" w:beforeAutospacing="1" w:after="100" w:afterAutospacing="1" w:line="240" w:lineRule="auto"/>
+        <w:rPr>
+          <w:rFonts w:ascii="Times New Roman" w:eastAsia="Times New Roman" w:hAnsi="Times New Roman" w:cs="Times New Roman"/>
+          <w:kern w:val="0"/>
+          <w:lang w:eastAsia="en-GB"/>
+          <w14:ligatures w14:val="none"/>
+        </w:rPr>
+      </w:pPr>
+      <w:r>
+        <w:rPr>
+          <w:rFonts w:ascii="Times New Roman" w:eastAsia="Times New Roman" w:hAnsi="Times New Roman" w:cs="Times New Roman"/>
+          <w:kern w:val="0"/>
+          <w:lang w:eastAsia="en-GB"/>
+          <w14:ligatures w14:val="none"/>
+        </w:rPr>
+        <w:t xml:space="preserve">failed </w:t>
+      </w:r>
+    </w:p>
+    <w:p>
+      <w:pPr>
+        <w:numPr>
+          <w:ilvl w:val="0"/>
+          <w:numId w:val="26"/>
+        </w:numPr>
+        <w:spacing w:before="100" w:beforeAutospacing="1" w:after="100" w:afterAutospacing="1" w:line="240" w:lineRule="auto"/>
+        <w:rPr>
+          <w:rFonts w:ascii="Times New Roman" w:eastAsia="Times New Roman" w:hAnsi="Times New Roman" w:cs="Times New Roman"/>
+          <w:kern w:val="0"/>
+          <w:lang w:eastAsia="en-GB"/>
+          <w14:ligatures w14:val="none"/>
+        </w:rPr>
+      </w:pPr>
+      <w:r>
+        <w:rPr>
+          <w:rFonts w:ascii="Times New Roman" w:eastAsia="Times New Roman" w:hAnsi="Times New Roman" w:cs="Times New Roman"/>
+          <w:kern w:val="0"/>
+          <w:lang w:eastAsia="en-GB"/>
+          <w14:ligatures w14:val="none"/>
+        </w:rPr>
+        <w:t xml:space="preserve">ATM </w:t>
+      </w:r>
+    </w:p>
+    <w:p>
+      <w:pPr>
+        <w:numPr>
+          <w:ilvl w:val="0"/>
+          <w:numId w:val="26"/>
+        </w:numPr>
+        <w:spacing w:before="100" w:beforeAutospacing="1" w:after="100" w:afterAutospacing="1" w:line="240" w:lineRule="auto"/>
+        <w:rPr>
+          <w:rFonts w:ascii="Times New Roman" w:eastAsia="Times New Roman" w:hAnsi="Times New Roman" w:cs="Times New Roman"/>
+          <w:kern w:val="0"/>
+          <w:lang w:eastAsia="en-GB"/>
+          <w14:ligatures w14:val="none"/>
+        </w:rPr>
+      </w:pPr>
+      <w:r>
+        <w:rPr>
+          <w:rFonts w:ascii="Times New Roman" w:eastAsia="Times New Roman" w:hAnsi="Times New Roman" w:cs="Times New Roman"/>
+          <w:kern w:val="0"/>
+          <w:lang w:eastAsia="en-GB"/>
+          <w14:ligatures w14:val="none"/>
+        </w:rPr>
+        <w:t xml:space="preserve">transaction </w:t>
+      </w:r>
+    </w:p>
+    <w:p>
+      <w:pPr>
+        <w:numPr>
+          <w:ilvl w:val="0"/>
+          <w:numId w:val="26"/>
+        </w:numPr>
+        <w:spacing w:before="100" w:beforeAutospacing="1" w:after="100" w:afterAutospacing="1" w:line="240" w:lineRule="auto"/>
+        <w:rPr>
+          <w:rFonts w:ascii="Times New Roman" w:eastAsia="Times New Roman" w:hAnsi="Times New Roman" w:cs="Times New Roman"/>
+          <w:kern w:val="0"/>
+          <w:lang w:eastAsia="en-GB"/>
+          <w14:ligatures w14:val="none"/>
+        </w:rPr>
+      </w:pPr>
+      <w:r>
+        <w:rPr>
+          <w:rFonts w:ascii="Times New Roman" w:eastAsia="Times New Roman" w:hAnsi="Times New Roman" w:cs="Times New Roman"/>
+          <w:kern w:val="0"/>
+          <w:lang w:eastAsia="en-GB"/>
+          <w14:ligatures w14:val="none"/>
+        </w:rPr>
+        <w:t xml:space="preserve">charges </w:t>
+      </w:r>
+    </w:p>
+    <w:p>
+      <w:pPr>
+        <w:numPr>
+          <w:ilvl w:val="0"/>
+          <w:numId w:val="26"/>
+        </w:numPr>
+        <w:spacing w:before="100" w:beforeAutospacing="1" w:after="100" w:afterAutospacing="1" w:line="240" w:lineRule="auto"/>
+        <w:rPr>
+          <w:rFonts w:ascii="Times New Roman" w:eastAsia="Times New Roman" w:hAnsi="Times New Roman" w:cs="Times New Roman"/>
+          <w:kern w:val="0"/>
+          <w:lang w:eastAsia="en-GB"/>
+          <w14:ligatures w14:val="none"/>
+        </w:rPr>
+      </w:pPr>
+      <w:r>
+        <w:rPr>
+          <w:rFonts w:ascii="Times New Roman" w:eastAsia="Times New Roman" w:hAnsi="Times New Roman" w:cs="Times New Roman"/>
+          <w:kern w:val="0"/>
+          <w:lang w:eastAsia="en-GB"/>
+          <w14:ligatures w14:val="none"/>
+        </w:rPr>
+        <w:t xml:space="preserve">BSBD </w:t>
+      </w:r>
+    </w:p>
+    <w:p>
+      <w:pPr>
+        <w:spacing w:before="100" w:beforeAutospacing="1" w:after="100" w:afterAutospacing="1" w:line="240" w:lineRule="auto"/>
+        <w:rPr>
+          <w:rFonts w:ascii="Times New Roman" w:eastAsia="Times New Roman" w:hAnsi="Times New Roman" w:cs="Times New Roman"/>
+          <w:kern w:val="0"/>
+          <w:lang w:eastAsia="en-GB"/>
+          <w14:ligatures w14:val="none"/>
+        </w:rPr>
+      </w:pPr>
+      <w:r>
+        <w:rPr>
+          <w:rFonts w:ascii="Times New Roman" w:eastAsia="Times New Roman" w:hAnsi="Times New Roman" w:cs="Times New Roman"/>
+          <w:kern w:val="0"/>
+          <w:lang w:eastAsia="en-GB"/>
+          <w14:ligatures w14:val="none"/>
+        </w:rPr>
+        <w:t>This helps exact domain phrases.</w:t>
+      </w:r>
+    </w:p>
+    <w:p>
+      <w:pPr>
+        <w:spacing w:after="0" w:line="240" w:lineRule="auto"/>
+        <w:rPr>
+          <w:rFonts w:ascii="Times New Roman" w:eastAsia="Times New Roman" w:hAnsi="Times New Roman" w:cs="Times New Roman"/>
+          <w:kern w:val="0"/>
+          <w:lang w:eastAsia="en-GB"/>
+          <w14:ligatures w14:val="none"/>
+        </w:rPr>
+      </w:pPr>
+      <w:r>
+        <w:rPr>
+          <w:rFonts w:ascii="Times New Roman" w:eastAsia="Times New Roman" w:hAnsi="Times New Roman" w:cs="Times New Roman"/>
+          <w:kern w:val="0"/>
+          <w:lang w:eastAsia="en-GB"/>
+          <w14:ligatures w14:val="none"/>
+        </w:rPr>
+        <w:pict w14:anchorId="16771B7E">
+          <v:rect id="_x0000_i1055" style="width:0;height:1.5pt" o:hralign="center" o:hrstd="t" o:hr="t" fillcolor="#a0a0a0" stroked="f"/>
+        </w:pict>
+      </w:r>
+    </w:p>
+    <w:p>
+      <w:pPr>
+        <w:spacing w:before="100" w:beforeAutospacing="1" w:after="100" w:afterAutospacing="1" w:line="240" w:lineRule="auto"/>
+        <w:outlineLvl w:val="1"/>
+        <w:rPr>
+          <w:rFonts w:ascii="Times New Roman" w:eastAsia="Times New Roman" w:hAnsi="Times New Roman" w:cs="Times New Roman"/>
+          <w:b/>
+          <w:bCs/>
+          <w:kern w:val="0"/>
+          <w:sz w:val="36"/>
+          <w:szCs w:val="36"/>
+          <w:lang w:eastAsia="en-GB"/>
+          <w14:ligatures w14:val="none"/>
+        </w:rPr>
+      </w:pPr>
+      <w:r>
+        <w:rPr>
+          <w:rFonts w:ascii="Times New Roman" w:eastAsia="Times New Roman" w:hAnsi="Times New Roman" w:cs="Times New Roman"/>
+          <w:b/>
+          <w:bCs/>
+          <w:kern w:val="0"/>
+          <w:sz w:val="36"/>
+          <w:szCs w:val="36"/>
+          <w:lang w:eastAsia="en-GB"/>
+          <w14:ligatures w14:val="none"/>
+        </w:rPr>
+        <w:t>Step 4 — RRF</w:t>
+      </w:r>
+    </w:p>
+    <w:p>
+      <w:pPr>
+        <w:spacing w:before="100" w:beforeAutospacing="1" w:after="100" w:afterAutospacing="1" w:line="240" w:lineRule="auto"/>
+        <w:rPr>
+          <w:rFonts w:ascii="Times New Roman" w:eastAsia="Times New Roman" w:hAnsi="Times New Roman" w:cs="Times New Roman"/>
+          <w:kern w:val="0"/>
+          <w:lang w:eastAsia="en-GB"/>
+          <w14:ligatures w14:val="none"/>
+        </w:rPr>
+      </w:pPr>
+      <w:r>
+        <w:rPr>
+          <w:rFonts w:ascii="Times New Roman" w:eastAsia="Times New Roman" w:hAnsi="Times New Roman" w:cs="Times New Roman"/>
+          <w:kern w:val="0"/>
+          <w:lang w:eastAsia="en-GB"/>
+          <w14:ligatures w14:val="none"/>
+        </w:rPr>
+        <w:t>Merge those candidate lists.</w:t>
+      </w:r>
+    </w:p>
+    <w:p>
+      <w:pPr>
+        <w:spacing w:before="100" w:beforeAutospacing="1" w:after="100" w:afterAutospacing="1" w:line="240" w:lineRule="auto"/>
+        <w:rPr>
+          <w:rFonts w:ascii="Times New Roman" w:eastAsia="Times New Roman" w:hAnsi="Times New Roman" w:cs="Times New Roman"/>
+          <w:kern w:val="0"/>
+          <w:lang w:eastAsia="en-GB"/>
+          <w14:ligatures w14:val="none"/>
+        </w:rPr>
+      </w:pPr>
+      <w:r>
+        <w:rPr>
+          <w:rFonts w:ascii="Times New Roman" w:eastAsia="Times New Roman" w:hAnsi="Times New Roman" w:cs="Times New Roman"/>
+          <w:kern w:val="0"/>
+          <w:lang w:eastAsia="en-GB"/>
+          <w14:ligatures w14:val="none"/>
+        </w:rPr>
+        <w:t>A chunk that ranks:</w:t>
+      </w:r>
+    </w:p>
+    <w:p>
+      <w:pPr>
+        <w:numPr>
+          <w:ilvl w:val="0"/>
+          <w:numId w:val="27"/>
+        </w:numPr>
+        <w:spacing w:before="100" w:beforeAutospacing="1" w:after="100" w:afterAutospacing="1" w:line="240" w:lineRule="auto"/>
+        <w:rPr>
+          <w:rFonts w:ascii="Times New Roman" w:eastAsia="Times New Roman" w:hAnsi="Times New Roman" w:cs="Times New Roman"/>
+          <w:kern w:val="0"/>
+          <w:lang w:eastAsia="en-GB"/>
+          <w14:ligatures w14:val="none"/>
+        </w:rPr>
+      </w:pPr>
+      <w:r>
+        <w:rPr>
+          <w:rFonts w:ascii="Times New Roman" w:eastAsia="Times New Roman" w:hAnsi="Times New Roman" w:cs="Times New Roman"/>
+          <w:kern w:val="0"/>
+          <w:lang w:eastAsia="en-GB"/>
+          <w14:ligatures w14:val="none"/>
+        </w:rPr>
+        <w:t xml:space="preserve">5th in ANN </w:t>
+      </w:r>
+    </w:p>
+    <w:p>
+      <w:pPr>
+        <w:numPr>
+          <w:ilvl w:val="0"/>
+          <w:numId w:val="27"/>
+        </w:numPr>
+        <w:spacing w:before="100" w:beforeAutospacing="1" w:after="100" w:afterAutospacing="1" w:line="240" w:lineRule="auto"/>
+        <w:rPr>
+          <w:rFonts w:ascii="Times New Roman" w:eastAsia="Times New Roman" w:hAnsi="Times New Roman" w:cs="Times New Roman"/>
+          <w:kern w:val="0"/>
+          <w:lang w:eastAsia="en-GB"/>
+          <w14:ligatures w14:val="none"/>
+        </w:rPr>
+      </w:pPr>
+      <w:r>
+        <w:rPr>
+          <w:rFonts w:ascii="Times New Roman" w:eastAsia="Times New Roman" w:hAnsi="Times New Roman" w:cs="Times New Roman"/>
+          <w:kern w:val="0"/>
+          <w:lang w:eastAsia="en-GB"/>
+          <w14:ligatures w14:val="none"/>
+        </w:rPr>
+        <w:t xml:space="preserve">2nd in BM25 </w:t>
+      </w:r>
+    </w:p>
+    <w:p>
+      <w:pPr>
+        <w:numPr>
+          <w:ilvl w:val="0"/>
+          <w:numId w:val="27"/>
+        </w:numPr>
+        <w:spacing w:before="100" w:beforeAutospacing="1" w:after="100" w:afterAutospacing="1" w:line="240" w:lineRule="auto"/>
+        <w:rPr>
+          <w:rFonts w:ascii="Times New Roman" w:eastAsia="Times New Roman" w:hAnsi="Times New Roman" w:cs="Times New Roman"/>
+          <w:kern w:val="0"/>
+          <w:lang w:eastAsia="en-GB"/>
+          <w14:ligatures w14:val="none"/>
+        </w:rPr>
+      </w:pPr>
+      <w:r>
+        <w:rPr>
+          <w:rFonts w:ascii="Times New Roman" w:eastAsia="Times New Roman" w:hAnsi="Times New Roman" w:cs="Times New Roman"/>
+          <w:kern w:val="0"/>
+          <w:lang w:eastAsia="en-GB"/>
+          <w14:ligatures w14:val="none"/>
+        </w:rPr>
+        <w:t xml:space="preserve">3rd in tags ANN </w:t>
+      </w:r>
+    </w:p>
+    <w:p>
+      <w:pPr>
+        <w:spacing w:before="100" w:beforeAutospacing="1" w:after="100" w:afterAutospacing="1" w:line="240" w:lineRule="auto"/>
+        <w:rPr>
+          <w:rFonts w:ascii="Times New Roman" w:eastAsia="Times New Roman" w:hAnsi="Times New Roman" w:cs="Times New Roman"/>
+          <w:kern w:val="0"/>
+          <w:lang w:eastAsia="en-GB"/>
+          <w14:ligatures w14:val="none"/>
+        </w:rPr>
+      </w:pPr>
+      <w:r>
+        <w:rPr>
+          <w:rFonts w:ascii="Times New Roman" w:eastAsia="Times New Roman" w:hAnsi="Times New Roman" w:cs="Times New Roman"/>
+          <w:kern w:val="0"/>
+          <w:lang w:eastAsia="en-GB"/>
+          <w14:ligatures w14:val="none"/>
+        </w:rPr>
+        <w:t>may become very strong overall.</w:t>
+      </w:r>
+    </w:p>
+    <w:p>
+      <w:pPr>
+        <w:spacing w:after="0" w:line="240" w:lineRule="auto"/>
+        <w:rPr>
+          <w:rFonts w:ascii="Times New Roman" w:eastAsia="Times New Roman" w:hAnsi="Times New Roman" w:cs="Times New Roman"/>
+          <w:kern w:val="0"/>
+          <w:lang w:eastAsia="en-GB"/>
+          <w14:ligatures w14:val="none"/>
+        </w:rPr>
+      </w:pPr>
+      <w:r>
+        <w:rPr>
+          <w:rFonts w:ascii="Times New Roman" w:eastAsia="Times New Roman" w:hAnsi="Times New Roman" w:cs="Times New Roman"/>
+          <w:kern w:val="0"/>
+          <w:lang w:eastAsia="en-GB"/>
+          <w14:ligatures w14:val="none"/>
+        </w:rPr>
+        <w:pict w14:anchorId="726664EC">
+          <v:rect id="_x0000_i1056" style="width:0;height:1.5pt" o:hralign="center" o:hrstd="t" o:hr="t" fillcolor="#a0a0a0" stroked="f"/>
+        </w:pict>
+      </w:r>
+    </w:p>
+    <w:p>
+      <w:pPr>
+        <w:spacing w:before="100" w:beforeAutospacing="1" w:after="100" w:afterAutospacing="1" w:line="240" w:lineRule="auto"/>
+        <w:outlineLvl w:val="1"/>
+        <w:rPr>
+          <w:rFonts w:ascii="Times New Roman" w:eastAsia="Times New Roman" w:hAnsi="Times New Roman" w:cs="Times New Roman"/>
+          <w:b/>
+          <w:bCs/>
+          <w:kern w:val="0"/>
+          <w:sz w:val="36"/>
+          <w:szCs w:val="36"/>
+          <w:lang w:eastAsia="en-GB"/>
+          <w14:ligatures w14:val="none"/>
+        </w:rPr>
+      </w:pPr>
+      <w:r>
+        <w:rPr>
+          <w:rFonts w:ascii="Times New Roman" w:eastAsia="Times New Roman" w:hAnsi="Times New Roman" w:cs="Times New Roman"/>
+          <w:b/>
+          <w:bCs/>
+          <w:kern w:val="0"/>
+          <w:sz w:val="36"/>
+          <w:szCs w:val="36"/>
+          <w:lang w:eastAsia="en-GB"/>
+          <w14:ligatures w14:val="none"/>
+        </w:rPr>
+        <w:t>Step 5 — Cross-Encoder</w:t>
+      </w:r>
+    </w:p>
+    <w:p>
+      <w:pPr>
+        <w:spacing w:before="100" w:beforeAutospacing="1" w:after="100" w:afterAutospacing="1" w:line="240" w:lineRule="auto"/>
+        <w:rPr>
+          <w:rFonts w:ascii="Times New Roman" w:eastAsia="Times New Roman" w:hAnsi="Times New Roman" w:cs="Times New Roman"/>
+          <w:kern w:val="0"/>
+          <w:lang w:eastAsia="en-GB"/>
+          <w14:ligatures w14:val="none"/>
+        </w:rPr>
+      </w:pPr>
+      <w:r>
+        <w:rPr>
+          <w:rFonts w:ascii="Times New Roman" w:eastAsia="Times New Roman" w:hAnsi="Times New Roman" w:cs="Times New Roman"/>
+          <w:kern w:val="0"/>
+          <w:lang w:eastAsia="en-GB"/>
+          <w14:ligatures w14:val="none"/>
+        </w:rPr>
+        <w:t>Now rerank the top 50 candidate chunks.</w:t>
+      </w:r>
+    </w:p>
+    <w:p>
+      <w:pPr>
+        <w:spacing w:before="100" w:beforeAutospacing="1" w:after="100" w:afterAutospacing="1" w:line="240" w:lineRule="auto"/>
+        <w:rPr>
+          <w:rFonts w:ascii="Times New Roman" w:eastAsia="Times New Roman" w:hAnsi="Times New Roman" w:cs="Times New Roman"/>
+          <w:kern w:val="0"/>
+          <w:lang w:eastAsia="en-GB"/>
+          <w14:ligatures w14:val="none"/>
+        </w:rPr>
+      </w:pPr>
+      <w:r>
+        <w:rPr>
+          <w:rFonts w:ascii="Times New Roman" w:eastAsia="Times New Roman" w:hAnsi="Times New Roman" w:cs="Times New Roman"/>
+          <w:kern w:val="0"/>
+          <w:lang w:eastAsia="en-GB"/>
+          <w14:ligatures w14:val="none"/>
+        </w:rPr>
+        <w:t>The CE reads query and chunk together and decides:</w:t>
+      </w:r>
+    </w:p>
+    <w:p>
+      <w:pPr>
+        <w:numPr>
+          <w:ilvl w:val="0"/>
+          <w:numId w:val="28"/>
+        </w:numPr>
+        <w:spacing w:before="100" w:beforeAutospacing="1" w:after="100" w:afterAutospacing="1" w:line="240" w:lineRule="auto"/>
+        <w:rPr>
+          <w:rFonts w:ascii="Times New Roman" w:eastAsia="Times New Roman" w:hAnsi="Times New Roman" w:cs="Times New Roman"/>
+          <w:kern w:val="0"/>
+          <w:lang w:eastAsia="en-GB"/>
+          <w14:ligatures w14:val="none"/>
+        </w:rPr>
+      </w:pPr>
+      <w:r>
+        <w:rPr>
+          <w:rFonts w:ascii="Times New Roman" w:eastAsia="Times New Roman" w:hAnsi="Times New Roman" w:cs="Times New Roman"/>
+          <w:kern w:val="0"/>
+          <w:lang w:eastAsia="en-GB"/>
+          <w14:ligatures w14:val="none"/>
+        </w:rPr>
+        <w:t xml:space="preserve">which chunk really answers this exact question? </w:t>
+      </w:r>
+    </w:p>
+    <w:p>
+      <w:pPr>
+        <w:spacing w:before="100" w:beforeAutospacing="1" w:after="100" w:afterAutospacing="1" w:line="240" w:lineRule="auto"/>
+        <w:rPr>
+          <w:rFonts w:ascii="Times New Roman" w:eastAsia="Times New Roman" w:hAnsi="Times New Roman" w:cs="Times New Roman"/>
+          <w:kern w:val="0"/>
+          <w:lang w:eastAsia="en-GB"/>
+          <w14:ligatures w14:val="none"/>
+        </w:rPr>
+      </w:pPr>
+      <w:r>
+        <w:rPr>
+          <w:rFonts w:ascii="Times New Roman" w:eastAsia="Times New Roman" w:hAnsi="Times New Roman" w:cs="Times New Roman"/>
+          <w:kern w:val="0"/>
+          <w:lang w:eastAsia="en-GB"/>
+          <w14:ligatures w14:val="none"/>
+        </w:rPr>
+        <w:t>It should place the chunk about:</w:t>
+      </w:r>
+    </w:p>
+    <w:p>
+      <w:pPr>
+        <w:numPr>
+          <w:ilvl w:val="0"/>
+          <w:numId w:val="29"/>
+        </w:numPr>
+        <w:spacing w:before="100" w:beforeAutospacing="1" w:after="100" w:afterAutospacing="1" w:line="240" w:lineRule="auto"/>
+        <w:rPr>
+          <w:rFonts w:ascii="Times New Roman" w:eastAsia="Times New Roman" w:hAnsi="Times New Roman" w:cs="Times New Roman"/>
+          <w:kern w:val="0"/>
+          <w:lang w:eastAsia="en-GB"/>
+          <w14:ligatures w14:val="none"/>
+        </w:rPr>
+      </w:pPr>
+      <w:r>
+        <w:rPr>
+          <w:rFonts w:ascii="Times New Roman" w:eastAsia="Times New Roman" w:hAnsi="Times New Roman" w:cs="Times New Roman"/>
+          <w:kern w:val="0"/>
+          <w:lang w:eastAsia="en-GB"/>
+          <w14:ligatures w14:val="none"/>
+        </w:rPr>
+        <w:t xml:space="preserve">failed ATM transaction decline charges waived for BSBD </w:t>
+      </w:r>
+    </w:p>
+    <w:p>
+      <w:pPr>
+        <w:spacing w:before="100" w:beforeAutospacing="1" w:after="100" w:afterAutospacing="1" w:line="240" w:lineRule="auto"/>
+        <w:rPr>
+          <w:rFonts w:ascii="Times New Roman" w:eastAsia="Times New Roman" w:hAnsi="Times New Roman" w:cs="Times New Roman"/>
+          <w:kern w:val="0"/>
+          <w:lang w:eastAsia="en-GB"/>
+          <w14:ligatures w14:val="none"/>
+        </w:rPr>
+      </w:pPr>
+      <w:r>
+        <w:rPr>
+          <w:rFonts w:ascii="Times New Roman" w:eastAsia="Times New Roman" w:hAnsi="Times New Roman" w:cs="Times New Roman"/>
+          <w:kern w:val="0"/>
+          <w:lang w:eastAsia="en-GB"/>
+          <w14:ligatures w14:val="none"/>
+        </w:rPr>
+        <w:t>above generic ATM charge chunks.</w:t>
+      </w:r>
+    </w:p>
+    <w:p>
+      <w:pPr>
+        <w:spacing w:after="0" w:line="240" w:lineRule="auto"/>
+        <w:rPr>
+          <w:rFonts w:ascii="Times New Roman" w:eastAsia="Times New Roman" w:hAnsi="Times New Roman" w:cs="Times New Roman"/>
+          <w:kern w:val="0"/>
+          <w:lang w:eastAsia="en-GB"/>
+          <w14:ligatures w14:val="none"/>
+        </w:rPr>
+      </w:pPr>
+      <w:r>
+        <w:rPr>
+          <w:rFonts w:ascii="Times New Roman" w:eastAsia="Times New Roman" w:hAnsi="Times New Roman" w:cs="Times New Roman"/>
+          <w:kern w:val="0"/>
+          <w:lang w:eastAsia="en-GB"/>
+          <w14:ligatures w14:val="none"/>
+        </w:rPr>
+        <w:pict w14:anchorId="5D3A9BC2">
+          <v:rect id="_x0000_i1057" style="width:0;height:1.5pt" o:hralign="center" o:hrstd="t" o:hr="t" fillcolor="#a0a0a0" stroked="f"/>
+        </w:pict>
+      </w:r>
+    </w:p>
+    <w:p>
+      <w:pPr>
+        <w:spacing w:before="100" w:beforeAutospacing="1" w:after="100" w:afterAutospacing="1" w:line="240" w:lineRule="auto"/>
+        <w:outlineLvl w:val="0"/>
+        <w:rPr>
+          <w:rFonts w:ascii="Times New Roman" w:eastAsia="Times New Roman" w:hAnsi="Times New Roman" w:cs="Times New Roman"/>
+          <w:b/>
+          <w:bCs/>
+          <w:kern w:val="36"/>
+          <w:sz w:val="48"/>
+          <w:szCs w:val="48"/>
+          <w:lang w:eastAsia="en-GB"/>
+          <w14:ligatures w14:val="none"/>
+        </w:rPr>
+      </w:pPr>
+      <w:r>
+        <w:rPr>
+          <w:rFonts w:ascii="Times New Roman" w:eastAsia="Times New Roman" w:hAnsi="Times New Roman" w:cs="Times New Roman"/>
+          <w:b/>
+          <w:bCs/>
+          <w:kern w:val="36"/>
+          <w:sz w:val="48"/>
+          <w:szCs w:val="48"/>
+          <w:lang w:eastAsia="en-GB"/>
+          <w14:ligatures w14:val="none"/>
+        </w:rPr>
+        <w:t>8. What interviewers may ask next</w:t>
+      </w:r>
+    </w:p>
+    <w:p>
+      <w:pPr>
+        <w:spacing w:before="100" w:beforeAutospacing="1" w:after="100" w:afterAutospacing="1" w:line="240" w:lineRule="auto"/>
+        <w:rPr>
+          <w:rFonts w:ascii="Times New Roman" w:eastAsia="Times New Roman" w:hAnsi="Times New Roman" w:cs="Times New Roman"/>
+          <w:kern w:val="0"/>
+          <w:lang w:eastAsia="en-GB"/>
+          <w14:ligatures w14:val="none"/>
+        </w:rPr>
+      </w:pPr>
+      <w:r>
+        <w:rPr>
+          <w:rFonts w:ascii="Times New Roman" w:eastAsia="Times New Roman" w:hAnsi="Times New Roman" w:cs="Times New Roman"/>
+          <w:kern w:val="0"/>
+          <w:lang w:eastAsia="en-GB"/>
+          <w14:ligatures w14:val="none"/>
+        </w:rPr>
+        <w:t>Here are likely follow-up questions and good answers.</w:t>
+      </w:r>
+    </w:p>
+    <w:p>
+      <w:pPr>
+        <w:spacing w:after="0" w:line="240" w:lineRule="auto"/>
+        <w:rPr>
+          <w:rFonts w:ascii="Times New Roman" w:eastAsia="Times New Roman" w:hAnsi="Times New Roman" w:cs="Times New Roman"/>
+          <w:kern w:val="0"/>
+          <w:lang w:eastAsia="en-GB"/>
+          <w14:ligatures w14:val="none"/>
+        </w:rPr>
+      </w:pPr>
+      <w:r>
+        <w:rPr>
+          <w:rFonts w:ascii="Times New Roman" w:eastAsia="Times New Roman" w:hAnsi="Times New Roman" w:cs="Times New Roman"/>
+          <w:kern w:val="0"/>
+          <w:lang w:eastAsia="en-GB"/>
+          <w14:ligatures w14:val="none"/>
+        </w:rPr>
+        <w:lastRenderedPageBreak/>
+        <w:pict w14:anchorId="2C763C37">
+          <v:rect id="_x0000_i1058" style="width:0;height:1.5pt" o:hralign="center" o:hrstd="t" o:hr="t" fillcolor="#a0a0a0" stroked="f"/>
+        </w:pict>
+      </w:r>
+    </w:p>
+    <w:p>
+      <w:pPr>
+        <w:spacing w:before="100" w:beforeAutospacing="1" w:after="100" w:afterAutospacing="1" w:line="240" w:lineRule="auto"/>
+        <w:outlineLvl w:val="1"/>
+        <w:rPr>
+          <w:rFonts w:ascii="Times New Roman" w:eastAsia="Times New Roman" w:hAnsi="Times New Roman" w:cs="Times New Roman"/>
+          <w:b/>
+          <w:bCs/>
+          <w:kern w:val="0"/>
+          <w:sz w:val="36"/>
+          <w:szCs w:val="36"/>
+          <w:lang w:eastAsia="en-GB"/>
+          <w14:ligatures w14:val="none"/>
+        </w:rPr>
+      </w:pPr>
+      <w:r>
+        <w:rPr>
+          <w:rFonts w:ascii="Times New Roman" w:eastAsia="Times New Roman" w:hAnsi="Times New Roman" w:cs="Times New Roman"/>
+          <w:b/>
+          <w:bCs/>
+          <w:kern w:val="0"/>
+          <w:sz w:val="36"/>
+          <w:szCs w:val="36"/>
+          <w:lang w:eastAsia="en-GB"/>
+          <w14:ligatures w14:val="none"/>
+        </w:rPr>
+        <w:t>Q: Why not use only BM25?</w:t>
+      </w:r>
+    </w:p>
+    <w:p>
+      <w:pPr>
+        <w:spacing w:before="100" w:beforeAutospacing="1" w:after="100" w:afterAutospacing="1" w:line="240" w:lineRule="auto"/>
+        <w:rPr>
+          <w:rFonts w:ascii="Times New Roman" w:eastAsia="Times New Roman" w:hAnsi="Times New Roman" w:cs="Times New Roman"/>
+          <w:kern w:val="0"/>
+          <w:lang w:eastAsia="en-GB"/>
+          <w14:ligatures w14:val="none"/>
+        </w:rPr>
+      </w:pPr>
+      <w:r>
+        <w:rPr>
+          <w:rFonts w:ascii="Times New Roman" w:eastAsia="Times New Roman" w:hAnsi="Times New Roman" w:cs="Times New Roman"/>
+          <w:kern w:val="0"/>
+          <w:lang w:eastAsia="en-GB"/>
+          <w14:ligatures w14:val="none"/>
+        </w:rPr>
+        <w:t>Because BM25 is lexical. It is strong on exact terms but weak on paraphrases and semantic similarity.</w:t>
+      </w:r>
+    </w:p>
+    <w:p>
+      <w:pPr>
+        <w:spacing w:after="0" w:line="240" w:lineRule="auto"/>
+        <w:rPr>
+          <w:rFonts w:ascii="Times New Roman" w:eastAsia="Times New Roman" w:hAnsi="Times New Roman" w:cs="Times New Roman"/>
+          <w:kern w:val="0"/>
+          <w:lang w:eastAsia="en-GB"/>
+          <w14:ligatures w14:val="none"/>
+        </w:rPr>
+      </w:pPr>
+      <w:r>
+        <w:rPr>
+          <w:rFonts w:ascii="Times New Roman" w:eastAsia="Times New Roman" w:hAnsi="Times New Roman" w:cs="Times New Roman"/>
+          <w:kern w:val="0"/>
+          <w:lang w:eastAsia="en-GB"/>
+          <w14:ligatures w14:val="none"/>
+        </w:rPr>
+        <w:pict w14:anchorId="4EF0E28C">
+          <v:rect id="_x0000_i1059" style="width:0;height:1.5pt" o:hralign="center" o:hrstd="t" o:hr="t" fillcolor="#a0a0a0" stroked="f"/>
+        </w:pict>
+      </w:r>
+    </w:p>
+    <w:p>
+      <w:pPr>
+        <w:spacing w:before="100" w:beforeAutospacing="1" w:after="100" w:afterAutospacing="1" w:line="240" w:lineRule="auto"/>
+        <w:outlineLvl w:val="1"/>
+        <w:rPr>
+          <w:rFonts w:ascii="Times New Roman" w:eastAsia="Times New Roman" w:hAnsi="Times New Roman" w:cs="Times New Roman"/>
+          <w:b/>
+          <w:bCs/>
+          <w:kern w:val="0"/>
+          <w:sz w:val="36"/>
+          <w:szCs w:val="36"/>
+          <w:lang w:eastAsia="en-GB"/>
+          <w14:ligatures w14:val="none"/>
+        </w:rPr>
+      </w:pPr>
+      <w:r>
+        <w:rPr>
+          <w:rFonts w:ascii="Times New Roman" w:eastAsia="Times New Roman" w:hAnsi="Times New Roman" w:cs="Times New Roman"/>
+          <w:b/>
+          <w:bCs/>
+          <w:kern w:val="0"/>
+          <w:sz w:val="36"/>
+          <w:szCs w:val="36"/>
+          <w:lang w:eastAsia="en-GB"/>
+          <w14:ligatures w14:val="none"/>
+        </w:rPr>
+        <w:t>Q: Why not use only ANN?</w:t>
+      </w:r>
+    </w:p>
+    <w:p>
+      <w:pPr>
+        <w:spacing w:before="100" w:beforeAutospacing="1" w:after="100" w:afterAutospacing="1" w:line="240" w:lineRule="auto"/>
+        <w:rPr>
+          <w:rFonts w:ascii="Times New Roman" w:eastAsia="Times New Roman" w:hAnsi="Times New Roman" w:cs="Times New Roman"/>
+          <w:kern w:val="0"/>
+          <w:lang w:eastAsia="en-GB"/>
+          <w14:ligatures w14:val="none"/>
+        </w:rPr>
+      </w:pPr>
+      <w:r>
+        <w:rPr>
+          <w:rFonts w:ascii="Times New Roman" w:eastAsia="Times New Roman" w:hAnsi="Times New Roman" w:cs="Times New Roman"/>
+          <w:kern w:val="0"/>
+          <w:lang w:eastAsia="en-GB"/>
+          <w14:ligatures w14:val="none"/>
+        </w:rPr>
+        <w:t>Because ANN may miss exact entity constraints and keyword-specific relevance. It can retrieve semantically related but imprecise chunks.</w:t>
+      </w:r>
+    </w:p>
+    <w:p>
+      <w:pPr>
+        <w:spacing w:after="0" w:line="240" w:lineRule="auto"/>
+        <w:rPr>
+          <w:rFonts w:ascii="Times New Roman" w:eastAsia="Times New Roman" w:hAnsi="Times New Roman" w:cs="Times New Roman"/>
+          <w:kern w:val="0"/>
+          <w:lang w:eastAsia="en-GB"/>
+          <w14:ligatures w14:val="none"/>
+        </w:rPr>
+      </w:pPr>
+      <w:r>
+        <w:rPr>
+          <w:rFonts w:ascii="Times New Roman" w:eastAsia="Times New Roman" w:hAnsi="Times New Roman" w:cs="Times New Roman"/>
+          <w:kern w:val="0"/>
+          <w:lang w:eastAsia="en-GB"/>
+          <w14:ligatures w14:val="none"/>
+        </w:rPr>
+        <w:pict w14:anchorId="0A2FE32A">
+          <v:rect id="_x0000_i1060" style="width:0;height:1.5pt" o:hralign="center" o:hrstd="t" o:hr="t" fillcolor="#a0a0a0" stroked="f"/>
+        </w:pict>
+      </w:r>
+    </w:p>
+    <w:p>
+      <w:pPr>
+        <w:spacing w:before="100" w:beforeAutospacing="1" w:after="100" w:afterAutospacing="1" w:line="240" w:lineRule="auto"/>
+        <w:outlineLvl w:val="1"/>
+        <w:rPr>
+          <w:rFonts w:ascii="Times New Roman" w:eastAsia="Times New Roman" w:hAnsi="Times New Roman" w:cs="Times New Roman"/>
+          <w:b/>
+          <w:bCs/>
+          <w:kern w:val="0"/>
+          <w:sz w:val="36"/>
+          <w:szCs w:val="36"/>
+          <w:lang w:eastAsia="en-GB"/>
+          <w14:ligatures w14:val="none"/>
+        </w:rPr>
+      </w:pPr>
+      <w:r>
+        <w:rPr>
+          <w:rFonts w:ascii="Times New Roman" w:eastAsia="Times New Roman" w:hAnsi="Times New Roman" w:cs="Times New Roman"/>
+          <w:b/>
+          <w:bCs/>
+          <w:kern w:val="0"/>
+          <w:sz w:val="36"/>
+          <w:szCs w:val="36"/>
+          <w:lang w:eastAsia="en-GB"/>
+          <w14:ligatures w14:val="none"/>
+        </w:rPr>
+        <w:t>Q: Why not use only Cross-Encoder?</w:t>
+      </w:r>
+    </w:p>
+    <w:p>
+      <w:pPr>
+        <w:spacing w:before="100" w:beforeAutospacing="1" w:after="100" w:afterAutospacing="1" w:line="240" w:lineRule="auto"/>
+        <w:rPr>
+          <w:rFonts w:ascii="Times New Roman" w:eastAsia="Times New Roman" w:hAnsi="Times New Roman" w:cs="Times New Roman"/>
+          <w:kern w:val="0"/>
+          <w:lang w:eastAsia="en-GB"/>
+          <w14:ligatures w14:val="none"/>
+        </w:rPr>
+      </w:pPr>
+      <w:r>
+        <w:rPr>
+          <w:rFonts w:ascii="Times New Roman" w:eastAsia="Times New Roman" w:hAnsi="Times New Roman" w:cs="Times New Roman"/>
+          <w:kern w:val="0"/>
+          <w:lang w:eastAsia="en-GB"/>
+          <w14:ligatures w14:val="none"/>
+        </w:rPr>
+        <w:t>Because cross-encoder is too expensive to run over the full corpus. It is suitable only for reranking a small candidate set.</w:t>
+      </w:r>
+    </w:p>
+    <w:p>
+      <w:pPr>
+        <w:spacing w:after="0" w:line="240" w:lineRule="auto"/>
+        <w:rPr>
+          <w:rFonts w:ascii="Times New Roman" w:eastAsia="Times New Roman" w:hAnsi="Times New Roman" w:cs="Times New Roman"/>
+          <w:kern w:val="0"/>
+          <w:lang w:eastAsia="en-GB"/>
+          <w14:ligatures w14:val="none"/>
+        </w:rPr>
+      </w:pPr>
+      <w:r>
+        <w:rPr>
+          <w:rFonts w:ascii="Times New Roman" w:eastAsia="Times New Roman" w:hAnsi="Times New Roman" w:cs="Times New Roman"/>
+          <w:noProof/>
+          <w:kern w:val="0"/>
+          <w:lang w:eastAsia="en-GB"/>
+        </w:rPr>
+        <w:pict w14:anchorId="33A5339A">
+          <v:rect id="_x0000_i1065" alt="" style="width:451.3pt;height:.05pt;mso-width-percent:0;mso-height-percent:0;mso-width-percent:0;mso-height-percent:0" o:hralign="center" o:hrstd="t" o:hr="t" fillcolor="#a0a0a0" stroked="f"/>
+        </w:pict>
+      </w:r>
+    </w:p>
+    <w:p>
+      <w:pPr>
+        <w:spacing w:before="100" w:beforeAutospacing="1" w:after="100" w:afterAutospacing="1" w:line="240" w:lineRule="auto"/>
+        <w:outlineLvl w:val="1"/>
+        <w:rPr>
+          <w:rFonts w:ascii="Times New Roman" w:eastAsia="Times New Roman" w:hAnsi="Times New Roman" w:cs="Times New Roman"/>
+          <w:b/>
+          <w:bCs/>
+          <w:kern w:val="0"/>
+          <w:sz w:val="36"/>
+          <w:szCs w:val="36"/>
+          <w:lang w:eastAsia="en-GB"/>
+          <w14:ligatures w14:val="none"/>
+        </w:rPr>
+      </w:pPr>
+      <w:r>
+        <w:rPr>
+          <w:rFonts w:ascii="Times New Roman" w:eastAsia="Times New Roman" w:hAnsi="Times New Roman" w:cs="Times New Roman"/>
+          <w:b/>
+          <w:bCs/>
+          <w:kern w:val="0"/>
+          <w:sz w:val="36"/>
+          <w:szCs w:val="36"/>
+          <w:lang w:eastAsia="en-GB"/>
+          <w14:ligatures w14:val="none"/>
+        </w:rPr>
+        <w:t>Q: Why use RRF?</w:t>
+      </w:r>
+    </w:p>
+    <w:p>
+      <w:pPr>
+        <w:spacing w:before="100" w:beforeAutospacing="1" w:after="100" w:afterAutospacing="1" w:line="240" w:lineRule="auto"/>
+        <w:rPr>
+          <w:rFonts w:ascii="Times New Roman" w:eastAsia="Times New Roman" w:hAnsi="Times New Roman" w:cs="Times New Roman"/>
+          <w:kern w:val="0"/>
+          <w:lang w:eastAsia="en-GB"/>
+          <w14:ligatures w14:val="none"/>
+        </w:rPr>
+      </w:pPr>
+      <w:r>
+        <w:rPr>
+          <w:rFonts w:ascii="Times New Roman" w:eastAsia="Times New Roman" w:hAnsi="Times New Roman" w:cs="Times New Roman"/>
+          <w:kern w:val="0"/>
+          <w:lang w:eastAsia="en-GB"/>
+          <w14:ligatures w14:val="none"/>
+        </w:rPr>
+        <w:t>Because ANN and BM25 produce complementary ranked lists, and their raw scores are not directly comparable. RRF combines them robustly using rank positions.</w:t>
+      </w:r>
+    </w:p>
+    <w:p>
+      <w:pPr>
+        <w:spacing w:after="0" w:line="240" w:lineRule="auto"/>
+        <w:rPr>
+          <w:rFonts w:ascii="Times New Roman" w:eastAsia="Times New Roman" w:hAnsi="Times New Roman" w:cs="Times New Roman"/>
+          <w:kern w:val="0"/>
+          <w:lang w:eastAsia="en-GB"/>
+          <w14:ligatures w14:val="none"/>
+        </w:rPr>
+      </w:pPr>
+      <w:r>
+        <w:rPr>
+          <w:rFonts w:ascii="Times New Roman" w:eastAsia="Times New Roman" w:hAnsi="Times New Roman" w:cs="Times New Roman"/>
+          <w:noProof/>
+          <w:kern w:val="0"/>
+          <w:lang w:eastAsia="en-GB"/>
+        </w:rPr>
+        <w:pict w14:anchorId="3573A12A">
+          <v:rect id="_x0000_i1064" alt="" style="width:451.3pt;height:.05pt;mso-width-percent:0;mso-height-percent:0;mso-width-percent:0;mso-height-percent:0" o:hralign="center" o:hrstd="t" o:hr="t" fillcolor="#a0a0a0" stroked="f"/>
+        </w:pict>
+      </w:r>
+    </w:p>
+    <w:p>
+      <w:pPr>
+        <w:spacing w:before="100" w:beforeAutospacing="1" w:after="100" w:afterAutospacing="1" w:line="240" w:lineRule="auto"/>
+        <w:outlineLvl w:val="1"/>
+        <w:rPr>
+          <w:rFonts w:ascii="Times New Roman" w:eastAsia="Times New Roman" w:hAnsi="Times New Roman" w:cs="Times New Roman"/>
+          <w:b/>
+          <w:bCs/>
+          <w:kern w:val="0"/>
+          <w:sz w:val="36"/>
+          <w:szCs w:val="36"/>
+          <w:lang w:eastAsia="en-GB"/>
+          <w14:ligatures w14:val="none"/>
+        </w:rPr>
+      </w:pPr>
+      <w:r>
+        <w:rPr>
+          <w:rFonts w:ascii="Times New Roman" w:eastAsia="Times New Roman" w:hAnsi="Times New Roman" w:cs="Times New Roman"/>
+          <w:b/>
+          <w:bCs/>
+          <w:kern w:val="0"/>
+          <w:sz w:val="36"/>
+          <w:szCs w:val="36"/>
+          <w:lang w:eastAsia="en-GB"/>
+          <w14:ligatures w14:val="none"/>
+        </w:rPr>
+        <w:t>Q: Why normalize scores?</w:t>
+      </w:r>
+    </w:p>
+    <w:p>
+      <w:pPr>
+        <w:spacing w:before="100" w:beforeAutospacing="1" w:after="100" w:afterAutospacing="1" w:line="240" w:lineRule="auto"/>
+        <w:rPr>
+          <w:rFonts w:ascii="Times New Roman" w:eastAsia="Times New Roman" w:hAnsi="Times New Roman" w:cs="Times New Roman"/>
+          <w:kern w:val="0"/>
+          <w:lang w:eastAsia="en-GB"/>
+          <w14:ligatures w14:val="none"/>
+        </w:rPr>
+      </w:pPr>
+      <w:r>
+        <w:rPr>
+          <w:rFonts w:ascii="Times New Roman" w:eastAsia="Times New Roman" w:hAnsi="Times New Roman" w:cs="Times New Roman"/>
+          <w:kern w:val="0"/>
+          <w:lang w:eastAsia="en-GB"/>
+          <w14:ligatures w14:val="none"/>
+        </w:rPr>
+        <w:t>To make scores more interpretable and harmonized across retrievers, especially for debugging and intermediate use, though final ranking in your pipeline is based on CE.</w:t>
+      </w:r>
+    </w:p>
+    <w:p>
+      <w:pPr>
+        <w:spacing w:after="0" w:line="240" w:lineRule="auto"/>
+        <w:rPr>
+          <w:rFonts w:ascii="Times New Roman" w:eastAsia="Times New Roman" w:hAnsi="Times New Roman" w:cs="Times New Roman"/>
+          <w:kern w:val="0"/>
+          <w:lang w:eastAsia="en-GB"/>
+          <w14:ligatures w14:val="none"/>
+        </w:rPr>
+      </w:pPr>
+      <w:r>
+        <w:rPr>
+          <w:rFonts w:ascii="Times New Roman" w:eastAsia="Times New Roman" w:hAnsi="Times New Roman" w:cs="Times New Roman"/>
+          <w:noProof/>
+          <w:kern w:val="0"/>
+          <w:lang w:eastAsia="en-GB"/>
+        </w:rPr>
+        <w:pict w14:anchorId="4F3F29C9">
+          <v:rect id="_x0000_i1063" style="width:0;height:1.5pt" o:hralign="center" o:hrstd="t" o:hr="t" fillcolor="#a0a0a0" stroked="f"/>
+        </w:pict>
+      </w:r>
+    </w:p>
+    <w:p>
+      <w:pPr>
+        <w:spacing w:before="100" w:beforeAutospacing="1" w:after="100" w:afterAutospacing="1" w:line="240" w:lineRule="auto"/>
+        <w:outlineLvl w:val="1"/>
+        <w:rPr>
+          <w:rFonts w:ascii="Times New Roman" w:eastAsia="Times New Roman" w:hAnsi="Times New Roman" w:cs="Times New Roman"/>
+          <w:b/>
+          <w:bCs/>
+          <w:kern w:val="0"/>
+          <w:sz w:val="36"/>
+          <w:szCs w:val="36"/>
+          <w:lang w:eastAsia="en-GB"/>
+          <w14:ligatures w14:val="none"/>
+        </w:rPr>
+      </w:pPr>
+      <w:r>
+        <w:rPr>
+          <w:rFonts w:ascii="Times New Roman" w:eastAsia="Times New Roman" w:hAnsi="Times New Roman" w:cs="Times New Roman"/>
+          <w:b/>
+          <w:bCs/>
+          <w:kern w:val="0"/>
+          <w:sz w:val="36"/>
+          <w:szCs w:val="36"/>
+          <w:lang w:eastAsia="en-GB"/>
+          <w14:ligatures w14:val="none"/>
+        </w:rPr>
+        <w:t>Q: What is the final score in your system?</w:t>
+      </w:r>
+    </w:p>
+    <w:p>
+      <w:pPr>
+        <w:spacing w:before="100" w:beforeAutospacing="1" w:after="100" w:afterAutospacing="1" w:line="240" w:lineRule="auto"/>
+        <w:rPr>
+          <w:rFonts w:ascii="Times New Roman" w:eastAsia="Times New Roman" w:hAnsi="Times New Roman" w:cs="Times New Roman"/>
+          <w:kern w:val="0"/>
+          <w:lang w:eastAsia="en-GB"/>
+          <w14:ligatures w14:val="none"/>
+        </w:rPr>
+      </w:pPr>
+      <w:r>
+        <w:rPr>
+          <w:rFonts w:ascii="Times New Roman" w:eastAsia="Times New Roman" w:hAnsi="Times New Roman" w:cs="Times New Roman"/>
+          <w:kern w:val="0"/>
+          <w:lang w:eastAsia="en-GB"/>
+          <w14:ligatures w14:val="none"/>
+        </w:rPr>
+        <w:t>The final score is the cross-encoder score.</w:t>
+      </w:r>
+    </w:p>
+    <w:p>
+      <w:pPr>
+        <w:spacing w:before="100" w:beforeAutospacing="1" w:after="100" w:afterAutospacing="1" w:line="240" w:lineRule="auto"/>
+        <w:rPr>
+          <w:rFonts w:ascii="Times New Roman" w:eastAsia="Times New Roman" w:hAnsi="Times New Roman" w:cs="Times New Roman"/>
+          <w:kern w:val="0"/>
+          <w:lang w:eastAsia="en-GB"/>
+          <w14:ligatures w14:val="none"/>
+        </w:rPr>
+      </w:pPr>
+      <w:r>
+        <w:rPr>
+          <w:rFonts w:ascii="Times New Roman" w:eastAsia="Times New Roman" w:hAnsi="Times New Roman" w:cs="Times New Roman"/>
+          <w:kern w:val="0"/>
+          <w:lang w:eastAsia="en-GB"/>
+          <w14:ligatures w14:val="none"/>
+        </w:rPr>
+        <w:t>That is important:</w:t>
+      </w:r>
+    </w:p>
+    <w:p>
+      <w:pPr>
+        <w:numPr>
+          <w:ilvl w:val="0"/>
+          <w:numId w:val="30"/>
+        </w:numPr>
+        <w:spacing w:before="100" w:beforeAutospacing="1" w:after="100" w:afterAutospacing="1" w:line="240" w:lineRule="auto"/>
+        <w:rPr>
+          <w:rFonts w:ascii="Times New Roman" w:eastAsia="Times New Roman" w:hAnsi="Times New Roman" w:cs="Times New Roman"/>
+          <w:kern w:val="0"/>
+          <w:lang w:eastAsia="en-GB"/>
+          <w14:ligatures w14:val="none"/>
+        </w:rPr>
+      </w:pPr>
+      <w:r>
+        <w:rPr>
+          <w:rFonts w:ascii="Times New Roman" w:eastAsia="Times New Roman" w:hAnsi="Times New Roman" w:cs="Times New Roman"/>
+          <w:kern w:val="0"/>
+          <w:lang w:eastAsia="en-GB"/>
+          <w14:ligatures w14:val="none"/>
+        </w:rPr>
+        <w:t xml:space="preserve">ANN and BM25 are recall signals </w:t>
+      </w:r>
+    </w:p>
+    <w:p>
+      <w:pPr>
+        <w:numPr>
+          <w:ilvl w:val="0"/>
+          <w:numId w:val="30"/>
+        </w:numPr>
+        <w:spacing w:before="100" w:beforeAutospacing="1" w:after="100" w:afterAutospacing="1" w:line="240" w:lineRule="auto"/>
+        <w:rPr>
+          <w:rFonts w:ascii="Times New Roman" w:eastAsia="Times New Roman" w:hAnsi="Times New Roman" w:cs="Times New Roman"/>
+          <w:kern w:val="0"/>
+          <w:lang w:eastAsia="en-GB"/>
+          <w14:ligatures w14:val="none"/>
+        </w:rPr>
+      </w:pPr>
+      <w:r>
+        <w:rPr>
+          <w:rFonts w:ascii="Times New Roman" w:eastAsia="Times New Roman" w:hAnsi="Times New Roman" w:cs="Times New Roman"/>
+          <w:kern w:val="0"/>
+          <w:lang w:eastAsia="en-GB"/>
+          <w14:ligatures w14:val="none"/>
+        </w:rPr>
+        <w:t xml:space="preserve">RRF is fusion </w:t>
+      </w:r>
+    </w:p>
+    <w:p>
+      <w:pPr>
+        <w:numPr>
+          <w:ilvl w:val="0"/>
+          <w:numId w:val="30"/>
+        </w:numPr>
+        <w:spacing w:before="100" w:beforeAutospacing="1" w:after="100" w:afterAutospacing="1" w:line="240" w:lineRule="auto"/>
+        <w:rPr>
+          <w:rFonts w:ascii="Times New Roman" w:eastAsia="Times New Roman" w:hAnsi="Times New Roman" w:cs="Times New Roman"/>
+          <w:kern w:val="0"/>
+          <w:lang w:eastAsia="en-GB"/>
+          <w14:ligatures w14:val="none"/>
+        </w:rPr>
+      </w:pPr>
+      <w:r>
+        <w:rPr>
+          <w:rFonts w:ascii="Times New Roman" w:eastAsia="Times New Roman" w:hAnsi="Times New Roman" w:cs="Times New Roman"/>
+          <w:kern w:val="0"/>
+          <w:lang w:eastAsia="en-GB"/>
+          <w14:ligatures w14:val="none"/>
+        </w:rPr>
+        <w:t xml:space="preserve">CE is final precision signal </w:t>
+      </w:r>
+    </w:p>
+    <w:p>
+      <w:pPr>
+        <w:spacing w:after="0" w:line="240" w:lineRule="auto"/>
+        <w:rPr>
+          <w:rFonts w:ascii="Times New Roman" w:eastAsia="Times New Roman" w:hAnsi="Times New Roman" w:cs="Times New Roman"/>
+          <w:kern w:val="0"/>
+          <w:lang w:eastAsia="en-GB"/>
+          <w14:ligatures w14:val="none"/>
+        </w:rPr>
+      </w:pPr>
+      <w:r>
+        <w:rPr>
+          <w:rFonts w:ascii="Times New Roman" w:eastAsia="Times New Roman" w:hAnsi="Times New Roman" w:cs="Times New Roman"/>
+          <w:noProof/>
+          <w:kern w:val="0"/>
+          <w:lang w:eastAsia="en-GB"/>
+        </w:rPr>
+        <w:lastRenderedPageBreak/>
+        <w:pict w14:anchorId="61BD6A5D">
+          <v:rect id="_x0000_i1062" alt="" style="width:451.3pt;height:.05pt;mso-width-percent:0;mso-height-percent:0;mso-width-percent:0;mso-height-percent:0" o:hralign="center" o:hrstd="t" o:hr="t" fillcolor="#a0a0a0" stroked="f"/>
+        </w:pict>
+      </w:r>
+    </w:p>
+    <w:p>
+      <w:pPr>
+        <w:spacing w:before="100" w:beforeAutospacing="1" w:after="100" w:afterAutospacing="1" w:line="240" w:lineRule="auto"/>
+        <w:outlineLvl w:val="0"/>
+        <w:rPr>
+          <w:rFonts w:ascii="Times New Roman" w:eastAsia="Times New Roman" w:hAnsi="Times New Roman" w:cs="Times New Roman"/>
+          <w:b/>
+          <w:bCs/>
+          <w:kern w:val="36"/>
+          <w:sz w:val="48"/>
+          <w:szCs w:val="48"/>
+          <w:lang w:eastAsia="en-GB"/>
+          <w14:ligatures w14:val="none"/>
+        </w:rPr>
+      </w:pPr>
+      <w:r>
+        <w:rPr>
+          <w:rFonts w:ascii="Times New Roman" w:eastAsia="Times New Roman" w:hAnsi="Times New Roman" w:cs="Times New Roman"/>
+          <w:b/>
+          <w:bCs/>
+          <w:kern w:val="36"/>
+          <w:sz w:val="48"/>
+          <w:szCs w:val="48"/>
+          <w:lang w:eastAsia="en-GB"/>
+          <w14:ligatures w14:val="none"/>
+        </w:rPr>
+        <w:t>9. Super simple explanation you can say in interview</w:t>
+      </w:r>
+    </w:p>
+    <w:p>
+      <w:pPr>
+        <w:spacing w:before="100" w:beforeAutospacing="1" w:after="100" w:afterAutospacing="1" w:line="240" w:lineRule="auto"/>
+        <w:rPr>
+          <w:rFonts w:ascii="Times New Roman" w:eastAsia="Times New Roman" w:hAnsi="Times New Roman" w:cs="Times New Roman"/>
+          <w:kern w:val="0"/>
+          <w:lang w:eastAsia="en-GB"/>
+          <w14:ligatures w14:val="none"/>
+        </w:rPr>
+      </w:pPr>
+      <w:r>
+        <w:rPr>
+          <w:rFonts w:ascii="Times New Roman" w:eastAsia="Times New Roman" w:hAnsi="Times New Roman" w:cs="Times New Roman"/>
+          <w:kern w:val="0"/>
+          <w:lang w:eastAsia="en-GB"/>
+          <w14:ligatures w14:val="none"/>
+        </w:rPr>
+        <w:t>If they say “Explain this like I’m non-technical,” say:</w:t>
+      </w:r>
+    </w:p>
+    <w:p>
+      <w:pPr>
+        <w:spacing w:before="100" w:beforeAutospacing="1" w:after="100" w:afterAutospacing="1" w:line="240" w:lineRule="auto"/>
+        <w:rPr>
+          <w:rFonts w:ascii="Times New Roman" w:eastAsia="Times New Roman" w:hAnsi="Times New Roman" w:cs="Times New Roman"/>
+          <w:kern w:val="0"/>
+          <w:lang w:eastAsia="en-GB"/>
+          <w14:ligatures w14:val="none"/>
+        </w:rPr>
+      </w:pPr>
+      <w:r>
+        <w:rPr>
+          <w:rFonts w:ascii="Times New Roman" w:eastAsia="Times New Roman" w:hAnsi="Times New Roman" w:cs="Times New Roman"/>
+          <w:kern w:val="0"/>
+          <w:lang w:eastAsia="en-GB"/>
+          <w14:ligatures w14:val="none"/>
+        </w:rPr>
+        <w:t>“I use three levels of search. First, vector search finds semantically similar chunks. Second, BM25 finds chunks with the right keywords. Third, I merge those candidates and rerank them with a cross-encoder, which reads the query and chunk together to judge exact relevance. This gives me both high recall and high precision.”</w:t>
+      </w:r>
+    </w:p>
+    <w:p>
+      <w:pPr>
+        <w:spacing w:before="100" w:beforeAutospacing="1" w:after="100" w:afterAutospacing="1" w:line="240" w:lineRule="auto"/>
+        <w:rPr>
+          <w:rFonts w:ascii="Times New Roman" w:eastAsia="Times New Roman" w:hAnsi="Times New Roman" w:cs="Times New Roman"/>
+          <w:kern w:val="0"/>
+          <w:lang w:eastAsia="en-GB"/>
+          <w14:ligatures w14:val="none"/>
+        </w:rPr>
+      </w:pPr>
+      <w:r>
+        <w:rPr>
+          <w:rFonts w:ascii="Times New Roman" w:eastAsia="Times New Roman" w:hAnsi="Times New Roman" w:cs="Times New Roman"/>
+          <w:kern w:val="0"/>
+          <w:lang w:eastAsia="en-GB"/>
+          <w14:ligatures w14:val="none"/>
+        </w:rPr>
+        <w:t>That is clean and strong.</w:t>
+      </w:r>
+    </w:p>
+    <w:p>
+      <w:pPr>
+        <w:spacing w:after="0" w:line="240" w:lineRule="auto"/>
+        <w:rPr>
+          <w:rFonts w:ascii="Times New Roman" w:eastAsia="Times New Roman" w:hAnsi="Times New Roman" w:cs="Times New Roman"/>
+          <w:kern w:val="0"/>
+          <w:lang w:eastAsia="en-GB"/>
+          <w14:ligatures w14:val="none"/>
+        </w:rPr>
+      </w:pPr>
+      <w:r>
+        <w:rPr>
+          <w:rFonts w:ascii="Times New Roman" w:eastAsia="Times New Roman" w:hAnsi="Times New Roman" w:cs="Times New Roman"/>
+          <w:noProof/>
+          <w:kern w:val="0"/>
+          <w:lang w:eastAsia="en-GB"/>
+        </w:rPr>
+        <w:pict w14:anchorId="0153C19B">
+          <v:rect id="_x0000_i1061" style="width:0;height:1.5pt" o:hralign="center" o:hrstd="t" o:hr="t" fillcolor="#a0a0a0" stroked="f"/>
+        </w:pict>
+      </w:r>
+    </w:p>
+    <w:p>
+      <w:pPr>
+        <w:spacing w:before="100" w:beforeAutospacing="1" w:after="100" w:afterAutospacing="1" w:line="240" w:lineRule="auto"/>
+        <w:outlineLvl w:val="0"/>
+        <w:rPr>
+          <w:rFonts w:ascii="Times New Roman" w:eastAsia="Times New Roman" w:hAnsi="Times New Roman" w:cs="Times New Roman"/>
+          <w:b/>
+          <w:bCs/>
+          <w:kern w:val="36"/>
+          <w:sz w:val="48"/>
+          <w:szCs w:val="48"/>
+          <w:lang w:eastAsia="en-GB"/>
+          <w14:ligatures w14:val="none"/>
+        </w:rPr>
+      </w:pPr>
+      <w:r>
+        <w:rPr>
+          <w:rFonts w:ascii="Times New Roman" w:eastAsia="Times New Roman" w:hAnsi="Times New Roman" w:cs="Times New Roman"/>
+          <w:b/>
+          <w:bCs/>
+          <w:kern w:val="36"/>
+          <w:sz w:val="48"/>
+          <w:szCs w:val="48"/>
+          <w:lang w:eastAsia="en-GB"/>
+          <w14:ligatures w14:val="none"/>
+        </w:rPr>
+        <w:t>10. A slightly deeper technical version</w:t>
+      </w:r>
+    </w:p>
+    <w:p>
+      <w:pPr>
+        <w:spacing w:before="100" w:beforeAutospacing="1" w:after="100" w:afterAutospacing="1" w:line="240" w:lineRule="auto"/>
+        <w:rPr>
+          <w:rFonts w:ascii="Times New Roman" w:eastAsia="Times New Roman" w:hAnsi="Times New Roman" w:cs="Times New Roman"/>
+          <w:kern w:val="0"/>
+          <w:lang w:eastAsia="en-GB"/>
+          <w14:ligatures w14:val="none"/>
+        </w:rPr>
+      </w:pPr>
+      <w:r>
+        <w:rPr>
+          <w:rFonts w:ascii="Times New Roman" w:eastAsia="Times New Roman" w:hAnsi="Times New Roman" w:cs="Times New Roman"/>
+          <w:kern w:val="0"/>
+          <w:lang w:eastAsia="en-GB"/>
+          <w14:ligatures w14:val="none"/>
+        </w:rPr>
+        <w:t>“BM25 is my lexical retriever and uses TF, IDF, and document-length normalization to score exact term overlap. ANN operates in embedding space and retrieves semantically similar chunks using nearest-neighbor search over stored vectors. Since BM25 and ANN are complementary and produce different ranked lists, I combine them with Reciprocal Rank Fusion, which is rank-based and robust to incomparable score scales. Then I apply a cross-encoder reranker to the top fused candidates, because a cross-encoder jointly reads the query and candidate chunk and gives a much stronger relevance estimate than embedding similarity alone.”</w:t>
+      </w:r>
+    </w:p>
+    <w:p>
+      <w:pPr>
+        <w:spacing w:before="100" w:beforeAutospacing="1" w:after="100" w:afterAutospacing="1" w:line="240" w:lineRule="auto"/>
+        <w:rPr>
+          <w:rFonts w:ascii="Times New Roman" w:eastAsia="Times New Roman" w:hAnsi="Times New Roman" w:cs="Times New Roman"/>
+          <w:kern w:val="0"/>
+          <w:lang w:eastAsia="en-GB"/>
+          <w14:ligatures w14:val="none"/>
+        </w:rPr>
+      </w:pPr>
+      <w:r>
+        <w:rPr>
+          <w:rFonts w:ascii="Times New Roman" w:eastAsia="Times New Roman" w:hAnsi="Times New Roman" w:cs="Times New Roman"/>
+          <w:kern w:val="0"/>
+          <w:lang w:eastAsia="en-GB"/>
+          <w14:ligatures w14:val="none"/>
+        </w:rPr>
+        <w:t>That is an excellent answer.</w:t>
+      </w:r>
+    </w:p>
+    <w:p>
+      <w:pPr>
+        <w:spacing w:before="100" w:beforeAutospacing="1" w:after="100" w:afterAutospacing="1" w:line="240" w:lineRule="auto"/>
+        <w:rPr>
+          <w:rFonts w:ascii="Times New Roman" w:eastAsia="Times New Roman" w:hAnsi="Times New Roman" w:cs="Times New Roman"/>
+          <w:kern w:val="0"/>
+          <w:lang w:eastAsia="en-GB"/>
+          <w14:ligatures w14:val="none"/>
+        </w:rPr>
+      </w:pPr>
     </w:p>
     <w:p/>
     <w:sectPr>
@@ -2380,6 +8166,304 @@
 <file path=word/numbering.xml><?xml version="1.0" encoding="utf-8"?>
 <w:numbering xmlns:wpc="http://schemas.microsoft.com/office/word/2010/wordprocessingCanvas" xmlns:cx="http://schemas.microsoft.com/office/drawing/2014/chartex" xmlns:cx1="http://schemas.microsoft.com/office/drawing/2015/9/8/chartex" xmlns:cx2="http://schemas.microsoft.com/office/drawing/2015/10/21/chartex" xmlns:cx3="http://schemas.microsoft.com/office/drawing/2016/5/9/chartex" xmlns:cx4="http://schemas.microsoft.com/office/drawing/2016/5/10/chartex" xmlns:cx5="http://schemas.microsoft.com/office/drawing/2016/5/11/chartex" xmlns:cx6="http://schemas.microsoft.com/office/drawing/2016/5/12/chartex" xmlns:cx7="http://schemas.microsoft.com/office/drawing/2016/5/13/chartex" xmlns:cx8="http://schemas.microsoft.com/office/drawing/2016/5/14/chartex" xmlns:mc="http://schemas.openxmlformats.org/markup-compatibility/2006" xmlns:aink="http://schemas.microsoft.com/office/drawing/2016/ink" xmlns:am3d="http://schemas.microsoft.com/office/drawing/2017/model3d" xmlns:o="urn:schemas-microsoft-com:office:office" xmlns:oel="http://schemas.microsoft.com/office/2019/extlst" xmlns:r="http://schemas.openxmlformats.org/officeDocument/2006/relationships" xmlns:m="http://schemas.openxmlformats.org/officeDocument/2006/math" xmlns:v="urn:schemas-microsoft-com:vml" xmlns:wp14="http://schemas.microsoft.com/office/word/2010/wordprocessingDrawing" xmlns:wp="http://schemas.openxmlformats.org/drawingml/2006/wordprocessingDrawing" xmlns:w10="urn:schemas-microsoft-com:office:word" xmlns:w="http://schemas.openxmlformats.org/wordprocessingml/2006/main" xmlns:w14="http://schemas.microsoft.com/office/word/2010/wordml" xmlns:w15="http://schemas.microsoft.com/office/word/2012/wordml" xmlns:w16cex="http://schemas.microsoft.com/office/word/2018/wordml/cex" xmlns:w16cid="http://schemas.microsoft.com/office/word/2016/wordml/cid" xmlns:w16="http://schemas.microsoft.com/office/word/2018/wordml" xmlns:w16du="http://schemas.microsoft.com/office/word/2023/wordml/word16du" xmlns:w16sdtdh="http://schemas.microsoft.com/office/word/2020/wordml/sdtdatahash" xmlns:w16sdtfl="http://schemas.microsoft.com/office/word/2024/wordml/sdtformatlock" xmlns:w16se="http://schemas.microsoft.com/office/word/2015/wordml/symex" xmlns:wpg="http://schemas.microsoft.com/office/word/2010/wordprocessingGroup" xmlns:wpi="http://schemas.microsoft.com/office/word/2010/wordprocessingInk" xmlns:wne="http://schemas.microsoft.com/office/word/2006/wordml" xmlns:wps="http://schemas.microsoft.com/office/word/2010/wordprocessingShape" mc:Ignorable="w14 w15 w16se w16cid w16 w16cex w16sdtdh w16sdtfl w16du wp14">
   <w:abstractNum w:abstractNumId="0" w15:restartNumberingAfterBreak="0">
+    <w:nsid w:val="021B64DA"/>
+    <w:multiLevelType w:val="multilevel"/>
+    <w:tmpl w:val="BB6819AE"/>
+    <w:lvl w:ilvl="0">
+      <w:start w:val="1"/>
+      <w:numFmt w:val="bullet"/>
+      <w:lvlText w:val=""/>
+      <w:lvlJc w:val="left"/>
+      <w:pPr>
+        <w:tabs>
+          <w:tab w:val="num" w:pos="720"/>
+        </w:tabs>
+        <w:ind w:left="720" w:hanging="360"/>
+      </w:pPr>
+      <w:rPr>
+        <w:rFonts w:ascii="Symbol" w:hAnsi="Symbol" w:hint="default"/>
+        <w:sz w:val="20"/>
+      </w:rPr>
+    </w:lvl>
+    <w:lvl w:ilvl="1" w:tentative="1">
+      <w:start w:val="1"/>
+      <w:numFmt w:val="bullet"/>
+      <w:lvlText w:val="o"/>
+      <w:lvlJc w:val="left"/>
+      <w:pPr>
+        <w:tabs>
+          <w:tab w:val="num" w:pos="1440"/>
+        </w:tabs>
+        <w:ind w:left="1440" w:hanging="360"/>
+      </w:pPr>
+      <w:rPr>
+        <w:rFonts w:ascii="Courier New" w:hAnsi="Courier New" w:hint="default"/>
+        <w:sz w:val="20"/>
+      </w:rPr>
+    </w:lvl>
+    <w:lvl w:ilvl="2" w:tentative="1">
+      <w:start w:val="1"/>
+      <w:numFmt w:val="bullet"/>
+      <w:lvlText w:val=""/>
+      <w:lvlJc w:val="left"/>
+      <w:pPr>
+        <w:tabs>
+          <w:tab w:val="num" w:pos="2160"/>
+        </w:tabs>
+        <w:ind w:left="2160" w:hanging="360"/>
+      </w:pPr>
+      <w:rPr>
+        <w:rFonts w:ascii="Wingdings" w:hAnsi="Wingdings" w:hint="default"/>
+        <w:sz w:val="20"/>
+      </w:rPr>
+    </w:lvl>
+    <w:lvl w:ilvl="3" w:tentative="1">
+      <w:start w:val="1"/>
+      <w:numFmt w:val="bullet"/>
+      <w:lvlText w:val=""/>
+      <w:lvlJc w:val="left"/>
+      <w:pPr>
+        <w:tabs>
+          <w:tab w:val="num" w:pos="2880"/>
+        </w:tabs>
+        <w:ind w:left="2880" w:hanging="360"/>
+      </w:pPr>
+      <w:rPr>
+        <w:rFonts w:ascii="Wingdings" w:hAnsi="Wingdings" w:hint="default"/>
+        <w:sz w:val="20"/>
+      </w:rPr>
+    </w:lvl>
+    <w:lvl w:ilvl="4" w:tentative="1">
+      <w:start w:val="1"/>
+      <w:numFmt w:val="bullet"/>
+      <w:lvlText w:val=""/>
+      <w:lvlJc w:val="left"/>
+      <w:pPr>
+        <w:tabs>
+          <w:tab w:val="num" w:pos="3600"/>
+        </w:tabs>
+        <w:ind w:left="3600" w:hanging="360"/>
+      </w:pPr>
+      <w:rPr>
+        <w:rFonts w:ascii="Wingdings" w:hAnsi="Wingdings" w:hint="default"/>
+        <w:sz w:val="20"/>
+      </w:rPr>
+    </w:lvl>
+    <w:lvl w:ilvl="5" w:tentative="1">
+      <w:start w:val="1"/>
+      <w:numFmt w:val="bullet"/>
+      <w:lvlText w:val=""/>
+      <w:lvlJc w:val="left"/>
+      <w:pPr>
+        <w:tabs>
+          <w:tab w:val="num" w:pos="4320"/>
+        </w:tabs>
+        <w:ind w:left="4320" w:hanging="360"/>
+      </w:pPr>
+      <w:rPr>
+        <w:rFonts w:ascii="Wingdings" w:hAnsi="Wingdings" w:hint="default"/>
+        <w:sz w:val="20"/>
+      </w:rPr>
+    </w:lvl>
+    <w:lvl w:ilvl="6" w:tentative="1">
+      <w:start w:val="1"/>
+      <w:numFmt w:val="bullet"/>
+      <w:lvlText w:val=""/>
+      <w:lvlJc w:val="left"/>
+      <w:pPr>
+        <w:tabs>
+          <w:tab w:val="num" w:pos="5040"/>
+        </w:tabs>
+        <w:ind w:left="5040" w:hanging="360"/>
+      </w:pPr>
+      <w:rPr>
+        <w:rFonts w:ascii="Wingdings" w:hAnsi="Wingdings" w:hint="default"/>
+        <w:sz w:val="20"/>
+      </w:rPr>
+    </w:lvl>
+    <w:lvl w:ilvl="7" w:tentative="1">
+      <w:start w:val="1"/>
+      <w:numFmt w:val="bullet"/>
+      <w:lvlText w:val=""/>
+      <w:lvlJc w:val="left"/>
+      <w:pPr>
+        <w:tabs>
+          <w:tab w:val="num" w:pos="5760"/>
+        </w:tabs>
+        <w:ind w:left="5760" w:hanging="360"/>
+      </w:pPr>
+      <w:rPr>
+        <w:rFonts w:ascii="Wingdings" w:hAnsi="Wingdings" w:hint="default"/>
+        <w:sz w:val="20"/>
+      </w:rPr>
+    </w:lvl>
+    <w:lvl w:ilvl="8" w:tentative="1">
+      <w:start w:val="1"/>
+      <w:numFmt w:val="bullet"/>
+      <w:lvlText w:val=""/>
+      <w:lvlJc w:val="left"/>
+      <w:pPr>
+        <w:tabs>
+          <w:tab w:val="num" w:pos="6480"/>
+        </w:tabs>
+        <w:ind w:left="6480" w:hanging="360"/>
+      </w:pPr>
+      <w:rPr>
+        <w:rFonts w:ascii="Wingdings" w:hAnsi="Wingdings" w:hint="default"/>
+        <w:sz w:val="20"/>
+      </w:rPr>
+    </w:lvl>
+  </w:abstractNum>
+  <w:abstractNum w:abstractNumId="1" w15:restartNumberingAfterBreak="0">
+    <w:nsid w:val="066F137E"/>
+    <w:multiLevelType w:val="multilevel"/>
+    <w:tmpl w:val="DD4AF81A"/>
+    <w:lvl w:ilvl="0">
+      <w:start w:val="1"/>
+      <w:numFmt w:val="bullet"/>
+      <w:lvlText w:val=""/>
+      <w:lvlJc w:val="left"/>
+      <w:pPr>
+        <w:tabs>
+          <w:tab w:val="num" w:pos="720"/>
+        </w:tabs>
+        <w:ind w:left="720" w:hanging="360"/>
+      </w:pPr>
+      <w:rPr>
+        <w:rFonts w:ascii="Symbol" w:hAnsi="Symbol" w:hint="default"/>
+        <w:sz w:val="20"/>
+      </w:rPr>
+    </w:lvl>
+    <w:lvl w:ilvl="1" w:tentative="1">
+      <w:start w:val="1"/>
+      <w:numFmt w:val="bullet"/>
+      <w:lvlText w:val="o"/>
+      <w:lvlJc w:val="left"/>
+      <w:pPr>
+        <w:tabs>
+          <w:tab w:val="num" w:pos="1440"/>
+        </w:tabs>
+        <w:ind w:left="1440" w:hanging="360"/>
+      </w:pPr>
+      <w:rPr>
+        <w:rFonts w:ascii="Courier New" w:hAnsi="Courier New" w:hint="default"/>
+        <w:sz w:val="20"/>
+      </w:rPr>
+    </w:lvl>
+    <w:lvl w:ilvl="2" w:tentative="1">
+      <w:start w:val="1"/>
+      <w:numFmt w:val="bullet"/>
+      <w:lvlText w:val=""/>
+      <w:lvlJc w:val="left"/>
+      <w:pPr>
+        <w:tabs>
+          <w:tab w:val="num" w:pos="2160"/>
+        </w:tabs>
+        <w:ind w:left="2160" w:hanging="360"/>
+      </w:pPr>
+      <w:rPr>
+        <w:rFonts w:ascii="Wingdings" w:hAnsi="Wingdings" w:hint="default"/>
+        <w:sz w:val="20"/>
+      </w:rPr>
+    </w:lvl>
+    <w:lvl w:ilvl="3" w:tentative="1">
+      <w:start w:val="1"/>
+      <w:numFmt w:val="bullet"/>
+      <w:lvlText w:val=""/>
+      <w:lvlJc w:val="left"/>
+      <w:pPr>
+        <w:tabs>
+          <w:tab w:val="num" w:pos="2880"/>
+        </w:tabs>
+        <w:ind w:left="2880" w:hanging="360"/>
+      </w:pPr>
+      <w:rPr>
+        <w:rFonts w:ascii="Wingdings" w:hAnsi="Wingdings" w:hint="default"/>
+        <w:sz w:val="20"/>
+      </w:rPr>
+    </w:lvl>
+    <w:lvl w:ilvl="4" w:tentative="1">
+      <w:start w:val="1"/>
+      <w:numFmt w:val="bullet"/>
+      <w:lvlText w:val=""/>
+      <w:lvlJc w:val="left"/>
+      <w:pPr>
+        <w:tabs>
+          <w:tab w:val="num" w:pos="3600"/>
+        </w:tabs>
+        <w:ind w:left="3600" w:hanging="360"/>
+      </w:pPr>
+      <w:rPr>
+        <w:rFonts w:ascii="Wingdings" w:hAnsi="Wingdings" w:hint="default"/>
+        <w:sz w:val="20"/>
+      </w:rPr>
+    </w:lvl>
+    <w:lvl w:ilvl="5" w:tentative="1">
+      <w:start w:val="1"/>
+      <w:numFmt w:val="bullet"/>
+      <w:lvlText w:val=""/>
+      <w:lvlJc w:val="left"/>
+      <w:pPr>
+        <w:tabs>
+          <w:tab w:val="num" w:pos="4320"/>
+        </w:tabs>
+        <w:ind w:left="4320" w:hanging="360"/>
+      </w:pPr>
+      <w:rPr>
+        <w:rFonts w:ascii="Wingdings" w:hAnsi="Wingdings" w:hint="default"/>
+        <w:sz w:val="20"/>
+      </w:rPr>
+    </w:lvl>
+    <w:lvl w:ilvl="6" w:tentative="1">
+      <w:start w:val="1"/>
+      <w:numFmt w:val="bullet"/>
+      <w:lvlText w:val=""/>
+      <w:lvlJc w:val="left"/>
+      <w:pPr>
+        <w:tabs>
+          <w:tab w:val="num" w:pos="5040"/>
+        </w:tabs>
+        <w:ind w:left="5040" w:hanging="360"/>
+      </w:pPr>
+      <w:rPr>
+        <w:rFonts w:ascii="Wingdings" w:hAnsi="Wingdings" w:hint="default"/>
+        <w:sz w:val="20"/>
+      </w:rPr>
+    </w:lvl>
+    <w:lvl w:ilvl="7" w:tentative="1">
+      <w:start w:val="1"/>
+      <w:numFmt w:val="bullet"/>
+      <w:lvlText w:val=""/>
+      <w:lvlJc w:val="left"/>
+      <w:pPr>
+        <w:tabs>
+          <w:tab w:val="num" w:pos="5760"/>
+        </w:tabs>
+        <w:ind w:left="5760" w:hanging="360"/>
+      </w:pPr>
+      <w:rPr>
+        <w:rFonts w:ascii="Wingdings" w:hAnsi="Wingdings" w:hint="default"/>
+        <w:sz w:val="20"/>
+      </w:rPr>
+    </w:lvl>
+    <w:lvl w:ilvl="8" w:tentative="1">
+      <w:start w:val="1"/>
+      <w:numFmt w:val="bullet"/>
+      <w:lvlText w:val=""/>
+      <w:lvlJc w:val="left"/>
+      <w:pPr>
+        <w:tabs>
+          <w:tab w:val="num" w:pos="6480"/>
+        </w:tabs>
+        <w:ind w:left="6480" w:hanging="360"/>
+      </w:pPr>
+      <w:rPr>
+        <w:rFonts w:ascii="Wingdings" w:hAnsi="Wingdings" w:hint="default"/>
+        <w:sz w:val="20"/>
+      </w:rPr>
+    </w:lvl>
+  </w:abstractNum>
+  <w:abstractNum w:abstractNumId="2" w15:restartNumberingAfterBreak="0">
     <w:nsid w:val="075A3E47"/>
     <w:multiLevelType w:val="multilevel"/>
     <w:tmpl w:val="F176CF0C"/>
@@ -2528,7 +8612,1050 @@
       </w:rPr>
     </w:lvl>
   </w:abstractNum>
-  <w:abstractNum w:abstractNumId="1" w15:restartNumberingAfterBreak="0">
+  <w:abstractNum w:abstractNumId="3" w15:restartNumberingAfterBreak="0">
+    <w:nsid w:val="077D67F9"/>
+    <w:multiLevelType w:val="multilevel"/>
+    <w:tmpl w:val="078E3618"/>
+    <w:lvl w:ilvl="0">
+      <w:start w:val="1"/>
+      <w:numFmt w:val="bullet"/>
+      <w:lvlText w:val=""/>
+      <w:lvlJc w:val="left"/>
+      <w:pPr>
+        <w:tabs>
+          <w:tab w:val="num" w:pos="720"/>
+        </w:tabs>
+        <w:ind w:left="720" w:hanging="360"/>
+      </w:pPr>
+      <w:rPr>
+        <w:rFonts w:ascii="Symbol" w:hAnsi="Symbol" w:hint="default"/>
+        <w:sz w:val="20"/>
+      </w:rPr>
+    </w:lvl>
+    <w:lvl w:ilvl="1" w:tentative="1">
+      <w:start w:val="1"/>
+      <w:numFmt w:val="bullet"/>
+      <w:lvlText w:val="o"/>
+      <w:lvlJc w:val="left"/>
+      <w:pPr>
+        <w:tabs>
+          <w:tab w:val="num" w:pos="1440"/>
+        </w:tabs>
+        <w:ind w:left="1440" w:hanging="360"/>
+      </w:pPr>
+      <w:rPr>
+        <w:rFonts w:ascii="Courier New" w:hAnsi="Courier New" w:hint="default"/>
+        <w:sz w:val="20"/>
+      </w:rPr>
+    </w:lvl>
+    <w:lvl w:ilvl="2" w:tentative="1">
+      <w:start w:val="1"/>
+      <w:numFmt w:val="bullet"/>
+      <w:lvlText w:val=""/>
+      <w:lvlJc w:val="left"/>
+      <w:pPr>
+        <w:tabs>
+          <w:tab w:val="num" w:pos="2160"/>
+        </w:tabs>
+        <w:ind w:left="2160" w:hanging="360"/>
+      </w:pPr>
+      <w:rPr>
+        <w:rFonts w:ascii="Wingdings" w:hAnsi="Wingdings" w:hint="default"/>
+        <w:sz w:val="20"/>
+      </w:rPr>
+    </w:lvl>
+    <w:lvl w:ilvl="3" w:tentative="1">
+      <w:start w:val="1"/>
+      <w:numFmt w:val="bullet"/>
+      <w:lvlText w:val=""/>
+      <w:lvlJc w:val="left"/>
+      <w:pPr>
+        <w:tabs>
+          <w:tab w:val="num" w:pos="2880"/>
+        </w:tabs>
+        <w:ind w:left="2880" w:hanging="360"/>
+      </w:pPr>
+      <w:rPr>
+        <w:rFonts w:ascii="Wingdings" w:hAnsi="Wingdings" w:hint="default"/>
+        <w:sz w:val="20"/>
+      </w:rPr>
+    </w:lvl>
+    <w:lvl w:ilvl="4" w:tentative="1">
+      <w:start w:val="1"/>
+      <w:numFmt w:val="bullet"/>
+      <w:lvlText w:val=""/>
+      <w:lvlJc w:val="left"/>
+      <w:pPr>
+        <w:tabs>
+          <w:tab w:val="num" w:pos="3600"/>
+        </w:tabs>
+        <w:ind w:left="3600" w:hanging="360"/>
+      </w:pPr>
+      <w:rPr>
+        <w:rFonts w:ascii="Wingdings" w:hAnsi="Wingdings" w:hint="default"/>
+        <w:sz w:val="20"/>
+      </w:rPr>
+    </w:lvl>
+    <w:lvl w:ilvl="5" w:tentative="1">
+      <w:start w:val="1"/>
+      <w:numFmt w:val="bullet"/>
+      <w:lvlText w:val=""/>
+      <w:lvlJc w:val="left"/>
+      <w:pPr>
+        <w:tabs>
+          <w:tab w:val="num" w:pos="4320"/>
+        </w:tabs>
+        <w:ind w:left="4320" w:hanging="360"/>
+      </w:pPr>
+      <w:rPr>
+        <w:rFonts w:ascii="Wingdings" w:hAnsi="Wingdings" w:hint="default"/>
+        <w:sz w:val="20"/>
+      </w:rPr>
+    </w:lvl>
+    <w:lvl w:ilvl="6" w:tentative="1">
+      <w:start w:val="1"/>
+      <w:numFmt w:val="bullet"/>
+      <w:lvlText w:val=""/>
+      <w:lvlJc w:val="left"/>
+      <w:pPr>
+        <w:tabs>
+          <w:tab w:val="num" w:pos="5040"/>
+        </w:tabs>
+        <w:ind w:left="5040" w:hanging="360"/>
+      </w:pPr>
+      <w:rPr>
+        <w:rFonts w:ascii="Wingdings" w:hAnsi="Wingdings" w:hint="default"/>
+        <w:sz w:val="20"/>
+      </w:rPr>
+    </w:lvl>
+    <w:lvl w:ilvl="7" w:tentative="1">
+      <w:start w:val="1"/>
+      <w:numFmt w:val="bullet"/>
+      <w:lvlText w:val=""/>
+      <w:lvlJc w:val="left"/>
+      <w:pPr>
+        <w:tabs>
+          <w:tab w:val="num" w:pos="5760"/>
+        </w:tabs>
+        <w:ind w:left="5760" w:hanging="360"/>
+      </w:pPr>
+      <w:rPr>
+        <w:rFonts w:ascii="Wingdings" w:hAnsi="Wingdings" w:hint="default"/>
+        <w:sz w:val="20"/>
+      </w:rPr>
+    </w:lvl>
+    <w:lvl w:ilvl="8" w:tentative="1">
+      <w:start w:val="1"/>
+      <w:numFmt w:val="bullet"/>
+      <w:lvlText w:val=""/>
+      <w:lvlJc w:val="left"/>
+      <w:pPr>
+        <w:tabs>
+          <w:tab w:val="num" w:pos="6480"/>
+        </w:tabs>
+        <w:ind w:left="6480" w:hanging="360"/>
+      </w:pPr>
+      <w:rPr>
+        <w:rFonts w:ascii="Wingdings" w:hAnsi="Wingdings" w:hint="default"/>
+        <w:sz w:val="20"/>
+      </w:rPr>
+    </w:lvl>
+  </w:abstractNum>
+  <w:abstractNum w:abstractNumId="4" w15:restartNumberingAfterBreak="0">
+    <w:nsid w:val="0AB31B85"/>
+    <w:multiLevelType w:val="multilevel"/>
+    <w:tmpl w:val="0492978A"/>
+    <w:lvl w:ilvl="0">
+      <w:start w:val="1"/>
+      <w:numFmt w:val="bullet"/>
+      <w:lvlText w:val=""/>
+      <w:lvlJc w:val="left"/>
+      <w:pPr>
+        <w:tabs>
+          <w:tab w:val="num" w:pos="720"/>
+        </w:tabs>
+        <w:ind w:left="720" w:hanging="360"/>
+      </w:pPr>
+      <w:rPr>
+        <w:rFonts w:ascii="Symbol" w:hAnsi="Symbol" w:hint="default"/>
+        <w:sz w:val="20"/>
+      </w:rPr>
+    </w:lvl>
+    <w:lvl w:ilvl="1" w:tentative="1">
+      <w:start w:val="1"/>
+      <w:numFmt w:val="bullet"/>
+      <w:lvlText w:val="o"/>
+      <w:lvlJc w:val="left"/>
+      <w:pPr>
+        <w:tabs>
+          <w:tab w:val="num" w:pos="1440"/>
+        </w:tabs>
+        <w:ind w:left="1440" w:hanging="360"/>
+      </w:pPr>
+      <w:rPr>
+        <w:rFonts w:ascii="Courier New" w:hAnsi="Courier New" w:hint="default"/>
+        <w:sz w:val="20"/>
+      </w:rPr>
+    </w:lvl>
+    <w:lvl w:ilvl="2" w:tentative="1">
+      <w:start w:val="1"/>
+      <w:numFmt w:val="bullet"/>
+      <w:lvlText w:val=""/>
+      <w:lvlJc w:val="left"/>
+      <w:pPr>
+        <w:tabs>
+          <w:tab w:val="num" w:pos="2160"/>
+        </w:tabs>
+        <w:ind w:left="2160" w:hanging="360"/>
+      </w:pPr>
+      <w:rPr>
+        <w:rFonts w:ascii="Wingdings" w:hAnsi="Wingdings" w:hint="default"/>
+        <w:sz w:val="20"/>
+      </w:rPr>
+    </w:lvl>
+    <w:lvl w:ilvl="3" w:tentative="1">
+      <w:start w:val="1"/>
+      <w:numFmt w:val="bullet"/>
+      <w:lvlText w:val=""/>
+      <w:lvlJc w:val="left"/>
+      <w:pPr>
+        <w:tabs>
+          <w:tab w:val="num" w:pos="2880"/>
+        </w:tabs>
+        <w:ind w:left="2880" w:hanging="360"/>
+      </w:pPr>
+      <w:rPr>
+        <w:rFonts w:ascii="Wingdings" w:hAnsi="Wingdings" w:hint="default"/>
+        <w:sz w:val="20"/>
+      </w:rPr>
+    </w:lvl>
+    <w:lvl w:ilvl="4" w:tentative="1">
+      <w:start w:val="1"/>
+      <w:numFmt w:val="bullet"/>
+      <w:lvlText w:val=""/>
+      <w:lvlJc w:val="left"/>
+      <w:pPr>
+        <w:tabs>
+          <w:tab w:val="num" w:pos="3600"/>
+        </w:tabs>
+        <w:ind w:left="3600" w:hanging="360"/>
+      </w:pPr>
+      <w:rPr>
+        <w:rFonts w:ascii="Wingdings" w:hAnsi="Wingdings" w:hint="default"/>
+        <w:sz w:val="20"/>
+      </w:rPr>
+    </w:lvl>
+    <w:lvl w:ilvl="5" w:tentative="1">
+      <w:start w:val="1"/>
+      <w:numFmt w:val="bullet"/>
+      <w:lvlText w:val=""/>
+      <w:lvlJc w:val="left"/>
+      <w:pPr>
+        <w:tabs>
+          <w:tab w:val="num" w:pos="4320"/>
+        </w:tabs>
+        <w:ind w:left="4320" w:hanging="360"/>
+      </w:pPr>
+      <w:rPr>
+        <w:rFonts w:ascii="Wingdings" w:hAnsi="Wingdings" w:hint="default"/>
+        <w:sz w:val="20"/>
+      </w:rPr>
+    </w:lvl>
+    <w:lvl w:ilvl="6" w:tentative="1">
+      <w:start w:val="1"/>
+      <w:numFmt w:val="bullet"/>
+      <w:lvlText w:val=""/>
+      <w:lvlJc w:val="left"/>
+      <w:pPr>
+        <w:tabs>
+          <w:tab w:val="num" w:pos="5040"/>
+        </w:tabs>
+        <w:ind w:left="5040" w:hanging="360"/>
+      </w:pPr>
+      <w:rPr>
+        <w:rFonts w:ascii="Wingdings" w:hAnsi="Wingdings" w:hint="default"/>
+        <w:sz w:val="20"/>
+      </w:rPr>
+    </w:lvl>
+    <w:lvl w:ilvl="7" w:tentative="1">
+      <w:start w:val="1"/>
+      <w:numFmt w:val="bullet"/>
+      <w:lvlText w:val=""/>
+      <w:lvlJc w:val="left"/>
+      <w:pPr>
+        <w:tabs>
+          <w:tab w:val="num" w:pos="5760"/>
+        </w:tabs>
+        <w:ind w:left="5760" w:hanging="360"/>
+      </w:pPr>
+      <w:rPr>
+        <w:rFonts w:ascii="Wingdings" w:hAnsi="Wingdings" w:hint="default"/>
+        <w:sz w:val="20"/>
+      </w:rPr>
+    </w:lvl>
+    <w:lvl w:ilvl="8" w:tentative="1">
+      <w:start w:val="1"/>
+      <w:numFmt w:val="bullet"/>
+      <w:lvlText w:val=""/>
+      <w:lvlJc w:val="left"/>
+      <w:pPr>
+        <w:tabs>
+          <w:tab w:val="num" w:pos="6480"/>
+        </w:tabs>
+        <w:ind w:left="6480" w:hanging="360"/>
+      </w:pPr>
+      <w:rPr>
+        <w:rFonts w:ascii="Wingdings" w:hAnsi="Wingdings" w:hint="default"/>
+        <w:sz w:val="20"/>
+      </w:rPr>
+    </w:lvl>
+  </w:abstractNum>
+  <w:abstractNum w:abstractNumId="5" w15:restartNumberingAfterBreak="0">
+    <w:nsid w:val="18FB18D5"/>
+    <w:multiLevelType w:val="multilevel"/>
+    <w:tmpl w:val="D7009944"/>
+    <w:lvl w:ilvl="0">
+      <w:start w:val="1"/>
+      <w:numFmt w:val="bullet"/>
+      <w:lvlText w:val=""/>
+      <w:lvlJc w:val="left"/>
+      <w:pPr>
+        <w:tabs>
+          <w:tab w:val="num" w:pos="720"/>
+        </w:tabs>
+        <w:ind w:left="720" w:hanging="360"/>
+      </w:pPr>
+      <w:rPr>
+        <w:rFonts w:ascii="Symbol" w:hAnsi="Symbol" w:hint="default"/>
+        <w:sz w:val="20"/>
+      </w:rPr>
+    </w:lvl>
+    <w:lvl w:ilvl="1" w:tentative="1">
+      <w:start w:val="1"/>
+      <w:numFmt w:val="bullet"/>
+      <w:lvlText w:val="o"/>
+      <w:lvlJc w:val="left"/>
+      <w:pPr>
+        <w:tabs>
+          <w:tab w:val="num" w:pos="1440"/>
+        </w:tabs>
+        <w:ind w:left="1440" w:hanging="360"/>
+      </w:pPr>
+      <w:rPr>
+        <w:rFonts w:ascii="Courier New" w:hAnsi="Courier New" w:hint="default"/>
+        <w:sz w:val="20"/>
+      </w:rPr>
+    </w:lvl>
+    <w:lvl w:ilvl="2" w:tentative="1">
+      <w:start w:val="1"/>
+      <w:numFmt w:val="bullet"/>
+      <w:lvlText w:val=""/>
+      <w:lvlJc w:val="left"/>
+      <w:pPr>
+        <w:tabs>
+          <w:tab w:val="num" w:pos="2160"/>
+        </w:tabs>
+        <w:ind w:left="2160" w:hanging="360"/>
+      </w:pPr>
+      <w:rPr>
+        <w:rFonts w:ascii="Wingdings" w:hAnsi="Wingdings" w:hint="default"/>
+        <w:sz w:val="20"/>
+      </w:rPr>
+    </w:lvl>
+    <w:lvl w:ilvl="3" w:tentative="1">
+      <w:start w:val="1"/>
+      <w:numFmt w:val="bullet"/>
+      <w:lvlText w:val=""/>
+      <w:lvlJc w:val="left"/>
+      <w:pPr>
+        <w:tabs>
+          <w:tab w:val="num" w:pos="2880"/>
+        </w:tabs>
+        <w:ind w:left="2880" w:hanging="360"/>
+      </w:pPr>
+      <w:rPr>
+        <w:rFonts w:ascii="Wingdings" w:hAnsi="Wingdings" w:hint="default"/>
+        <w:sz w:val="20"/>
+      </w:rPr>
+    </w:lvl>
+    <w:lvl w:ilvl="4" w:tentative="1">
+      <w:start w:val="1"/>
+      <w:numFmt w:val="bullet"/>
+      <w:lvlText w:val=""/>
+      <w:lvlJc w:val="left"/>
+      <w:pPr>
+        <w:tabs>
+          <w:tab w:val="num" w:pos="3600"/>
+        </w:tabs>
+        <w:ind w:left="3600" w:hanging="360"/>
+      </w:pPr>
+      <w:rPr>
+        <w:rFonts w:ascii="Wingdings" w:hAnsi="Wingdings" w:hint="default"/>
+        <w:sz w:val="20"/>
+      </w:rPr>
+    </w:lvl>
+    <w:lvl w:ilvl="5" w:tentative="1">
+      <w:start w:val="1"/>
+      <w:numFmt w:val="bullet"/>
+      <w:lvlText w:val=""/>
+      <w:lvlJc w:val="left"/>
+      <w:pPr>
+        <w:tabs>
+          <w:tab w:val="num" w:pos="4320"/>
+        </w:tabs>
+        <w:ind w:left="4320" w:hanging="360"/>
+      </w:pPr>
+      <w:rPr>
+        <w:rFonts w:ascii="Wingdings" w:hAnsi="Wingdings" w:hint="default"/>
+        <w:sz w:val="20"/>
+      </w:rPr>
+    </w:lvl>
+    <w:lvl w:ilvl="6" w:tentative="1">
+      <w:start w:val="1"/>
+      <w:numFmt w:val="bullet"/>
+      <w:lvlText w:val=""/>
+      <w:lvlJc w:val="left"/>
+      <w:pPr>
+        <w:tabs>
+          <w:tab w:val="num" w:pos="5040"/>
+        </w:tabs>
+        <w:ind w:left="5040" w:hanging="360"/>
+      </w:pPr>
+      <w:rPr>
+        <w:rFonts w:ascii="Wingdings" w:hAnsi="Wingdings" w:hint="default"/>
+        <w:sz w:val="20"/>
+      </w:rPr>
+    </w:lvl>
+    <w:lvl w:ilvl="7" w:tentative="1">
+      <w:start w:val="1"/>
+      <w:numFmt w:val="bullet"/>
+      <w:lvlText w:val=""/>
+      <w:lvlJc w:val="left"/>
+      <w:pPr>
+        <w:tabs>
+          <w:tab w:val="num" w:pos="5760"/>
+        </w:tabs>
+        <w:ind w:left="5760" w:hanging="360"/>
+      </w:pPr>
+      <w:rPr>
+        <w:rFonts w:ascii="Wingdings" w:hAnsi="Wingdings" w:hint="default"/>
+        <w:sz w:val="20"/>
+      </w:rPr>
+    </w:lvl>
+    <w:lvl w:ilvl="8" w:tentative="1">
+      <w:start w:val="1"/>
+      <w:numFmt w:val="bullet"/>
+      <w:lvlText w:val=""/>
+      <w:lvlJc w:val="left"/>
+      <w:pPr>
+        <w:tabs>
+          <w:tab w:val="num" w:pos="6480"/>
+        </w:tabs>
+        <w:ind w:left="6480" w:hanging="360"/>
+      </w:pPr>
+      <w:rPr>
+        <w:rFonts w:ascii="Wingdings" w:hAnsi="Wingdings" w:hint="default"/>
+        <w:sz w:val="20"/>
+      </w:rPr>
+    </w:lvl>
+  </w:abstractNum>
+  <w:abstractNum w:abstractNumId="6" w15:restartNumberingAfterBreak="0">
+    <w:nsid w:val="223922E9"/>
+    <w:multiLevelType w:val="multilevel"/>
+    <w:tmpl w:val="06786BBE"/>
+    <w:lvl w:ilvl="0">
+      <w:start w:val="1"/>
+      <w:numFmt w:val="bullet"/>
+      <w:lvlText w:val=""/>
+      <w:lvlJc w:val="left"/>
+      <w:pPr>
+        <w:tabs>
+          <w:tab w:val="num" w:pos="720"/>
+        </w:tabs>
+        <w:ind w:left="720" w:hanging="360"/>
+      </w:pPr>
+      <w:rPr>
+        <w:rFonts w:ascii="Symbol" w:hAnsi="Symbol" w:hint="default"/>
+        <w:sz w:val="20"/>
+      </w:rPr>
+    </w:lvl>
+    <w:lvl w:ilvl="1" w:tentative="1">
+      <w:start w:val="1"/>
+      <w:numFmt w:val="bullet"/>
+      <w:lvlText w:val="o"/>
+      <w:lvlJc w:val="left"/>
+      <w:pPr>
+        <w:tabs>
+          <w:tab w:val="num" w:pos="1440"/>
+        </w:tabs>
+        <w:ind w:left="1440" w:hanging="360"/>
+      </w:pPr>
+      <w:rPr>
+        <w:rFonts w:ascii="Courier New" w:hAnsi="Courier New" w:hint="default"/>
+        <w:sz w:val="20"/>
+      </w:rPr>
+    </w:lvl>
+    <w:lvl w:ilvl="2" w:tentative="1">
+      <w:start w:val="1"/>
+      <w:numFmt w:val="bullet"/>
+      <w:lvlText w:val=""/>
+      <w:lvlJc w:val="left"/>
+      <w:pPr>
+        <w:tabs>
+          <w:tab w:val="num" w:pos="2160"/>
+        </w:tabs>
+        <w:ind w:left="2160" w:hanging="360"/>
+      </w:pPr>
+      <w:rPr>
+        <w:rFonts w:ascii="Wingdings" w:hAnsi="Wingdings" w:hint="default"/>
+        <w:sz w:val="20"/>
+      </w:rPr>
+    </w:lvl>
+    <w:lvl w:ilvl="3" w:tentative="1">
+      <w:start w:val="1"/>
+      <w:numFmt w:val="bullet"/>
+      <w:lvlText w:val=""/>
+      <w:lvlJc w:val="left"/>
+      <w:pPr>
+        <w:tabs>
+          <w:tab w:val="num" w:pos="2880"/>
+        </w:tabs>
+        <w:ind w:left="2880" w:hanging="360"/>
+      </w:pPr>
+      <w:rPr>
+        <w:rFonts w:ascii="Wingdings" w:hAnsi="Wingdings" w:hint="default"/>
+        <w:sz w:val="20"/>
+      </w:rPr>
+    </w:lvl>
+    <w:lvl w:ilvl="4" w:tentative="1">
+      <w:start w:val="1"/>
+      <w:numFmt w:val="bullet"/>
+      <w:lvlText w:val=""/>
+      <w:lvlJc w:val="left"/>
+      <w:pPr>
+        <w:tabs>
+          <w:tab w:val="num" w:pos="3600"/>
+        </w:tabs>
+        <w:ind w:left="3600" w:hanging="360"/>
+      </w:pPr>
+      <w:rPr>
+        <w:rFonts w:ascii="Wingdings" w:hAnsi="Wingdings" w:hint="default"/>
+        <w:sz w:val="20"/>
+      </w:rPr>
+    </w:lvl>
+    <w:lvl w:ilvl="5" w:tentative="1">
+      <w:start w:val="1"/>
+      <w:numFmt w:val="bullet"/>
+      <w:lvlText w:val=""/>
+      <w:lvlJc w:val="left"/>
+      <w:pPr>
+        <w:tabs>
+          <w:tab w:val="num" w:pos="4320"/>
+        </w:tabs>
+        <w:ind w:left="4320" w:hanging="360"/>
+      </w:pPr>
+      <w:rPr>
+        <w:rFonts w:ascii="Wingdings" w:hAnsi="Wingdings" w:hint="default"/>
+        <w:sz w:val="20"/>
+      </w:rPr>
+    </w:lvl>
+    <w:lvl w:ilvl="6" w:tentative="1">
+      <w:start w:val="1"/>
+      <w:numFmt w:val="bullet"/>
+      <w:lvlText w:val=""/>
+      <w:lvlJc w:val="left"/>
+      <w:pPr>
+        <w:tabs>
+          <w:tab w:val="num" w:pos="5040"/>
+        </w:tabs>
+        <w:ind w:left="5040" w:hanging="360"/>
+      </w:pPr>
+      <w:rPr>
+        <w:rFonts w:ascii="Wingdings" w:hAnsi="Wingdings" w:hint="default"/>
+        <w:sz w:val="20"/>
+      </w:rPr>
+    </w:lvl>
+    <w:lvl w:ilvl="7" w:tentative="1">
+      <w:start w:val="1"/>
+      <w:numFmt w:val="bullet"/>
+      <w:lvlText w:val=""/>
+      <w:lvlJc w:val="left"/>
+      <w:pPr>
+        <w:tabs>
+          <w:tab w:val="num" w:pos="5760"/>
+        </w:tabs>
+        <w:ind w:left="5760" w:hanging="360"/>
+      </w:pPr>
+      <w:rPr>
+        <w:rFonts w:ascii="Wingdings" w:hAnsi="Wingdings" w:hint="default"/>
+        <w:sz w:val="20"/>
+      </w:rPr>
+    </w:lvl>
+    <w:lvl w:ilvl="8" w:tentative="1">
+      <w:start w:val="1"/>
+      <w:numFmt w:val="bullet"/>
+      <w:lvlText w:val=""/>
+      <w:lvlJc w:val="left"/>
+      <w:pPr>
+        <w:tabs>
+          <w:tab w:val="num" w:pos="6480"/>
+        </w:tabs>
+        <w:ind w:left="6480" w:hanging="360"/>
+      </w:pPr>
+      <w:rPr>
+        <w:rFonts w:ascii="Wingdings" w:hAnsi="Wingdings" w:hint="default"/>
+        <w:sz w:val="20"/>
+      </w:rPr>
+    </w:lvl>
+  </w:abstractNum>
+  <w:abstractNum w:abstractNumId="7" w15:restartNumberingAfterBreak="0">
+    <w:nsid w:val="23121113"/>
+    <w:multiLevelType w:val="multilevel"/>
+    <w:tmpl w:val="752A665E"/>
+    <w:lvl w:ilvl="0">
+      <w:start w:val="1"/>
+      <w:numFmt w:val="bullet"/>
+      <w:lvlText w:val=""/>
+      <w:lvlJc w:val="left"/>
+      <w:pPr>
+        <w:tabs>
+          <w:tab w:val="num" w:pos="720"/>
+        </w:tabs>
+        <w:ind w:left="720" w:hanging="360"/>
+      </w:pPr>
+      <w:rPr>
+        <w:rFonts w:ascii="Symbol" w:hAnsi="Symbol" w:hint="default"/>
+        <w:sz w:val="20"/>
+      </w:rPr>
+    </w:lvl>
+    <w:lvl w:ilvl="1" w:tentative="1">
+      <w:start w:val="1"/>
+      <w:numFmt w:val="bullet"/>
+      <w:lvlText w:val="o"/>
+      <w:lvlJc w:val="left"/>
+      <w:pPr>
+        <w:tabs>
+          <w:tab w:val="num" w:pos="1440"/>
+        </w:tabs>
+        <w:ind w:left="1440" w:hanging="360"/>
+      </w:pPr>
+      <w:rPr>
+        <w:rFonts w:ascii="Courier New" w:hAnsi="Courier New" w:hint="default"/>
+        <w:sz w:val="20"/>
+      </w:rPr>
+    </w:lvl>
+    <w:lvl w:ilvl="2" w:tentative="1">
+      <w:start w:val="1"/>
+      <w:numFmt w:val="bullet"/>
+      <w:lvlText w:val=""/>
+      <w:lvlJc w:val="left"/>
+      <w:pPr>
+        <w:tabs>
+          <w:tab w:val="num" w:pos="2160"/>
+        </w:tabs>
+        <w:ind w:left="2160" w:hanging="360"/>
+      </w:pPr>
+      <w:rPr>
+        <w:rFonts w:ascii="Wingdings" w:hAnsi="Wingdings" w:hint="default"/>
+        <w:sz w:val="20"/>
+      </w:rPr>
+    </w:lvl>
+    <w:lvl w:ilvl="3" w:tentative="1">
+      <w:start w:val="1"/>
+      <w:numFmt w:val="bullet"/>
+      <w:lvlText w:val=""/>
+      <w:lvlJc w:val="left"/>
+      <w:pPr>
+        <w:tabs>
+          <w:tab w:val="num" w:pos="2880"/>
+        </w:tabs>
+        <w:ind w:left="2880" w:hanging="360"/>
+      </w:pPr>
+      <w:rPr>
+        <w:rFonts w:ascii="Wingdings" w:hAnsi="Wingdings" w:hint="default"/>
+        <w:sz w:val="20"/>
+      </w:rPr>
+    </w:lvl>
+    <w:lvl w:ilvl="4" w:tentative="1">
+      <w:start w:val="1"/>
+      <w:numFmt w:val="bullet"/>
+      <w:lvlText w:val=""/>
+      <w:lvlJc w:val="left"/>
+      <w:pPr>
+        <w:tabs>
+          <w:tab w:val="num" w:pos="3600"/>
+        </w:tabs>
+        <w:ind w:left="3600" w:hanging="360"/>
+      </w:pPr>
+      <w:rPr>
+        <w:rFonts w:ascii="Wingdings" w:hAnsi="Wingdings" w:hint="default"/>
+        <w:sz w:val="20"/>
+      </w:rPr>
+    </w:lvl>
+    <w:lvl w:ilvl="5" w:tentative="1">
+      <w:start w:val="1"/>
+      <w:numFmt w:val="bullet"/>
+      <w:lvlText w:val=""/>
+      <w:lvlJc w:val="left"/>
+      <w:pPr>
+        <w:tabs>
+          <w:tab w:val="num" w:pos="4320"/>
+        </w:tabs>
+        <w:ind w:left="4320" w:hanging="360"/>
+      </w:pPr>
+      <w:rPr>
+        <w:rFonts w:ascii="Wingdings" w:hAnsi="Wingdings" w:hint="default"/>
+        <w:sz w:val="20"/>
+      </w:rPr>
+    </w:lvl>
+    <w:lvl w:ilvl="6" w:tentative="1">
+      <w:start w:val="1"/>
+      <w:numFmt w:val="bullet"/>
+      <w:lvlText w:val=""/>
+      <w:lvlJc w:val="left"/>
+      <w:pPr>
+        <w:tabs>
+          <w:tab w:val="num" w:pos="5040"/>
+        </w:tabs>
+        <w:ind w:left="5040" w:hanging="360"/>
+      </w:pPr>
+      <w:rPr>
+        <w:rFonts w:ascii="Wingdings" w:hAnsi="Wingdings" w:hint="default"/>
+        <w:sz w:val="20"/>
+      </w:rPr>
+    </w:lvl>
+    <w:lvl w:ilvl="7" w:tentative="1">
+      <w:start w:val="1"/>
+      <w:numFmt w:val="bullet"/>
+      <w:lvlText w:val=""/>
+      <w:lvlJc w:val="left"/>
+      <w:pPr>
+        <w:tabs>
+          <w:tab w:val="num" w:pos="5760"/>
+        </w:tabs>
+        <w:ind w:left="5760" w:hanging="360"/>
+      </w:pPr>
+      <w:rPr>
+        <w:rFonts w:ascii="Wingdings" w:hAnsi="Wingdings" w:hint="default"/>
+        <w:sz w:val="20"/>
+      </w:rPr>
+    </w:lvl>
+    <w:lvl w:ilvl="8" w:tentative="1">
+      <w:start w:val="1"/>
+      <w:numFmt w:val="bullet"/>
+      <w:lvlText w:val=""/>
+      <w:lvlJc w:val="left"/>
+      <w:pPr>
+        <w:tabs>
+          <w:tab w:val="num" w:pos="6480"/>
+        </w:tabs>
+        <w:ind w:left="6480" w:hanging="360"/>
+      </w:pPr>
+      <w:rPr>
+        <w:rFonts w:ascii="Wingdings" w:hAnsi="Wingdings" w:hint="default"/>
+        <w:sz w:val="20"/>
+      </w:rPr>
+    </w:lvl>
+  </w:abstractNum>
+  <w:abstractNum w:abstractNumId="8" w15:restartNumberingAfterBreak="0">
+    <w:nsid w:val="2B1049D2"/>
+    <w:multiLevelType w:val="multilevel"/>
+    <w:tmpl w:val="7D30382E"/>
+    <w:lvl w:ilvl="0">
+      <w:start w:val="1"/>
+      <w:numFmt w:val="bullet"/>
+      <w:lvlText w:val=""/>
+      <w:lvlJc w:val="left"/>
+      <w:pPr>
+        <w:tabs>
+          <w:tab w:val="num" w:pos="720"/>
+        </w:tabs>
+        <w:ind w:left="720" w:hanging="360"/>
+      </w:pPr>
+      <w:rPr>
+        <w:rFonts w:ascii="Symbol" w:hAnsi="Symbol" w:hint="default"/>
+        <w:sz w:val="20"/>
+      </w:rPr>
+    </w:lvl>
+    <w:lvl w:ilvl="1" w:tentative="1">
+      <w:start w:val="1"/>
+      <w:numFmt w:val="bullet"/>
+      <w:lvlText w:val="o"/>
+      <w:lvlJc w:val="left"/>
+      <w:pPr>
+        <w:tabs>
+          <w:tab w:val="num" w:pos="1440"/>
+        </w:tabs>
+        <w:ind w:left="1440" w:hanging="360"/>
+      </w:pPr>
+      <w:rPr>
+        <w:rFonts w:ascii="Courier New" w:hAnsi="Courier New" w:hint="default"/>
+        <w:sz w:val="20"/>
+      </w:rPr>
+    </w:lvl>
+    <w:lvl w:ilvl="2" w:tentative="1">
+      <w:start w:val="1"/>
+      <w:numFmt w:val="bullet"/>
+      <w:lvlText w:val=""/>
+      <w:lvlJc w:val="left"/>
+      <w:pPr>
+        <w:tabs>
+          <w:tab w:val="num" w:pos="2160"/>
+        </w:tabs>
+        <w:ind w:left="2160" w:hanging="360"/>
+      </w:pPr>
+      <w:rPr>
+        <w:rFonts w:ascii="Wingdings" w:hAnsi="Wingdings" w:hint="default"/>
+        <w:sz w:val="20"/>
+      </w:rPr>
+    </w:lvl>
+    <w:lvl w:ilvl="3" w:tentative="1">
+      <w:start w:val="1"/>
+      <w:numFmt w:val="bullet"/>
+      <w:lvlText w:val=""/>
+      <w:lvlJc w:val="left"/>
+      <w:pPr>
+        <w:tabs>
+          <w:tab w:val="num" w:pos="2880"/>
+        </w:tabs>
+        <w:ind w:left="2880" w:hanging="360"/>
+      </w:pPr>
+      <w:rPr>
+        <w:rFonts w:ascii="Wingdings" w:hAnsi="Wingdings" w:hint="default"/>
+        <w:sz w:val="20"/>
+      </w:rPr>
+    </w:lvl>
+    <w:lvl w:ilvl="4" w:tentative="1">
+      <w:start w:val="1"/>
+      <w:numFmt w:val="bullet"/>
+      <w:lvlText w:val=""/>
+      <w:lvlJc w:val="left"/>
+      <w:pPr>
+        <w:tabs>
+          <w:tab w:val="num" w:pos="3600"/>
+        </w:tabs>
+        <w:ind w:left="3600" w:hanging="360"/>
+      </w:pPr>
+      <w:rPr>
+        <w:rFonts w:ascii="Wingdings" w:hAnsi="Wingdings" w:hint="default"/>
+        <w:sz w:val="20"/>
+      </w:rPr>
+    </w:lvl>
+    <w:lvl w:ilvl="5" w:tentative="1">
+      <w:start w:val="1"/>
+      <w:numFmt w:val="bullet"/>
+      <w:lvlText w:val=""/>
+      <w:lvlJc w:val="left"/>
+      <w:pPr>
+        <w:tabs>
+          <w:tab w:val="num" w:pos="4320"/>
+        </w:tabs>
+        <w:ind w:left="4320" w:hanging="360"/>
+      </w:pPr>
+      <w:rPr>
+        <w:rFonts w:ascii="Wingdings" w:hAnsi="Wingdings" w:hint="default"/>
+        <w:sz w:val="20"/>
+      </w:rPr>
+    </w:lvl>
+    <w:lvl w:ilvl="6" w:tentative="1">
+      <w:start w:val="1"/>
+      <w:numFmt w:val="bullet"/>
+      <w:lvlText w:val=""/>
+      <w:lvlJc w:val="left"/>
+      <w:pPr>
+        <w:tabs>
+          <w:tab w:val="num" w:pos="5040"/>
+        </w:tabs>
+        <w:ind w:left="5040" w:hanging="360"/>
+      </w:pPr>
+      <w:rPr>
+        <w:rFonts w:ascii="Wingdings" w:hAnsi="Wingdings" w:hint="default"/>
+        <w:sz w:val="20"/>
+      </w:rPr>
+    </w:lvl>
+    <w:lvl w:ilvl="7" w:tentative="1">
+      <w:start w:val="1"/>
+      <w:numFmt w:val="bullet"/>
+      <w:lvlText w:val=""/>
+      <w:lvlJc w:val="left"/>
+      <w:pPr>
+        <w:tabs>
+          <w:tab w:val="num" w:pos="5760"/>
+        </w:tabs>
+        <w:ind w:left="5760" w:hanging="360"/>
+      </w:pPr>
+      <w:rPr>
+        <w:rFonts w:ascii="Wingdings" w:hAnsi="Wingdings" w:hint="default"/>
+        <w:sz w:val="20"/>
+      </w:rPr>
+    </w:lvl>
+    <w:lvl w:ilvl="8" w:tentative="1">
+      <w:start w:val="1"/>
+      <w:numFmt w:val="bullet"/>
+      <w:lvlText w:val=""/>
+      <w:lvlJc w:val="left"/>
+      <w:pPr>
+        <w:tabs>
+          <w:tab w:val="num" w:pos="6480"/>
+        </w:tabs>
+        <w:ind w:left="6480" w:hanging="360"/>
+      </w:pPr>
+      <w:rPr>
+        <w:rFonts w:ascii="Wingdings" w:hAnsi="Wingdings" w:hint="default"/>
+        <w:sz w:val="20"/>
+      </w:rPr>
+    </w:lvl>
+  </w:abstractNum>
+  <w:abstractNum w:abstractNumId="9" w15:restartNumberingAfterBreak="0">
+    <w:nsid w:val="31F832FA"/>
+    <w:multiLevelType w:val="multilevel"/>
+    <w:tmpl w:val="9B3008FE"/>
+    <w:lvl w:ilvl="0">
+      <w:start w:val="1"/>
+      <w:numFmt w:val="bullet"/>
+      <w:lvlText w:val=""/>
+      <w:lvlJc w:val="left"/>
+      <w:pPr>
+        <w:tabs>
+          <w:tab w:val="num" w:pos="720"/>
+        </w:tabs>
+        <w:ind w:left="720" w:hanging="360"/>
+      </w:pPr>
+      <w:rPr>
+        <w:rFonts w:ascii="Symbol" w:hAnsi="Symbol" w:hint="default"/>
+        <w:sz w:val="20"/>
+      </w:rPr>
+    </w:lvl>
+    <w:lvl w:ilvl="1" w:tentative="1">
+      <w:start w:val="1"/>
+      <w:numFmt w:val="bullet"/>
+      <w:lvlText w:val="o"/>
+      <w:lvlJc w:val="left"/>
+      <w:pPr>
+        <w:tabs>
+          <w:tab w:val="num" w:pos="1440"/>
+        </w:tabs>
+        <w:ind w:left="1440" w:hanging="360"/>
+      </w:pPr>
+      <w:rPr>
+        <w:rFonts w:ascii="Courier New" w:hAnsi="Courier New" w:hint="default"/>
+        <w:sz w:val="20"/>
+      </w:rPr>
+    </w:lvl>
+    <w:lvl w:ilvl="2" w:tentative="1">
+      <w:start w:val="1"/>
+      <w:numFmt w:val="bullet"/>
+      <w:lvlText w:val=""/>
+      <w:lvlJc w:val="left"/>
+      <w:pPr>
+        <w:tabs>
+          <w:tab w:val="num" w:pos="2160"/>
+        </w:tabs>
+        <w:ind w:left="2160" w:hanging="360"/>
+      </w:pPr>
+      <w:rPr>
+        <w:rFonts w:ascii="Wingdings" w:hAnsi="Wingdings" w:hint="default"/>
+        <w:sz w:val="20"/>
+      </w:rPr>
+    </w:lvl>
+    <w:lvl w:ilvl="3" w:tentative="1">
+      <w:start w:val="1"/>
+      <w:numFmt w:val="bullet"/>
+      <w:lvlText w:val=""/>
+      <w:lvlJc w:val="left"/>
+      <w:pPr>
+        <w:tabs>
+          <w:tab w:val="num" w:pos="2880"/>
+        </w:tabs>
+        <w:ind w:left="2880" w:hanging="360"/>
+      </w:pPr>
+      <w:rPr>
+        <w:rFonts w:ascii="Wingdings" w:hAnsi="Wingdings" w:hint="default"/>
+        <w:sz w:val="20"/>
+      </w:rPr>
+    </w:lvl>
+    <w:lvl w:ilvl="4" w:tentative="1">
+      <w:start w:val="1"/>
+      <w:numFmt w:val="bullet"/>
+      <w:lvlText w:val=""/>
+      <w:lvlJc w:val="left"/>
+      <w:pPr>
+        <w:tabs>
+          <w:tab w:val="num" w:pos="3600"/>
+        </w:tabs>
+        <w:ind w:left="3600" w:hanging="360"/>
+      </w:pPr>
+      <w:rPr>
+        <w:rFonts w:ascii="Wingdings" w:hAnsi="Wingdings" w:hint="default"/>
+        <w:sz w:val="20"/>
+      </w:rPr>
+    </w:lvl>
+    <w:lvl w:ilvl="5" w:tentative="1">
+      <w:start w:val="1"/>
+      <w:numFmt w:val="bullet"/>
+      <w:lvlText w:val=""/>
+      <w:lvlJc w:val="left"/>
+      <w:pPr>
+        <w:tabs>
+          <w:tab w:val="num" w:pos="4320"/>
+        </w:tabs>
+        <w:ind w:left="4320" w:hanging="360"/>
+      </w:pPr>
+      <w:rPr>
+        <w:rFonts w:ascii="Wingdings" w:hAnsi="Wingdings" w:hint="default"/>
+        <w:sz w:val="20"/>
+      </w:rPr>
+    </w:lvl>
+    <w:lvl w:ilvl="6" w:tentative="1">
+      <w:start w:val="1"/>
+      <w:numFmt w:val="bullet"/>
+      <w:lvlText w:val=""/>
+      <w:lvlJc w:val="left"/>
+      <w:pPr>
+        <w:tabs>
+          <w:tab w:val="num" w:pos="5040"/>
+        </w:tabs>
+        <w:ind w:left="5040" w:hanging="360"/>
+      </w:pPr>
+      <w:rPr>
+        <w:rFonts w:ascii="Wingdings" w:hAnsi="Wingdings" w:hint="default"/>
+        <w:sz w:val="20"/>
+      </w:rPr>
+    </w:lvl>
+    <w:lvl w:ilvl="7" w:tentative="1">
+      <w:start w:val="1"/>
+      <w:numFmt w:val="bullet"/>
+      <w:lvlText w:val=""/>
+      <w:lvlJc w:val="left"/>
+      <w:pPr>
+        <w:tabs>
+          <w:tab w:val="num" w:pos="5760"/>
+        </w:tabs>
+        <w:ind w:left="5760" w:hanging="360"/>
+      </w:pPr>
+      <w:rPr>
+        <w:rFonts w:ascii="Wingdings" w:hAnsi="Wingdings" w:hint="default"/>
+        <w:sz w:val="20"/>
+      </w:rPr>
+    </w:lvl>
+    <w:lvl w:ilvl="8" w:tentative="1">
+      <w:start w:val="1"/>
+      <w:numFmt w:val="bullet"/>
+      <w:lvlText w:val=""/>
+      <w:lvlJc w:val="left"/>
+      <w:pPr>
+        <w:tabs>
+          <w:tab w:val="num" w:pos="6480"/>
+        </w:tabs>
+        <w:ind w:left="6480" w:hanging="360"/>
+      </w:pPr>
+      <w:rPr>
+        <w:rFonts w:ascii="Wingdings" w:hAnsi="Wingdings" w:hint="default"/>
+        <w:sz w:val="20"/>
+      </w:rPr>
+    </w:lvl>
+  </w:abstractNum>
+  <w:abstractNum w:abstractNumId="10" w15:restartNumberingAfterBreak="0">
     <w:nsid w:val="3515291D"/>
     <w:multiLevelType w:val="multilevel"/>
     <w:tmpl w:val="E2764854"/>
@@ -2677,7 +9804,156 @@
       </w:rPr>
     </w:lvl>
   </w:abstractNum>
-  <w:abstractNum w:abstractNumId="2" w15:restartNumberingAfterBreak="0">
+  <w:abstractNum w:abstractNumId="11" w15:restartNumberingAfterBreak="0">
+    <w:nsid w:val="375E4B17"/>
+    <w:multiLevelType w:val="multilevel"/>
+    <w:tmpl w:val="F4E0F168"/>
+    <w:lvl w:ilvl="0">
+      <w:start w:val="1"/>
+      <w:numFmt w:val="bullet"/>
+      <w:lvlText w:val=""/>
+      <w:lvlJc w:val="left"/>
+      <w:pPr>
+        <w:tabs>
+          <w:tab w:val="num" w:pos="720"/>
+        </w:tabs>
+        <w:ind w:left="720" w:hanging="360"/>
+      </w:pPr>
+      <w:rPr>
+        <w:rFonts w:ascii="Symbol" w:hAnsi="Symbol" w:hint="default"/>
+        <w:sz w:val="20"/>
+      </w:rPr>
+    </w:lvl>
+    <w:lvl w:ilvl="1" w:tentative="1">
+      <w:start w:val="1"/>
+      <w:numFmt w:val="bullet"/>
+      <w:lvlText w:val="o"/>
+      <w:lvlJc w:val="left"/>
+      <w:pPr>
+        <w:tabs>
+          <w:tab w:val="num" w:pos="1440"/>
+        </w:tabs>
+        <w:ind w:left="1440" w:hanging="360"/>
+      </w:pPr>
+      <w:rPr>
+        <w:rFonts w:ascii="Courier New" w:hAnsi="Courier New" w:hint="default"/>
+        <w:sz w:val="20"/>
+      </w:rPr>
+    </w:lvl>
+    <w:lvl w:ilvl="2" w:tentative="1">
+      <w:start w:val="1"/>
+      <w:numFmt w:val="bullet"/>
+      <w:lvlText w:val=""/>
+      <w:lvlJc w:val="left"/>
+      <w:pPr>
+        <w:tabs>
+          <w:tab w:val="num" w:pos="2160"/>
+        </w:tabs>
+        <w:ind w:left="2160" w:hanging="360"/>
+      </w:pPr>
+      <w:rPr>
+        <w:rFonts w:ascii="Wingdings" w:hAnsi="Wingdings" w:hint="default"/>
+        <w:sz w:val="20"/>
+      </w:rPr>
+    </w:lvl>
+    <w:lvl w:ilvl="3" w:tentative="1">
+      <w:start w:val="1"/>
+      <w:numFmt w:val="bullet"/>
+      <w:lvlText w:val=""/>
+      <w:lvlJc w:val="left"/>
+      <w:pPr>
+        <w:tabs>
+          <w:tab w:val="num" w:pos="2880"/>
+        </w:tabs>
+        <w:ind w:left="2880" w:hanging="360"/>
+      </w:pPr>
+      <w:rPr>
+        <w:rFonts w:ascii="Wingdings" w:hAnsi="Wingdings" w:hint="default"/>
+        <w:sz w:val="20"/>
+      </w:rPr>
+    </w:lvl>
+    <w:lvl w:ilvl="4" w:tentative="1">
+      <w:start w:val="1"/>
+      <w:numFmt w:val="bullet"/>
+      <w:lvlText w:val=""/>
+      <w:lvlJc w:val="left"/>
+      <w:pPr>
+        <w:tabs>
+          <w:tab w:val="num" w:pos="3600"/>
+        </w:tabs>
+        <w:ind w:left="3600" w:hanging="360"/>
+      </w:pPr>
+      <w:rPr>
+        <w:rFonts w:ascii="Wingdings" w:hAnsi="Wingdings" w:hint="default"/>
+        <w:sz w:val="20"/>
+      </w:rPr>
+    </w:lvl>
+    <w:lvl w:ilvl="5" w:tentative="1">
+      <w:start w:val="1"/>
+      <w:numFmt w:val="bullet"/>
+      <w:lvlText w:val=""/>
+      <w:lvlJc w:val="left"/>
+      <w:pPr>
+        <w:tabs>
+          <w:tab w:val="num" w:pos="4320"/>
+        </w:tabs>
+        <w:ind w:left="4320" w:hanging="360"/>
+      </w:pPr>
+      <w:rPr>
+        <w:rFonts w:ascii="Wingdings" w:hAnsi="Wingdings" w:hint="default"/>
+        <w:sz w:val="20"/>
+      </w:rPr>
+    </w:lvl>
+    <w:lvl w:ilvl="6" w:tentative="1">
+      <w:start w:val="1"/>
+      <w:numFmt w:val="bullet"/>
+      <w:lvlText w:val=""/>
+      <w:lvlJc w:val="left"/>
+      <w:pPr>
+        <w:tabs>
+          <w:tab w:val="num" w:pos="5040"/>
+        </w:tabs>
+        <w:ind w:left="5040" w:hanging="360"/>
+      </w:pPr>
+      <w:rPr>
+        <w:rFonts w:ascii="Wingdings" w:hAnsi="Wingdings" w:hint="default"/>
+        <w:sz w:val="20"/>
+      </w:rPr>
+    </w:lvl>
+    <w:lvl w:ilvl="7" w:tentative="1">
+      <w:start w:val="1"/>
+      <w:numFmt w:val="bullet"/>
+      <w:lvlText w:val=""/>
+      <w:lvlJc w:val="left"/>
+      <w:pPr>
+        <w:tabs>
+          <w:tab w:val="num" w:pos="5760"/>
+        </w:tabs>
+        <w:ind w:left="5760" w:hanging="360"/>
+      </w:pPr>
+      <w:rPr>
+        <w:rFonts w:ascii="Wingdings" w:hAnsi="Wingdings" w:hint="default"/>
+        <w:sz w:val="20"/>
+      </w:rPr>
+    </w:lvl>
+    <w:lvl w:ilvl="8" w:tentative="1">
+      <w:start w:val="1"/>
+      <w:numFmt w:val="bullet"/>
+      <w:lvlText w:val=""/>
+      <w:lvlJc w:val="left"/>
+      <w:pPr>
+        <w:tabs>
+          <w:tab w:val="num" w:pos="6480"/>
+        </w:tabs>
+        <w:ind w:left="6480" w:hanging="360"/>
+      </w:pPr>
+      <w:rPr>
+        <w:rFonts w:ascii="Wingdings" w:hAnsi="Wingdings" w:hint="default"/>
+        <w:sz w:val="20"/>
+      </w:rPr>
+    </w:lvl>
+  </w:abstractNum>
+  <w:abstractNum w:abstractNumId="12" w15:restartNumberingAfterBreak="0">
     <w:nsid w:val="390E7B29"/>
     <w:multiLevelType w:val="multilevel"/>
     <w:tmpl w:val="6654FB4E"/>
@@ -2826,7 +10102,454 @@
       </w:rPr>
     </w:lvl>
   </w:abstractNum>
-  <w:abstractNum w:abstractNumId="3" w15:restartNumberingAfterBreak="0">
+  <w:abstractNum w:abstractNumId="13" w15:restartNumberingAfterBreak="0">
+    <w:nsid w:val="3F247E00"/>
+    <w:multiLevelType w:val="multilevel"/>
+    <w:tmpl w:val="3C5A9ADE"/>
+    <w:lvl w:ilvl="0">
+      <w:start w:val="1"/>
+      <w:numFmt w:val="bullet"/>
+      <w:lvlText w:val=""/>
+      <w:lvlJc w:val="left"/>
+      <w:pPr>
+        <w:tabs>
+          <w:tab w:val="num" w:pos="720"/>
+        </w:tabs>
+        <w:ind w:left="720" w:hanging="360"/>
+      </w:pPr>
+      <w:rPr>
+        <w:rFonts w:ascii="Symbol" w:hAnsi="Symbol" w:hint="default"/>
+        <w:sz w:val="20"/>
+      </w:rPr>
+    </w:lvl>
+    <w:lvl w:ilvl="1" w:tentative="1">
+      <w:start w:val="1"/>
+      <w:numFmt w:val="bullet"/>
+      <w:lvlText w:val="o"/>
+      <w:lvlJc w:val="left"/>
+      <w:pPr>
+        <w:tabs>
+          <w:tab w:val="num" w:pos="1440"/>
+        </w:tabs>
+        <w:ind w:left="1440" w:hanging="360"/>
+      </w:pPr>
+      <w:rPr>
+        <w:rFonts w:ascii="Courier New" w:hAnsi="Courier New" w:hint="default"/>
+        <w:sz w:val="20"/>
+      </w:rPr>
+    </w:lvl>
+    <w:lvl w:ilvl="2" w:tentative="1">
+      <w:start w:val="1"/>
+      <w:numFmt w:val="bullet"/>
+      <w:lvlText w:val=""/>
+      <w:lvlJc w:val="left"/>
+      <w:pPr>
+        <w:tabs>
+          <w:tab w:val="num" w:pos="2160"/>
+        </w:tabs>
+        <w:ind w:left="2160" w:hanging="360"/>
+      </w:pPr>
+      <w:rPr>
+        <w:rFonts w:ascii="Wingdings" w:hAnsi="Wingdings" w:hint="default"/>
+        <w:sz w:val="20"/>
+      </w:rPr>
+    </w:lvl>
+    <w:lvl w:ilvl="3" w:tentative="1">
+      <w:start w:val="1"/>
+      <w:numFmt w:val="bullet"/>
+      <w:lvlText w:val=""/>
+      <w:lvlJc w:val="left"/>
+      <w:pPr>
+        <w:tabs>
+          <w:tab w:val="num" w:pos="2880"/>
+        </w:tabs>
+        <w:ind w:left="2880" w:hanging="360"/>
+      </w:pPr>
+      <w:rPr>
+        <w:rFonts w:ascii="Wingdings" w:hAnsi="Wingdings" w:hint="default"/>
+        <w:sz w:val="20"/>
+      </w:rPr>
+    </w:lvl>
+    <w:lvl w:ilvl="4" w:tentative="1">
+      <w:start w:val="1"/>
+      <w:numFmt w:val="bullet"/>
+      <w:lvlText w:val=""/>
+      <w:lvlJc w:val="left"/>
+      <w:pPr>
+        <w:tabs>
+          <w:tab w:val="num" w:pos="3600"/>
+        </w:tabs>
+        <w:ind w:left="3600" w:hanging="360"/>
+      </w:pPr>
+      <w:rPr>
+        <w:rFonts w:ascii="Wingdings" w:hAnsi="Wingdings" w:hint="default"/>
+        <w:sz w:val="20"/>
+      </w:rPr>
+    </w:lvl>
+    <w:lvl w:ilvl="5" w:tentative="1">
+      <w:start w:val="1"/>
+      <w:numFmt w:val="bullet"/>
+      <w:lvlText w:val=""/>
+      <w:lvlJc w:val="left"/>
+      <w:pPr>
+        <w:tabs>
+          <w:tab w:val="num" w:pos="4320"/>
+        </w:tabs>
+        <w:ind w:left="4320" w:hanging="360"/>
+      </w:pPr>
+      <w:rPr>
+        <w:rFonts w:ascii="Wingdings" w:hAnsi="Wingdings" w:hint="default"/>
+        <w:sz w:val="20"/>
+      </w:rPr>
+    </w:lvl>
+    <w:lvl w:ilvl="6" w:tentative="1">
+      <w:start w:val="1"/>
+      <w:numFmt w:val="bullet"/>
+      <w:lvlText w:val=""/>
+      <w:lvlJc w:val="left"/>
+      <w:pPr>
+        <w:tabs>
+          <w:tab w:val="num" w:pos="5040"/>
+        </w:tabs>
+        <w:ind w:left="5040" w:hanging="360"/>
+      </w:pPr>
+      <w:rPr>
+        <w:rFonts w:ascii="Wingdings" w:hAnsi="Wingdings" w:hint="default"/>
+        <w:sz w:val="20"/>
+      </w:rPr>
+    </w:lvl>
+    <w:lvl w:ilvl="7" w:tentative="1">
+      <w:start w:val="1"/>
+      <w:numFmt w:val="bullet"/>
+      <w:lvlText w:val=""/>
+      <w:lvlJc w:val="left"/>
+      <w:pPr>
+        <w:tabs>
+          <w:tab w:val="num" w:pos="5760"/>
+        </w:tabs>
+        <w:ind w:left="5760" w:hanging="360"/>
+      </w:pPr>
+      <w:rPr>
+        <w:rFonts w:ascii="Wingdings" w:hAnsi="Wingdings" w:hint="default"/>
+        <w:sz w:val="20"/>
+      </w:rPr>
+    </w:lvl>
+    <w:lvl w:ilvl="8" w:tentative="1">
+      <w:start w:val="1"/>
+      <w:numFmt w:val="bullet"/>
+      <w:lvlText w:val=""/>
+      <w:lvlJc w:val="left"/>
+      <w:pPr>
+        <w:tabs>
+          <w:tab w:val="num" w:pos="6480"/>
+        </w:tabs>
+        <w:ind w:left="6480" w:hanging="360"/>
+      </w:pPr>
+      <w:rPr>
+        <w:rFonts w:ascii="Wingdings" w:hAnsi="Wingdings" w:hint="default"/>
+        <w:sz w:val="20"/>
+      </w:rPr>
+    </w:lvl>
+  </w:abstractNum>
+  <w:abstractNum w:abstractNumId="14" w15:restartNumberingAfterBreak="0">
+    <w:nsid w:val="42311CAB"/>
+    <w:multiLevelType w:val="multilevel"/>
+    <w:tmpl w:val="1B28581C"/>
+    <w:lvl w:ilvl="0">
+      <w:start w:val="1"/>
+      <w:numFmt w:val="bullet"/>
+      <w:lvlText w:val=""/>
+      <w:lvlJc w:val="left"/>
+      <w:pPr>
+        <w:tabs>
+          <w:tab w:val="num" w:pos="720"/>
+        </w:tabs>
+        <w:ind w:left="720" w:hanging="360"/>
+      </w:pPr>
+      <w:rPr>
+        <w:rFonts w:ascii="Symbol" w:hAnsi="Symbol" w:hint="default"/>
+        <w:sz w:val="20"/>
+      </w:rPr>
+    </w:lvl>
+    <w:lvl w:ilvl="1" w:tentative="1">
+      <w:start w:val="1"/>
+      <w:numFmt w:val="bullet"/>
+      <w:lvlText w:val="o"/>
+      <w:lvlJc w:val="left"/>
+      <w:pPr>
+        <w:tabs>
+          <w:tab w:val="num" w:pos="1440"/>
+        </w:tabs>
+        <w:ind w:left="1440" w:hanging="360"/>
+      </w:pPr>
+      <w:rPr>
+        <w:rFonts w:ascii="Courier New" w:hAnsi="Courier New" w:hint="default"/>
+        <w:sz w:val="20"/>
+      </w:rPr>
+    </w:lvl>
+    <w:lvl w:ilvl="2" w:tentative="1">
+      <w:start w:val="1"/>
+      <w:numFmt w:val="bullet"/>
+      <w:lvlText w:val=""/>
+      <w:lvlJc w:val="left"/>
+      <w:pPr>
+        <w:tabs>
+          <w:tab w:val="num" w:pos="2160"/>
+        </w:tabs>
+        <w:ind w:left="2160" w:hanging="360"/>
+      </w:pPr>
+      <w:rPr>
+        <w:rFonts w:ascii="Wingdings" w:hAnsi="Wingdings" w:hint="default"/>
+        <w:sz w:val="20"/>
+      </w:rPr>
+    </w:lvl>
+    <w:lvl w:ilvl="3" w:tentative="1">
+      <w:start w:val="1"/>
+      <w:numFmt w:val="bullet"/>
+      <w:lvlText w:val=""/>
+      <w:lvlJc w:val="left"/>
+      <w:pPr>
+        <w:tabs>
+          <w:tab w:val="num" w:pos="2880"/>
+        </w:tabs>
+        <w:ind w:left="2880" w:hanging="360"/>
+      </w:pPr>
+      <w:rPr>
+        <w:rFonts w:ascii="Wingdings" w:hAnsi="Wingdings" w:hint="default"/>
+        <w:sz w:val="20"/>
+      </w:rPr>
+    </w:lvl>
+    <w:lvl w:ilvl="4" w:tentative="1">
+      <w:start w:val="1"/>
+      <w:numFmt w:val="bullet"/>
+      <w:lvlText w:val=""/>
+      <w:lvlJc w:val="left"/>
+      <w:pPr>
+        <w:tabs>
+          <w:tab w:val="num" w:pos="3600"/>
+        </w:tabs>
+        <w:ind w:left="3600" w:hanging="360"/>
+      </w:pPr>
+      <w:rPr>
+        <w:rFonts w:ascii="Wingdings" w:hAnsi="Wingdings" w:hint="default"/>
+        <w:sz w:val="20"/>
+      </w:rPr>
+    </w:lvl>
+    <w:lvl w:ilvl="5" w:tentative="1">
+      <w:start w:val="1"/>
+      <w:numFmt w:val="bullet"/>
+      <w:lvlText w:val=""/>
+      <w:lvlJc w:val="left"/>
+      <w:pPr>
+        <w:tabs>
+          <w:tab w:val="num" w:pos="4320"/>
+        </w:tabs>
+        <w:ind w:left="4320" w:hanging="360"/>
+      </w:pPr>
+      <w:rPr>
+        <w:rFonts w:ascii="Wingdings" w:hAnsi="Wingdings" w:hint="default"/>
+        <w:sz w:val="20"/>
+      </w:rPr>
+    </w:lvl>
+    <w:lvl w:ilvl="6" w:tentative="1">
+      <w:start w:val="1"/>
+      <w:numFmt w:val="bullet"/>
+      <w:lvlText w:val=""/>
+      <w:lvlJc w:val="left"/>
+      <w:pPr>
+        <w:tabs>
+          <w:tab w:val="num" w:pos="5040"/>
+        </w:tabs>
+        <w:ind w:left="5040" w:hanging="360"/>
+      </w:pPr>
+      <w:rPr>
+        <w:rFonts w:ascii="Wingdings" w:hAnsi="Wingdings" w:hint="default"/>
+        <w:sz w:val="20"/>
+      </w:rPr>
+    </w:lvl>
+    <w:lvl w:ilvl="7" w:tentative="1">
+      <w:start w:val="1"/>
+      <w:numFmt w:val="bullet"/>
+      <w:lvlText w:val=""/>
+      <w:lvlJc w:val="left"/>
+      <w:pPr>
+        <w:tabs>
+          <w:tab w:val="num" w:pos="5760"/>
+        </w:tabs>
+        <w:ind w:left="5760" w:hanging="360"/>
+      </w:pPr>
+      <w:rPr>
+        <w:rFonts w:ascii="Wingdings" w:hAnsi="Wingdings" w:hint="default"/>
+        <w:sz w:val="20"/>
+      </w:rPr>
+    </w:lvl>
+    <w:lvl w:ilvl="8" w:tentative="1">
+      <w:start w:val="1"/>
+      <w:numFmt w:val="bullet"/>
+      <w:lvlText w:val=""/>
+      <w:lvlJc w:val="left"/>
+      <w:pPr>
+        <w:tabs>
+          <w:tab w:val="num" w:pos="6480"/>
+        </w:tabs>
+        <w:ind w:left="6480" w:hanging="360"/>
+      </w:pPr>
+      <w:rPr>
+        <w:rFonts w:ascii="Wingdings" w:hAnsi="Wingdings" w:hint="default"/>
+        <w:sz w:val="20"/>
+      </w:rPr>
+    </w:lvl>
+  </w:abstractNum>
+  <w:abstractNum w:abstractNumId="15" w15:restartNumberingAfterBreak="0">
+    <w:nsid w:val="44E13A31"/>
+    <w:multiLevelType w:val="multilevel"/>
+    <w:tmpl w:val="4350DC34"/>
+    <w:lvl w:ilvl="0">
+      <w:start w:val="1"/>
+      <w:numFmt w:val="bullet"/>
+      <w:lvlText w:val=""/>
+      <w:lvlJc w:val="left"/>
+      <w:pPr>
+        <w:tabs>
+          <w:tab w:val="num" w:pos="720"/>
+        </w:tabs>
+        <w:ind w:left="720" w:hanging="360"/>
+      </w:pPr>
+      <w:rPr>
+        <w:rFonts w:ascii="Symbol" w:hAnsi="Symbol" w:hint="default"/>
+        <w:sz w:val="20"/>
+      </w:rPr>
+    </w:lvl>
+    <w:lvl w:ilvl="1" w:tentative="1">
+      <w:start w:val="1"/>
+      <w:numFmt w:val="bullet"/>
+      <w:lvlText w:val="o"/>
+      <w:lvlJc w:val="left"/>
+      <w:pPr>
+        <w:tabs>
+          <w:tab w:val="num" w:pos="1440"/>
+        </w:tabs>
+        <w:ind w:left="1440" w:hanging="360"/>
+      </w:pPr>
+      <w:rPr>
+        <w:rFonts w:ascii="Courier New" w:hAnsi="Courier New" w:hint="default"/>
+        <w:sz w:val="20"/>
+      </w:rPr>
+    </w:lvl>
+    <w:lvl w:ilvl="2" w:tentative="1">
+      <w:start w:val="1"/>
+      <w:numFmt w:val="bullet"/>
+      <w:lvlText w:val=""/>
+      <w:lvlJc w:val="left"/>
+      <w:pPr>
+        <w:tabs>
+          <w:tab w:val="num" w:pos="2160"/>
+        </w:tabs>
+        <w:ind w:left="2160" w:hanging="360"/>
+      </w:pPr>
+      <w:rPr>
+        <w:rFonts w:ascii="Wingdings" w:hAnsi="Wingdings" w:hint="default"/>
+        <w:sz w:val="20"/>
+      </w:rPr>
+    </w:lvl>
+    <w:lvl w:ilvl="3" w:tentative="1">
+      <w:start w:val="1"/>
+      <w:numFmt w:val="bullet"/>
+      <w:lvlText w:val=""/>
+      <w:lvlJc w:val="left"/>
+      <w:pPr>
+        <w:tabs>
+          <w:tab w:val="num" w:pos="2880"/>
+        </w:tabs>
+        <w:ind w:left="2880" w:hanging="360"/>
+      </w:pPr>
+      <w:rPr>
+        <w:rFonts w:ascii="Wingdings" w:hAnsi="Wingdings" w:hint="default"/>
+        <w:sz w:val="20"/>
+      </w:rPr>
+    </w:lvl>
+    <w:lvl w:ilvl="4" w:tentative="1">
+      <w:start w:val="1"/>
+      <w:numFmt w:val="bullet"/>
+      <w:lvlText w:val=""/>
+      <w:lvlJc w:val="left"/>
+      <w:pPr>
+        <w:tabs>
+          <w:tab w:val="num" w:pos="3600"/>
+        </w:tabs>
+        <w:ind w:left="3600" w:hanging="360"/>
+      </w:pPr>
+      <w:rPr>
+        <w:rFonts w:ascii="Wingdings" w:hAnsi="Wingdings" w:hint="default"/>
+        <w:sz w:val="20"/>
+      </w:rPr>
+    </w:lvl>
+    <w:lvl w:ilvl="5" w:tentative="1">
+      <w:start w:val="1"/>
+      <w:numFmt w:val="bullet"/>
+      <w:lvlText w:val=""/>
+      <w:lvlJc w:val="left"/>
+      <w:pPr>
+        <w:tabs>
+          <w:tab w:val="num" w:pos="4320"/>
+        </w:tabs>
+        <w:ind w:left="4320" w:hanging="360"/>
+      </w:pPr>
+      <w:rPr>
+        <w:rFonts w:ascii="Wingdings" w:hAnsi="Wingdings" w:hint="default"/>
+        <w:sz w:val="20"/>
+      </w:rPr>
+    </w:lvl>
+    <w:lvl w:ilvl="6" w:tentative="1">
+      <w:start w:val="1"/>
+      <w:numFmt w:val="bullet"/>
+      <w:lvlText w:val=""/>
+      <w:lvlJc w:val="left"/>
+      <w:pPr>
+        <w:tabs>
+          <w:tab w:val="num" w:pos="5040"/>
+        </w:tabs>
+        <w:ind w:left="5040" w:hanging="360"/>
+      </w:pPr>
+      <w:rPr>
+        <w:rFonts w:ascii="Wingdings" w:hAnsi="Wingdings" w:hint="default"/>
+        <w:sz w:val="20"/>
+      </w:rPr>
+    </w:lvl>
+    <w:lvl w:ilvl="7" w:tentative="1">
+      <w:start w:val="1"/>
+      <w:numFmt w:val="bullet"/>
+      <w:lvlText w:val=""/>
+      <w:lvlJc w:val="left"/>
+      <w:pPr>
+        <w:tabs>
+          <w:tab w:val="num" w:pos="5760"/>
+        </w:tabs>
+        <w:ind w:left="5760" w:hanging="360"/>
+      </w:pPr>
+      <w:rPr>
+        <w:rFonts w:ascii="Wingdings" w:hAnsi="Wingdings" w:hint="default"/>
+        <w:sz w:val="20"/>
+      </w:rPr>
+    </w:lvl>
+    <w:lvl w:ilvl="8" w:tentative="1">
+      <w:start w:val="1"/>
+      <w:numFmt w:val="bullet"/>
+      <w:lvlText w:val=""/>
+      <w:lvlJc w:val="left"/>
+      <w:pPr>
+        <w:tabs>
+          <w:tab w:val="num" w:pos="6480"/>
+        </w:tabs>
+        <w:ind w:left="6480" w:hanging="360"/>
+      </w:pPr>
+      <w:rPr>
+        <w:rFonts w:ascii="Wingdings" w:hAnsi="Wingdings" w:hint="default"/>
+        <w:sz w:val="20"/>
+      </w:rPr>
+    </w:lvl>
+  </w:abstractNum>
+  <w:abstractNum w:abstractNumId="16" w15:restartNumberingAfterBreak="0">
     <w:nsid w:val="49D64D7F"/>
     <w:multiLevelType w:val="multilevel"/>
     <w:tmpl w:val="B2AACB3E"/>
@@ -2975,7 +10698,7 @@
       </w:rPr>
     </w:lvl>
   </w:abstractNum>
-  <w:abstractNum w:abstractNumId="4" w15:restartNumberingAfterBreak="0">
+  <w:abstractNum w:abstractNumId="17" w15:restartNumberingAfterBreak="0">
     <w:nsid w:val="52901A8E"/>
     <w:multiLevelType w:val="multilevel"/>
     <w:tmpl w:val="DACA312E"/>
@@ -3124,7 +10847,901 @@
       </w:rPr>
     </w:lvl>
   </w:abstractNum>
-  <w:abstractNum w:abstractNumId="5" w15:restartNumberingAfterBreak="0">
+  <w:abstractNum w:abstractNumId="18" w15:restartNumberingAfterBreak="0">
+    <w:nsid w:val="549F24C2"/>
+    <w:multiLevelType w:val="multilevel"/>
+    <w:tmpl w:val="C2B4FE40"/>
+    <w:lvl w:ilvl="0">
+      <w:start w:val="1"/>
+      <w:numFmt w:val="bullet"/>
+      <w:lvlText w:val=""/>
+      <w:lvlJc w:val="left"/>
+      <w:pPr>
+        <w:tabs>
+          <w:tab w:val="num" w:pos="720"/>
+        </w:tabs>
+        <w:ind w:left="720" w:hanging="360"/>
+      </w:pPr>
+      <w:rPr>
+        <w:rFonts w:ascii="Symbol" w:hAnsi="Symbol" w:hint="default"/>
+        <w:sz w:val="20"/>
+      </w:rPr>
+    </w:lvl>
+    <w:lvl w:ilvl="1" w:tentative="1">
+      <w:start w:val="1"/>
+      <w:numFmt w:val="bullet"/>
+      <w:lvlText w:val="o"/>
+      <w:lvlJc w:val="left"/>
+      <w:pPr>
+        <w:tabs>
+          <w:tab w:val="num" w:pos="1440"/>
+        </w:tabs>
+        <w:ind w:left="1440" w:hanging="360"/>
+      </w:pPr>
+      <w:rPr>
+        <w:rFonts w:ascii="Courier New" w:hAnsi="Courier New" w:hint="default"/>
+        <w:sz w:val="20"/>
+      </w:rPr>
+    </w:lvl>
+    <w:lvl w:ilvl="2" w:tentative="1">
+      <w:start w:val="1"/>
+      <w:numFmt w:val="bullet"/>
+      <w:lvlText w:val=""/>
+      <w:lvlJc w:val="left"/>
+      <w:pPr>
+        <w:tabs>
+          <w:tab w:val="num" w:pos="2160"/>
+        </w:tabs>
+        <w:ind w:left="2160" w:hanging="360"/>
+      </w:pPr>
+      <w:rPr>
+        <w:rFonts w:ascii="Wingdings" w:hAnsi="Wingdings" w:hint="default"/>
+        <w:sz w:val="20"/>
+      </w:rPr>
+    </w:lvl>
+    <w:lvl w:ilvl="3" w:tentative="1">
+      <w:start w:val="1"/>
+      <w:numFmt w:val="bullet"/>
+      <w:lvlText w:val=""/>
+      <w:lvlJc w:val="left"/>
+      <w:pPr>
+        <w:tabs>
+          <w:tab w:val="num" w:pos="2880"/>
+        </w:tabs>
+        <w:ind w:left="2880" w:hanging="360"/>
+      </w:pPr>
+      <w:rPr>
+        <w:rFonts w:ascii="Wingdings" w:hAnsi="Wingdings" w:hint="default"/>
+        <w:sz w:val="20"/>
+      </w:rPr>
+    </w:lvl>
+    <w:lvl w:ilvl="4" w:tentative="1">
+      <w:start w:val="1"/>
+      <w:numFmt w:val="bullet"/>
+      <w:lvlText w:val=""/>
+      <w:lvlJc w:val="left"/>
+      <w:pPr>
+        <w:tabs>
+          <w:tab w:val="num" w:pos="3600"/>
+        </w:tabs>
+        <w:ind w:left="3600" w:hanging="360"/>
+      </w:pPr>
+      <w:rPr>
+        <w:rFonts w:ascii="Wingdings" w:hAnsi="Wingdings" w:hint="default"/>
+        <w:sz w:val="20"/>
+      </w:rPr>
+    </w:lvl>
+    <w:lvl w:ilvl="5" w:tentative="1">
+      <w:start w:val="1"/>
+      <w:numFmt w:val="bullet"/>
+      <w:lvlText w:val=""/>
+      <w:lvlJc w:val="left"/>
+      <w:pPr>
+        <w:tabs>
+          <w:tab w:val="num" w:pos="4320"/>
+        </w:tabs>
+        <w:ind w:left="4320" w:hanging="360"/>
+      </w:pPr>
+      <w:rPr>
+        <w:rFonts w:ascii="Wingdings" w:hAnsi="Wingdings" w:hint="default"/>
+        <w:sz w:val="20"/>
+      </w:rPr>
+    </w:lvl>
+    <w:lvl w:ilvl="6" w:tentative="1">
+      <w:start w:val="1"/>
+      <w:numFmt w:val="bullet"/>
+      <w:lvlText w:val=""/>
+      <w:lvlJc w:val="left"/>
+      <w:pPr>
+        <w:tabs>
+          <w:tab w:val="num" w:pos="5040"/>
+        </w:tabs>
+        <w:ind w:left="5040" w:hanging="360"/>
+      </w:pPr>
+      <w:rPr>
+        <w:rFonts w:ascii="Wingdings" w:hAnsi="Wingdings" w:hint="default"/>
+        <w:sz w:val="20"/>
+      </w:rPr>
+    </w:lvl>
+    <w:lvl w:ilvl="7" w:tentative="1">
+      <w:start w:val="1"/>
+      <w:numFmt w:val="bullet"/>
+      <w:lvlText w:val=""/>
+      <w:lvlJc w:val="left"/>
+      <w:pPr>
+        <w:tabs>
+          <w:tab w:val="num" w:pos="5760"/>
+        </w:tabs>
+        <w:ind w:left="5760" w:hanging="360"/>
+      </w:pPr>
+      <w:rPr>
+        <w:rFonts w:ascii="Wingdings" w:hAnsi="Wingdings" w:hint="default"/>
+        <w:sz w:val="20"/>
+      </w:rPr>
+    </w:lvl>
+    <w:lvl w:ilvl="8" w:tentative="1">
+      <w:start w:val="1"/>
+      <w:numFmt w:val="bullet"/>
+      <w:lvlText w:val=""/>
+      <w:lvlJc w:val="left"/>
+      <w:pPr>
+        <w:tabs>
+          <w:tab w:val="num" w:pos="6480"/>
+        </w:tabs>
+        <w:ind w:left="6480" w:hanging="360"/>
+      </w:pPr>
+      <w:rPr>
+        <w:rFonts w:ascii="Wingdings" w:hAnsi="Wingdings" w:hint="default"/>
+        <w:sz w:val="20"/>
+      </w:rPr>
+    </w:lvl>
+  </w:abstractNum>
+  <w:abstractNum w:abstractNumId="19" w15:restartNumberingAfterBreak="0">
+    <w:nsid w:val="56276727"/>
+    <w:multiLevelType w:val="multilevel"/>
+    <w:tmpl w:val="2E1A0A34"/>
+    <w:lvl w:ilvl="0">
+      <w:start w:val="1"/>
+      <w:numFmt w:val="bullet"/>
+      <w:lvlText w:val=""/>
+      <w:lvlJc w:val="left"/>
+      <w:pPr>
+        <w:tabs>
+          <w:tab w:val="num" w:pos="720"/>
+        </w:tabs>
+        <w:ind w:left="720" w:hanging="360"/>
+      </w:pPr>
+      <w:rPr>
+        <w:rFonts w:ascii="Symbol" w:hAnsi="Symbol" w:hint="default"/>
+        <w:sz w:val="20"/>
+      </w:rPr>
+    </w:lvl>
+    <w:lvl w:ilvl="1" w:tentative="1">
+      <w:start w:val="1"/>
+      <w:numFmt w:val="bullet"/>
+      <w:lvlText w:val="o"/>
+      <w:lvlJc w:val="left"/>
+      <w:pPr>
+        <w:tabs>
+          <w:tab w:val="num" w:pos="1440"/>
+        </w:tabs>
+        <w:ind w:left="1440" w:hanging="360"/>
+      </w:pPr>
+      <w:rPr>
+        <w:rFonts w:ascii="Courier New" w:hAnsi="Courier New" w:hint="default"/>
+        <w:sz w:val="20"/>
+      </w:rPr>
+    </w:lvl>
+    <w:lvl w:ilvl="2" w:tentative="1">
+      <w:start w:val="1"/>
+      <w:numFmt w:val="bullet"/>
+      <w:lvlText w:val=""/>
+      <w:lvlJc w:val="left"/>
+      <w:pPr>
+        <w:tabs>
+          <w:tab w:val="num" w:pos="2160"/>
+        </w:tabs>
+        <w:ind w:left="2160" w:hanging="360"/>
+      </w:pPr>
+      <w:rPr>
+        <w:rFonts w:ascii="Wingdings" w:hAnsi="Wingdings" w:hint="default"/>
+        <w:sz w:val="20"/>
+      </w:rPr>
+    </w:lvl>
+    <w:lvl w:ilvl="3" w:tentative="1">
+      <w:start w:val="1"/>
+      <w:numFmt w:val="bullet"/>
+      <w:lvlText w:val=""/>
+      <w:lvlJc w:val="left"/>
+      <w:pPr>
+        <w:tabs>
+          <w:tab w:val="num" w:pos="2880"/>
+        </w:tabs>
+        <w:ind w:left="2880" w:hanging="360"/>
+      </w:pPr>
+      <w:rPr>
+        <w:rFonts w:ascii="Wingdings" w:hAnsi="Wingdings" w:hint="default"/>
+        <w:sz w:val="20"/>
+      </w:rPr>
+    </w:lvl>
+    <w:lvl w:ilvl="4" w:tentative="1">
+      <w:start w:val="1"/>
+      <w:numFmt w:val="bullet"/>
+      <w:lvlText w:val=""/>
+      <w:lvlJc w:val="left"/>
+      <w:pPr>
+        <w:tabs>
+          <w:tab w:val="num" w:pos="3600"/>
+        </w:tabs>
+        <w:ind w:left="3600" w:hanging="360"/>
+      </w:pPr>
+      <w:rPr>
+        <w:rFonts w:ascii="Wingdings" w:hAnsi="Wingdings" w:hint="default"/>
+        <w:sz w:val="20"/>
+      </w:rPr>
+    </w:lvl>
+    <w:lvl w:ilvl="5" w:tentative="1">
+      <w:start w:val="1"/>
+      <w:numFmt w:val="bullet"/>
+      <w:lvlText w:val=""/>
+      <w:lvlJc w:val="left"/>
+      <w:pPr>
+        <w:tabs>
+          <w:tab w:val="num" w:pos="4320"/>
+        </w:tabs>
+        <w:ind w:left="4320" w:hanging="360"/>
+      </w:pPr>
+      <w:rPr>
+        <w:rFonts w:ascii="Wingdings" w:hAnsi="Wingdings" w:hint="default"/>
+        <w:sz w:val="20"/>
+      </w:rPr>
+    </w:lvl>
+    <w:lvl w:ilvl="6" w:tentative="1">
+      <w:start w:val="1"/>
+      <w:numFmt w:val="bullet"/>
+      <w:lvlText w:val=""/>
+      <w:lvlJc w:val="left"/>
+      <w:pPr>
+        <w:tabs>
+          <w:tab w:val="num" w:pos="5040"/>
+        </w:tabs>
+        <w:ind w:left="5040" w:hanging="360"/>
+      </w:pPr>
+      <w:rPr>
+        <w:rFonts w:ascii="Wingdings" w:hAnsi="Wingdings" w:hint="default"/>
+        <w:sz w:val="20"/>
+      </w:rPr>
+    </w:lvl>
+    <w:lvl w:ilvl="7" w:tentative="1">
+      <w:start w:val="1"/>
+      <w:numFmt w:val="bullet"/>
+      <w:lvlText w:val=""/>
+      <w:lvlJc w:val="left"/>
+      <w:pPr>
+        <w:tabs>
+          <w:tab w:val="num" w:pos="5760"/>
+        </w:tabs>
+        <w:ind w:left="5760" w:hanging="360"/>
+      </w:pPr>
+      <w:rPr>
+        <w:rFonts w:ascii="Wingdings" w:hAnsi="Wingdings" w:hint="default"/>
+        <w:sz w:val="20"/>
+      </w:rPr>
+    </w:lvl>
+    <w:lvl w:ilvl="8" w:tentative="1">
+      <w:start w:val="1"/>
+      <w:numFmt w:val="bullet"/>
+      <w:lvlText w:val=""/>
+      <w:lvlJc w:val="left"/>
+      <w:pPr>
+        <w:tabs>
+          <w:tab w:val="num" w:pos="6480"/>
+        </w:tabs>
+        <w:ind w:left="6480" w:hanging="360"/>
+      </w:pPr>
+      <w:rPr>
+        <w:rFonts w:ascii="Wingdings" w:hAnsi="Wingdings" w:hint="default"/>
+        <w:sz w:val="20"/>
+      </w:rPr>
+    </w:lvl>
+  </w:abstractNum>
+  <w:abstractNum w:abstractNumId="20" w15:restartNumberingAfterBreak="0">
+    <w:nsid w:val="57FA5039"/>
+    <w:multiLevelType w:val="multilevel"/>
+    <w:tmpl w:val="A6B26C22"/>
+    <w:lvl w:ilvl="0">
+      <w:start w:val="1"/>
+      <w:numFmt w:val="bullet"/>
+      <w:lvlText w:val=""/>
+      <w:lvlJc w:val="left"/>
+      <w:pPr>
+        <w:tabs>
+          <w:tab w:val="num" w:pos="720"/>
+        </w:tabs>
+        <w:ind w:left="720" w:hanging="360"/>
+      </w:pPr>
+      <w:rPr>
+        <w:rFonts w:ascii="Symbol" w:hAnsi="Symbol" w:hint="default"/>
+        <w:sz w:val="20"/>
+      </w:rPr>
+    </w:lvl>
+    <w:lvl w:ilvl="1" w:tentative="1">
+      <w:start w:val="1"/>
+      <w:numFmt w:val="bullet"/>
+      <w:lvlText w:val="o"/>
+      <w:lvlJc w:val="left"/>
+      <w:pPr>
+        <w:tabs>
+          <w:tab w:val="num" w:pos="1440"/>
+        </w:tabs>
+        <w:ind w:left="1440" w:hanging="360"/>
+      </w:pPr>
+      <w:rPr>
+        <w:rFonts w:ascii="Courier New" w:hAnsi="Courier New" w:hint="default"/>
+        <w:sz w:val="20"/>
+      </w:rPr>
+    </w:lvl>
+    <w:lvl w:ilvl="2" w:tentative="1">
+      <w:start w:val="1"/>
+      <w:numFmt w:val="bullet"/>
+      <w:lvlText w:val=""/>
+      <w:lvlJc w:val="left"/>
+      <w:pPr>
+        <w:tabs>
+          <w:tab w:val="num" w:pos="2160"/>
+        </w:tabs>
+        <w:ind w:left="2160" w:hanging="360"/>
+      </w:pPr>
+      <w:rPr>
+        <w:rFonts w:ascii="Wingdings" w:hAnsi="Wingdings" w:hint="default"/>
+        <w:sz w:val="20"/>
+      </w:rPr>
+    </w:lvl>
+    <w:lvl w:ilvl="3" w:tentative="1">
+      <w:start w:val="1"/>
+      <w:numFmt w:val="bullet"/>
+      <w:lvlText w:val=""/>
+      <w:lvlJc w:val="left"/>
+      <w:pPr>
+        <w:tabs>
+          <w:tab w:val="num" w:pos="2880"/>
+        </w:tabs>
+        <w:ind w:left="2880" w:hanging="360"/>
+      </w:pPr>
+      <w:rPr>
+        <w:rFonts w:ascii="Wingdings" w:hAnsi="Wingdings" w:hint="default"/>
+        <w:sz w:val="20"/>
+      </w:rPr>
+    </w:lvl>
+    <w:lvl w:ilvl="4" w:tentative="1">
+      <w:start w:val="1"/>
+      <w:numFmt w:val="bullet"/>
+      <w:lvlText w:val=""/>
+      <w:lvlJc w:val="left"/>
+      <w:pPr>
+        <w:tabs>
+          <w:tab w:val="num" w:pos="3600"/>
+        </w:tabs>
+        <w:ind w:left="3600" w:hanging="360"/>
+      </w:pPr>
+      <w:rPr>
+        <w:rFonts w:ascii="Wingdings" w:hAnsi="Wingdings" w:hint="default"/>
+        <w:sz w:val="20"/>
+      </w:rPr>
+    </w:lvl>
+    <w:lvl w:ilvl="5" w:tentative="1">
+      <w:start w:val="1"/>
+      <w:numFmt w:val="bullet"/>
+      <w:lvlText w:val=""/>
+      <w:lvlJc w:val="left"/>
+      <w:pPr>
+        <w:tabs>
+          <w:tab w:val="num" w:pos="4320"/>
+        </w:tabs>
+        <w:ind w:left="4320" w:hanging="360"/>
+      </w:pPr>
+      <w:rPr>
+        <w:rFonts w:ascii="Wingdings" w:hAnsi="Wingdings" w:hint="default"/>
+        <w:sz w:val="20"/>
+      </w:rPr>
+    </w:lvl>
+    <w:lvl w:ilvl="6" w:tentative="1">
+      <w:start w:val="1"/>
+      <w:numFmt w:val="bullet"/>
+      <w:lvlText w:val=""/>
+      <w:lvlJc w:val="left"/>
+      <w:pPr>
+        <w:tabs>
+          <w:tab w:val="num" w:pos="5040"/>
+        </w:tabs>
+        <w:ind w:left="5040" w:hanging="360"/>
+      </w:pPr>
+      <w:rPr>
+        <w:rFonts w:ascii="Wingdings" w:hAnsi="Wingdings" w:hint="default"/>
+        <w:sz w:val="20"/>
+      </w:rPr>
+    </w:lvl>
+    <w:lvl w:ilvl="7" w:tentative="1">
+      <w:start w:val="1"/>
+      <w:numFmt w:val="bullet"/>
+      <w:lvlText w:val=""/>
+      <w:lvlJc w:val="left"/>
+      <w:pPr>
+        <w:tabs>
+          <w:tab w:val="num" w:pos="5760"/>
+        </w:tabs>
+        <w:ind w:left="5760" w:hanging="360"/>
+      </w:pPr>
+      <w:rPr>
+        <w:rFonts w:ascii="Wingdings" w:hAnsi="Wingdings" w:hint="default"/>
+        <w:sz w:val="20"/>
+      </w:rPr>
+    </w:lvl>
+    <w:lvl w:ilvl="8" w:tentative="1">
+      <w:start w:val="1"/>
+      <w:numFmt w:val="bullet"/>
+      <w:lvlText w:val=""/>
+      <w:lvlJc w:val="left"/>
+      <w:pPr>
+        <w:tabs>
+          <w:tab w:val="num" w:pos="6480"/>
+        </w:tabs>
+        <w:ind w:left="6480" w:hanging="360"/>
+      </w:pPr>
+      <w:rPr>
+        <w:rFonts w:ascii="Wingdings" w:hAnsi="Wingdings" w:hint="default"/>
+        <w:sz w:val="20"/>
+      </w:rPr>
+    </w:lvl>
+  </w:abstractNum>
+  <w:abstractNum w:abstractNumId="21" w15:restartNumberingAfterBreak="0">
+    <w:nsid w:val="5B15075A"/>
+    <w:multiLevelType w:val="multilevel"/>
+    <w:tmpl w:val="54D02966"/>
+    <w:lvl w:ilvl="0">
+      <w:start w:val="1"/>
+      <w:numFmt w:val="bullet"/>
+      <w:lvlText w:val=""/>
+      <w:lvlJc w:val="left"/>
+      <w:pPr>
+        <w:tabs>
+          <w:tab w:val="num" w:pos="720"/>
+        </w:tabs>
+        <w:ind w:left="720" w:hanging="360"/>
+      </w:pPr>
+      <w:rPr>
+        <w:rFonts w:ascii="Symbol" w:hAnsi="Symbol" w:hint="default"/>
+        <w:sz w:val="20"/>
+      </w:rPr>
+    </w:lvl>
+    <w:lvl w:ilvl="1" w:tentative="1">
+      <w:start w:val="1"/>
+      <w:numFmt w:val="bullet"/>
+      <w:lvlText w:val="o"/>
+      <w:lvlJc w:val="left"/>
+      <w:pPr>
+        <w:tabs>
+          <w:tab w:val="num" w:pos="1440"/>
+        </w:tabs>
+        <w:ind w:left="1440" w:hanging="360"/>
+      </w:pPr>
+      <w:rPr>
+        <w:rFonts w:ascii="Courier New" w:hAnsi="Courier New" w:hint="default"/>
+        <w:sz w:val="20"/>
+      </w:rPr>
+    </w:lvl>
+    <w:lvl w:ilvl="2" w:tentative="1">
+      <w:start w:val="1"/>
+      <w:numFmt w:val="bullet"/>
+      <w:lvlText w:val=""/>
+      <w:lvlJc w:val="left"/>
+      <w:pPr>
+        <w:tabs>
+          <w:tab w:val="num" w:pos="2160"/>
+        </w:tabs>
+        <w:ind w:left="2160" w:hanging="360"/>
+      </w:pPr>
+      <w:rPr>
+        <w:rFonts w:ascii="Wingdings" w:hAnsi="Wingdings" w:hint="default"/>
+        <w:sz w:val="20"/>
+      </w:rPr>
+    </w:lvl>
+    <w:lvl w:ilvl="3" w:tentative="1">
+      <w:start w:val="1"/>
+      <w:numFmt w:val="bullet"/>
+      <w:lvlText w:val=""/>
+      <w:lvlJc w:val="left"/>
+      <w:pPr>
+        <w:tabs>
+          <w:tab w:val="num" w:pos="2880"/>
+        </w:tabs>
+        <w:ind w:left="2880" w:hanging="360"/>
+      </w:pPr>
+      <w:rPr>
+        <w:rFonts w:ascii="Wingdings" w:hAnsi="Wingdings" w:hint="default"/>
+        <w:sz w:val="20"/>
+      </w:rPr>
+    </w:lvl>
+    <w:lvl w:ilvl="4" w:tentative="1">
+      <w:start w:val="1"/>
+      <w:numFmt w:val="bullet"/>
+      <w:lvlText w:val=""/>
+      <w:lvlJc w:val="left"/>
+      <w:pPr>
+        <w:tabs>
+          <w:tab w:val="num" w:pos="3600"/>
+        </w:tabs>
+        <w:ind w:left="3600" w:hanging="360"/>
+      </w:pPr>
+      <w:rPr>
+        <w:rFonts w:ascii="Wingdings" w:hAnsi="Wingdings" w:hint="default"/>
+        <w:sz w:val="20"/>
+      </w:rPr>
+    </w:lvl>
+    <w:lvl w:ilvl="5" w:tentative="1">
+      <w:start w:val="1"/>
+      <w:numFmt w:val="bullet"/>
+      <w:lvlText w:val=""/>
+      <w:lvlJc w:val="left"/>
+      <w:pPr>
+        <w:tabs>
+          <w:tab w:val="num" w:pos="4320"/>
+        </w:tabs>
+        <w:ind w:left="4320" w:hanging="360"/>
+      </w:pPr>
+      <w:rPr>
+        <w:rFonts w:ascii="Wingdings" w:hAnsi="Wingdings" w:hint="default"/>
+        <w:sz w:val="20"/>
+      </w:rPr>
+    </w:lvl>
+    <w:lvl w:ilvl="6" w:tentative="1">
+      <w:start w:val="1"/>
+      <w:numFmt w:val="bullet"/>
+      <w:lvlText w:val=""/>
+      <w:lvlJc w:val="left"/>
+      <w:pPr>
+        <w:tabs>
+          <w:tab w:val="num" w:pos="5040"/>
+        </w:tabs>
+        <w:ind w:left="5040" w:hanging="360"/>
+      </w:pPr>
+      <w:rPr>
+        <w:rFonts w:ascii="Wingdings" w:hAnsi="Wingdings" w:hint="default"/>
+        <w:sz w:val="20"/>
+      </w:rPr>
+    </w:lvl>
+    <w:lvl w:ilvl="7" w:tentative="1">
+      <w:start w:val="1"/>
+      <w:numFmt w:val="bullet"/>
+      <w:lvlText w:val=""/>
+      <w:lvlJc w:val="left"/>
+      <w:pPr>
+        <w:tabs>
+          <w:tab w:val="num" w:pos="5760"/>
+        </w:tabs>
+        <w:ind w:left="5760" w:hanging="360"/>
+      </w:pPr>
+      <w:rPr>
+        <w:rFonts w:ascii="Wingdings" w:hAnsi="Wingdings" w:hint="default"/>
+        <w:sz w:val="20"/>
+      </w:rPr>
+    </w:lvl>
+    <w:lvl w:ilvl="8" w:tentative="1">
+      <w:start w:val="1"/>
+      <w:numFmt w:val="bullet"/>
+      <w:lvlText w:val=""/>
+      <w:lvlJc w:val="left"/>
+      <w:pPr>
+        <w:tabs>
+          <w:tab w:val="num" w:pos="6480"/>
+        </w:tabs>
+        <w:ind w:left="6480" w:hanging="360"/>
+      </w:pPr>
+      <w:rPr>
+        <w:rFonts w:ascii="Wingdings" w:hAnsi="Wingdings" w:hint="default"/>
+        <w:sz w:val="20"/>
+      </w:rPr>
+    </w:lvl>
+  </w:abstractNum>
+  <w:abstractNum w:abstractNumId="22" w15:restartNumberingAfterBreak="0">
+    <w:nsid w:val="69552D0D"/>
+    <w:multiLevelType w:val="multilevel"/>
+    <w:tmpl w:val="FD52F8DC"/>
+    <w:lvl w:ilvl="0">
+      <w:start w:val="1"/>
+      <w:numFmt w:val="bullet"/>
+      <w:lvlText w:val=""/>
+      <w:lvlJc w:val="left"/>
+      <w:pPr>
+        <w:tabs>
+          <w:tab w:val="num" w:pos="720"/>
+        </w:tabs>
+        <w:ind w:left="720" w:hanging="360"/>
+      </w:pPr>
+      <w:rPr>
+        <w:rFonts w:ascii="Symbol" w:hAnsi="Symbol" w:hint="default"/>
+        <w:sz w:val="20"/>
+      </w:rPr>
+    </w:lvl>
+    <w:lvl w:ilvl="1" w:tentative="1">
+      <w:start w:val="1"/>
+      <w:numFmt w:val="bullet"/>
+      <w:lvlText w:val="o"/>
+      <w:lvlJc w:val="left"/>
+      <w:pPr>
+        <w:tabs>
+          <w:tab w:val="num" w:pos="1440"/>
+        </w:tabs>
+        <w:ind w:left="1440" w:hanging="360"/>
+      </w:pPr>
+      <w:rPr>
+        <w:rFonts w:ascii="Courier New" w:hAnsi="Courier New" w:hint="default"/>
+        <w:sz w:val="20"/>
+      </w:rPr>
+    </w:lvl>
+    <w:lvl w:ilvl="2" w:tentative="1">
+      <w:start w:val="1"/>
+      <w:numFmt w:val="bullet"/>
+      <w:lvlText w:val=""/>
+      <w:lvlJc w:val="left"/>
+      <w:pPr>
+        <w:tabs>
+          <w:tab w:val="num" w:pos="2160"/>
+        </w:tabs>
+        <w:ind w:left="2160" w:hanging="360"/>
+      </w:pPr>
+      <w:rPr>
+        <w:rFonts w:ascii="Wingdings" w:hAnsi="Wingdings" w:hint="default"/>
+        <w:sz w:val="20"/>
+      </w:rPr>
+    </w:lvl>
+    <w:lvl w:ilvl="3" w:tentative="1">
+      <w:start w:val="1"/>
+      <w:numFmt w:val="bullet"/>
+      <w:lvlText w:val=""/>
+      <w:lvlJc w:val="left"/>
+      <w:pPr>
+        <w:tabs>
+          <w:tab w:val="num" w:pos="2880"/>
+        </w:tabs>
+        <w:ind w:left="2880" w:hanging="360"/>
+      </w:pPr>
+      <w:rPr>
+        <w:rFonts w:ascii="Wingdings" w:hAnsi="Wingdings" w:hint="default"/>
+        <w:sz w:val="20"/>
+      </w:rPr>
+    </w:lvl>
+    <w:lvl w:ilvl="4" w:tentative="1">
+      <w:start w:val="1"/>
+      <w:numFmt w:val="bullet"/>
+      <w:lvlText w:val=""/>
+      <w:lvlJc w:val="left"/>
+      <w:pPr>
+        <w:tabs>
+          <w:tab w:val="num" w:pos="3600"/>
+        </w:tabs>
+        <w:ind w:left="3600" w:hanging="360"/>
+      </w:pPr>
+      <w:rPr>
+        <w:rFonts w:ascii="Wingdings" w:hAnsi="Wingdings" w:hint="default"/>
+        <w:sz w:val="20"/>
+      </w:rPr>
+    </w:lvl>
+    <w:lvl w:ilvl="5" w:tentative="1">
+      <w:start w:val="1"/>
+      <w:numFmt w:val="bullet"/>
+      <w:lvlText w:val=""/>
+      <w:lvlJc w:val="left"/>
+      <w:pPr>
+        <w:tabs>
+          <w:tab w:val="num" w:pos="4320"/>
+        </w:tabs>
+        <w:ind w:left="4320" w:hanging="360"/>
+      </w:pPr>
+      <w:rPr>
+        <w:rFonts w:ascii="Wingdings" w:hAnsi="Wingdings" w:hint="default"/>
+        <w:sz w:val="20"/>
+      </w:rPr>
+    </w:lvl>
+    <w:lvl w:ilvl="6" w:tentative="1">
+      <w:start w:val="1"/>
+      <w:numFmt w:val="bullet"/>
+      <w:lvlText w:val=""/>
+      <w:lvlJc w:val="left"/>
+      <w:pPr>
+        <w:tabs>
+          <w:tab w:val="num" w:pos="5040"/>
+        </w:tabs>
+        <w:ind w:left="5040" w:hanging="360"/>
+      </w:pPr>
+      <w:rPr>
+        <w:rFonts w:ascii="Wingdings" w:hAnsi="Wingdings" w:hint="default"/>
+        <w:sz w:val="20"/>
+      </w:rPr>
+    </w:lvl>
+    <w:lvl w:ilvl="7" w:tentative="1">
+      <w:start w:val="1"/>
+      <w:numFmt w:val="bullet"/>
+      <w:lvlText w:val=""/>
+      <w:lvlJc w:val="left"/>
+      <w:pPr>
+        <w:tabs>
+          <w:tab w:val="num" w:pos="5760"/>
+        </w:tabs>
+        <w:ind w:left="5760" w:hanging="360"/>
+      </w:pPr>
+      <w:rPr>
+        <w:rFonts w:ascii="Wingdings" w:hAnsi="Wingdings" w:hint="default"/>
+        <w:sz w:val="20"/>
+      </w:rPr>
+    </w:lvl>
+    <w:lvl w:ilvl="8" w:tentative="1">
+      <w:start w:val="1"/>
+      <w:numFmt w:val="bullet"/>
+      <w:lvlText w:val=""/>
+      <w:lvlJc w:val="left"/>
+      <w:pPr>
+        <w:tabs>
+          <w:tab w:val="num" w:pos="6480"/>
+        </w:tabs>
+        <w:ind w:left="6480" w:hanging="360"/>
+      </w:pPr>
+      <w:rPr>
+        <w:rFonts w:ascii="Wingdings" w:hAnsi="Wingdings" w:hint="default"/>
+        <w:sz w:val="20"/>
+      </w:rPr>
+    </w:lvl>
+  </w:abstractNum>
+  <w:abstractNum w:abstractNumId="23" w15:restartNumberingAfterBreak="0">
+    <w:nsid w:val="6B8D5A4E"/>
+    <w:multiLevelType w:val="multilevel"/>
+    <w:tmpl w:val="53B4BC48"/>
+    <w:lvl w:ilvl="0">
+      <w:start w:val="1"/>
+      <w:numFmt w:val="bullet"/>
+      <w:lvlText w:val=""/>
+      <w:lvlJc w:val="left"/>
+      <w:pPr>
+        <w:tabs>
+          <w:tab w:val="num" w:pos="720"/>
+        </w:tabs>
+        <w:ind w:left="720" w:hanging="360"/>
+      </w:pPr>
+      <w:rPr>
+        <w:rFonts w:ascii="Symbol" w:hAnsi="Symbol" w:hint="default"/>
+        <w:sz w:val="20"/>
+      </w:rPr>
+    </w:lvl>
+    <w:lvl w:ilvl="1" w:tentative="1">
+      <w:start w:val="1"/>
+      <w:numFmt w:val="bullet"/>
+      <w:lvlText w:val="o"/>
+      <w:lvlJc w:val="left"/>
+      <w:pPr>
+        <w:tabs>
+          <w:tab w:val="num" w:pos="1440"/>
+        </w:tabs>
+        <w:ind w:left="1440" w:hanging="360"/>
+      </w:pPr>
+      <w:rPr>
+        <w:rFonts w:ascii="Courier New" w:hAnsi="Courier New" w:hint="default"/>
+        <w:sz w:val="20"/>
+      </w:rPr>
+    </w:lvl>
+    <w:lvl w:ilvl="2" w:tentative="1">
+      <w:start w:val="1"/>
+      <w:numFmt w:val="bullet"/>
+      <w:lvlText w:val=""/>
+      <w:lvlJc w:val="left"/>
+      <w:pPr>
+        <w:tabs>
+          <w:tab w:val="num" w:pos="2160"/>
+        </w:tabs>
+        <w:ind w:left="2160" w:hanging="360"/>
+      </w:pPr>
+      <w:rPr>
+        <w:rFonts w:ascii="Wingdings" w:hAnsi="Wingdings" w:hint="default"/>
+        <w:sz w:val="20"/>
+      </w:rPr>
+    </w:lvl>
+    <w:lvl w:ilvl="3" w:tentative="1">
+      <w:start w:val="1"/>
+      <w:numFmt w:val="bullet"/>
+      <w:lvlText w:val=""/>
+      <w:lvlJc w:val="left"/>
+      <w:pPr>
+        <w:tabs>
+          <w:tab w:val="num" w:pos="2880"/>
+        </w:tabs>
+        <w:ind w:left="2880" w:hanging="360"/>
+      </w:pPr>
+      <w:rPr>
+        <w:rFonts w:ascii="Wingdings" w:hAnsi="Wingdings" w:hint="default"/>
+        <w:sz w:val="20"/>
+      </w:rPr>
+    </w:lvl>
+    <w:lvl w:ilvl="4" w:tentative="1">
+      <w:start w:val="1"/>
+      <w:numFmt w:val="bullet"/>
+      <w:lvlText w:val=""/>
+      <w:lvlJc w:val="left"/>
+      <w:pPr>
+        <w:tabs>
+          <w:tab w:val="num" w:pos="3600"/>
+        </w:tabs>
+        <w:ind w:left="3600" w:hanging="360"/>
+      </w:pPr>
+      <w:rPr>
+        <w:rFonts w:ascii="Wingdings" w:hAnsi="Wingdings" w:hint="default"/>
+        <w:sz w:val="20"/>
+      </w:rPr>
+    </w:lvl>
+    <w:lvl w:ilvl="5" w:tentative="1">
+      <w:start w:val="1"/>
+      <w:numFmt w:val="bullet"/>
+      <w:lvlText w:val=""/>
+      <w:lvlJc w:val="left"/>
+      <w:pPr>
+        <w:tabs>
+          <w:tab w:val="num" w:pos="4320"/>
+        </w:tabs>
+        <w:ind w:left="4320" w:hanging="360"/>
+      </w:pPr>
+      <w:rPr>
+        <w:rFonts w:ascii="Wingdings" w:hAnsi="Wingdings" w:hint="default"/>
+        <w:sz w:val="20"/>
+      </w:rPr>
+    </w:lvl>
+    <w:lvl w:ilvl="6" w:tentative="1">
+      <w:start w:val="1"/>
+      <w:numFmt w:val="bullet"/>
+      <w:lvlText w:val=""/>
+      <w:lvlJc w:val="left"/>
+      <w:pPr>
+        <w:tabs>
+          <w:tab w:val="num" w:pos="5040"/>
+        </w:tabs>
+        <w:ind w:left="5040" w:hanging="360"/>
+      </w:pPr>
+      <w:rPr>
+        <w:rFonts w:ascii="Wingdings" w:hAnsi="Wingdings" w:hint="default"/>
+        <w:sz w:val="20"/>
+      </w:rPr>
+    </w:lvl>
+    <w:lvl w:ilvl="7" w:tentative="1">
+      <w:start w:val="1"/>
+      <w:numFmt w:val="bullet"/>
+      <w:lvlText w:val=""/>
+      <w:lvlJc w:val="left"/>
+      <w:pPr>
+        <w:tabs>
+          <w:tab w:val="num" w:pos="5760"/>
+        </w:tabs>
+        <w:ind w:left="5760" w:hanging="360"/>
+      </w:pPr>
+      <w:rPr>
+        <w:rFonts w:ascii="Wingdings" w:hAnsi="Wingdings" w:hint="default"/>
+        <w:sz w:val="20"/>
+      </w:rPr>
+    </w:lvl>
+    <w:lvl w:ilvl="8" w:tentative="1">
+      <w:start w:val="1"/>
+      <w:numFmt w:val="bullet"/>
+      <w:lvlText w:val=""/>
+      <w:lvlJc w:val="left"/>
+      <w:pPr>
+        <w:tabs>
+          <w:tab w:val="num" w:pos="6480"/>
+        </w:tabs>
+        <w:ind w:left="6480" w:hanging="360"/>
+      </w:pPr>
+      <w:rPr>
+        <w:rFonts w:ascii="Wingdings" w:hAnsi="Wingdings" w:hint="default"/>
+        <w:sz w:val="20"/>
+      </w:rPr>
+    </w:lvl>
+  </w:abstractNum>
+  <w:abstractNum w:abstractNumId="24" w15:restartNumberingAfterBreak="0">
     <w:nsid w:val="6F3C3239"/>
     <w:multiLevelType w:val="multilevel"/>
     <w:tmpl w:val="FB70AB78"/>
@@ -3273,7 +11890,156 @@
       </w:rPr>
     </w:lvl>
   </w:abstractNum>
-  <w:abstractNum w:abstractNumId="6" w15:restartNumberingAfterBreak="0">
+  <w:abstractNum w:abstractNumId="25" w15:restartNumberingAfterBreak="0">
+    <w:nsid w:val="711B564F"/>
+    <w:multiLevelType w:val="multilevel"/>
+    <w:tmpl w:val="D91E15F8"/>
+    <w:lvl w:ilvl="0">
+      <w:start w:val="1"/>
+      <w:numFmt w:val="bullet"/>
+      <w:lvlText w:val=""/>
+      <w:lvlJc w:val="left"/>
+      <w:pPr>
+        <w:tabs>
+          <w:tab w:val="num" w:pos="720"/>
+        </w:tabs>
+        <w:ind w:left="720" w:hanging="360"/>
+      </w:pPr>
+      <w:rPr>
+        <w:rFonts w:ascii="Symbol" w:hAnsi="Symbol" w:hint="default"/>
+        <w:sz w:val="20"/>
+      </w:rPr>
+    </w:lvl>
+    <w:lvl w:ilvl="1" w:tentative="1">
+      <w:start w:val="1"/>
+      <w:numFmt w:val="bullet"/>
+      <w:lvlText w:val="o"/>
+      <w:lvlJc w:val="left"/>
+      <w:pPr>
+        <w:tabs>
+          <w:tab w:val="num" w:pos="1440"/>
+        </w:tabs>
+        <w:ind w:left="1440" w:hanging="360"/>
+      </w:pPr>
+      <w:rPr>
+        <w:rFonts w:ascii="Courier New" w:hAnsi="Courier New" w:hint="default"/>
+        <w:sz w:val="20"/>
+      </w:rPr>
+    </w:lvl>
+    <w:lvl w:ilvl="2" w:tentative="1">
+      <w:start w:val="1"/>
+      <w:numFmt w:val="bullet"/>
+      <w:lvlText w:val=""/>
+      <w:lvlJc w:val="left"/>
+      <w:pPr>
+        <w:tabs>
+          <w:tab w:val="num" w:pos="2160"/>
+        </w:tabs>
+        <w:ind w:left="2160" w:hanging="360"/>
+      </w:pPr>
+      <w:rPr>
+        <w:rFonts w:ascii="Wingdings" w:hAnsi="Wingdings" w:hint="default"/>
+        <w:sz w:val="20"/>
+      </w:rPr>
+    </w:lvl>
+    <w:lvl w:ilvl="3" w:tentative="1">
+      <w:start w:val="1"/>
+      <w:numFmt w:val="bullet"/>
+      <w:lvlText w:val=""/>
+      <w:lvlJc w:val="left"/>
+      <w:pPr>
+        <w:tabs>
+          <w:tab w:val="num" w:pos="2880"/>
+        </w:tabs>
+        <w:ind w:left="2880" w:hanging="360"/>
+      </w:pPr>
+      <w:rPr>
+        <w:rFonts w:ascii="Wingdings" w:hAnsi="Wingdings" w:hint="default"/>
+        <w:sz w:val="20"/>
+      </w:rPr>
+    </w:lvl>
+    <w:lvl w:ilvl="4" w:tentative="1">
+      <w:start w:val="1"/>
+      <w:numFmt w:val="bullet"/>
+      <w:lvlText w:val=""/>
+      <w:lvlJc w:val="left"/>
+      <w:pPr>
+        <w:tabs>
+          <w:tab w:val="num" w:pos="3600"/>
+        </w:tabs>
+        <w:ind w:left="3600" w:hanging="360"/>
+      </w:pPr>
+      <w:rPr>
+        <w:rFonts w:ascii="Wingdings" w:hAnsi="Wingdings" w:hint="default"/>
+        <w:sz w:val="20"/>
+      </w:rPr>
+    </w:lvl>
+    <w:lvl w:ilvl="5" w:tentative="1">
+      <w:start w:val="1"/>
+      <w:numFmt w:val="bullet"/>
+      <w:lvlText w:val=""/>
+      <w:lvlJc w:val="left"/>
+      <w:pPr>
+        <w:tabs>
+          <w:tab w:val="num" w:pos="4320"/>
+        </w:tabs>
+        <w:ind w:left="4320" w:hanging="360"/>
+      </w:pPr>
+      <w:rPr>
+        <w:rFonts w:ascii="Wingdings" w:hAnsi="Wingdings" w:hint="default"/>
+        <w:sz w:val="20"/>
+      </w:rPr>
+    </w:lvl>
+    <w:lvl w:ilvl="6" w:tentative="1">
+      <w:start w:val="1"/>
+      <w:numFmt w:val="bullet"/>
+      <w:lvlText w:val=""/>
+      <w:lvlJc w:val="left"/>
+      <w:pPr>
+        <w:tabs>
+          <w:tab w:val="num" w:pos="5040"/>
+        </w:tabs>
+        <w:ind w:left="5040" w:hanging="360"/>
+      </w:pPr>
+      <w:rPr>
+        <w:rFonts w:ascii="Wingdings" w:hAnsi="Wingdings" w:hint="default"/>
+        <w:sz w:val="20"/>
+      </w:rPr>
+    </w:lvl>
+    <w:lvl w:ilvl="7" w:tentative="1">
+      <w:start w:val="1"/>
+      <w:numFmt w:val="bullet"/>
+      <w:lvlText w:val=""/>
+      <w:lvlJc w:val="left"/>
+      <w:pPr>
+        <w:tabs>
+          <w:tab w:val="num" w:pos="5760"/>
+        </w:tabs>
+        <w:ind w:left="5760" w:hanging="360"/>
+      </w:pPr>
+      <w:rPr>
+        <w:rFonts w:ascii="Wingdings" w:hAnsi="Wingdings" w:hint="default"/>
+        <w:sz w:val="20"/>
+      </w:rPr>
+    </w:lvl>
+    <w:lvl w:ilvl="8" w:tentative="1">
+      <w:start w:val="1"/>
+      <w:numFmt w:val="bullet"/>
+      <w:lvlText w:val=""/>
+      <w:lvlJc w:val="left"/>
+      <w:pPr>
+        <w:tabs>
+          <w:tab w:val="num" w:pos="6480"/>
+        </w:tabs>
+        <w:ind w:left="6480" w:hanging="360"/>
+      </w:pPr>
+      <w:rPr>
+        <w:rFonts w:ascii="Wingdings" w:hAnsi="Wingdings" w:hint="default"/>
+        <w:sz w:val="20"/>
+      </w:rPr>
+    </w:lvl>
+  </w:abstractNum>
+  <w:abstractNum w:abstractNumId="26" w15:restartNumberingAfterBreak="0">
     <w:nsid w:val="770F524E"/>
     <w:multiLevelType w:val="multilevel"/>
     <w:tmpl w:val="85BCE14E"/>
@@ -3422,26 +12188,506 @@
       </w:rPr>
     </w:lvl>
   </w:abstractNum>
+  <w:abstractNum w:abstractNumId="27" w15:restartNumberingAfterBreak="0">
+    <w:nsid w:val="78E83BB6"/>
+    <w:multiLevelType w:val="multilevel"/>
+    <w:tmpl w:val="FB3274B4"/>
+    <w:lvl w:ilvl="0">
+      <w:start w:val="1"/>
+      <w:numFmt w:val="decimal"/>
+      <w:lvlText w:val="%1."/>
+      <w:lvlJc w:val="left"/>
+      <w:pPr>
+        <w:tabs>
+          <w:tab w:val="num" w:pos="720"/>
+        </w:tabs>
+        <w:ind w:left="720" w:hanging="360"/>
+      </w:pPr>
+    </w:lvl>
+    <w:lvl w:ilvl="1" w:tentative="1">
+      <w:start w:val="1"/>
+      <w:numFmt w:val="decimal"/>
+      <w:lvlText w:val="%2."/>
+      <w:lvlJc w:val="left"/>
+      <w:pPr>
+        <w:tabs>
+          <w:tab w:val="num" w:pos="1440"/>
+        </w:tabs>
+        <w:ind w:left="1440" w:hanging="360"/>
+      </w:pPr>
+    </w:lvl>
+    <w:lvl w:ilvl="2" w:tentative="1">
+      <w:start w:val="1"/>
+      <w:numFmt w:val="decimal"/>
+      <w:lvlText w:val="%3."/>
+      <w:lvlJc w:val="left"/>
+      <w:pPr>
+        <w:tabs>
+          <w:tab w:val="num" w:pos="2160"/>
+        </w:tabs>
+        <w:ind w:left="2160" w:hanging="360"/>
+      </w:pPr>
+    </w:lvl>
+    <w:lvl w:ilvl="3" w:tentative="1">
+      <w:start w:val="1"/>
+      <w:numFmt w:val="decimal"/>
+      <w:lvlText w:val="%4."/>
+      <w:lvlJc w:val="left"/>
+      <w:pPr>
+        <w:tabs>
+          <w:tab w:val="num" w:pos="2880"/>
+        </w:tabs>
+        <w:ind w:left="2880" w:hanging="360"/>
+      </w:pPr>
+    </w:lvl>
+    <w:lvl w:ilvl="4" w:tentative="1">
+      <w:start w:val="1"/>
+      <w:numFmt w:val="decimal"/>
+      <w:lvlText w:val="%5."/>
+      <w:lvlJc w:val="left"/>
+      <w:pPr>
+        <w:tabs>
+          <w:tab w:val="num" w:pos="3600"/>
+        </w:tabs>
+        <w:ind w:left="3600" w:hanging="360"/>
+      </w:pPr>
+    </w:lvl>
+    <w:lvl w:ilvl="5" w:tentative="1">
+      <w:start w:val="1"/>
+      <w:numFmt w:val="decimal"/>
+      <w:lvlText w:val="%6."/>
+      <w:lvlJc w:val="left"/>
+      <w:pPr>
+        <w:tabs>
+          <w:tab w:val="num" w:pos="4320"/>
+        </w:tabs>
+        <w:ind w:left="4320" w:hanging="360"/>
+      </w:pPr>
+    </w:lvl>
+    <w:lvl w:ilvl="6" w:tentative="1">
+      <w:start w:val="1"/>
+      <w:numFmt w:val="decimal"/>
+      <w:lvlText w:val="%7."/>
+      <w:lvlJc w:val="left"/>
+      <w:pPr>
+        <w:tabs>
+          <w:tab w:val="num" w:pos="5040"/>
+        </w:tabs>
+        <w:ind w:left="5040" w:hanging="360"/>
+      </w:pPr>
+    </w:lvl>
+    <w:lvl w:ilvl="7" w:tentative="1">
+      <w:start w:val="1"/>
+      <w:numFmt w:val="decimal"/>
+      <w:lvlText w:val="%8."/>
+      <w:lvlJc w:val="left"/>
+      <w:pPr>
+        <w:tabs>
+          <w:tab w:val="num" w:pos="5760"/>
+        </w:tabs>
+        <w:ind w:left="5760" w:hanging="360"/>
+      </w:pPr>
+    </w:lvl>
+    <w:lvl w:ilvl="8" w:tentative="1">
+      <w:start w:val="1"/>
+      <w:numFmt w:val="decimal"/>
+      <w:lvlText w:val="%9."/>
+      <w:lvlJc w:val="left"/>
+      <w:pPr>
+        <w:tabs>
+          <w:tab w:val="num" w:pos="6480"/>
+        </w:tabs>
+        <w:ind w:left="6480" w:hanging="360"/>
+      </w:pPr>
+    </w:lvl>
+  </w:abstractNum>
+  <w:abstractNum w:abstractNumId="28" w15:restartNumberingAfterBreak="0">
+    <w:nsid w:val="7EE274B9"/>
+    <w:multiLevelType w:val="multilevel"/>
+    <w:tmpl w:val="697EA3D0"/>
+    <w:lvl w:ilvl="0">
+      <w:start w:val="1"/>
+      <w:numFmt w:val="bullet"/>
+      <w:lvlText w:val=""/>
+      <w:lvlJc w:val="left"/>
+      <w:pPr>
+        <w:tabs>
+          <w:tab w:val="num" w:pos="720"/>
+        </w:tabs>
+        <w:ind w:left="720" w:hanging="360"/>
+      </w:pPr>
+      <w:rPr>
+        <w:rFonts w:ascii="Symbol" w:hAnsi="Symbol" w:hint="default"/>
+        <w:sz w:val="20"/>
+      </w:rPr>
+    </w:lvl>
+    <w:lvl w:ilvl="1" w:tentative="1">
+      <w:start w:val="1"/>
+      <w:numFmt w:val="bullet"/>
+      <w:lvlText w:val="o"/>
+      <w:lvlJc w:val="left"/>
+      <w:pPr>
+        <w:tabs>
+          <w:tab w:val="num" w:pos="1440"/>
+        </w:tabs>
+        <w:ind w:left="1440" w:hanging="360"/>
+      </w:pPr>
+      <w:rPr>
+        <w:rFonts w:ascii="Courier New" w:hAnsi="Courier New" w:hint="default"/>
+        <w:sz w:val="20"/>
+      </w:rPr>
+    </w:lvl>
+    <w:lvl w:ilvl="2" w:tentative="1">
+      <w:start w:val="1"/>
+      <w:numFmt w:val="bullet"/>
+      <w:lvlText w:val=""/>
+      <w:lvlJc w:val="left"/>
+      <w:pPr>
+        <w:tabs>
+          <w:tab w:val="num" w:pos="2160"/>
+        </w:tabs>
+        <w:ind w:left="2160" w:hanging="360"/>
+      </w:pPr>
+      <w:rPr>
+        <w:rFonts w:ascii="Wingdings" w:hAnsi="Wingdings" w:hint="default"/>
+        <w:sz w:val="20"/>
+      </w:rPr>
+    </w:lvl>
+    <w:lvl w:ilvl="3" w:tentative="1">
+      <w:start w:val="1"/>
+      <w:numFmt w:val="bullet"/>
+      <w:lvlText w:val=""/>
+      <w:lvlJc w:val="left"/>
+      <w:pPr>
+        <w:tabs>
+          <w:tab w:val="num" w:pos="2880"/>
+        </w:tabs>
+        <w:ind w:left="2880" w:hanging="360"/>
+      </w:pPr>
+      <w:rPr>
+        <w:rFonts w:ascii="Wingdings" w:hAnsi="Wingdings" w:hint="default"/>
+        <w:sz w:val="20"/>
+      </w:rPr>
+    </w:lvl>
+    <w:lvl w:ilvl="4" w:tentative="1">
+      <w:start w:val="1"/>
+      <w:numFmt w:val="bullet"/>
+      <w:lvlText w:val=""/>
+      <w:lvlJc w:val="left"/>
+      <w:pPr>
+        <w:tabs>
+          <w:tab w:val="num" w:pos="3600"/>
+        </w:tabs>
+        <w:ind w:left="3600" w:hanging="360"/>
+      </w:pPr>
+      <w:rPr>
+        <w:rFonts w:ascii="Wingdings" w:hAnsi="Wingdings" w:hint="default"/>
+        <w:sz w:val="20"/>
+      </w:rPr>
+    </w:lvl>
+    <w:lvl w:ilvl="5" w:tentative="1">
+      <w:start w:val="1"/>
+      <w:numFmt w:val="bullet"/>
+      <w:lvlText w:val=""/>
+      <w:lvlJc w:val="left"/>
+      <w:pPr>
+        <w:tabs>
+          <w:tab w:val="num" w:pos="4320"/>
+        </w:tabs>
+        <w:ind w:left="4320" w:hanging="360"/>
+      </w:pPr>
+      <w:rPr>
+        <w:rFonts w:ascii="Wingdings" w:hAnsi="Wingdings" w:hint="default"/>
+        <w:sz w:val="20"/>
+      </w:rPr>
+    </w:lvl>
+    <w:lvl w:ilvl="6" w:tentative="1">
+      <w:start w:val="1"/>
+      <w:numFmt w:val="bullet"/>
+      <w:lvlText w:val=""/>
+      <w:lvlJc w:val="left"/>
+      <w:pPr>
+        <w:tabs>
+          <w:tab w:val="num" w:pos="5040"/>
+        </w:tabs>
+        <w:ind w:left="5040" w:hanging="360"/>
+      </w:pPr>
+      <w:rPr>
+        <w:rFonts w:ascii="Wingdings" w:hAnsi="Wingdings" w:hint="default"/>
+        <w:sz w:val="20"/>
+      </w:rPr>
+    </w:lvl>
+    <w:lvl w:ilvl="7" w:tentative="1">
+      <w:start w:val="1"/>
+      <w:numFmt w:val="bullet"/>
+      <w:lvlText w:val=""/>
+      <w:lvlJc w:val="left"/>
+      <w:pPr>
+        <w:tabs>
+          <w:tab w:val="num" w:pos="5760"/>
+        </w:tabs>
+        <w:ind w:left="5760" w:hanging="360"/>
+      </w:pPr>
+      <w:rPr>
+        <w:rFonts w:ascii="Wingdings" w:hAnsi="Wingdings" w:hint="default"/>
+        <w:sz w:val="20"/>
+      </w:rPr>
+    </w:lvl>
+    <w:lvl w:ilvl="8" w:tentative="1">
+      <w:start w:val="1"/>
+      <w:numFmt w:val="bullet"/>
+      <w:lvlText w:val=""/>
+      <w:lvlJc w:val="left"/>
+      <w:pPr>
+        <w:tabs>
+          <w:tab w:val="num" w:pos="6480"/>
+        </w:tabs>
+        <w:ind w:left="6480" w:hanging="360"/>
+      </w:pPr>
+      <w:rPr>
+        <w:rFonts w:ascii="Wingdings" w:hAnsi="Wingdings" w:hint="default"/>
+        <w:sz w:val="20"/>
+      </w:rPr>
+    </w:lvl>
+  </w:abstractNum>
+  <w:abstractNum w:abstractNumId="29" w15:restartNumberingAfterBreak="0">
+    <w:nsid w:val="7F890949"/>
+    <w:multiLevelType w:val="multilevel"/>
+    <w:tmpl w:val="BDA84A02"/>
+    <w:lvl w:ilvl="0">
+      <w:start w:val="1"/>
+      <w:numFmt w:val="bullet"/>
+      <w:lvlText w:val=""/>
+      <w:lvlJc w:val="left"/>
+      <w:pPr>
+        <w:tabs>
+          <w:tab w:val="num" w:pos="720"/>
+        </w:tabs>
+        <w:ind w:left="720" w:hanging="360"/>
+      </w:pPr>
+      <w:rPr>
+        <w:rFonts w:ascii="Symbol" w:hAnsi="Symbol" w:hint="default"/>
+        <w:sz w:val="20"/>
+      </w:rPr>
+    </w:lvl>
+    <w:lvl w:ilvl="1" w:tentative="1">
+      <w:start w:val="1"/>
+      <w:numFmt w:val="bullet"/>
+      <w:lvlText w:val="o"/>
+      <w:lvlJc w:val="left"/>
+      <w:pPr>
+        <w:tabs>
+          <w:tab w:val="num" w:pos="1440"/>
+        </w:tabs>
+        <w:ind w:left="1440" w:hanging="360"/>
+      </w:pPr>
+      <w:rPr>
+        <w:rFonts w:ascii="Courier New" w:hAnsi="Courier New" w:hint="default"/>
+        <w:sz w:val="20"/>
+      </w:rPr>
+    </w:lvl>
+    <w:lvl w:ilvl="2" w:tentative="1">
+      <w:start w:val="1"/>
+      <w:numFmt w:val="bullet"/>
+      <w:lvlText w:val=""/>
+      <w:lvlJc w:val="left"/>
+      <w:pPr>
+        <w:tabs>
+          <w:tab w:val="num" w:pos="2160"/>
+        </w:tabs>
+        <w:ind w:left="2160" w:hanging="360"/>
+      </w:pPr>
+      <w:rPr>
+        <w:rFonts w:ascii="Wingdings" w:hAnsi="Wingdings" w:hint="default"/>
+        <w:sz w:val="20"/>
+      </w:rPr>
+    </w:lvl>
+    <w:lvl w:ilvl="3" w:tentative="1">
+      <w:start w:val="1"/>
+      <w:numFmt w:val="bullet"/>
+      <w:lvlText w:val=""/>
+      <w:lvlJc w:val="left"/>
+      <w:pPr>
+        <w:tabs>
+          <w:tab w:val="num" w:pos="2880"/>
+        </w:tabs>
+        <w:ind w:left="2880" w:hanging="360"/>
+      </w:pPr>
+      <w:rPr>
+        <w:rFonts w:ascii="Wingdings" w:hAnsi="Wingdings" w:hint="default"/>
+        <w:sz w:val="20"/>
+      </w:rPr>
+    </w:lvl>
+    <w:lvl w:ilvl="4" w:tentative="1">
+      <w:start w:val="1"/>
+      <w:numFmt w:val="bullet"/>
+      <w:lvlText w:val=""/>
+      <w:lvlJc w:val="left"/>
+      <w:pPr>
+        <w:tabs>
+          <w:tab w:val="num" w:pos="3600"/>
+        </w:tabs>
+        <w:ind w:left="3600" w:hanging="360"/>
+      </w:pPr>
+      <w:rPr>
+        <w:rFonts w:ascii="Wingdings" w:hAnsi="Wingdings" w:hint="default"/>
+        <w:sz w:val="20"/>
+      </w:rPr>
+    </w:lvl>
+    <w:lvl w:ilvl="5" w:tentative="1">
+      <w:start w:val="1"/>
+      <w:numFmt w:val="bullet"/>
+      <w:lvlText w:val=""/>
+      <w:lvlJc w:val="left"/>
+      <w:pPr>
+        <w:tabs>
+          <w:tab w:val="num" w:pos="4320"/>
+        </w:tabs>
+        <w:ind w:left="4320" w:hanging="360"/>
+      </w:pPr>
+      <w:rPr>
+        <w:rFonts w:ascii="Wingdings" w:hAnsi="Wingdings" w:hint="default"/>
+        <w:sz w:val="20"/>
+      </w:rPr>
+    </w:lvl>
+    <w:lvl w:ilvl="6" w:tentative="1">
+      <w:start w:val="1"/>
+      <w:numFmt w:val="bullet"/>
+      <w:lvlText w:val=""/>
+      <w:lvlJc w:val="left"/>
+      <w:pPr>
+        <w:tabs>
+          <w:tab w:val="num" w:pos="5040"/>
+        </w:tabs>
+        <w:ind w:left="5040" w:hanging="360"/>
+      </w:pPr>
+      <w:rPr>
+        <w:rFonts w:ascii="Wingdings" w:hAnsi="Wingdings" w:hint="default"/>
+        <w:sz w:val="20"/>
+      </w:rPr>
+    </w:lvl>
+    <w:lvl w:ilvl="7" w:tentative="1">
+      <w:start w:val="1"/>
+      <w:numFmt w:val="bullet"/>
+      <w:lvlText w:val=""/>
+      <w:lvlJc w:val="left"/>
+      <w:pPr>
+        <w:tabs>
+          <w:tab w:val="num" w:pos="5760"/>
+        </w:tabs>
+        <w:ind w:left="5760" w:hanging="360"/>
+      </w:pPr>
+      <w:rPr>
+        <w:rFonts w:ascii="Wingdings" w:hAnsi="Wingdings" w:hint="default"/>
+        <w:sz w:val="20"/>
+      </w:rPr>
+    </w:lvl>
+    <w:lvl w:ilvl="8" w:tentative="1">
+      <w:start w:val="1"/>
+      <w:numFmt w:val="bullet"/>
+      <w:lvlText w:val=""/>
+      <w:lvlJc w:val="left"/>
+      <w:pPr>
+        <w:tabs>
+          <w:tab w:val="num" w:pos="6480"/>
+        </w:tabs>
+        <w:ind w:left="6480" w:hanging="360"/>
+      </w:pPr>
+      <w:rPr>
+        <w:rFonts w:ascii="Wingdings" w:hAnsi="Wingdings" w:hint="default"/>
+        <w:sz w:val="20"/>
+      </w:rPr>
+    </w:lvl>
+  </w:abstractNum>
   <w:num w:numId="1" w16cid:durableId="1535970232">
+    <w:abstractNumId w:val="16"/>
+  </w:num>
+  <w:num w:numId="2" w16cid:durableId="1367485949">
+    <w:abstractNumId w:val="12"/>
+  </w:num>
+  <w:num w:numId="3" w16cid:durableId="1412580434">
+    <w:abstractNumId w:val="2"/>
+  </w:num>
+  <w:num w:numId="4" w16cid:durableId="649791400">
+    <w:abstractNumId w:val="10"/>
+  </w:num>
+  <w:num w:numId="5" w16cid:durableId="1625889209">
+    <w:abstractNumId w:val="24"/>
+  </w:num>
+  <w:num w:numId="6" w16cid:durableId="392588130">
+    <w:abstractNumId w:val="26"/>
+  </w:num>
+  <w:num w:numId="7" w16cid:durableId="387190607">
+    <w:abstractNumId w:val="17"/>
+  </w:num>
+  <w:num w:numId="8" w16cid:durableId="1818300921">
+    <w:abstractNumId w:val="22"/>
+  </w:num>
+  <w:num w:numId="9" w16cid:durableId="1676886071">
+    <w:abstractNumId w:val="8"/>
+  </w:num>
+  <w:num w:numId="10" w16cid:durableId="1785492328">
+    <w:abstractNumId w:val="13"/>
+  </w:num>
+  <w:num w:numId="11" w16cid:durableId="1353921052">
+    <w:abstractNumId w:val="27"/>
+  </w:num>
+  <w:num w:numId="12" w16cid:durableId="1493327374">
+    <w:abstractNumId w:val="1"/>
+  </w:num>
+  <w:num w:numId="13" w16cid:durableId="900672280">
+    <w:abstractNumId w:val="18"/>
+  </w:num>
+  <w:num w:numId="14" w16cid:durableId="1063331043">
+    <w:abstractNumId w:val="29"/>
+  </w:num>
+  <w:num w:numId="15" w16cid:durableId="823743534">
+    <w:abstractNumId w:val="15"/>
+  </w:num>
+  <w:num w:numId="16" w16cid:durableId="898829646">
+    <w:abstractNumId w:val="9"/>
+  </w:num>
+  <w:num w:numId="17" w16cid:durableId="860052084">
+    <w:abstractNumId w:val="0"/>
+  </w:num>
+  <w:num w:numId="18" w16cid:durableId="1185971794">
+    <w:abstractNumId w:val="21"/>
+  </w:num>
+  <w:num w:numId="19" w16cid:durableId="1957979163">
+    <w:abstractNumId w:val="20"/>
+  </w:num>
+  <w:num w:numId="20" w16cid:durableId="1666125421">
+    <w:abstractNumId w:val="6"/>
+  </w:num>
+  <w:num w:numId="21" w16cid:durableId="104859724">
+    <w:abstractNumId w:val="28"/>
+  </w:num>
+  <w:num w:numId="22" w16cid:durableId="1496266521">
     <w:abstractNumId w:val="3"/>
   </w:num>
-  <w:num w:numId="2" w16cid:durableId="1367485949">
-    <w:abstractNumId w:val="2"/>
+  <w:num w:numId="23" w16cid:durableId="586038452">
+    <w:abstractNumId w:val="25"/>
   </w:num>
-  <w:num w:numId="3" w16cid:durableId="1412580434">
-    <w:abstractNumId w:val="0"/>
+  <w:num w:numId="24" w16cid:durableId="1630823252">
+    <w:abstractNumId w:val="7"/>
   </w:num>
-  <w:num w:numId="4" w16cid:durableId="649791400">
-    <w:abstractNumId w:val="1"/>
+  <w:num w:numId="25" w16cid:durableId="1166288671">
+    <w:abstractNumId w:val="23"/>
   </w:num>
-  <w:num w:numId="5" w16cid:durableId="1625889209">
+  <w:num w:numId="26" w16cid:durableId="740564536">
     <w:abstractNumId w:val="5"/>
   </w:num>
-  <w:num w:numId="6" w16cid:durableId="392588130">
-    <w:abstractNumId w:val="6"/>
+  <w:num w:numId="27" w16cid:durableId="2040550286">
+    <w:abstractNumId w:val="4"/>
   </w:num>
-  <w:num w:numId="7" w16cid:durableId="387190607">
-    <w:abstractNumId w:val="4"/>
+  <w:num w:numId="28" w16cid:durableId="1435982558">
+    <w:abstractNumId w:val="14"/>
+  </w:num>
+  <w:num w:numId="29" w16cid:durableId="1370571044">
+    <w:abstractNumId w:val="11"/>
+  </w:num>
+  <w:num w:numId="30" w16cid:durableId="1983385338">
+    <w:abstractNumId w:val="19"/>
   </w:num>
 </w:numbering>
 </file>
@@ -4443,6 +13689,43 @@
       <w:szCs w:val="20"/>
     </w:rPr>
   </w:style>
+  <w:style w:type="character" w:styleId="Strong">
+    <w:name w:val="Strong"/>
+    <w:basedOn w:val="DefaultParagraphFont"/>
+    <w:uiPriority w:val="22"/>
+    <w:qFormat/>
+    <w:rsid w:val="00B653CE"/>
+    <w:rPr>
+      <w:b/>
+      <w:bCs/>
+    </w:rPr>
+  </w:style>
+  <w:style w:type="character" w:customStyle="1" w:styleId="11">
+    <w:name w:val="ͼ11"/>
+    <w:basedOn w:val="DefaultParagraphFont"/>
+    <w:rsid w:val="00B653CE"/>
+  </w:style>
+  <w:style w:type="character" w:customStyle="1" w:styleId="v">
+    <w:name w:val="ͼv"/>
+    <w:basedOn w:val="DefaultParagraphFont"/>
+    <w:rsid w:val="00B653CE"/>
+  </w:style>
+  <w:style w:type="character" w:customStyle="1" w:styleId="z">
+    <w:name w:val="ͼz"/>
+    <w:basedOn w:val="DefaultParagraphFont"/>
+    <w:rsid w:val="00B653CE"/>
+  </w:style>
+  <w:style w:type="character" w:styleId="Emphasis">
+    <w:name w:val="Emphasis"/>
+    <w:basedOn w:val="DefaultParagraphFont"/>
+    <w:uiPriority w:val="20"/>
+    <w:qFormat/>
+    <w:rsid w:val="00B653CE"/>
+    <w:rPr>
+      <w:i/>
+      <w:iCs/>
+    </w:rPr>
+  </w:style>
 </w:styles>
 </file>
 
